--- a/To-do's.docx
+++ b/To-do's.docx
@@ -23,14 +23,12 @@
           <w:lang w:val="en-US"/>
         </w:rPr>
       </w:pPr>
-      <w:proofErr w:type="spellStart"/>
       <w:r>
         <w:rPr>
           <w:lang w:val="en-US"/>
         </w:rPr>
         <w:t>Topbar</w:t>
       </w:r>
-      <w:proofErr w:type="spellEnd"/>
     </w:p>
     <w:p>
       <w:pPr>
@@ -88,14 +86,12 @@
           <w:lang w:val="en-US"/>
         </w:rPr>
       </w:pPr>
-      <w:proofErr w:type="spellStart"/>
       <w:r>
         <w:rPr>
           <w:lang w:val="en-US"/>
         </w:rPr>
         <w:t>Spelers</w:t>
       </w:r>
-      <w:proofErr w:type="spellEnd"/>
     </w:p>
     <w:p>
       <w:pPr>
@@ -175,21 +171,7 @@
         <w:rPr>
           <w:strike/>
         </w:rPr>
-        <w:t xml:space="preserve"> in </w:t>
-      </w:r>
-      <w:proofErr w:type="spellStart"/>
-      <w:r>
-        <w:rPr>
-          <w:strike/>
-        </w:rPr>
-        <w:t>dropdown</w:t>
-      </w:r>
-      <w:proofErr w:type="spellEnd"/>
-      <w:r>
-        <w:rPr>
-          <w:strike/>
-        </w:rPr>
-        <w:t>.</w:t>
+        <w:t xml:space="preserve"> in dropdown.</w:t>
       </w:r>
     </w:p>
     <w:p>
@@ -207,21 +189,7 @@
         <w:rPr>
           <w:strike/>
         </w:rPr>
-        <w:t xml:space="preserve">Radar </w:t>
-      </w:r>
-      <w:proofErr w:type="spellStart"/>
-      <w:r>
-        <w:rPr>
-          <w:strike/>
-        </w:rPr>
-        <w:t>chart</w:t>
-      </w:r>
-      <w:proofErr w:type="spellEnd"/>
-      <w:r>
-        <w:rPr>
-          <w:strike/>
-        </w:rPr>
-        <w:t xml:space="preserve"> toevoegen ter inspiratie.</w:t>
+        <w:t>Radar chart toevoegen ter inspiratie.</w:t>
       </w:r>
       <w:r>
         <w:rPr>
@@ -251,21 +219,7 @@
         <w:rPr>
           <w:strike/>
         </w:rPr>
-        <w:t xml:space="preserve"> en karakter. Werk met een schaal van 1-5 (die hoeft niet </w:t>
-      </w:r>
-      <w:proofErr w:type="gramStart"/>
-      <w:r>
-        <w:rPr>
-          <w:strike/>
-        </w:rPr>
-        <w:t>perse</w:t>
-      </w:r>
-      <w:proofErr w:type="gramEnd"/>
-      <w:r>
-        <w:rPr>
-          <w:strike/>
-        </w:rPr>
-        <w:t xml:space="preserve"> zichtbaar te zijn. </w:t>
+        <w:t xml:space="preserve"> en karakter. Werk met een schaal van 1-5 (die hoeft niet perse zichtbaar te zijn. </w:t>
       </w:r>
     </w:p>
     <w:p>
@@ -283,21 +237,7 @@
         <w:rPr>
           <w:strike/>
         </w:rPr>
-        <w:t xml:space="preserve">Radar </w:t>
-      </w:r>
-      <w:proofErr w:type="spellStart"/>
-      <w:r>
-        <w:rPr>
-          <w:strike/>
-        </w:rPr>
-        <w:t>chart</w:t>
-      </w:r>
-      <w:proofErr w:type="spellEnd"/>
-      <w:r>
-        <w:rPr>
-          <w:strike/>
-        </w:rPr>
-        <w:t xml:space="preserve"> niet wazig maar lichter van kleur</w:t>
+        <w:t>Radar chart niet wazig maar lichter van kleur</w:t>
       </w:r>
     </w:p>
     <w:p/>
@@ -313,54 +253,6 @@
       </w:r>
       <w:r>
         <w:t xml:space="preserve"> speler</w:t>
-      </w:r>
-    </w:p>
-    <w:p>
-      <w:pPr>
-        <w:pStyle w:val="Lijstalinea"/>
-        <w:numPr>
-          <w:ilvl w:val="0"/>
-          <w:numId w:val="5"/>
-        </w:numPr>
-      </w:pPr>
-      <w:r>
-        <w:t>Opslaan sluit ook het venster</w:t>
-      </w:r>
-    </w:p>
-    <w:p>
-      <w:pPr>
-        <w:pStyle w:val="Lijstalinea"/>
-        <w:numPr>
-          <w:ilvl w:val="0"/>
-          <w:numId w:val="5"/>
-        </w:numPr>
-      </w:pPr>
-      <w:r>
-        <w:t xml:space="preserve">Geselecteerde veld is oranje omlijnd. </w:t>
-      </w:r>
-    </w:p>
-    <w:p>
-      <w:pPr>
-        <w:pStyle w:val="Lijstalinea"/>
-        <w:numPr>
-          <w:ilvl w:val="0"/>
-          <w:numId w:val="5"/>
-        </w:numPr>
-      </w:pPr>
-      <w:r>
-        <w:t>Geboortedatum en leeftijd veld als geboortedatum onbekend is?</w:t>
-      </w:r>
-    </w:p>
-    <w:p>
-      <w:pPr>
-        <w:pStyle w:val="Lijstalinea"/>
-        <w:numPr>
-          <w:ilvl w:val="0"/>
-          <w:numId w:val="5"/>
-        </w:numPr>
-      </w:pPr>
-      <w:r>
-        <w:t>Hoofdletters van titel velden?</w:t>
       </w:r>
     </w:p>
     <w:p>
@@ -378,7 +270,7 @@
         <w:rPr>
           <w:strike/>
         </w:rPr>
-        <w:t>Volgorde van kolommen wijzigen</w:t>
+        <w:t>Opslaan sluit ook het venster</w:t>
       </w:r>
     </w:p>
     <w:p>
@@ -390,7 +282,7 @@
         </w:numPr>
       </w:pPr>
       <w:r>
-        <w:t>Notitieveld bij beide beschikbaar.</w:t>
+        <w:t xml:space="preserve">Geselecteerde veld is oranje omlijnd. </w:t>
       </w:r>
     </w:p>
     <w:p>
@@ -400,6 +292,66 @@
           <w:ilvl w:val="0"/>
           <w:numId w:val="5"/>
         </w:numPr>
+        <w:rPr>
+          <w:strike/>
+        </w:rPr>
+      </w:pPr>
+      <w:r>
+        <w:rPr>
+          <w:strike/>
+        </w:rPr>
+        <w:t>Geboortedatum en leeftijd veld als geboortedatum onbekend is?</w:t>
+      </w:r>
+    </w:p>
+    <w:p>
+      <w:pPr>
+        <w:pStyle w:val="Lijstalinea"/>
+        <w:numPr>
+          <w:ilvl w:val="0"/>
+          <w:numId w:val="5"/>
+        </w:numPr>
+      </w:pPr>
+      <w:r>
+        <w:t>Hoofdletters van titel velden?</w:t>
+      </w:r>
+    </w:p>
+    <w:p>
+      <w:pPr>
+        <w:pStyle w:val="Lijstalinea"/>
+        <w:numPr>
+          <w:ilvl w:val="0"/>
+          <w:numId w:val="5"/>
+        </w:numPr>
+        <w:rPr>
+          <w:strike/>
+        </w:rPr>
+      </w:pPr>
+      <w:r>
+        <w:rPr>
+          <w:strike/>
+        </w:rPr>
+        <w:t>Volgorde van kolommen wijzigen</w:t>
+      </w:r>
+    </w:p>
+    <w:p>
+      <w:pPr>
+        <w:pStyle w:val="Lijstalinea"/>
+        <w:numPr>
+          <w:ilvl w:val="0"/>
+          <w:numId w:val="5"/>
+        </w:numPr>
+      </w:pPr>
+      <w:r>
+        <w:t>Notitieveld bij beide beschikbaar.</w:t>
+      </w:r>
+    </w:p>
+    <w:p>
+      <w:pPr>
+        <w:pStyle w:val="Lijstalinea"/>
+        <w:numPr>
+          <w:ilvl w:val="0"/>
+          <w:numId w:val="5"/>
+        </w:numPr>
       </w:pPr>
       <w:r>
         <w:t>Tekstveld groter</w:t>
@@ -499,15 +451,7 @@
         <w:t xml:space="preserve">Flow achter </w:t>
       </w:r>
       <w:r>
-        <w:t xml:space="preserve">gebruiker uitnodigen (e-mails versturen </w:t>
-      </w:r>
-      <w:proofErr w:type="spellStart"/>
-      <w:r>
-        <w:t>etc</w:t>
-      </w:r>
-      <w:proofErr w:type="spellEnd"/>
-      <w:r>
-        <w:t>).</w:t>
+        <w:t>gebruiker uitnodigen (e-mails versturen etc).</w:t>
       </w:r>
     </w:p>
     <w:p>
@@ -554,6 +498,7 @@
         <w:t>Invulling posities per team pagina</w:t>
       </w:r>
     </w:p>
+    <w:p/>
     <w:p>
       <w:pPr>
         <w:pStyle w:val="Kop1"/>
@@ -603,15 +548,7 @@
         </w:numPr>
       </w:pPr>
       <w:r>
-        <w:t xml:space="preserve">Radar </w:t>
-      </w:r>
-      <w:proofErr w:type="spellStart"/>
-      <w:r>
-        <w:t>chart</w:t>
-      </w:r>
-      <w:proofErr w:type="spellEnd"/>
-      <w:r>
-        <w:t xml:space="preserve"> ook zichtbaar maken bij pop-up als je op naam speler gaat staan</w:t>
+        <w:t>Radar chart ook zichtbaar maken bij pop-up als je op naam speler gaat staan</w:t>
       </w:r>
     </w:p>
     <w:p>
@@ -623,15 +560,7 @@
         </w:numPr>
       </w:pPr>
       <w:r>
-        <w:t xml:space="preserve">Kleuren voor processtappen </w:t>
-      </w:r>
-      <w:proofErr w:type="spellStart"/>
-      <w:r>
-        <w:t>etc</w:t>
-      </w:r>
-      <w:proofErr w:type="spellEnd"/>
-      <w:r>
-        <w:t>?</w:t>
+        <w:t>Kleuren voor processtappen etc?</w:t>
       </w:r>
     </w:p>
     <w:p/>
@@ -651,19 +580,9 @@
           <w:numId w:val="12"/>
         </w:numPr>
       </w:pPr>
-      <w:proofErr w:type="spellStart"/>
-      <w:r>
-        <w:t>Two</w:t>
-      </w:r>
-      <w:proofErr w:type="spellEnd"/>
-      <w:r>
-        <w:t xml:space="preserve">-Factor </w:t>
-      </w:r>
-      <w:proofErr w:type="spellStart"/>
-      <w:r>
-        <w:t>authentication</w:t>
-      </w:r>
-      <w:proofErr w:type="spellEnd"/>
+      <w:r>
+        <w:t>Two-Factor authentication</w:t>
+      </w:r>
     </w:p>
     <w:p>
       <w:pPr>
@@ -674,15 +593,7 @@
         </w:numPr>
       </w:pPr>
       <w:r>
-        <w:t xml:space="preserve">Demo omgeving van </w:t>
-      </w:r>
-      <w:proofErr w:type="spellStart"/>
-      <w:r>
-        <w:t>football</w:t>
-      </w:r>
-      <w:proofErr w:type="spellEnd"/>
-      <w:r>
-        <w:t>-scouting-platform zelf</w:t>
+        <w:t>Demo omgeving van football-scouting-platform zelf</w:t>
       </w:r>
       <w:r>
         <w:t xml:space="preserve"> om potentiële gebruikers inzicht te geven in</w:t>
@@ -696,13 +607,8 @@
           <w:numId w:val="12"/>
         </w:numPr>
       </w:pPr>
-      <w:proofErr w:type="spellStart"/>
-      <w:r>
-        <w:t>SuperAdmin</w:t>
-      </w:r>
-      <w:proofErr w:type="spellEnd"/>
-      <w:r>
-        <w:t xml:space="preserve"> user aanmaken die in alle afzonderlijke omgevingen </w:t>
+      <w:r>
+        <w:t xml:space="preserve">SuperAdmin user aanmaken die in alle afzonderlijke omgevingen </w:t>
       </w:r>
       <w:r>
         <w:t xml:space="preserve">van de clubs </w:t>
@@ -712,6 +618,46 @@
       </w:r>
     </w:p>
     <w:p/>
+    <w:p>
+      <w:pPr>
+        <w:pStyle w:val="Lijstalinea"/>
+        <w:numPr>
+          <w:ilvl w:val="0"/>
+          <w:numId w:val="14"/>
+        </w:numPr>
+      </w:pPr>
+      <w:r>
+        <w:lastRenderedPageBreak/>
+        <w:t>Pi</w:t>
+      </w:r>
+      <w:r>
+        <w:t>pelines van dev naar acc naar prod</w:t>
+      </w:r>
+    </w:p>
+    <w:p>
+      <w:pPr>
+        <w:pStyle w:val="Lijstalinea"/>
+        <w:numPr>
+          <w:ilvl w:val="0"/>
+          <w:numId w:val="14"/>
+        </w:numPr>
+      </w:pPr>
+      <w:r>
+        <w:t>Zelfde voor de databases</w:t>
+      </w:r>
+    </w:p>
+    <w:p>
+      <w:pPr>
+        <w:pStyle w:val="Lijstalinea"/>
+        <w:numPr>
+          <w:ilvl w:val="0"/>
+          <w:numId w:val="14"/>
+        </w:numPr>
+      </w:pPr>
+      <w:r>
+        <w:t>Ghost component voor elke pagina</w:t>
+      </w:r>
+    </w:p>
     <w:sectPr>
       <w:headerReference w:type="default" r:id="rId11"/>
       <w:footerReference w:type="default" r:id="rId12"/>
@@ -857,7 +803,7 @@
         <w:noProof/>
       </w:rPr>
       <w:drawing>
-        <wp:anchor distT="0" distB="0" distL="114300" distR="114300" simplePos="0" relativeHeight="251659776" behindDoc="0" locked="0" layoutInCell="1" allowOverlap="1" wp14:anchorId="04F294BB" wp14:editId="5D35CCBA">
+        <wp:anchor distT="0" distB="0" distL="114300" distR="114300" simplePos="0" relativeHeight="251658240" behindDoc="0" locked="0" layoutInCell="1" allowOverlap="1" wp14:anchorId="04F294BB" wp14:editId="5D35CCBA">
           <wp:simplePos x="0" y="0"/>
           <wp:positionH relativeFrom="page">
             <wp:align>left</wp:align>
@@ -939,12 +885,125 @@
         <v:path o:extrusionok="f" gradientshapeok="t" o:connecttype="rect"/>
         <o:lock v:ext="edit" aspectratio="t"/>
       </v:shapetype>
-      <v:shape id="_x0000_i1025" type="#_x0000_t75" style="width:138.75pt;height:85.5pt" o:bullet="t">
+      <v:shape id="_x0000_i1025" type="#_x0000_t75" style="width:138.5pt;height:85.5pt" o:bullet="t">
         <v:imagedata r:id="rId1" o:title="Bloei symbool horizontaal"/>
       </v:shape>
     </w:pict>
   </w:numPicBullet>
   <w:abstractNum w:abstractNumId="0" w15:restartNumberingAfterBreak="0">
+    <w:nsid w:val="02AA5BB9"/>
+    <w:multiLevelType w:val="hybridMultilevel"/>
+    <w:tmpl w:val="1D66131E"/>
+    <w:lvl w:ilvl="0" w:tplc="04130001">
+      <w:start w:val="1"/>
+      <w:numFmt w:val="bullet"/>
+      <w:lvlText w:val=""/>
+      <w:lvlJc w:val="left"/>
+      <w:pPr>
+        <w:ind w:left="720" w:hanging="360"/>
+      </w:pPr>
+      <w:rPr>
+        <w:rFonts w:ascii="Symbol" w:hAnsi="Symbol" w:hint="default"/>
+      </w:rPr>
+    </w:lvl>
+    <w:lvl w:ilvl="1" w:tplc="04130003" w:tentative="1">
+      <w:start w:val="1"/>
+      <w:numFmt w:val="bullet"/>
+      <w:lvlText w:val="o"/>
+      <w:lvlJc w:val="left"/>
+      <w:pPr>
+        <w:ind w:left="1440" w:hanging="360"/>
+      </w:pPr>
+      <w:rPr>
+        <w:rFonts w:ascii="Courier New" w:hAnsi="Courier New" w:cs="Courier New" w:hint="default"/>
+      </w:rPr>
+    </w:lvl>
+    <w:lvl w:ilvl="2" w:tplc="04130005" w:tentative="1">
+      <w:start w:val="1"/>
+      <w:numFmt w:val="bullet"/>
+      <w:lvlText w:val=""/>
+      <w:lvlJc w:val="left"/>
+      <w:pPr>
+        <w:ind w:left="2160" w:hanging="360"/>
+      </w:pPr>
+      <w:rPr>
+        <w:rFonts w:ascii="Wingdings" w:hAnsi="Wingdings" w:hint="default"/>
+      </w:rPr>
+    </w:lvl>
+    <w:lvl w:ilvl="3" w:tplc="04130001" w:tentative="1">
+      <w:start w:val="1"/>
+      <w:numFmt w:val="bullet"/>
+      <w:lvlText w:val=""/>
+      <w:lvlJc w:val="left"/>
+      <w:pPr>
+        <w:ind w:left="2880" w:hanging="360"/>
+      </w:pPr>
+      <w:rPr>
+        <w:rFonts w:ascii="Symbol" w:hAnsi="Symbol" w:hint="default"/>
+      </w:rPr>
+    </w:lvl>
+    <w:lvl w:ilvl="4" w:tplc="04130003" w:tentative="1">
+      <w:start w:val="1"/>
+      <w:numFmt w:val="bullet"/>
+      <w:lvlText w:val="o"/>
+      <w:lvlJc w:val="left"/>
+      <w:pPr>
+        <w:ind w:left="3600" w:hanging="360"/>
+      </w:pPr>
+      <w:rPr>
+        <w:rFonts w:ascii="Courier New" w:hAnsi="Courier New" w:cs="Courier New" w:hint="default"/>
+      </w:rPr>
+    </w:lvl>
+    <w:lvl w:ilvl="5" w:tplc="04130005" w:tentative="1">
+      <w:start w:val="1"/>
+      <w:numFmt w:val="bullet"/>
+      <w:lvlText w:val=""/>
+      <w:lvlJc w:val="left"/>
+      <w:pPr>
+        <w:ind w:left="4320" w:hanging="360"/>
+      </w:pPr>
+      <w:rPr>
+        <w:rFonts w:ascii="Wingdings" w:hAnsi="Wingdings" w:hint="default"/>
+      </w:rPr>
+    </w:lvl>
+    <w:lvl w:ilvl="6" w:tplc="04130001" w:tentative="1">
+      <w:start w:val="1"/>
+      <w:numFmt w:val="bullet"/>
+      <w:lvlText w:val=""/>
+      <w:lvlJc w:val="left"/>
+      <w:pPr>
+        <w:ind w:left="5040" w:hanging="360"/>
+      </w:pPr>
+      <w:rPr>
+        <w:rFonts w:ascii="Symbol" w:hAnsi="Symbol" w:hint="default"/>
+      </w:rPr>
+    </w:lvl>
+    <w:lvl w:ilvl="7" w:tplc="04130003" w:tentative="1">
+      <w:start w:val="1"/>
+      <w:numFmt w:val="bullet"/>
+      <w:lvlText w:val="o"/>
+      <w:lvlJc w:val="left"/>
+      <w:pPr>
+        <w:ind w:left="5760" w:hanging="360"/>
+      </w:pPr>
+      <w:rPr>
+        <w:rFonts w:ascii="Courier New" w:hAnsi="Courier New" w:cs="Courier New" w:hint="default"/>
+      </w:rPr>
+    </w:lvl>
+    <w:lvl w:ilvl="8" w:tplc="04130005" w:tentative="1">
+      <w:start w:val="1"/>
+      <w:numFmt w:val="bullet"/>
+      <w:lvlText w:val=""/>
+      <w:lvlJc w:val="left"/>
+      <w:pPr>
+        <w:ind w:left="6480" w:hanging="360"/>
+      </w:pPr>
+      <w:rPr>
+        <w:rFonts w:ascii="Wingdings" w:hAnsi="Wingdings" w:hint="default"/>
+      </w:rPr>
+    </w:lvl>
+  </w:abstractNum>
+  <w:abstractNum w:abstractNumId="1" w15:restartNumberingAfterBreak="0">
     <w:nsid w:val="08E57BF1"/>
     <w:multiLevelType w:val="hybridMultilevel"/>
     <w:tmpl w:val="359C0928"/>
@@ -1030,7 +1089,7 @@
       </w:pPr>
     </w:lvl>
   </w:abstractNum>
-  <w:abstractNum w:abstractNumId="1" w15:restartNumberingAfterBreak="0">
+  <w:abstractNum w:abstractNumId="2" w15:restartNumberingAfterBreak="0">
     <w:nsid w:val="0C2D5B20"/>
     <w:multiLevelType w:val="hybridMultilevel"/>
     <w:tmpl w:val="9CD28B1C"/>
@@ -1119,7 +1178,7 @@
       </w:pPr>
     </w:lvl>
   </w:abstractNum>
-  <w:abstractNum w:abstractNumId="2" w15:restartNumberingAfterBreak="0">
+  <w:abstractNum w:abstractNumId="3" w15:restartNumberingAfterBreak="0">
     <w:nsid w:val="0D2327BB"/>
     <w:multiLevelType w:val="hybridMultilevel"/>
     <w:tmpl w:val="1BDC30BC"/>
@@ -1234,7 +1293,7 @@
       </w:rPr>
     </w:lvl>
   </w:abstractNum>
-  <w:abstractNum w:abstractNumId="3" w15:restartNumberingAfterBreak="0">
+  <w:abstractNum w:abstractNumId="4" w15:restartNumberingAfterBreak="0">
     <w:nsid w:val="18791660"/>
     <w:multiLevelType w:val="hybridMultilevel"/>
     <w:tmpl w:val="ACE8ACA2"/>
@@ -1350,7 +1409,7 @@
       </w:rPr>
     </w:lvl>
   </w:abstractNum>
-  <w:abstractNum w:abstractNumId="4" w15:restartNumberingAfterBreak="0">
+  <w:abstractNum w:abstractNumId="5" w15:restartNumberingAfterBreak="0">
     <w:nsid w:val="1DA213E9"/>
     <w:multiLevelType w:val="hybridMultilevel"/>
     <w:tmpl w:val="D21C2E02"/>
@@ -1439,7 +1498,7 @@
       </w:pPr>
     </w:lvl>
   </w:abstractNum>
-  <w:abstractNum w:abstractNumId="5" w15:restartNumberingAfterBreak="0">
+  <w:abstractNum w:abstractNumId="6" w15:restartNumberingAfterBreak="0">
     <w:nsid w:val="2DAF5D2A"/>
     <w:multiLevelType w:val="hybridMultilevel"/>
     <w:tmpl w:val="78E0A14E"/>
@@ -1528,7 +1587,7 @@
       </w:pPr>
     </w:lvl>
   </w:abstractNum>
-  <w:abstractNum w:abstractNumId="6" w15:restartNumberingAfterBreak="0">
+  <w:abstractNum w:abstractNumId="7" w15:restartNumberingAfterBreak="0">
     <w:nsid w:val="32262894"/>
     <w:multiLevelType w:val="hybridMultilevel"/>
     <w:tmpl w:val="E1704A54"/>
@@ -1641,7 +1700,7 @@
       </w:rPr>
     </w:lvl>
   </w:abstractNum>
-  <w:abstractNum w:abstractNumId="7" w15:restartNumberingAfterBreak="0">
+  <w:abstractNum w:abstractNumId="8" w15:restartNumberingAfterBreak="0">
     <w:nsid w:val="37642C8F"/>
     <w:multiLevelType w:val="hybridMultilevel"/>
     <w:tmpl w:val="6B82B0D4"/>
@@ -1727,7 +1786,7 @@
       </w:pPr>
     </w:lvl>
   </w:abstractNum>
-  <w:abstractNum w:abstractNumId="8" w15:restartNumberingAfterBreak="0">
+  <w:abstractNum w:abstractNumId="9" w15:restartNumberingAfterBreak="0">
     <w:nsid w:val="403275E7"/>
     <w:multiLevelType w:val="hybridMultilevel"/>
     <w:tmpl w:val="D5E8A2A0"/>
@@ -1816,7 +1875,7 @@
       </w:pPr>
     </w:lvl>
   </w:abstractNum>
-  <w:abstractNum w:abstractNumId="9" w15:restartNumberingAfterBreak="0">
+  <w:abstractNum w:abstractNumId="10" w15:restartNumberingAfterBreak="0">
     <w:nsid w:val="54DB2E25"/>
     <w:multiLevelType w:val="hybridMultilevel"/>
     <w:tmpl w:val="CC9C1A6A"/>
@@ -1905,7 +1964,7 @@
       </w:pPr>
     </w:lvl>
   </w:abstractNum>
-  <w:abstractNum w:abstractNumId="10" w15:restartNumberingAfterBreak="0">
+  <w:abstractNum w:abstractNumId="11" w15:restartNumberingAfterBreak="0">
     <w:nsid w:val="5C6E4174"/>
     <w:multiLevelType w:val="hybridMultilevel"/>
     <w:tmpl w:val="CDDE5098"/>
@@ -1994,7 +2053,7 @@
       </w:pPr>
     </w:lvl>
   </w:abstractNum>
-  <w:abstractNum w:abstractNumId="11" w15:restartNumberingAfterBreak="0">
+  <w:abstractNum w:abstractNumId="12" w15:restartNumberingAfterBreak="0">
     <w:nsid w:val="67A445E7"/>
     <w:multiLevelType w:val="hybridMultilevel"/>
     <w:tmpl w:val="D5E8A2A0"/>
@@ -2083,7 +2142,7 @@
       </w:pPr>
     </w:lvl>
   </w:abstractNum>
-  <w:abstractNum w:abstractNumId="12" w15:restartNumberingAfterBreak="0">
+  <w:abstractNum w:abstractNumId="13" w15:restartNumberingAfterBreak="0">
     <w:nsid w:val="77EA28BC"/>
     <w:multiLevelType w:val="hybridMultilevel"/>
     <w:tmpl w:val="81786030"/>
@@ -2173,42 +2232,45 @@
     </w:lvl>
   </w:abstractNum>
   <w:num w:numId="1" w16cid:durableId="1595747460">
+    <w:abstractNumId w:val="7"/>
+  </w:num>
+  <w:num w:numId="2" w16cid:durableId="1902984639">
+    <w:abstractNumId w:val="4"/>
+  </w:num>
+  <w:num w:numId="3" w16cid:durableId="1477796336">
+    <w:abstractNumId w:val="3"/>
+  </w:num>
+  <w:num w:numId="4" w16cid:durableId="1134831724">
+    <w:abstractNumId w:val="5"/>
+  </w:num>
+  <w:num w:numId="5" w16cid:durableId="934829291">
+    <w:abstractNumId w:val="9"/>
+  </w:num>
+  <w:num w:numId="6" w16cid:durableId="382411352">
+    <w:abstractNumId w:val="13"/>
+  </w:num>
+  <w:num w:numId="7" w16cid:durableId="1667125263">
+    <w:abstractNumId w:val="12"/>
+  </w:num>
+  <w:num w:numId="8" w16cid:durableId="1585648028">
     <w:abstractNumId w:val="6"/>
   </w:num>
-  <w:num w:numId="2" w16cid:durableId="1902984639">
-    <w:abstractNumId w:val="3"/>
+  <w:num w:numId="9" w16cid:durableId="33774363">
+    <w:abstractNumId w:val="10"/>
   </w:num>
-  <w:num w:numId="3" w16cid:durableId="1477796336">
+  <w:num w:numId="10" w16cid:durableId="1018388865">
     <w:abstractNumId w:val="2"/>
   </w:num>
-  <w:num w:numId="4" w16cid:durableId="1134831724">
-    <w:abstractNumId w:val="4"/>
+  <w:num w:numId="11" w16cid:durableId="1752121715">
+    <w:abstractNumId w:val="11"/>
   </w:num>
-  <w:num w:numId="5" w16cid:durableId="934829291">
+  <w:num w:numId="12" w16cid:durableId="1825123615">
     <w:abstractNumId w:val="8"/>
   </w:num>
-  <w:num w:numId="6" w16cid:durableId="382411352">
-    <w:abstractNumId w:val="12"/>
-  </w:num>
-  <w:num w:numId="7" w16cid:durableId="1667125263">
-    <w:abstractNumId w:val="11"/>
-  </w:num>
-  <w:num w:numId="8" w16cid:durableId="1585648028">
-    <w:abstractNumId w:val="5"/>
-  </w:num>
-  <w:num w:numId="9" w16cid:durableId="33774363">
-    <w:abstractNumId w:val="9"/>
-  </w:num>
-  <w:num w:numId="10" w16cid:durableId="1018388865">
+  <w:num w:numId="13" w16cid:durableId="1152143081">
     <w:abstractNumId w:val="1"/>
   </w:num>
-  <w:num w:numId="11" w16cid:durableId="1752121715">
-    <w:abstractNumId w:val="10"/>
-  </w:num>
-  <w:num w:numId="12" w16cid:durableId="1825123615">
-    <w:abstractNumId w:val="7"/>
-  </w:num>
-  <w:num w:numId="13" w16cid:durableId="1152143081">
+  <w:num w:numId="14" w16cid:durableId="1981568712">
     <w:abstractNumId w:val="0"/>
   </w:num>
 </w:numbering>
@@ -3630,7 +3692,14 @@
 </file>
 
 <file path=customXml/item1.xml><?xml version="1.0" encoding="utf-8"?>
-<b:Sources xmlns:b="http://schemas.openxmlformats.org/officeDocument/2006/bibliography" xmlns="http://schemas.openxmlformats.org/officeDocument/2006/bibliography" SelectedStyle="\APASixthEditionOfficeOnline.xsl" StyleName="APA" Version="6"/>
+<p:properties xmlns:p="http://schemas.microsoft.com/office/2006/metadata/properties" xmlns:xsi="http://www.w3.org/2001/XMLSchema-instance" xmlns:pc="http://schemas.microsoft.com/office/infopath/2007/PartnerControls">
+  <documentManagement>
+    <lcf76f155ced4ddcb4097134ff3c332f xmlns="08383384-0503-4771-b2ba-6fc3d51bf656">
+      <Terms xmlns="http://schemas.microsoft.com/office/infopath/2007/PartnerControls"/>
+    </lcf76f155ced4ddcb4097134ff3c332f>
+    <TaxCatchAll xmlns="c0acec82-785e-4a01-8b49-a31886450b92" xsi:nil="true"/>
+  </documentManagement>
+</p:properties>
 </file>
 
 <file path=customXml/item2.xml><?xml version="1.0" encoding="utf-8"?>
@@ -3643,14 +3712,7 @@
 </file>
 
 <file path=customXml/item3.xml><?xml version="1.0" encoding="utf-8"?>
-<p:properties xmlns:p="http://schemas.microsoft.com/office/2006/metadata/properties" xmlns:xsi="http://www.w3.org/2001/XMLSchema-instance" xmlns:pc="http://schemas.microsoft.com/office/infopath/2007/PartnerControls">
-  <documentManagement>
-    <lcf76f155ced4ddcb4097134ff3c332f xmlns="08383384-0503-4771-b2ba-6fc3d51bf656">
-      <Terms xmlns="http://schemas.microsoft.com/office/infopath/2007/PartnerControls"/>
-    </lcf76f155ced4ddcb4097134ff3c332f>
-    <TaxCatchAll xmlns="c0acec82-785e-4a01-8b49-a31886450b92" xsi:nil="true"/>
-  </documentManagement>
-</p:properties>
+<b:Sources xmlns:b="http://schemas.openxmlformats.org/officeDocument/2006/bibliography" xmlns="http://schemas.openxmlformats.org/officeDocument/2006/bibliography" SelectedStyle="\APASixthEditionOfficeOnline.xsl" StyleName="APA" Version="6"/>
 </file>
 
 <file path=customXml/item4.xml><?xml version="1.0" encoding="utf-8"?>
@@ -3861,9 +3923,12 @@
 </file>
 
 <file path=customXml/itemProps1.xml><?xml version="1.0" encoding="utf-8"?>
-<ds:datastoreItem xmlns:ds="http://schemas.openxmlformats.org/officeDocument/2006/customXml" ds:itemID="{C077093E-3BC1-48A6-8480-2DA9C69EAEE0}">
+<ds:datastoreItem xmlns:ds="http://schemas.openxmlformats.org/officeDocument/2006/customXml" ds:itemID="{B4284606-6258-4C09-90D8-5C84A71D11A6}">
   <ds:schemaRefs>
-    <ds:schemaRef ds:uri="http://schemas.openxmlformats.org/officeDocument/2006/bibliography"/>
+    <ds:schemaRef ds:uri="http://schemas.microsoft.com/office/2006/metadata/properties"/>
+    <ds:schemaRef ds:uri="http://schemas.microsoft.com/office/infopath/2007/PartnerControls"/>
+    <ds:schemaRef ds:uri="08383384-0503-4771-b2ba-6fc3d51bf656"/>
+    <ds:schemaRef ds:uri="c0acec82-785e-4a01-8b49-a31886450b92"/>
   </ds:schemaRefs>
 </ds:datastoreItem>
 </file>
@@ -3877,12 +3942,9 @@
 </file>
 
 <file path=customXml/itemProps3.xml><?xml version="1.0" encoding="utf-8"?>
-<ds:datastoreItem xmlns:ds="http://schemas.openxmlformats.org/officeDocument/2006/customXml" ds:itemID="{B4284606-6258-4C09-90D8-5C84A71D11A6}">
+<ds:datastoreItem xmlns:ds="http://schemas.openxmlformats.org/officeDocument/2006/customXml" ds:itemID="{C077093E-3BC1-48A6-8480-2DA9C69EAEE0}">
   <ds:schemaRefs>
-    <ds:schemaRef ds:uri="http://schemas.microsoft.com/office/2006/metadata/properties"/>
-    <ds:schemaRef ds:uri="http://schemas.microsoft.com/office/infopath/2007/PartnerControls"/>
-    <ds:schemaRef ds:uri="08383384-0503-4771-b2ba-6fc3d51bf656"/>
-    <ds:schemaRef ds:uri="c0acec82-785e-4a01-8b49-a31886450b92"/>
+    <ds:schemaRef ds:uri="http://schemas.openxmlformats.org/officeDocument/2006/bibliography"/>
   </ds:schemaRefs>
 </ds:datastoreItem>
 </file>

--- a/To-do's.docx
+++ b/To-do's.docx
@@ -23,12 +23,14 @@
           <w:lang w:val="en-US"/>
         </w:rPr>
       </w:pPr>
+      <w:proofErr w:type="spellStart"/>
       <w:r>
         <w:rPr>
           <w:lang w:val="en-US"/>
         </w:rPr>
         <w:t>Topbar</w:t>
       </w:r>
+      <w:proofErr w:type="spellEnd"/>
     </w:p>
     <w:p>
       <w:pPr>
@@ -86,12 +88,14 @@
           <w:lang w:val="en-US"/>
         </w:rPr>
       </w:pPr>
+      <w:proofErr w:type="spellStart"/>
       <w:r>
         <w:rPr>
           <w:lang w:val="en-US"/>
         </w:rPr>
         <w:t>Spelers</w:t>
       </w:r>
+      <w:proofErr w:type="spellEnd"/>
     </w:p>
     <w:p>
       <w:pPr>
@@ -171,7 +175,21 @@
         <w:rPr>
           <w:strike/>
         </w:rPr>
-        <w:t xml:space="preserve"> in dropdown.</w:t>
+        <w:t xml:space="preserve"> in </w:t>
+      </w:r>
+      <w:proofErr w:type="spellStart"/>
+      <w:r>
+        <w:rPr>
+          <w:strike/>
+        </w:rPr>
+        <w:t>dropdown</w:t>
+      </w:r>
+      <w:proofErr w:type="spellEnd"/>
+      <w:r>
+        <w:rPr>
+          <w:strike/>
+        </w:rPr>
+        <w:t>.</w:t>
       </w:r>
     </w:p>
     <w:p>
@@ -189,7 +207,21 @@
         <w:rPr>
           <w:strike/>
         </w:rPr>
-        <w:t>Radar chart toevoegen ter inspiratie.</w:t>
+        <w:t xml:space="preserve">Radar </w:t>
+      </w:r>
+      <w:proofErr w:type="spellStart"/>
+      <w:r>
+        <w:rPr>
+          <w:strike/>
+        </w:rPr>
+        <w:t>chart</w:t>
+      </w:r>
+      <w:proofErr w:type="spellEnd"/>
+      <w:r>
+        <w:rPr>
+          <w:strike/>
+        </w:rPr>
+        <w:t xml:space="preserve"> toevoegen ter inspiratie.</w:t>
       </w:r>
       <w:r>
         <w:rPr>
@@ -237,7 +269,21 @@
         <w:rPr>
           <w:strike/>
         </w:rPr>
-        <w:t>Radar chart niet wazig maar lichter van kleur</w:t>
+        <w:t xml:space="preserve">Radar </w:t>
+      </w:r>
+      <w:proofErr w:type="spellStart"/>
+      <w:r>
+        <w:rPr>
+          <w:strike/>
+        </w:rPr>
+        <w:t>chart</w:t>
+      </w:r>
+      <w:proofErr w:type="spellEnd"/>
+      <w:r>
+        <w:rPr>
+          <w:strike/>
+        </w:rPr>
+        <w:t xml:space="preserve"> niet wazig maar lichter van kleur</w:t>
       </w:r>
     </w:p>
     <w:p/>
@@ -280,8 +326,14 @@
           <w:ilvl w:val="0"/>
           <w:numId w:val="5"/>
         </w:numPr>
-      </w:pPr>
-      <w:r>
+        <w:rPr>
+          <w:strike/>
+        </w:rPr>
+      </w:pPr>
+      <w:r>
+        <w:rPr>
+          <w:strike/>
+        </w:rPr>
         <w:t xml:space="preserve">Geselecteerde veld is oranje omlijnd. </w:t>
       </w:r>
     </w:p>
@@ -310,8 +362,14 @@
           <w:ilvl w:val="0"/>
           <w:numId w:val="5"/>
         </w:numPr>
-      </w:pPr>
-      <w:r>
+        <w:rPr>
+          <w:strike/>
+        </w:rPr>
+      </w:pPr>
+      <w:r>
+        <w:rPr>
+          <w:strike/>
+        </w:rPr>
         <w:t>Hoofdletters van titel velden?</w:t>
       </w:r>
     </w:p>
@@ -340,8 +398,14 @@
           <w:ilvl w:val="0"/>
           <w:numId w:val="5"/>
         </w:numPr>
-      </w:pPr>
-      <w:r>
+        <w:rPr>
+          <w:strike/>
+        </w:rPr>
+      </w:pPr>
+      <w:r>
+        <w:rPr>
+          <w:strike/>
+        </w:rPr>
         <w:t>Notitieveld bij beide beschikbaar.</w:t>
       </w:r>
     </w:p>
@@ -352,11 +416,20 @@
           <w:ilvl w:val="0"/>
           <w:numId w:val="5"/>
         </w:numPr>
-      </w:pPr>
-      <w:r>
+        <w:rPr>
+          <w:strike/>
+        </w:rPr>
+      </w:pPr>
+      <w:r>
+        <w:rPr>
+          <w:strike/>
+        </w:rPr>
         <w:t>Tekstveld groter</w:t>
       </w:r>
       <w:r>
+        <w:rPr>
+          <w:strike/>
+        </w:rPr>
         <w:t xml:space="preserve"> en button onderaan</w:t>
       </w:r>
     </w:p>
@@ -451,7 +524,15 @@
         <w:t xml:space="preserve">Flow achter </w:t>
       </w:r>
       <w:r>
-        <w:t>gebruiker uitnodigen (e-mails versturen etc).</w:t>
+        <w:t xml:space="preserve">gebruiker uitnodigen (e-mails versturen </w:t>
+      </w:r>
+      <w:proofErr w:type="spellStart"/>
+      <w:r>
+        <w:t>etc</w:t>
+      </w:r>
+      <w:proofErr w:type="spellEnd"/>
+      <w:r>
+        <w:t>).</w:t>
       </w:r>
     </w:p>
     <w:p>
@@ -466,6 +547,7 @@
         <w:t>Import</w:t>
       </w:r>
     </w:p>
+    <w:p/>
     <w:p>
       <w:pPr>
         <w:pStyle w:val="Kop2"/>
@@ -548,7 +630,15 @@
         </w:numPr>
       </w:pPr>
       <w:r>
-        <w:t>Radar chart ook zichtbaar maken bij pop-up als je op naam speler gaat staan</w:t>
+        <w:t xml:space="preserve">Radar </w:t>
+      </w:r>
+      <w:proofErr w:type="spellStart"/>
+      <w:r>
+        <w:t>chart</w:t>
+      </w:r>
+      <w:proofErr w:type="spellEnd"/>
+      <w:r>
+        <w:t xml:space="preserve"> ook zichtbaar maken bij pop-up als je op naam speler gaat staan</w:t>
       </w:r>
     </w:p>
     <w:p>
@@ -560,7 +650,15 @@
         </w:numPr>
       </w:pPr>
       <w:r>
-        <w:t>Kleuren voor processtappen etc?</w:t>
+        <w:t xml:space="preserve">Kleuren voor processtappen </w:t>
+      </w:r>
+      <w:proofErr w:type="spellStart"/>
+      <w:r>
+        <w:t>etc</w:t>
+      </w:r>
+      <w:proofErr w:type="spellEnd"/>
+      <w:r>
+        <w:t>?</w:t>
       </w:r>
     </w:p>
     <w:p/>
@@ -580,9 +678,19 @@
           <w:numId w:val="12"/>
         </w:numPr>
       </w:pPr>
-      <w:r>
-        <w:t>Two-Factor authentication</w:t>
-      </w:r>
+      <w:proofErr w:type="spellStart"/>
+      <w:r>
+        <w:t>Two</w:t>
+      </w:r>
+      <w:proofErr w:type="spellEnd"/>
+      <w:r>
+        <w:t xml:space="preserve">-Factor </w:t>
+      </w:r>
+      <w:proofErr w:type="spellStart"/>
+      <w:r>
+        <w:t>authentication</w:t>
+      </w:r>
+      <w:proofErr w:type="spellEnd"/>
     </w:p>
     <w:p>
       <w:pPr>
@@ -593,7 +701,15 @@
         </w:numPr>
       </w:pPr>
       <w:r>
-        <w:t>Demo omgeving van football-scouting-platform zelf</w:t>
+        <w:t xml:space="preserve">Demo omgeving van </w:t>
+      </w:r>
+      <w:proofErr w:type="spellStart"/>
+      <w:r>
+        <w:t>football</w:t>
+      </w:r>
+      <w:proofErr w:type="spellEnd"/>
+      <w:r>
+        <w:t>-scouting-platform zelf</w:t>
       </w:r>
       <w:r>
         <w:t xml:space="preserve"> om potentiële gebruikers inzicht te geven in</w:t>
@@ -607,8 +723,13 @@
           <w:numId w:val="12"/>
         </w:numPr>
       </w:pPr>
-      <w:r>
-        <w:t xml:space="preserve">SuperAdmin user aanmaken die in alle afzonderlijke omgevingen </w:t>
+      <w:proofErr w:type="spellStart"/>
+      <w:r>
+        <w:t>SuperAdmin</w:t>
+      </w:r>
+      <w:proofErr w:type="spellEnd"/>
+      <w:r>
+        <w:t xml:space="preserve"> user aanmaken die in alle afzonderlijke omgevingen </w:t>
       </w:r>
       <w:r>
         <w:t xml:space="preserve">van de clubs </w:t>
@@ -627,12 +748,32 @@
         </w:numPr>
       </w:pPr>
       <w:r>
-        <w:lastRenderedPageBreak/>
         <w:t>Pi</w:t>
       </w:r>
       <w:r>
-        <w:t>pelines van dev naar acc naar prod</w:t>
-      </w:r>
+        <w:t xml:space="preserve">pelines van </w:t>
+      </w:r>
+      <w:proofErr w:type="spellStart"/>
+      <w:r>
+        <w:t>dev</w:t>
+      </w:r>
+      <w:proofErr w:type="spellEnd"/>
+      <w:r>
+        <w:t xml:space="preserve"> naar </w:t>
+      </w:r>
+      <w:proofErr w:type="spellStart"/>
+      <w:r>
+        <w:t>acc</w:t>
+      </w:r>
+      <w:proofErr w:type="spellEnd"/>
+      <w:r>
+        <w:t xml:space="preserve"> naar </w:t>
+      </w:r>
+      <w:proofErr w:type="spellStart"/>
+      <w:r>
+        <w:t>prod</w:t>
+      </w:r>
+      <w:proofErr w:type="spellEnd"/>
     </w:p>
     <w:p>
       <w:pPr>
@@ -654,8 +795,13 @@
           <w:numId w:val="14"/>
         </w:numPr>
       </w:pPr>
-      <w:r>
-        <w:t>Ghost component voor elke pagina</w:t>
+      <w:proofErr w:type="spellStart"/>
+      <w:r>
+        <w:t>Ghost</w:t>
+      </w:r>
+      <w:proofErr w:type="spellEnd"/>
+      <w:r>
+        <w:t xml:space="preserve"> component voor elke pagina</w:t>
       </w:r>
     </w:p>
     <w:sectPr>
@@ -3692,14 +3838,7 @@
 </file>
 
 <file path=customXml/item1.xml><?xml version="1.0" encoding="utf-8"?>
-<p:properties xmlns:p="http://schemas.microsoft.com/office/2006/metadata/properties" xmlns:xsi="http://www.w3.org/2001/XMLSchema-instance" xmlns:pc="http://schemas.microsoft.com/office/infopath/2007/PartnerControls">
-  <documentManagement>
-    <lcf76f155ced4ddcb4097134ff3c332f xmlns="08383384-0503-4771-b2ba-6fc3d51bf656">
-      <Terms xmlns="http://schemas.microsoft.com/office/infopath/2007/PartnerControls"/>
-    </lcf76f155ced4ddcb4097134ff3c332f>
-    <TaxCatchAll xmlns="c0acec82-785e-4a01-8b49-a31886450b92" xsi:nil="true"/>
-  </documentManagement>
-</p:properties>
+<b:Sources xmlns:b="http://schemas.openxmlformats.org/officeDocument/2006/bibliography" xmlns="http://schemas.openxmlformats.org/officeDocument/2006/bibliography" SelectedStyle="\APASixthEditionOfficeOnline.xsl" StyleName="APA" Version="6"/>
 </file>
 
 <file path=customXml/item2.xml><?xml version="1.0" encoding="utf-8"?>
@@ -3712,7 +3851,14 @@
 </file>
 
 <file path=customXml/item3.xml><?xml version="1.0" encoding="utf-8"?>
-<b:Sources xmlns:b="http://schemas.openxmlformats.org/officeDocument/2006/bibliography" xmlns="http://schemas.openxmlformats.org/officeDocument/2006/bibliography" SelectedStyle="\APASixthEditionOfficeOnline.xsl" StyleName="APA" Version="6"/>
+<p:properties xmlns:p="http://schemas.microsoft.com/office/2006/metadata/properties" xmlns:xsi="http://www.w3.org/2001/XMLSchema-instance" xmlns:pc="http://schemas.microsoft.com/office/infopath/2007/PartnerControls">
+  <documentManagement>
+    <lcf76f155ced4ddcb4097134ff3c332f xmlns="08383384-0503-4771-b2ba-6fc3d51bf656">
+      <Terms xmlns="http://schemas.microsoft.com/office/infopath/2007/PartnerControls"/>
+    </lcf76f155ced4ddcb4097134ff3c332f>
+    <TaxCatchAll xmlns="c0acec82-785e-4a01-8b49-a31886450b92" xsi:nil="true"/>
+  </documentManagement>
+</p:properties>
 </file>
 
 <file path=customXml/item4.xml><?xml version="1.0" encoding="utf-8"?>
@@ -3923,12 +4069,9 @@
 </file>
 
 <file path=customXml/itemProps1.xml><?xml version="1.0" encoding="utf-8"?>
-<ds:datastoreItem xmlns:ds="http://schemas.openxmlformats.org/officeDocument/2006/customXml" ds:itemID="{B4284606-6258-4C09-90D8-5C84A71D11A6}">
+<ds:datastoreItem xmlns:ds="http://schemas.openxmlformats.org/officeDocument/2006/customXml" ds:itemID="{C077093E-3BC1-48A6-8480-2DA9C69EAEE0}">
   <ds:schemaRefs>
-    <ds:schemaRef ds:uri="http://schemas.microsoft.com/office/2006/metadata/properties"/>
-    <ds:schemaRef ds:uri="http://schemas.microsoft.com/office/infopath/2007/PartnerControls"/>
-    <ds:schemaRef ds:uri="08383384-0503-4771-b2ba-6fc3d51bf656"/>
-    <ds:schemaRef ds:uri="c0acec82-785e-4a01-8b49-a31886450b92"/>
+    <ds:schemaRef ds:uri="http://schemas.openxmlformats.org/officeDocument/2006/bibliography"/>
   </ds:schemaRefs>
 </ds:datastoreItem>
 </file>
@@ -3942,9 +4085,12 @@
 </file>
 
 <file path=customXml/itemProps3.xml><?xml version="1.0" encoding="utf-8"?>
-<ds:datastoreItem xmlns:ds="http://schemas.openxmlformats.org/officeDocument/2006/customXml" ds:itemID="{C077093E-3BC1-48A6-8480-2DA9C69EAEE0}">
+<ds:datastoreItem xmlns:ds="http://schemas.openxmlformats.org/officeDocument/2006/customXml" ds:itemID="{B4284606-6258-4C09-90D8-5C84A71D11A6}">
   <ds:schemaRefs>
-    <ds:schemaRef ds:uri="http://schemas.openxmlformats.org/officeDocument/2006/bibliography"/>
+    <ds:schemaRef ds:uri="http://schemas.microsoft.com/office/2006/metadata/properties"/>
+    <ds:schemaRef ds:uri="http://schemas.microsoft.com/office/infopath/2007/PartnerControls"/>
+    <ds:schemaRef ds:uri="08383384-0503-4771-b2ba-6fc3d51bf656"/>
+    <ds:schemaRef ds:uri="c0acec82-785e-4a01-8b49-a31886450b92"/>
   </ds:schemaRefs>
 </ds:datastoreItem>
 </file>

--- a/To-do's.docx
+++ b/To-do's.docx
@@ -442,6 +442,9 @@
         <w:lastRenderedPageBreak/>
         <w:t>Nieuw contactmoment</w:t>
       </w:r>
+      <w:r>
+        <w:t>/taak</w:t>
+      </w:r>
     </w:p>
     <w:p>
       <w:pPr>
@@ -450,8 +453,14 @@
           <w:ilvl w:val="0"/>
           <w:numId w:val="7"/>
         </w:numPr>
-      </w:pPr>
-      <w:r>
+        <w:rPr>
+          <w:strike/>
+        </w:rPr>
+      </w:pPr>
+      <w:r>
+        <w:rPr>
+          <w:strike/>
+        </w:rPr>
         <w:t xml:space="preserve">Geselecteerde veld is oranje omlijnd. </w:t>
       </w:r>
     </w:p>
@@ -462,8 +471,14 @@
           <w:ilvl w:val="0"/>
           <w:numId w:val="7"/>
         </w:numPr>
-      </w:pPr>
-      <w:r>
+        <w:rPr>
+          <w:strike/>
+        </w:rPr>
+      </w:pPr>
+      <w:r>
+        <w:rPr>
+          <w:strike/>
+        </w:rPr>
         <w:t>Hoofdletters van titel velden?</w:t>
       </w:r>
     </w:p>
@@ -474,8 +489,14 @@
           <w:ilvl w:val="0"/>
           <w:numId w:val="7"/>
         </w:numPr>
-      </w:pPr>
-      <w:r>
+        <w:rPr>
+          <w:strike/>
+        </w:rPr>
+      </w:pPr>
+      <w:r>
+        <w:rPr>
+          <w:strike/>
+        </w:rPr>
         <w:t>Veld maken voor wie de speler heeft gesproken</w:t>
       </w:r>
     </w:p>

--- a/To-do's.docx
+++ b/To-do's.docx
@@ -516,8 +516,14 @@
           <w:ilvl w:val="0"/>
           <w:numId w:val="11"/>
         </w:numPr>
-      </w:pPr>
-      <w:r>
+        <w:rPr>
+          <w:strike/>
+        </w:rPr>
+      </w:pPr>
+      <w:r>
+        <w:rPr>
+          <w:strike/>
+        </w:rPr>
         <w:t>Header balk van tabel bij gebruikersbeheer is wit, hele tabel moet zelfde stijl hebben als tabel van spelers.</w:t>
       </w:r>
     </w:p>

--- a/To-do's.docx
+++ b/To-do's.docx
@@ -500,6 +500,30 @@
         <w:t>Veld maken voor wie de speler heeft gesproken</w:t>
       </w:r>
     </w:p>
+    <w:p>
+      <w:pPr>
+        <w:pStyle w:val="Lijstalinea"/>
+        <w:numPr>
+          <w:ilvl w:val="0"/>
+          <w:numId w:val="7"/>
+        </w:numPr>
+      </w:pPr>
+      <w:r>
+        <w:t>Inputvelden onder elkaar weergeven</w:t>
+      </w:r>
+    </w:p>
+    <w:p>
+      <w:pPr>
+        <w:pStyle w:val="Lijstalinea"/>
+        <w:numPr>
+          <w:ilvl w:val="0"/>
+          <w:numId w:val="7"/>
+        </w:numPr>
+      </w:pPr>
+      <w:r>
+        <w:t>Contact aanmaken vanuit contacten pagina</w:t>
+      </w:r>
+    </w:p>
     <w:p/>
     <w:p>
       <w:pPr>
@@ -573,6 +597,9 @@
       <w:r>
         <w:t>Import</w:t>
       </w:r>
+      <w:r>
+        <w:t xml:space="preserve"> van spelers mogelijk maken</w:t>
+      </w:r>
     </w:p>
     <w:p/>
     <w:p>
@@ -594,6 +621,17 @@
       <w:r>
         <w:t>Interne spelerslijst pagina</w:t>
       </w:r>
+      <w:r>
+        <w:t xml:space="preserve"> + </w:t>
+      </w:r>
+      <w:proofErr w:type="spellStart"/>
+      <w:r>
+        <w:t>subkoppen</w:t>
+      </w:r>
+      <w:proofErr w:type="spellEnd"/>
+      <w:r>
+        <w:t xml:space="preserve"> maken voor intern en extern.</w:t>
+      </w:r>
     </w:p>
     <w:p>
       <w:pPr>
@@ -608,11 +646,39 @@
       </w:r>
     </w:p>
     <w:p/>
+    <w:p/>
+    <w:p>
+      <w:proofErr w:type="spellStart"/>
+      <w:r>
+        <w:t>Skeleton</w:t>
+      </w:r>
+      <w:proofErr w:type="spellEnd"/>
+      <w:r>
+        <w:t xml:space="preserve"> </w:t>
+      </w:r>
+      <w:proofErr w:type="spellStart"/>
+      <w:r>
+        <w:t>screens</w:t>
+      </w:r>
+      <w:proofErr w:type="spellEnd"/>
+      <w:r>
+        <w:t xml:space="preserve"> maken</w:t>
+      </w:r>
+    </w:p>
+    <w:p/>
+    <w:p/>
+    <w:p/>
+    <w:p/>
+    <w:p/>
+    <w:p/>
+    <w:p/>
+    <w:p/>
     <w:p>
       <w:pPr>
         <w:pStyle w:val="Kop1"/>
       </w:pPr>
       <w:r>
+        <w:lastRenderedPageBreak/>
         <w:t>Post MVP</w:t>
       </w:r>
     </w:p>
@@ -829,6 +895,197 @@
       <w:proofErr w:type="spellEnd"/>
       <w:r>
         <w:t xml:space="preserve"> component voor elke pagina</w:t>
+      </w:r>
+    </w:p>
+    <w:p/>
+    <w:p>
+      <w:r>
+        <w:t>In chronologische volgorde:</w:t>
+      </w:r>
+    </w:p>
+    <w:p>
+      <w:pPr>
+        <w:pStyle w:val="Lijstalinea"/>
+        <w:numPr>
+          <w:ilvl w:val="0"/>
+          <w:numId w:val="15"/>
+        </w:numPr>
+      </w:pPr>
+      <w:r>
+        <w:t>1</w:t>
+      </w:r>
+      <w:r>
+        <w:t>6 maart kan ik helaas niet vrij</w:t>
+      </w:r>
+      <w:r>
+        <w:t xml:space="preserve"> </w:t>
+      </w:r>
+      <w:r>
+        <w:t>nemen</w:t>
+      </w:r>
+      <w:r>
+        <w:t xml:space="preserve"> </w:t>
+      </w:r>
+      <w:proofErr w:type="spellStart"/>
+      <w:r>
+        <w:t>ivm</w:t>
+      </w:r>
+      <w:proofErr w:type="spellEnd"/>
+      <w:r>
+        <w:t xml:space="preserve"> vakantie Daní</w:t>
+      </w:r>
+      <w:r>
+        <w:t xml:space="preserve"> --&gt; 30 maart wel?</w:t>
+      </w:r>
+    </w:p>
+    <w:p>
+      <w:pPr>
+        <w:pStyle w:val="Lijstalinea"/>
+        <w:numPr>
+          <w:ilvl w:val="0"/>
+          <w:numId w:val="15"/>
+        </w:numPr>
+      </w:pPr>
+      <w:r>
+        <w:t xml:space="preserve">3 april </w:t>
+      </w:r>
+      <w:r>
+        <w:t xml:space="preserve">dagje </w:t>
+      </w:r>
+      <w:r>
+        <w:t>weg met gezin</w:t>
+      </w:r>
+      <w:r>
+        <w:t xml:space="preserve"> </w:t>
+      </w:r>
+      <w:r>
+        <w:t>--&gt; is een vrije dag dus kan</w:t>
+      </w:r>
+    </w:p>
+    <w:p>
+      <w:pPr>
+        <w:pStyle w:val="Lijstalinea"/>
+        <w:numPr>
+          <w:ilvl w:val="0"/>
+          <w:numId w:val="15"/>
+        </w:numPr>
+      </w:pPr>
+      <w:r>
+        <w:t>22 april twee nachtjes weg</w:t>
+      </w:r>
+      <w:r>
+        <w:t xml:space="preserve"> </w:t>
+      </w:r>
+      <w:r>
+        <w:t xml:space="preserve">--&gt; even checken bij Daní </w:t>
+      </w:r>
+      <w:proofErr w:type="spellStart"/>
+      <w:r>
+        <w:t>ivm</w:t>
+      </w:r>
+      <w:proofErr w:type="spellEnd"/>
+      <w:r>
+        <w:t xml:space="preserve"> vakantie Cain (moest vast goedkomen)</w:t>
+      </w:r>
+    </w:p>
+    <w:p>
+      <w:pPr>
+        <w:pStyle w:val="Lijstalinea"/>
+        <w:numPr>
+          <w:ilvl w:val="0"/>
+          <w:numId w:val="15"/>
+        </w:numPr>
+      </w:pPr>
+      <w:r>
+        <w:t xml:space="preserve">1 mei </w:t>
+      </w:r>
+      <w:proofErr w:type="spellStart"/>
+      <w:r>
+        <w:t>kids</w:t>
+      </w:r>
+      <w:proofErr w:type="spellEnd"/>
+      <w:r>
+        <w:t xml:space="preserve"> bij je ouders slapen</w:t>
+      </w:r>
+      <w:r>
+        <w:t xml:space="preserve"> --&gt; top</w:t>
+      </w:r>
+    </w:p>
+    <w:p>
+      <w:pPr>
+        <w:pStyle w:val="Lijstalinea"/>
+        <w:numPr>
+          <w:ilvl w:val="0"/>
+          <w:numId w:val="15"/>
+        </w:numPr>
+      </w:pPr>
+      <w:r>
+        <w:t xml:space="preserve">7 t/m 9 mei weg --&gt; </w:t>
+      </w:r>
+      <w:r>
+        <w:t>8 t/m 9 doen</w:t>
+      </w:r>
+      <w:r>
+        <w:t>?</w:t>
+      </w:r>
+      <w:r>
+        <w:t xml:space="preserve"> </w:t>
+      </w:r>
+      <w:r>
+        <w:t>Z</w:t>
+      </w:r>
+      <w:r>
+        <w:t xml:space="preserve">al wel druk/duur zijn </w:t>
+      </w:r>
+      <w:proofErr w:type="spellStart"/>
+      <w:r>
+        <w:t>ivm</w:t>
+      </w:r>
+      <w:proofErr w:type="spellEnd"/>
+      <w:r>
+        <w:t xml:space="preserve"> vakantie</w:t>
+      </w:r>
+      <w:r>
+        <w:t xml:space="preserve"> en kan ik nog trainen</w:t>
+      </w:r>
+    </w:p>
+    <w:p>
+      <w:pPr>
+        <w:pStyle w:val="Lijstalinea"/>
+        <w:numPr>
+          <w:ilvl w:val="0"/>
+          <w:numId w:val="15"/>
+        </w:numPr>
+      </w:pPr>
+      <w:r>
+        <w:t xml:space="preserve">30 mei samen nachtje weg --&gt; </w:t>
+      </w:r>
+      <w:r>
+        <w:t xml:space="preserve">mogelijk spelen we dan nog nacompetitie </w:t>
+      </w:r>
+      <w:r>
+        <w:t xml:space="preserve">en ben dan net terug van Ierland, </w:t>
+      </w:r>
+      <w:r>
+        <w:t>vrijdag 10 april doen?</w:t>
+      </w:r>
+    </w:p>
+    <w:p>
+      <w:pPr>
+        <w:pStyle w:val="Lijstalinea"/>
+        <w:numPr>
+          <w:ilvl w:val="0"/>
+          <w:numId w:val="15"/>
+        </w:numPr>
+      </w:pPr>
+      <w:r>
+        <w:t>Augustus weekend weg</w:t>
+      </w:r>
+      <w:r>
+        <w:t xml:space="preserve"> --&gt; leuk idee</w:t>
+      </w:r>
+      <w:r>
+        <w:t>!</w:t>
       </w:r>
     </w:p>
     <w:sectPr>
@@ -2404,6 +2661,119 @@
       </w:pPr>
     </w:lvl>
   </w:abstractNum>
+  <w:abstractNum w:abstractNumId="14" w15:restartNumberingAfterBreak="0">
+    <w:nsid w:val="7FC27E1C"/>
+    <w:multiLevelType w:val="hybridMultilevel"/>
+    <w:tmpl w:val="A4EC61AC"/>
+    <w:lvl w:ilvl="0" w:tplc="04130001">
+      <w:start w:val="1"/>
+      <w:numFmt w:val="bullet"/>
+      <w:lvlText w:val=""/>
+      <w:lvlJc w:val="left"/>
+      <w:pPr>
+        <w:ind w:left="720" w:hanging="360"/>
+      </w:pPr>
+      <w:rPr>
+        <w:rFonts w:ascii="Symbol" w:hAnsi="Symbol" w:hint="default"/>
+      </w:rPr>
+    </w:lvl>
+    <w:lvl w:ilvl="1" w:tplc="04130003" w:tentative="1">
+      <w:start w:val="1"/>
+      <w:numFmt w:val="bullet"/>
+      <w:lvlText w:val="o"/>
+      <w:lvlJc w:val="left"/>
+      <w:pPr>
+        <w:ind w:left="1440" w:hanging="360"/>
+      </w:pPr>
+      <w:rPr>
+        <w:rFonts w:ascii="Courier New" w:hAnsi="Courier New" w:cs="Courier New" w:hint="default"/>
+      </w:rPr>
+    </w:lvl>
+    <w:lvl w:ilvl="2" w:tplc="04130005" w:tentative="1">
+      <w:start w:val="1"/>
+      <w:numFmt w:val="bullet"/>
+      <w:lvlText w:val=""/>
+      <w:lvlJc w:val="left"/>
+      <w:pPr>
+        <w:ind w:left="2160" w:hanging="360"/>
+      </w:pPr>
+      <w:rPr>
+        <w:rFonts w:ascii="Wingdings" w:hAnsi="Wingdings" w:hint="default"/>
+      </w:rPr>
+    </w:lvl>
+    <w:lvl w:ilvl="3" w:tplc="04130001" w:tentative="1">
+      <w:start w:val="1"/>
+      <w:numFmt w:val="bullet"/>
+      <w:lvlText w:val=""/>
+      <w:lvlJc w:val="left"/>
+      <w:pPr>
+        <w:ind w:left="2880" w:hanging="360"/>
+      </w:pPr>
+      <w:rPr>
+        <w:rFonts w:ascii="Symbol" w:hAnsi="Symbol" w:hint="default"/>
+      </w:rPr>
+    </w:lvl>
+    <w:lvl w:ilvl="4" w:tplc="04130003" w:tentative="1">
+      <w:start w:val="1"/>
+      <w:numFmt w:val="bullet"/>
+      <w:lvlText w:val="o"/>
+      <w:lvlJc w:val="left"/>
+      <w:pPr>
+        <w:ind w:left="3600" w:hanging="360"/>
+      </w:pPr>
+      <w:rPr>
+        <w:rFonts w:ascii="Courier New" w:hAnsi="Courier New" w:cs="Courier New" w:hint="default"/>
+      </w:rPr>
+    </w:lvl>
+    <w:lvl w:ilvl="5" w:tplc="04130005" w:tentative="1">
+      <w:start w:val="1"/>
+      <w:numFmt w:val="bullet"/>
+      <w:lvlText w:val=""/>
+      <w:lvlJc w:val="left"/>
+      <w:pPr>
+        <w:ind w:left="4320" w:hanging="360"/>
+      </w:pPr>
+      <w:rPr>
+        <w:rFonts w:ascii="Wingdings" w:hAnsi="Wingdings" w:hint="default"/>
+      </w:rPr>
+    </w:lvl>
+    <w:lvl w:ilvl="6" w:tplc="04130001" w:tentative="1">
+      <w:start w:val="1"/>
+      <w:numFmt w:val="bullet"/>
+      <w:lvlText w:val=""/>
+      <w:lvlJc w:val="left"/>
+      <w:pPr>
+        <w:ind w:left="5040" w:hanging="360"/>
+      </w:pPr>
+      <w:rPr>
+        <w:rFonts w:ascii="Symbol" w:hAnsi="Symbol" w:hint="default"/>
+      </w:rPr>
+    </w:lvl>
+    <w:lvl w:ilvl="7" w:tplc="04130003" w:tentative="1">
+      <w:start w:val="1"/>
+      <w:numFmt w:val="bullet"/>
+      <w:lvlText w:val="o"/>
+      <w:lvlJc w:val="left"/>
+      <w:pPr>
+        <w:ind w:left="5760" w:hanging="360"/>
+      </w:pPr>
+      <w:rPr>
+        <w:rFonts w:ascii="Courier New" w:hAnsi="Courier New" w:cs="Courier New" w:hint="default"/>
+      </w:rPr>
+    </w:lvl>
+    <w:lvl w:ilvl="8" w:tplc="04130005" w:tentative="1">
+      <w:start w:val="1"/>
+      <w:numFmt w:val="bullet"/>
+      <w:lvlText w:val=""/>
+      <w:lvlJc w:val="left"/>
+      <w:pPr>
+        <w:ind w:left="6480" w:hanging="360"/>
+      </w:pPr>
+      <w:rPr>
+        <w:rFonts w:ascii="Wingdings" w:hAnsi="Wingdings" w:hint="default"/>
+      </w:rPr>
+    </w:lvl>
+  </w:abstractNum>
   <w:num w:numId="1" w16cid:durableId="1595747460">
     <w:abstractNumId w:val="7"/>
   </w:num>
@@ -2445,6 +2815,9 @@
   </w:num>
   <w:num w:numId="14" w16cid:durableId="1981568712">
     <w:abstractNumId w:val="0"/>
+  </w:num>
+  <w:num w:numId="15" w16cid:durableId="825436499">
+    <w:abstractNumId w:val="14"/>
   </w:num>
 </w:numbering>
 </file>

--- a/To-do's.docx
+++ b/To-do's.docx
@@ -599,6 +599,48 @@
       </w:r>
       <w:r>
         <w:t xml:space="preserve"> van spelers mogelijk maken</w:t>
+      </w:r>
+    </w:p>
+    <w:p>
+      <w:pPr>
+        <w:pStyle w:val="Lijstalinea"/>
+        <w:numPr>
+          <w:ilvl w:val="1"/>
+          <w:numId w:val="11"/>
+        </w:numPr>
+        <w:rPr>
+          <w:strike/>
+        </w:rPr>
+      </w:pPr>
+      <w:r>
+        <w:rPr>
+          <w:strike/>
+        </w:rPr>
+        <w:t>Vormgeving</w:t>
+      </w:r>
+    </w:p>
+    <w:p>
+      <w:pPr>
+        <w:pStyle w:val="Lijstalinea"/>
+        <w:numPr>
+          <w:ilvl w:val="1"/>
+          <w:numId w:val="11"/>
+        </w:numPr>
+      </w:pPr>
+      <w:r>
+        <w:t>Functionaliteit</w:t>
+      </w:r>
+    </w:p>
+    <w:p>
+      <w:pPr>
+        <w:pStyle w:val="Lijstalinea"/>
+        <w:numPr>
+          <w:ilvl w:val="0"/>
+          <w:numId w:val="11"/>
+        </w:numPr>
+      </w:pPr>
+      <w:r>
+        <w:t>Instellen van welke interne teams zichtbaar zijn</w:t>
       </w:r>
     </w:p>
     <w:p/>
@@ -1138,6 +1180,7 @@
         <w:docPartUnique/>
       </w:docPartObj>
     </w:sdtPr>
+    <w:sdtEndPr/>
     <w:sdtContent>
       <w:p>
         <w:pPr>

--- a/To-do's.docx
+++ b/To-do's.docx
@@ -99,35 +99,25 @@
     </w:p>
     <w:p>
       <w:pPr>
-        <w:rPr>
-          <w:lang w:val="en-US"/>
-        </w:rPr>
-      </w:pPr>
-    </w:p>
-    <w:p>
-      <w:pPr>
-        <w:pStyle w:val="Kop2"/>
-      </w:pPr>
-      <w:r>
-        <w:t>Spelersprofiel</w:t>
-      </w:r>
-    </w:p>
-    <w:p>
-      <w:pPr>
         <w:pStyle w:val="Lijstalinea"/>
         <w:numPr>
           <w:ilvl w:val="0"/>
-          <w:numId w:val="4"/>
+          <w:numId w:val="16"/>
         </w:numPr>
-        <w:rPr>
-          <w:strike/>
-        </w:rPr>
-      </w:pPr>
-      <w:r>
-        <w:rPr>
-          <w:strike/>
-        </w:rPr>
-        <w:t>Volgorde status, processtap en advies.</w:t>
+      </w:pPr>
+      <w:proofErr w:type="spellStart"/>
+      <w:r>
+        <w:t>Toggle</w:t>
+      </w:r>
+      <w:proofErr w:type="spellEnd"/>
+      <w:r>
+        <w:t xml:space="preserve"> extern/intern in het midd</w:t>
+      </w:r>
+      <w:r>
+        <w:t>en weergeven</w:t>
+      </w:r>
+      <w:r>
+        <w:t xml:space="preserve"> en iets meer vierkant maken zoals button</w:t>
       </w:r>
     </w:p>
     <w:p>
@@ -135,23 +125,11 @@
         <w:pStyle w:val="Lijstalinea"/>
         <w:numPr>
           <w:ilvl w:val="0"/>
-          <w:numId w:val="4"/>
+          <w:numId w:val="16"/>
         </w:numPr>
-        <w:rPr>
-          <w:strike/>
-        </w:rPr>
-      </w:pPr>
-      <w:r>
-        <w:rPr>
-          <w:strike/>
-        </w:rPr>
-        <w:t>H</w:t>
-      </w:r>
-      <w:r>
-        <w:rPr>
-          <w:strike/>
-        </w:rPr>
-        <w:t>andmatig bij status weg.</w:t>
+      </w:pPr>
+      <w:r>
+        <w:t>Speler toevoegen button ook bij view intern</w:t>
       </w:r>
     </w:p>
     <w:p>
@@ -159,37 +137,11 @@
         <w:pStyle w:val="Lijstalinea"/>
         <w:numPr>
           <w:ilvl w:val="0"/>
-          <w:numId w:val="4"/>
+          <w:numId w:val="16"/>
         </w:numPr>
-        <w:rPr>
-          <w:strike/>
-        </w:rPr>
-      </w:pPr>
-      <w:r>
-        <w:rPr>
-          <w:strike/>
-        </w:rPr>
-        <w:t>Advies opties toevoegen</w:t>
-      </w:r>
-      <w:r>
-        <w:rPr>
-          <w:strike/>
-        </w:rPr>
-        <w:t xml:space="preserve"> in </w:t>
-      </w:r>
-      <w:proofErr w:type="spellStart"/>
-      <w:r>
-        <w:rPr>
-          <w:strike/>
-        </w:rPr>
-        <w:t>dropdown</w:t>
-      </w:r>
-      <w:proofErr w:type="spellEnd"/>
-      <w:r>
-        <w:rPr>
-          <w:strike/>
-        </w:rPr>
-        <w:t>.</w:t>
+      </w:pPr>
+      <w:r>
+        <w:t>Selecteren seizoen bij interne selectie weg?</w:t>
       </w:r>
     </w:p>
     <w:p>
@@ -197,61 +149,14 @@
         <w:pStyle w:val="Lijstalinea"/>
         <w:numPr>
           <w:ilvl w:val="0"/>
-          <w:numId w:val="4"/>
+          <w:numId w:val="16"/>
         </w:numPr>
-        <w:rPr>
-          <w:strike/>
-        </w:rPr>
-      </w:pPr>
-      <w:r>
-        <w:rPr>
-          <w:strike/>
-        </w:rPr>
-        <w:t xml:space="preserve">Radar </w:t>
-      </w:r>
-      <w:proofErr w:type="spellStart"/>
-      <w:r>
-        <w:rPr>
-          <w:strike/>
-        </w:rPr>
-        <w:t>chart</w:t>
-      </w:r>
-      <w:proofErr w:type="spellEnd"/>
-      <w:r>
-        <w:rPr>
-          <w:strike/>
-        </w:rPr>
-        <w:t xml:space="preserve"> toevoegen ter inspiratie.</w:t>
-      </w:r>
-      <w:r>
-        <w:rPr>
-          <w:strike/>
-        </w:rPr>
-        <w:t xml:space="preserve"> Gebruik hierbij de 5 </w:t>
-      </w:r>
-      <w:r>
-        <w:rPr>
-          <w:strike/>
-        </w:rPr>
-        <w:t>categorieën</w:t>
-      </w:r>
-      <w:r>
-        <w:rPr>
-          <w:strike/>
-        </w:rPr>
-        <w:t xml:space="preserve"> met </w:t>
-      </w:r>
-      <w:r>
-        <w:rPr>
-          <w:strike/>
-        </w:rPr>
-        <w:t>techniek, visie, fysiek, mentaliteit</w:t>
-      </w:r>
-      <w:r>
-        <w:rPr>
-          <w:strike/>
-        </w:rPr>
-        <w:t xml:space="preserve"> en karakter. Werk met een schaal van 1-5 (die hoeft niet perse zichtbaar te zijn. </w:t>
+      </w:pPr>
+      <w:r>
+        <w:t>Wat doet zonder team</w:t>
+      </w:r>
+      <w:r>
+        <w:t xml:space="preserve"> knop?</w:t>
       </w:r>
     </w:p>
     <w:p>
@@ -259,31 +164,11 @@
         <w:pStyle w:val="Lijstalinea"/>
         <w:numPr>
           <w:ilvl w:val="0"/>
-          <w:numId w:val="4"/>
+          <w:numId w:val="16"/>
         </w:numPr>
-        <w:rPr>
-          <w:strike/>
-        </w:rPr>
-      </w:pPr>
-      <w:r>
-        <w:rPr>
-          <w:strike/>
-        </w:rPr>
-        <w:t xml:space="preserve">Radar </w:t>
-      </w:r>
-      <w:proofErr w:type="spellStart"/>
-      <w:r>
-        <w:rPr>
-          <w:strike/>
-        </w:rPr>
-        <w:t>chart</w:t>
-      </w:r>
-      <w:proofErr w:type="spellEnd"/>
-      <w:r>
-        <w:rPr>
-          <w:strike/>
-        </w:rPr>
-        <w:t xml:space="preserve"> niet wazig maar lichter van kleur</w:t>
+      </w:pPr>
+      <w:r>
+        <w:t>Opmaak tabel intern gelijkt trekken met opmaak extern</w:t>
       </w:r>
     </w:p>
     <w:p/>
@@ -292,13 +177,7 @@
         <w:pStyle w:val="Kop2"/>
       </w:pPr>
       <w:r>
-        <w:t>Bewerk</w:t>
-      </w:r>
-      <w:r>
-        <w:t>/nieuwe</w:t>
-      </w:r>
-      <w:r>
-        <w:t xml:space="preserve"> speler</w:t>
+        <w:t>Spelersprofiel</w:t>
       </w:r>
     </w:p>
     <w:p>
@@ -306,17 +185,23 @@
         <w:pStyle w:val="Lijstalinea"/>
         <w:numPr>
           <w:ilvl w:val="0"/>
-          <w:numId w:val="5"/>
+          <w:numId w:val="17"/>
         </w:numPr>
-        <w:rPr>
-          <w:strike/>
-        </w:rPr>
-      </w:pPr>
-      <w:r>
-        <w:rPr>
-          <w:strike/>
-        </w:rPr>
-        <w:t>Opslaan sluit ook het venster</w:t>
+      </w:pPr>
+    </w:p>
+    <w:p/>
+    <w:p>
+      <w:pPr>
+        <w:pStyle w:val="Kop2"/>
+      </w:pPr>
+      <w:r>
+        <w:t>Bewerk</w:t>
+      </w:r>
+      <w:r>
+        <w:t>/nieuwe</w:t>
+      </w:r>
+      <w:r>
+        <w:t xml:space="preserve"> speler</w:t>
       </w:r>
     </w:p>
     <w:p>
@@ -324,114 +209,9 @@
         <w:pStyle w:val="Lijstalinea"/>
         <w:numPr>
           <w:ilvl w:val="0"/>
-          <w:numId w:val="5"/>
+          <w:numId w:val="19"/>
         </w:numPr>
-        <w:rPr>
-          <w:strike/>
-        </w:rPr>
-      </w:pPr>
-      <w:r>
-        <w:rPr>
-          <w:strike/>
-        </w:rPr>
-        <w:t xml:space="preserve">Geselecteerde veld is oranje omlijnd. </w:t>
-      </w:r>
-    </w:p>
-    <w:p>
-      <w:pPr>
-        <w:pStyle w:val="Lijstalinea"/>
-        <w:numPr>
-          <w:ilvl w:val="0"/>
-          <w:numId w:val="5"/>
-        </w:numPr>
-        <w:rPr>
-          <w:strike/>
-        </w:rPr>
-      </w:pPr>
-      <w:r>
-        <w:rPr>
-          <w:strike/>
-        </w:rPr>
-        <w:t>Geboortedatum en leeftijd veld als geboortedatum onbekend is?</w:t>
-      </w:r>
-    </w:p>
-    <w:p>
-      <w:pPr>
-        <w:pStyle w:val="Lijstalinea"/>
-        <w:numPr>
-          <w:ilvl w:val="0"/>
-          <w:numId w:val="5"/>
-        </w:numPr>
-        <w:rPr>
-          <w:strike/>
-        </w:rPr>
-      </w:pPr>
-      <w:r>
-        <w:rPr>
-          <w:strike/>
-        </w:rPr>
-        <w:t>Hoofdletters van titel velden?</w:t>
-      </w:r>
-    </w:p>
-    <w:p>
-      <w:pPr>
-        <w:pStyle w:val="Lijstalinea"/>
-        <w:numPr>
-          <w:ilvl w:val="0"/>
-          <w:numId w:val="5"/>
-        </w:numPr>
-        <w:rPr>
-          <w:strike/>
-        </w:rPr>
-      </w:pPr>
-      <w:r>
-        <w:rPr>
-          <w:strike/>
-        </w:rPr>
-        <w:t>Volgorde van kolommen wijzigen</w:t>
-      </w:r>
-    </w:p>
-    <w:p>
-      <w:pPr>
-        <w:pStyle w:val="Lijstalinea"/>
-        <w:numPr>
-          <w:ilvl w:val="0"/>
-          <w:numId w:val="5"/>
-        </w:numPr>
-        <w:rPr>
-          <w:strike/>
-        </w:rPr>
-      </w:pPr>
-      <w:r>
-        <w:rPr>
-          <w:strike/>
-        </w:rPr>
-        <w:t>Notitieveld bij beide beschikbaar.</w:t>
-      </w:r>
-    </w:p>
-    <w:p>
-      <w:pPr>
-        <w:pStyle w:val="Lijstalinea"/>
-        <w:numPr>
-          <w:ilvl w:val="0"/>
-          <w:numId w:val="5"/>
-        </w:numPr>
-        <w:rPr>
-          <w:strike/>
-        </w:rPr>
-      </w:pPr>
-      <w:r>
-        <w:rPr>
-          <w:strike/>
-        </w:rPr>
-        <w:t>Tekstveld groter</w:t>
-      </w:r>
-      <w:r>
-        <w:rPr>
-          <w:strike/>
-        </w:rPr>
-        <w:t xml:space="preserve"> en button onderaan</w:t>
-      </w:r>
+      </w:pPr>
     </w:p>
     <w:p/>
     <w:p>
@@ -439,7 +219,6 @@
         <w:pStyle w:val="Kop2"/>
       </w:pPr>
       <w:r>
-        <w:lastRenderedPageBreak/>
         <w:t>Nieuw contactmoment</w:t>
       </w:r>
       <w:r>
@@ -521,6 +300,7 @@
         </w:numPr>
       </w:pPr>
       <w:r>
+        <w:lastRenderedPageBreak/>
         <w:t>Contact aanmaken vanuit contacten pagina</w:t>
       </w:r>
     </w:p>
@@ -720,7 +500,6 @@
         <w:pStyle w:val="Kop1"/>
       </w:pPr>
       <w:r>
-        <w:lastRenderedPageBreak/>
         <w:t>Post MVP</w:t>
       </w:r>
     </w:p>
@@ -765,6 +544,7 @@
         </w:numPr>
       </w:pPr>
       <w:r>
+        <w:lastRenderedPageBreak/>
         <w:t xml:space="preserve">Radar </w:t>
       </w:r>
       <w:proofErr w:type="spellStart"/>
@@ -1062,15 +842,49 @@
         </w:numPr>
       </w:pPr>
       <w:r>
-        <w:t xml:space="preserve">7 t/m 9 mei weg --&gt; </w:t>
-      </w:r>
-      <w:r>
-        <w:t>8 t/m 9 doen</w:t>
-      </w:r>
-      <w:r>
+        <w:rPr>
+          <w:lang w:val="de-DE"/>
+        </w:rPr>
+        <w:t xml:space="preserve">7 t/m 9 </w:t>
+      </w:r>
+      <w:proofErr w:type="spellStart"/>
+      <w:r>
+        <w:rPr>
+          <w:lang w:val="de-DE"/>
+        </w:rPr>
+        <w:t>mei</w:t>
+      </w:r>
+      <w:proofErr w:type="spellEnd"/>
+      <w:r>
+        <w:rPr>
+          <w:lang w:val="de-DE"/>
+        </w:rPr>
+        <w:t xml:space="preserve"> weg --&gt; </w:t>
+      </w:r>
+      <w:r>
+        <w:rPr>
+          <w:lang w:val="de-DE"/>
+        </w:rPr>
+        <w:t xml:space="preserve">8 t/m 9 </w:t>
+      </w:r>
+      <w:proofErr w:type="spellStart"/>
+      <w:r>
+        <w:rPr>
+          <w:lang w:val="de-DE"/>
+        </w:rPr>
+        <w:t>doen</w:t>
+      </w:r>
+      <w:proofErr w:type="spellEnd"/>
+      <w:r>
+        <w:rPr>
+          <w:lang w:val="de-DE"/>
+        </w:rPr>
         <w:t>?</w:t>
       </w:r>
       <w:r>
+        <w:rPr>
+          <w:lang w:val="de-DE"/>
+        </w:rPr>
         <w:t xml:space="preserve"> </w:t>
       </w:r>
       <w:r>
@@ -1106,10 +920,7 @@
         <w:t xml:space="preserve">mogelijk spelen we dan nog nacompetitie </w:t>
       </w:r>
       <w:r>
-        <w:t xml:space="preserve">en ben dan net terug van Ierland, </w:t>
-      </w:r>
-      <w:r>
-        <w:t>vrijdag 10 april doen?</w:t>
+        <w:t>en ben dan net terug van Ierland, vrijdag 10 april doen?</w:t>
       </w:r>
     </w:p>
     <w:p>
@@ -1180,7 +991,6 @@
         <w:docPartUnique/>
       </w:docPartObj>
     </w:sdtPr>
-    <w:sdtEndPr/>
     <w:sdtContent>
       <w:p>
         <w:pPr>
@@ -1358,7 +1168,7 @@
         <v:path o:extrusionok="f" gradientshapeok="t" o:connecttype="rect"/>
         <o:lock v:ext="edit" aspectratio="t"/>
       </v:shapetype>
-      <v:shape id="_x0000_i1025" type="#_x0000_t75" style="width:138.5pt;height:85.5pt" o:bullet="t">
+      <v:shape id="_x0000_i1025" type="#_x0000_t75" style="width:138.75pt;height:85.5pt" o:bullet="t">
         <v:imagedata r:id="rId1" o:title="Bloei symbool horizontaal"/>
       </v:shape>
     </w:pict>
@@ -2174,6 +1984,92 @@
     </w:lvl>
   </w:abstractNum>
   <w:abstractNum w:abstractNumId="8" w15:restartNumberingAfterBreak="0">
+    <w:nsid w:val="33601CB7"/>
+    <w:multiLevelType w:val="hybridMultilevel"/>
+    <w:tmpl w:val="A9F21C24"/>
+    <w:lvl w:ilvl="0" w:tplc="0413000F">
+      <w:start w:val="1"/>
+      <w:numFmt w:val="decimal"/>
+      <w:lvlText w:val="%1."/>
+      <w:lvlJc w:val="left"/>
+      <w:pPr>
+        <w:ind w:left="720" w:hanging="360"/>
+      </w:pPr>
+    </w:lvl>
+    <w:lvl w:ilvl="1" w:tplc="04130019" w:tentative="1">
+      <w:start w:val="1"/>
+      <w:numFmt w:val="lowerLetter"/>
+      <w:lvlText w:val="%2."/>
+      <w:lvlJc w:val="left"/>
+      <w:pPr>
+        <w:ind w:left="1440" w:hanging="360"/>
+      </w:pPr>
+    </w:lvl>
+    <w:lvl w:ilvl="2" w:tplc="0413001B" w:tentative="1">
+      <w:start w:val="1"/>
+      <w:numFmt w:val="lowerRoman"/>
+      <w:lvlText w:val="%3."/>
+      <w:lvlJc w:val="right"/>
+      <w:pPr>
+        <w:ind w:left="2160" w:hanging="180"/>
+      </w:pPr>
+    </w:lvl>
+    <w:lvl w:ilvl="3" w:tplc="0413000F" w:tentative="1">
+      <w:start w:val="1"/>
+      <w:numFmt w:val="decimal"/>
+      <w:lvlText w:val="%4."/>
+      <w:lvlJc w:val="left"/>
+      <w:pPr>
+        <w:ind w:left="2880" w:hanging="360"/>
+      </w:pPr>
+    </w:lvl>
+    <w:lvl w:ilvl="4" w:tplc="04130019" w:tentative="1">
+      <w:start w:val="1"/>
+      <w:numFmt w:val="lowerLetter"/>
+      <w:lvlText w:val="%5."/>
+      <w:lvlJc w:val="left"/>
+      <w:pPr>
+        <w:ind w:left="3600" w:hanging="360"/>
+      </w:pPr>
+    </w:lvl>
+    <w:lvl w:ilvl="5" w:tplc="0413001B" w:tentative="1">
+      <w:start w:val="1"/>
+      <w:numFmt w:val="lowerRoman"/>
+      <w:lvlText w:val="%6."/>
+      <w:lvlJc w:val="right"/>
+      <w:pPr>
+        <w:ind w:left="4320" w:hanging="180"/>
+      </w:pPr>
+    </w:lvl>
+    <w:lvl w:ilvl="6" w:tplc="0413000F" w:tentative="1">
+      <w:start w:val="1"/>
+      <w:numFmt w:val="decimal"/>
+      <w:lvlText w:val="%7."/>
+      <w:lvlJc w:val="left"/>
+      <w:pPr>
+        <w:ind w:left="5040" w:hanging="360"/>
+      </w:pPr>
+    </w:lvl>
+    <w:lvl w:ilvl="7" w:tplc="04130019" w:tentative="1">
+      <w:start w:val="1"/>
+      <w:numFmt w:val="lowerLetter"/>
+      <w:lvlText w:val="%8."/>
+      <w:lvlJc w:val="left"/>
+      <w:pPr>
+        <w:ind w:left="5760" w:hanging="360"/>
+      </w:pPr>
+    </w:lvl>
+    <w:lvl w:ilvl="8" w:tplc="0413001B" w:tentative="1">
+      <w:start w:val="1"/>
+      <w:numFmt w:val="lowerRoman"/>
+      <w:lvlText w:val="%9."/>
+      <w:lvlJc w:val="right"/>
+      <w:pPr>
+        <w:ind w:left="6480" w:hanging="180"/>
+      </w:pPr>
+    </w:lvl>
+  </w:abstractNum>
+  <w:abstractNum w:abstractNumId="9" w15:restartNumberingAfterBreak="0">
     <w:nsid w:val="37642C8F"/>
     <w:multiLevelType w:val="hybridMultilevel"/>
     <w:tmpl w:val="6B82B0D4"/>
@@ -2259,7 +2155,93 @@
       </w:pPr>
     </w:lvl>
   </w:abstractNum>
-  <w:abstractNum w:abstractNumId="9" w15:restartNumberingAfterBreak="0">
+  <w:abstractNum w:abstractNumId="10" w15:restartNumberingAfterBreak="0">
+    <w:nsid w:val="3FF556F9"/>
+    <w:multiLevelType w:val="hybridMultilevel"/>
+    <w:tmpl w:val="A008DA8C"/>
+    <w:lvl w:ilvl="0" w:tplc="FFFFFFFF">
+      <w:start w:val="1"/>
+      <w:numFmt w:val="decimal"/>
+      <w:lvlText w:val="%1."/>
+      <w:lvlJc w:val="left"/>
+      <w:pPr>
+        <w:ind w:left="720" w:hanging="360"/>
+      </w:pPr>
+    </w:lvl>
+    <w:lvl w:ilvl="1" w:tplc="04130019" w:tentative="1">
+      <w:start w:val="1"/>
+      <w:numFmt w:val="lowerLetter"/>
+      <w:lvlText w:val="%2."/>
+      <w:lvlJc w:val="left"/>
+      <w:pPr>
+        <w:ind w:left="1440" w:hanging="360"/>
+      </w:pPr>
+    </w:lvl>
+    <w:lvl w:ilvl="2" w:tplc="0413001B" w:tentative="1">
+      <w:start w:val="1"/>
+      <w:numFmt w:val="lowerRoman"/>
+      <w:lvlText w:val="%3."/>
+      <w:lvlJc w:val="right"/>
+      <w:pPr>
+        <w:ind w:left="2160" w:hanging="180"/>
+      </w:pPr>
+    </w:lvl>
+    <w:lvl w:ilvl="3" w:tplc="0413000F" w:tentative="1">
+      <w:start w:val="1"/>
+      <w:numFmt w:val="decimal"/>
+      <w:lvlText w:val="%4."/>
+      <w:lvlJc w:val="left"/>
+      <w:pPr>
+        <w:ind w:left="2880" w:hanging="360"/>
+      </w:pPr>
+    </w:lvl>
+    <w:lvl w:ilvl="4" w:tplc="04130019" w:tentative="1">
+      <w:start w:val="1"/>
+      <w:numFmt w:val="lowerLetter"/>
+      <w:lvlText w:val="%5."/>
+      <w:lvlJc w:val="left"/>
+      <w:pPr>
+        <w:ind w:left="3600" w:hanging="360"/>
+      </w:pPr>
+    </w:lvl>
+    <w:lvl w:ilvl="5" w:tplc="0413001B" w:tentative="1">
+      <w:start w:val="1"/>
+      <w:numFmt w:val="lowerRoman"/>
+      <w:lvlText w:val="%6."/>
+      <w:lvlJc w:val="right"/>
+      <w:pPr>
+        <w:ind w:left="4320" w:hanging="180"/>
+      </w:pPr>
+    </w:lvl>
+    <w:lvl w:ilvl="6" w:tplc="0413000F" w:tentative="1">
+      <w:start w:val="1"/>
+      <w:numFmt w:val="decimal"/>
+      <w:lvlText w:val="%7."/>
+      <w:lvlJc w:val="left"/>
+      <w:pPr>
+        <w:ind w:left="5040" w:hanging="360"/>
+      </w:pPr>
+    </w:lvl>
+    <w:lvl w:ilvl="7" w:tplc="04130019" w:tentative="1">
+      <w:start w:val="1"/>
+      <w:numFmt w:val="lowerLetter"/>
+      <w:lvlText w:val="%8."/>
+      <w:lvlJc w:val="left"/>
+      <w:pPr>
+        <w:ind w:left="5760" w:hanging="360"/>
+      </w:pPr>
+    </w:lvl>
+    <w:lvl w:ilvl="8" w:tplc="0413001B" w:tentative="1">
+      <w:start w:val="1"/>
+      <w:numFmt w:val="lowerRoman"/>
+      <w:lvlText w:val="%9."/>
+      <w:lvlJc w:val="right"/>
+      <w:pPr>
+        <w:ind w:left="6480" w:hanging="180"/>
+      </w:pPr>
+    </w:lvl>
+  </w:abstractNum>
+  <w:abstractNum w:abstractNumId="11" w15:restartNumberingAfterBreak="0">
     <w:nsid w:val="403275E7"/>
     <w:multiLevelType w:val="hybridMultilevel"/>
     <w:tmpl w:val="D5E8A2A0"/>
@@ -2348,7 +2330,93 @@
       </w:pPr>
     </w:lvl>
   </w:abstractNum>
-  <w:abstractNum w:abstractNumId="10" w15:restartNumberingAfterBreak="0">
+  <w:abstractNum w:abstractNumId="12" w15:restartNumberingAfterBreak="0">
+    <w:nsid w:val="52804473"/>
+    <w:multiLevelType w:val="hybridMultilevel"/>
+    <w:tmpl w:val="FAECCAFE"/>
+    <w:lvl w:ilvl="0" w:tplc="0413000F">
+      <w:start w:val="1"/>
+      <w:numFmt w:val="decimal"/>
+      <w:lvlText w:val="%1."/>
+      <w:lvlJc w:val="left"/>
+      <w:pPr>
+        <w:ind w:left="720" w:hanging="360"/>
+      </w:pPr>
+    </w:lvl>
+    <w:lvl w:ilvl="1" w:tplc="04130019" w:tentative="1">
+      <w:start w:val="1"/>
+      <w:numFmt w:val="lowerLetter"/>
+      <w:lvlText w:val="%2."/>
+      <w:lvlJc w:val="left"/>
+      <w:pPr>
+        <w:ind w:left="1440" w:hanging="360"/>
+      </w:pPr>
+    </w:lvl>
+    <w:lvl w:ilvl="2" w:tplc="0413001B" w:tentative="1">
+      <w:start w:val="1"/>
+      <w:numFmt w:val="lowerRoman"/>
+      <w:lvlText w:val="%3."/>
+      <w:lvlJc w:val="right"/>
+      <w:pPr>
+        <w:ind w:left="2160" w:hanging="180"/>
+      </w:pPr>
+    </w:lvl>
+    <w:lvl w:ilvl="3" w:tplc="0413000F" w:tentative="1">
+      <w:start w:val="1"/>
+      <w:numFmt w:val="decimal"/>
+      <w:lvlText w:val="%4."/>
+      <w:lvlJc w:val="left"/>
+      <w:pPr>
+        <w:ind w:left="2880" w:hanging="360"/>
+      </w:pPr>
+    </w:lvl>
+    <w:lvl w:ilvl="4" w:tplc="04130019" w:tentative="1">
+      <w:start w:val="1"/>
+      <w:numFmt w:val="lowerLetter"/>
+      <w:lvlText w:val="%5."/>
+      <w:lvlJc w:val="left"/>
+      <w:pPr>
+        <w:ind w:left="3600" w:hanging="360"/>
+      </w:pPr>
+    </w:lvl>
+    <w:lvl w:ilvl="5" w:tplc="0413001B" w:tentative="1">
+      <w:start w:val="1"/>
+      <w:numFmt w:val="lowerRoman"/>
+      <w:lvlText w:val="%6."/>
+      <w:lvlJc w:val="right"/>
+      <w:pPr>
+        <w:ind w:left="4320" w:hanging="180"/>
+      </w:pPr>
+    </w:lvl>
+    <w:lvl w:ilvl="6" w:tplc="0413000F" w:tentative="1">
+      <w:start w:val="1"/>
+      <w:numFmt w:val="decimal"/>
+      <w:lvlText w:val="%7."/>
+      <w:lvlJc w:val="left"/>
+      <w:pPr>
+        <w:ind w:left="5040" w:hanging="360"/>
+      </w:pPr>
+    </w:lvl>
+    <w:lvl w:ilvl="7" w:tplc="04130019" w:tentative="1">
+      <w:start w:val="1"/>
+      <w:numFmt w:val="lowerLetter"/>
+      <w:lvlText w:val="%8."/>
+      <w:lvlJc w:val="left"/>
+      <w:pPr>
+        <w:ind w:left="5760" w:hanging="360"/>
+      </w:pPr>
+    </w:lvl>
+    <w:lvl w:ilvl="8" w:tplc="0413001B" w:tentative="1">
+      <w:start w:val="1"/>
+      <w:numFmt w:val="lowerRoman"/>
+      <w:lvlText w:val="%9."/>
+      <w:lvlJc w:val="right"/>
+      <w:pPr>
+        <w:ind w:left="6480" w:hanging="180"/>
+      </w:pPr>
+    </w:lvl>
+  </w:abstractNum>
+  <w:abstractNum w:abstractNumId="13" w15:restartNumberingAfterBreak="0">
     <w:nsid w:val="54DB2E25"/>
     <w:multiLevelType w:val="hybridMultilevel"/>
     <w:tmpl w:val="CC9C1A6A"/>
@@ -2437,7 +2505,93 @@
       </w:pPr>
     </w:lvl>
   </w:abstractNum>
-  <w:abstractNum w:abstractNumId="11" w15:restartNumberingAfterBreak="0">
+  <w:abstractNum w:abstractNumId="14" w15:restartNumberingAfterBreak="0">
+    <w:nsid w:val="55F31195"/>
+    <w:multiLevelType w:val="hybridMultilevel"/>
+    <w:tmpl w:val="FAECCAFE"/>
+    <w:lvl w:ilvl="0" w:tplc="FFFFFFFF">
+      <w:start w:val="1"/>
+      <w:numFmt w:val="decimal"/>
+      <w:lvlText w:val="%1."/>
+      <w:lvlJc w:val="left"/>
+      <w:pPr>
+        <w:ind w:left="720" w:hanging="360"/>
+      </w:pPr>
+    </w:lvl>
+    <w:lvl w:ilvl="1" w:tplc="FFFFFFFF" w:tentative="1">
+      <w:start w:val="1"/>
+      <w:numFmt w:val="lowerLetter"/>
+      <w:lvlText w:val="%2."/>
+      <w:lvlJc w:val="left"/>
+      <w:pPr>
+        <w:ind w:left="1440" w:hanging="360"/>
+      </w:pPr>
+    </w:lvl>
+    <w:lvl w:ilvl="2" w:tplc="FFFFFFFF" w:tentative="1">
+      <w:start w:val="1"/>
+      <w:numFmt w:val="lowerRoman"/>
+      <w:lvlText w:val="%3."/>
+      <w:lvlJc w:val="right"/>
+      <w:pPr>
+        <w:ind w:left="2160" w:hanging="180"/>
+      </w:pPr>
+    </w:lvl>
+    <w:lvl w:ilvl="3" w:tplc="FFFFFFFF" w:tentative="1">
+      <w:start w:val="1"/>
+      <w:numFmt w:val="decimal"/>
+      <w:lvlText w:val="%4."/>
+      <w:lvlJc w:val="left"/>
+      <w:pPr>
+        <w:ind w:left="2880" w:hanging="360"/>
+      </w:pPr>
+    </w:lvl>
+    <w:lvl w:ilvl="4" w:tplc="FFFFFFFF" w:tentative="1">
+      <w:start w:val="1"/>
+      <w:numFmt w:val="lowerLetter"/>
+      <w:lvlText w:val="%5."/>
+      <w:lvlJc w:val="left"/>
+      <w:pPr>
+        <w:ind w:left="3600" w:hanging="360"/>
+      </w:pPr>
+    </w:lvl>
+    <w:lvl w:ilvl="5" w:tplc="FFFFFFFF" w:tentative="1">
+      <w:start w:val="1"/>
+      <w:numFmt w:val="lowerRoman"/>
+      <w:lvlText w:val="%6."/>
+      <w:lvlJc w:val="right"/>
+      <w:pPr>
+        <w:ind w:left="4320" w:hanging="180"/>
+      </w:pPr>
+    </w:lvl>
+    <w:lvl w:ilvl="6" w:tplc="FFFFFFFF" w:tentative="1">
+      <w:start w:val="1"/>
+      <w:numFmt w:val="decimal"/>
+      <w:lvlText w:val="%7."/>
+      <w:lvlJc w:val="left"/>
+      <w:pPr>
+        <w:ind w:left="5040" w:hanging="360"/>
+      </w:pPr>
+    </w:lvl>
+    <w:lvl w:ilvl="7" w:tplc="FFFFFFFF" w:tentative="1">
+      <w:start w:val="1"/>
+      <w:numFmt w:val="lowerLetter"/>
+      <w:lvlText w:val="%8."/>
+      <w:lvlJc w:val="left"/>
+      <w:pPr>
+        <w:ind w:left="5760" w:hanging="360"/>
+      </w:pPr>
+    </w:lvl>
+    <w:lvl w:ilvl="8" w:tplc="FFFFFFFF" w:tentative="1">
+      <w:start w:val="1"/>
+      <w:numFmt w:val="lowerRoman"/>
+      <w:lvlText w:val="%9."/>
+      <w:lvlJc w:val="right"/>
+      <w:pPr>
+        <w:ind w:left="6480" w:hanging="180"/>
+      </w:pPr>
+    </w:lvl>
+  </w:abstractNum>
+  <w:abstractNum w:abstractNumId="15" w15:restartNumberingAfterBreak="0">
     <w:nsid w:val="5C6E4174"/>
     <w:multiLevelType w:val="hybridMultilevel"/>
     <w:tmpl w:val="CDDE5098"/>
@@ -2526,7 +2680,7 @@
       </w:pPr>
     </w:lvl>
   </w:abstractNum>
-  <w:abstractNum w:abstractNumId="12" w15:restartNumberingAfterBreak="0">
+  <w:abstractNum w:abstractNumId="16" w15:restartNumberingAfterBreak="0">
     <w:nsid w:val="67A445E7"/>
     <w:multiLevelType w:val="hybridMultilevel"/>
     <w:tmpl w:val="D5E8A2A0"/>
@@ -2615,7 +2769,7 @@
       </w:pPr>
     </w:lvl>
   </w:abstractNum>
-  <w:abstractNum w:abstractNumId="13" w15:restartNumberingAfterBreak="0">
+  <w:abstractNum w:abstractNumId="17" w15:restartNumberingAfterBreak="0">
     <w:nsid w:val="77EA28BC"/>
     <w:multiLevelType w:val="hybridMultilevel"/>
     <w:tmpl w:val="81786030"/>
@@ -2704,7 +2858,7 @@
       </w:pPr>
     </w:lvl>
   </w:abstractNum>
-  <w:abstractNum w:abstractNumId="14" w15:restartNumberingAfterBreak="0">
+  <w:abstractNum w:abstractNumId="18" w15:restartNumberingAfterBreak="0">
     <w:nsid w:val="7FC27E1C"/>
     <w:multiLevelType w:val="hybridMultilevel"/>
     <w:tmpl w:val="A4EC61AC"/>
@@ -2830,28 +2984,28 @@
     <w:abstractNumId w:val="5"/>
   </w:num>
   <w:num w:numId="5" w16cid:durableId="934829291">
-    <w:abstractNumId w:val="9"/>
+    <w:abstractNumId w:val="11"/>
   </w:num>
   <w:num w:numId="6" w16cid:durableId="382411352">
-    <w:abstractNumId w:val="13"/>
+    <w:abstractNumId w:val="17"/>
   </w:num>
   <w:num w:numId="7" w16cid:durableId="1667125263">
-    <w:abstractNumId w:val="12"/>
+    <w:abstractNumId w:val="16"/>
   </w:num>
   <w:num w:numId="8" w16cid:durableId="1585648028">
     <w:abstractNumId w:val="6"/>
   </w:num>
   <w:num w:numId="9" w16cid:durableId="33774363">
-    <w:abstractNumId w:val="10"/>
+    <w:abstractNumId w:val="13"/>
   </w:num>
   <w:num w:numId="10" w16cid:durableId="1018388865">
     <w:abstractNumId w:val="2"/>
   </w:num>
   <w:num w:numId="11" w16cid:durableId="1752121715">
-    <w:abstractNumId w:val="11"/>
+    <w:abstractNumId w:val="15"/>
   </w:num>
   <w:num w:numId="12" w16cid:durableId="1825123615">
-    <w:abstractNumId w:val="8"/>
+    <w:abstractNumId w:val="9"/>
   </w:num>
   <w:num w:numId="13" w16cid:durableId="1152143081">
     <w:abstractNumId w:val="1"/>
@@ -2860,7 +3014,19 @@
     <w:abstractNumId w:val="0"/>
   </w:num>
   <w:num w:numId="15" w16cid:durableId="825436499">
+    <w:abstractNumId w:val="18"/>
+  </w:num>
+  <w:num w:numId="16" w16cid:durableId="906039698">
+    <w:abstractNumId w:val="8"/>
+  </w:num>
+  <w:num w:numId="17" w16cid:durableId="1196235328">
+    <w:abstractNumId w:val="12"/>
+  </w:num>
+  <w:num w:numId="18" w16cid:durableId="732700911">
     <w:abstractNumId w:val="14"/>
+  </w:num>
+  <w:num w:numId="19" w16cid:durableId="1526284346">
+    <w:abstractNumId w:val="10"/>
   </w:num>
 </w:numbering>
 </file>
@@ -4281,7 +4447,14 @@
 </file>
 
 <file path=customXml/item1.xml><?xml version="1.0" encoding="utf-8"?>
-<b:Sources xmlns:b="http://schemas.openxmlformats.org/officeDocument/2006/bibliography" xmlns="http://schemas.openxmlformats.org/officeDocument/2006/bibliography" SelectedStyle="\APASixthEditionOfficeOnline.xsl" StyleName="APA" Version="6"/>
+<p:properties xmlns:p="http://schemas.microsoft.com/office/2006/metadata/properties" xmlns:xsi="http://www.w3.org/2001/XMLSchema-instance" xmlns:pc="http://schemas.microsoft.com/office/infopath/2007/PartnerControls">
+  <documentManagement>
+    <lcf76f155ced4ddcb4097134ff3c332f xmlns="08383384-0503-4771-b2ba-6fc3d51bf656">
+      <Terms xmlns="http://schemas.microsoft.com/office/infopath/2007/PartnerControls"/>
+    </lcf76f155ced4ddcb4097134ff3c332f>
+    <TaxCatchAll xmlns="c0acec82-785e-4a01-8b49-a31886450b92" xsi:nil="true"/>
+  </documentManagement>
+</p:properties>
 </file>
 
 <file path=customXml/item2.xml><?xml version="1.0" encoding="utf-8"?>
@@ -4294,14 +4467,7 @@
 </file>
 
 <file path=customXml/item3.xml><?xml version="1.0" encoding="utf-8"?>
-<p:properties xmlns:p="http://schemas.microsoft.com/office/2006/metadata/properties" xmlns:xsi="http://www.w3.org/2001/XMLSchema-instance" xmlns:pc="http://schemas.microsoft.com/office/infopath/2007/PartnerControls">
-  <documentManagement>
-    <lcf76f155ced4ddcb4097134ff3c332f xmlns="08383384-0503-4771-b2ba-6fc3d51bf656">
-      <Terms xmlns="http://schemas.microsoft.com/office/infopath/2007/PartnerControls"/>
-    </lcf76f155ced4ddcb4097134ff3c332f>
-    <TaxCatchAll xmlns="c0acec82-785e-4a01-8b49-a31886450b92" xsi:nil="true"/>
-  </documentManagement>
-</p:properties>
+<b:Sources xmlns:b="http://schemas.openxmlformats.org/officeDocument/2006/bibliography" xmlns="http://schemas.openxmlformats.org/officeDocument/2006/bibliography" SelectedStyle="\APASixthEditionOfficeOnline.xsl" StyleName="APA" Version="6"/>
 </file>
 
 <file path=customXml/item4.xml><?xml version="1.0" encoding="utf-8"?>
@@ -4512,9 +4678,12 @@
 </file>
 
 <file path=customXml/itemProps1.xml><?xml version="1.0" encoding="utf-8"?>
-<ds:datastoreItem xmlns:ds="http://schemas.openxmlformats.org/officeDocument/2006/customXml" ds:itemID="{C077093E-3BC1-48A6-8480-2DA9C69EAEE0}">
+<ds:datastoreItem xmlns:ds="http://schemas.openxmlformats.org/officeDocument/2006/customXml" ds:itemID="{B4284606-6258-4C09-90D8-5C84A71D11A6}">
   <ds:schemaRefs>
-    <ds:schemaRef ds:uri="http://schemas.openxmlformats.org/officeDocument/2006/bibliography"/>
+    <ds:schemaRef ds:uri="http://schemas.microsoft.com/office/2006/metadata/properties"/>
+    <ds:schemaRef ds:uri="http://schemas.microsoft.com/office/infopath/2007/PartnerControls"/>
+    <ds:schemaRef ds:uri="08383384-0503-4771-b2ba-6fc3d51bf656"/>
+    <ds:schemaRef ds:uri="c0acec82-785e-4a01-8b49-a31886450b92"/>
   </ds:schemaRefs>
 </ds:datastoreItem>
 </file>
@@ -4528,12 +4697,9 @@
 </file>
 
 <file path=customXml/itemProps3.xml><?xml version="1.0" encoding="utf-8"?>
-<ds:datastoreItem xmlns:ds="http://schemas.openxmlformats.org/officeDocument/2006/customXml" ds:itemID="{B4284606-6258-4C09-90D8-5C84A71D11A6}">
+<ds:datastoreItem xmlns:ds="http://schemas.openxmlformats.org/officeDocument/2006/customXml" ds:itemID="{C077093E-3BC1-48A6-8480-2DA9C69EAEE0}">
   <ds:schemaRefs>
-    <ds:schemaRef ds:uri="http://schemas.microsoft.com/office/2006/metadata/properties"/>
-    <ds:schemaRef ds:uri="http://schemas.microsoft.com/office/infopath/2007/PartnerControls"/>
-    <ds:schemaRef ds:uri="08383384-0503-4771-b2ba-6fc3d51bf656"/>
-    <ds:schemaRef ds:uri="c0acec82-785e-4a01-8b49-a31886450b92"/>
+    <ds:schemaRef ds:uri="http://schemas.openxmlformats.org/officeDocument/2006/bibliography"/>
   </ds:schemaRefs>
 </ds:datastoreItem>
 </file>

--- a/To-do's.docx
+++ b/To-do's.docx
@@ -23,14 +23,12 @@
           <w:lang w:val="en-US"/>
         </w:rPr>
       </w:pPr>
-      <w:proofErr w:type="spellStart"/>
       <w:r>
         <w:rPr>
           <w:lang w:val="en-US"/>
         </w:rPr>
         <w:t>Topbar</w:t>
       </w:r>
-      <w:proofErr w:type="spellEnd"/>
     </w:p>
     <w:p>
       <w:pPr>
@@ -88,14 +86,12 @@
           <w:lang w:val="en-US"/>
         </w:rPr>
       </w:pPr>
-      <w:proofErr w:type="spellStart"/>
       <w:r>
         <w:rPr>
           <w:lang w:val="en-US"/>
         </w:rPr>
         <w:t>Spelers</w:t>
       </w:r>
-      <w:proofErr w:type="spellEnd"/>
     </w:p>
     <w:p>
       <w:pPr>
@@ -105,13 +101,8 @@
           <w:numId w:val="16"/>
         </w:numPr>
       </w:pPr>
-      <w:proofErr w:type="spellStart"/>
-      <w:r>
-        <w:t>Toggle</w:t>
-      </w:r>
-      <w:proofErr w:type="spellEnd"/>
-      <w:r>
-        <w:t xml:space="preserve"> extern/intern in het midd</w:t>
+      <w:r>
+        <w:t>Toggle extern/intern in het midd</w:t>
       </w:r>
       <w:r>
         <w:t>en weergeven</w:t>
@@ -195,6 +186,67 @@
         <w:pStyle w:val="Kop2"/>
       </w:pPr>
       <w:r>
+        <w:t>Selectie</w:t>
+      </w:r>
+      <w:r>
+        <w:t xml:space="preserve"> planning</w:t>
+      </w:r>
+    </w:p>
+    <w:p>
+      <w:pPr>
+        <w:pStyle w:val="Lijstalinea"/>
+        <w:numPr>
+          <w:ilvl w:val="0"/>
+          <w:numId w:val="20"/>
+        </w:numPr>
+      </w:pPr>
+      <w:r>
+        <w:t>Items boven het voetbalveld naar rechts (of instellingen plaatsen)</w:t>
+      </w:r>
+      <w:r>
+        <w:t xml:space="preserve"> en titel van de pagina toevoegen.</w:t>
+      </w:r>
+    </w:p>
+    <w:p>
+      <w:pPr>
+        <w:pStyle w:val="Lijstalinea"/>
+        <w:numPr>
+          <w:ilvl w:val="0"/>
+          <w:numId w:val="20"/>
+        </w:numPr>
+      </w:pPr>
+      <w:r>
+        <w:t>Voetbalveld mooier weergeven. Iets langer maken (</w:t>
+      </w:r>
+      <w:r>
+        <w:t>meer naar onderen) en smaller maken. Ook tegeltjes voor posities</w:t>
+      </w:r>
+      <w:r>
+        <w:t xml:space="preserve"> iets kleiner maken door standaard maar 2 spelers te kunnen toevoegen. Ook kunnen de aanvallers nog wat meer naar boven, zodat het in het midden en onderin wat minder krap wordt. </w:t>
+      </w:r>
+    </w:p>
+    <w:p>
+      <w:pPr>
+        <w:pStyle w:val="Lijstalinea"/>
+        <w:numPr>
+          <w:ilvl w:val="0"/>
+          <w:numId w:val="20"/>
+        </w:numPr>
+      </w:pPr>
+      <w:r>
+        <w:t>Analyses weergeven op modal en activeren door knopje?</w:t>
+      </w:r>
+      <w:r>
+        <w:t xml:space="preserve"> </w:t>
+      </w:r>
+    </w:p>
+    <w:p/>
+    <w:p>
+      <w:pPr>
+        <w:pStyle w:val="Kop2"/>
+      </w:pPr>
+      <w:r>
+        <w:lastRenderedPageBreak/>
         <w:t>Bewerk</w:t>
       </w:r>
       <w:r>
@@ -300,7 +352,6 @@
         </w:numPr>
       </w:pPr>
       <w:r>
-        <w:lastRenderedPageBreak/>
         <w:t>Contact aanmaken vanuit contacten pagina</w:t>
       </w:r>
     </w:p>
@@ -355,15 +406,7 @@
         <w:t xml:space="preserve">Flow achter </w:t>
       </w:r>
       <w:r>
-        <w:t xml:space="preserve">gebruiker uitnodigen (e-mails versturen </w:t>
-      </w:r>
-      <w:proofErr w:type="spellStart"/>
-      <w:r>
-        <w:t>etc</w:t>
-      </w:r>
-      <w:proofErr w:type="spellEnd"/>
-      <w:r>
-        <w:t>).</w:t>
+        <w:t>gebruiker uitnodigen (e-mails versturen etc).</w:t>
       </w:r>
     </w:p>
     <w:p>
@@ -444,15 +487,7 @@
         <w:t>Interne spelerslijst pagina</w:t>
       </w:r>
       <w:r>
-        <w:t xml:space="preserve"> + </w:t>
-      </w:r>
-      <w:proofErr w:type="spellStart"/>
-      <w:r>
-        <w:t>subkoppen</w:t>
-      </w:r>
-      <w:proofErr w:type="spellEnd"/>
-      <w:r>
-        <w:t xml:space="preserve"> maken voor intern en extern.</w:t>
+        <w:t xml:space="preserve"> + subkoppen maken voor intern en extern.</w:t>
       </w:r>
     </w:p>
     <w:p>
@@ -470,21 +505,8 @@
     <w:p/>
     <w:p/>
     <w:p>
-      <w:proofErr w:type="spellStart"/>
-      <w:r>
-        <w:t>Skeleton</w:t>
-      </w:r>
-      <w:proofErr w:type="spellEnd"/>
-      <w:r>
-        <w:t xml:space="preserve"> </w:t>
-      </w:r>
-      <w:proofErr w:type="spellStart"/>
-      <w:r>
-        <w:t>screens</w:t>
-      </w:r>
-      <w:proofErr w:type="spellEnd"/>
-      <w:r>
-        <w:t xml:space="preserve"> maken</w:t>
+      <w:r>
+        <w:t>Skeleton screens maken</w:t>
       </w:r>
     </w:p>
     <w:p/>
@@ -544,16 +566,7 @@
         </w:numPr>
       </w:pPr>
       <w:r>
-        <w:lastRenderedPageBreak/>
-        <w:t xml:space="preserve">Radar </w:t>
-      </w:r>
-      <w:proofErr w:type="spellStart"/>
-      <w:r>
-        <w:t>chart</w:t>
-      </w:r>
-      <w:proofErr w:type="spellEnd"/>
-      <w:r>
-        <w:t xml:space="preserve"> ook zichtbaar maken bij pop-up als je op naam speler gaat staan</w:t>
+        <w:t>Radar chart ook zichtbaar maken bij pop-up als je op naam speler gaat staan</w:t>
       </w:r>
     </w:p>
     <w:p>
@@ -565,15 +578,7 @@
         </w:numPr>
       </w:pPr>
       <w:r>
-        <w:t xml:space="preserve">Kleuren voor processtappen </w:t>
-      </w:r>
-      <w:proofErr w:type="spellStart"/>
-      <w:r>
-        <w:t>etc</w:t>
-      </w:r>
-      <w:proofErr w:type="spellEnd"/>
-      <w:r>
-        <w:t>?</w:t>
+        <w:t>Kleuren voor processtappen etc?</w:t>
       </w:r>
     </w:p>
     <w:p/>
@@ -593,19 +598,9 @@
           <w:numId w:val="12"/>
         </w:numPr>
       </w:pPr>
-      <w:proofErr w:type="spellStart"/>
-      <w:r>
-        <w:t>Two</w:t>
-      </w:r>
-      <w:proofErr w:type="spellEnd"/>
-      <w:r>
-        <w:t xml:space="preserve">-Factor </w:t>
-      </w:r>
-      <w:proofErr w:type="spellStart"/>
-      <w:r>
-        <w:t>authentication</w:t>
-      </w:r>
-      <w:proofErr w:type="spellEnd"/>
+      <w:r>
+        <w:t>Two-Factor authentication</w:t>
+      </w:r>
     </w:p>
     <w:p>
       <w:pPr>
@@ -616,15 +611,7 @@
         </w:numPr>
       </w:pPr>
       <w:r>
-        <w:t xml:space="preserve">Demo omgeving van </w:t>
-      </w:r>
-      <w:proofErr w:type="spellStart"/>
-      <w:r>
-        <w:t>football</w:t>
-      </w:r>
-      <w:proofErr w:type="spellEnd"/>
-      <w:r>
-        <w:t>-scouting-platform zelf</w:t>
+        <w:t>Demo omgeving van football-scouting-platform zelf</w:t>
       </w:r>
       <w:r>
         <w:t xml:space="preserve"> om potentiële gebruikers inzicht te geven in</w:t>
@@ -638,13 +625,8 @@
           <w:numId w:val="12"/>
         </w:numPr>
       </w:pPr>
-      <w:proofErr w:type="spellStart"/>
-      <w:r>
-        <w:t>SuperAdmin</w:t>
-      </w:r>
-      <w:proofErr w:type="spellEnd"/>
-      <w:r>
-        <w:t xml:space="preserve"> user aanmaken die in alle afzonderlijke omgevingen </w:t>
+      <w:r>
+        <w:t xml:space="preserve">SuperAdmin user aanmaken die in alle afzonderlijke omgevingen </w:t>
       </w:r>
       <w:r>
         <w:t xml:space="preserve">van de clubs </w:t>
@@ -666,29 +648,8 @@
         <w:t>Pi</w:t>
       </w:r>
       <w:r>
-        <w:t xml:space="preserve">pelines van </w:t>
-      </w:r>
-      <w:proofErr w:type="spellStart"/>
-      <w:r>
-        <w:t>dev</w:t>
-      </w:r>
-      <w:proofErr w:type="spellEnd"/>
-      <w:r>
-        <w:t xml:space="preserve"> naar </w:t>
-      </w:r>
-      <w:proofErr w:type="spellStart"/>
-      <w:r>
-        <w:t>acc</w:t>
-      </w:r>
-      <w:proofErr w:type="spellEnd"/>
-      <w:r>
-        <w:t xml:space="preserve"> naar </w:t>
-      </w:r>
-      <w:proofErr w:type="spellStart"/>
-      <w:r>
-        <w:t>prod</w:t>
-      </w:r>
-      <w:proofErr w:type="spellEnd"/>
+        <w:t>pelines van dev naar acc naar prod</w:t>
+      </w:r>
     </w:p>
     <w:p>
       <w:pPr>
@@ -710,13 +671,8 @@
           <w:numId w:val="14"/>
         </w:numPr>
       </w:pPr>
-      <w:proofErr w:type="spellStart"/>
-      <w:r>
-        <w:t>Ghost</w:t>
-      </w:r>
-      <w:proofErr w:type="spellEnd"/>
-      <w:r>
-        <w:t xml:space="preserve"> component voor elke pagina</w:t>
+      <w:r>
+        <w:t>Ghost component voor elke pagina</w:t>
       </w:r>
     </w:p>
     <w:p/>
@@ -746,15 +702,7 @@
         <w:t>nemen</w:t>
       </w:r>
       <w:r>
-        <w:t xml:space="preserve"> </w:t>
-      </w:r>
-      <w:proofErr w:type="spellStart"/>
-      <w:r>
-        <w:t>ivm</w:t>
-      </w:r>
-      <w:proofErr w:type="spellEnd"/>
-      <w:r>
-        <w:t xml:space="preserve"> vakantie Daní</w:t>
+        <w:t xml:space="preserve"> ivm vakantie Daní</w:t>
       </w:r>
       <w:r>
         <w:t xml:space="preserve"> --&gt; 30 maart wel?</w:t>
@@ -799,15 +747,7 @@
         <w:t xml:space="preserve"> </w:t>
       </w:r>
       <w:r>
-        <w:t xml:space="preserve">--&gt; even checken bij Daní </w:t>
-      </w:r>
-      <w:proofErr w:type="spellStart"/>
-      <w:r>
-        <w:t>ivm</w:t>
-      </w:r>
-      <w:proofErr w:type="spellEnd"/>
-      <w:r>
-        <w:t xml:space="preserve"> vakantie Cain (moest vast goedkomen)</w:t>
+        <w:t>--&gt; even checken bij Daní ivm vakantie Cain (moest vast goedkomen)</w:t>
       </w:r>
     </w:p>
     <w:p>
@@ -819,15 +759,7 @@
         </w:numPr>
       </w:pPr>
       <w:r>
-        <w:t xml:space="preserve">1 mei </w:t>
-      </w:r>
-      <w:proofErr w:type="spellStart"/>
-      <w:r>
-        <w:t>kids</w:t>
-      </w:r>
-      <w:proofErr w:type="spellEnd"/>
-      <w:r>
-        <w:t xml:space="preserve"> bij je ouders slapen</w:t>
+        <w:t>1 mei kids bij je ouders slapen</w:t>
       </w:r>
       <w:r>
         <w:t xml:space="preserve"> --&gt; top</w:t>
@@ -845,36 +777,14 @@
         <w:rPr>
           <w:lang w:val="de-DE"/>
         </w:rPr>
-        <w:t xml:space="preserve">7 t/m 9 </w:t>
-      </w:r>
-      <w:proofErr w:type="spellStart"/>
+        <w:t xml:space="preserve">7 t/m 9 mei weg --&gt; </w:t>
+      </w:r>
       <w:r>
         <w:rPr>
           <w:lang w:val="de-DE"/>
         </w:rPr>
-        <w:t>mei</w:t>
-      </w:r>
-      <w:proofErr w:type="spellEnd"/>
-      <w:r>
-        <w:rPr>
-          <w:lang w:val="de-DE"/>
-        </w:rPr>
-        <w:t xml:space="preserve"> weg --&gt; </w:t>
-      </w:r>
-      <w:r>
-        <w:rPr>
-          <w:lang w:val="de-DE"/>
-        </w:rPr>
-        <w:t xml:space="preserve">8 t/m 9 </w:t>
-      </w:r>
-      <w:proofErr w:type="spellStart"/>
-      <w:r>
-        <w:rPr>
-          <w:lang w:val="de-DE"/>
-        </w:rPr>
-        <w:t>doen</w:t>
-      </w:r>
-      <w:proofErr w:type="spellEnd"/>
+        <w:t>8 t/m 9 doen</w:t>
+      </w:r>
       <w:r>
         <w:rPr>
           <w:lang w:val="de-DE"/>
@@ -891,15 +801,7 @@
         <w:t>Z</w:t>
       </w:r>
       <w:r>
-        <w:t xml:space="preserve">al wel druk/duur zijn </w:t>
-      </w:r>
-      <w:proofErr w:type="spellStart"/>
-      <w:r>
-        <w:t>ivm</w:t>
-      </w:r>
-      <w:proofErr w:type="spellEnd"/>
-      <w:r>
-        <w:t xml:space="preserve"> vakantie</w:t>
+        <w:t>al wel druk/duur zijn ivm vakantie</w:t>
       </w:r>
       <w:r>
         <w:t xml:space="preserve"> en kan ik nog trainen</w:t>
@@ -1782,6 +1684,92 @@
     </w:lvl>
   </w:abstractNum>
   <w:abstractNum w:abstractNumId="6" w15:restartNumberingAfterBreak="0">
+    <w:nsid w:val="28EA6199"/>
+    <w:multiLevelType w:val="hybridMultilevel"/>
+    <w:tmpl w:val="D38AFB20"/>
+    <w:lvl w:ilvl="0" w:tplc="FFFFFFFF">
+      <w:start w:val="1"/>
+      <w:numFmt w:val="decimal"/>
+      <w:lvlText w:val="%1."/>
+      <w:lvlJc w:val="left"/>
+      <w:pPr>
+        <w:ind w:left="720" w:hanging="360"/>
+      </w:pPr>
+    </w:lvl>
+    <w:lvl w:ilvl="1" w:tplc="04130019" w:tentative="1">
+      <w:start w:val="1"/>
+      <w:numFmt w:val="lowerLetter"/>
+      <w:lvlText w:val="%2."/>
+      <w:lvlJc w:val="left"/>
+      <w:pPr>
+        <w:ind w:left="1440" w:hanging="360"/>
+      </w:pPr>
+    </w:lvl>
+    <w:lvl w:ilvl="2" w:tplc="0413001B" w:tentative="1">
+      <w:start w:val="1"/>
+      <w:numFmt w:val="lowerRoman"/>
+      <w:lvlText w:val="%3."/>
+      <w:lvlJc w:val="right"/>
+      <w:pPr>
+        <w:ind w:left="2160" w:hanging="180"/>
+      </w:pPr>
+    </w:lvl>
+    <w:lvl w:ilvl="3" w:tplc="0413000F" w:tentative="1">
+      <w:start w:val="1"/>
+      <w:numFmt w:val="decimal"/>
+      <w:lvlText w:val="%4."/>
+      <w:lvlJc w:val="left"/>
+      <w:pPr>
+        <w:ind w:left="2880" w:hanging="360"/>
+      </w:pPr>
+    </w:lvl>
+    <w:lvl w:ilvl="4" w:tplc="04130019" w:tentative="1">
+      <w:start w:val="1"/>
+      <w:numFmt w:val="lowerLetter"/>
+      <w:lvlText w:val="%5."/>
+      <w:lvlJc w:val="left"/>
+      <w:pPr>
+        <w:ind w:left="3600" w:hanging="360"/>
+      </w:pPr>
+    </w:lvl>
+    <w:lvl w:ilvl="5" w:tplc="0413001B" w:tentative="1">
+      <w:start w:val="1"/>
+      <w:numFmt w:val="lowerRoman"/>
+      <w:lvlText w:val="%6."/>
+      <w:lvlJc w:val="right"/>
+      <w:pPr>
+        <w:ind w:left="4320" w:hanging="180"/>
+      </w:pPr>
+    </w:lvl>
+    <w:lvl w:ilvl="6" w:tplc="0413000F" w:tentative="1">
+      <w:start w:val="1"/>
+      <w:numFmt w:val="decimal"/>
+      <w:lvlText w:val="%7."/>
+      <w:lvlJc w:val="left"/>
+      <w:pPr>
+        <w:ind w:left="5040" w:hanging="360"/>
+      </w:pPr>
+    </w:lvl>
+    <w:lvl w:ilvl="7" w:tplc="04130019" w:tentative="1">
+      <w:start w:val="1"/>
+      <w:numFmt w:val="lowerLetter"/>
+      <w:lvlText w:val="%8."/>
+      <w:lvlJc w:val="left"/>
+      <w:pPr>
+        <w:ind w:left="5760" w:hanging="360"/>
+      </w:pPr>
+    </w:lvl>
+    <w:lvl w:ilvl="8" w:tplc="0413001B" w:tentative="1">
+      <w:start w:val="1"/>
+      <w:numFmt w:val="lowerRoman"/>
+      <w:lvlText w:val="%9."/>
+      <w:lvlJc w:val="right"/>
+      <w:pPr>
+        <w:ind w:left="6480" w:hanging="180"/>
+      </w:pPr>
+    </w:lvl>
+  </w:abstractNum>
+  <w:abstractNum w:abstractNumId="7" w15:restartNumberingAfterBreak="0">
     <w:nsid w:val="2DAF5D2A"/>
     <w:multiLevelType w:val="hybridMultilevel"/>
     <w:tmpl w:val="78E0A14E"/>
@@ -1870,7 +1858,7 @@
       </w:pPr>
     </w:lvl>
   </w:abstractNum>
-  <w:abstractNum w:abstractNumId="7" w15:restartNumberingAfterBreak="0">
+  <w:abstractNum w:abstractNumId="8" w15:restartNumberingAfterBreak="0">
     <w:nsid w:val="32262894"/>
     <w:multiLevelType w:val="hybridMultilevel"/>
     <w:tmpl w:val="E1704A54"/>
@@ -1983,7 +1971,7 @@
       </w:rPr>
     </w:lvl>
   </w:abstractNum>
-  <w:abstractNum w:abstractNumId="8" w15:restartNumberingAfterBreak="0">
+  <w:abstractNum w:abstractNumId="9" w15:restartNumberingAfterBreak="0">
     <w:nsid w:val="33601CB7"/>
     <w:multiLevelType w:val="hybridMultilevel"/>
     <w:tmpl w:val="A9F21C24"/>
@@ -2069,7 +2057,7 @@
       </w:pPr>
     </w:lvl>
   </w:abstractNum>
-  <w:abstractNum w:abstractNumId="9" w15:restartNumberingAfterBreak="0">
+  <w:abstractNum w:abstractNumId="10" w15:restartNumberingAfterBreak="0">
     <w:nsid w:val="37642C8F"/>
     <w:multiLevelType w:val="hybridMultilevel"/>
     <w:tmpl w:val="6B82B0D4"/>
@@ -2155,7 +2143,7 @@
       </w:pPr>
     </w:lvl>
   </w:abstractNum>
-  <w:abstractNum w:abstractNumId="10" w15:restartNumberingAfterBreak="0">
+  <w:abstractNum w:abstractNumId="11" w15:restartNumberingAfterBreak="0">
     <w:nsid w:val="3FF556F9"/>
     <w:multiLevelType w:val="hybridMultilevel"/>
     <w:tmpl w:val="A008DA8C"/>
@@ -2241,7 +2229,7 @@
       </w:pPr>
     </w:lvl>
   </w:abstractNum>
-  <w:abstractNum w:abstractNumId="11" w15:restartNumberingAfterBreak="0">
+  <w:abstractNum w:abstractNumId="12" w15:restartNumberingAfterBreak="0">
     <w:nsid w:val="403275E7"/>
     <w:multiLevelType w:val="hybridMultilevel"/>
     <w:tmpl w:val="D5E8A2A0"/>
@@ -2330,7 +2318,7 @@
       </w:pPr>
     </w:lvl>
   </w:abstractNum>
-  <w:abstractNum w:abstractNumId="12" w15:restartNumberingAfterBreak="0">
+  <w:abstractNum w:abstractNumId="13" w15:restartNumberingAfterBreak="0">
     <w:nsid w:val="52804473"/>
     <w:multiLevelType w:val="hybridMultilevel"/>
     <w:tmpl w:val="FAECCAFE"/>
@@ -2416,7 +2404,7 @@
       </w:pPr>
     </w:lvl>
   </w:abstractNum>
-  <w:abstractNum w:abstractNumId="13" w15:restartNumberingAfterBreak="0">
+  <w:abstractNum w:abstractNumId="14" w15:restartNumberingAfterBreak="0">
     <w:nsid w:val="54DB2E25"/>
     <w:multiLevelType w:val="hybridMultilevel"/>
     <w:tmpl w:val="CC9C1A6A"/>
@@ -2505,7 +2493,7 @@
       </w:pPr>
     </w:lvl>
   </w:abstractNum>
-  <w:abstractNum w:abstractNumId="14" w15:restartNumberingAfterBreak="0">
+  <w:abstractNum w:abstractNumId="15" w15:restartNumberingAfterBreak="0">
     <w:nsid w:val="55F31195"/>
     <w:multiLevelType w:val="hybridMultilevel"/>
     <w:tmpl w:val="FAECCAFE"/>
@@ -2591,7 +2579,7 @@
       </w:pPr>
     </w:lvl>
   </w:abstractNum>
-  <w:abstractNum w:abstractNumId="15" w15:restartNumberingAfterBreak="0">
+  <w:abstractNum w:abstractNumId="16" w15:restartNumberingAfterBreak="0">
     <w:nsid w:val="5C6E4174"/>
     <w:multiLevelType w:val="hybridMultilevel"/>
     <w:tmpl w:val="CDDE5098"/>
@@ -2680,7 +2668,7 @@
       </w:pPr>
     </w:lvl>
   </w:abstractNum>
-  <w:abstractNum w:abstractNumId="16" w15:restartNumberingAfterBreak="0">
+  <w:abstractNum w:abstractNumId="17" w15:restartNumberingAfterBreak="0">
     <w:nsid w:val="67A445E7"/>
     <w:multiLevelType w:val="hybridMultilevel"/>
     <w:tmpl w:val="D5E8A2A0"/>
@@ -2769,7 +2757,7 @@
       </w:pPr>
     </w:lvl>
   </w:abstractNum>
-  <w:abstractNum w:abstractNumId="17" w15:restartNumberingAfterBreak="0">
+  <w:abstractNum w:abstractNumId="18" w15:restartNumberingAfterBreak="0">
     <w:nsid w:val="77EA28BC"/>
     <w:multiLevelType w:val="hybridMultilevel"/>
     <w:tmpl w:val="81786030"/>
@@ -2858,7 +2846,7 @@
       </w:pPr>
     </w:lvl>
   </w:abstractNum>
-  <w:abstractNum w:abstractNumId="18" w15:restartNumberingAfterBreak="0">
+  <w:abstractNum w:abstractNumId="19" w15:restartNumberingAfterBreak="0">
     <w:nsid w:val="7FC27E1C"/>
     <w:multiLevelType w:val="hybridMultilevel"/>
     <w:tmpl w:val="A4EC61AC"/>
@@ -2972,7 +2960,7 @@
     </w:lvl>
   </w:abstractNum>
   <w:num w:numId="1" w16cid:durableId="1595747460">
-    <w:abstractNumId w:val="7"/>
+    <w:abstractNumId w:val="8"/>
   </w:num>
   <w:num w:numId="2" w16cid:durableId="1902984639">
     <w:abstractNumId w:val="4"/>
@@ -2984,28 +2972,28 @@
     <w:abstractNumId w:val="5"/>
   </w:num>
   <w:num w:numId="5" w16cid:durableId="934829291">
-    <w:abstractNumId w:val="11"/>
+    <w:abstractNumId w:val="12"/>
   </w:num>
   <w:num w:numId="6" w16cid:durableId="382411352">
+    <w:abstractNumId w:val="18"/>
+  </w:num>
+  <w:num w:numId="7" w16cid:durableId="1667125263">
     <w:abstractNumId w:val="17"/>
   </w:num>
-  <w:num w:numId="7" w16cid:durableId="1667125263">
-    <w:abstractNumId w:val="16"/>
-  </w:num>
   <w:num w:numId="8" w16cid:durableId="1585648028">
-    <w:abstractNumId w:val="6"/>
+    <w:abstractNumId w:val="7"/>
   </w:num>
   <w:num w:numId="9" w16cid:durableId="33774363">
-    <w:abstractNumId w:val="13"/>
+    <w:abstractNumId w:val="14"/>
   </w:num>
   <w:num w:numId="10" w16cid:durableId="1018388865">
     <w:abstractNumId w:val="2"/>
   </w:num>
   <w:num w:numId="11" w16cid:durableId="1752121715">
-    <w:abstractNumId w:val="15"/>
+    <w:abstractNumId w:val="16"/>
   </w:num>
   <w:num w:numId="12" w16cid:durableId="1825123615">
-    <w:abstractNumId w:val="9"/>
+    <w:abstractNumId w:val="10"/>
   </w:num>
   <w:num w:numId="13" w16cid:durableId="1152143081">
     <w:abstractNumId w:val="1"/>
@@ -3014,19 +3002,22 @@
     <w:abstractNumId w:val="0"/>
   </w:num>
   <w:num w:numId="15" w16cid:durableId="825436499">
-    <w:abstractNumId w:val="18"/>
+    <w:abstractNumId w:val="19"/>
   </w:num>
   <w:num w:numId="16" w16cid:durableId="906039698">
-    <w:abstractNumId w:val="8"/>
+    <w:abstractNumId w:val="9"/>
   </w:num>
   <w:num w:numId="17" w16cid:durableId="1196235328">
-    <w:abstractNumId w:val="12"/>
+    <w:abstractNumId w:val="13"/>
   </w:num>
   <w:num w:numId="18" w16cid:durableId="732700911">
-    <w:abstractNumId w:val="14"/>
+    <w:abstractNumId w:val="15"/>
   </w:num>
   <w:num w:numId="19" w16cid:durableId="1526284346">
-    <w:abstractNumId w:val="10"/>
+    <w:abstractNumId w:val="11"/>
+  </w:num>
+  <w:num w:numId="20" w16cid:durableId="596789236">
+    <w:abstractNumId w:val="6"/>
   </w:num>
 </w:numbering>
 </file>

--- a/To-do's.docx
+++ b/To-do's.docx
@@ -23,12 +23,14 @@
           <w:lang w:val="en-US"/>
         </w:rPr>
       </w:pPr>
+      <w:proofErr w:type="spellStart"/>
       <w:r>
         <w:rPr>
           <w:lang w:val="en-US"/>
         </w:rPr>
         <w:t>Topbar</w:t>
       </w:r>
+      <w:proofErr w:type="spellEnd"/>
     </w:p>
     <w:p>
       <w:pPr>
@@ -86,12 +88,14 @@
           <w:lang w:val="en-US"/>
         </w:rPr>
       </w:pPr>
+      <w:proofErr w:type="spellStart"/>
       <w:r>
         <w:rPr>
           <w:lang w:val="en-US"/>
         </w:rPr>
         <w:t>Spelers</w:t>
       </w:r>
+      <w:proofErr w:type="spellEnd"/>
     </w:p>
     <w:p>
       <w:pPr>
@@ -100,14 +104,28 @@
           <w:ilvl w:val="0"/>
           <w:numId w:val="16"/>
         </w:numPr>
-      </w:pPr>
-      <w:r>
-        <w:t>Toggle extern/intern in het midd</w:t>
-      </w:r>
-      <w:r>
-        <w:t>en weergeven</w:t>
-      </w:r>
-      <w:r>
+        <w:rPr>
+          <w:strike/>
+        </w:rPr>
+      </w:pPr>
+      <w:proofErr w:type="spellStart"/>
+      <w:r>
+        <w:rPr>
+          <w:strike/>
+        </w:rPr>
+        <w:t>Toggle</w:t>
+      </w:r>
+      <w:proofErr w:type="spellEnd"/>
+      <w:r>
+        <w:rPr>
+          <w:strike/>
+        </w:rPr>
+        <w:t xml:space="preserve"> extern/intern in het midden weergeven</w:t>
+      </w:r>
+      <w:r>
+        <w:rPr>
+          <w:strike/>
+        </w:rPr>
         <w:t xml:space="preserve"> en iets meer vierkant maken zoals button</w:t>
       </w:r>
     </w:p>
@@ -118,8 +136,14 @@
           <w:ilvl w:val="0"/>
           <w:numId w:val="16"/>
         </w:numPr>
-      </w:pPr>
-      <w:r>
+        <w:rPr>
+          <w:strike/>
+        </w:rPr>
+      </w:pPr>
+      <w:r>
+        <w:rPr>
+          <w:strike/>
+        </w:rPr>
         <w:t>Speler toevoegen button ook bij view intern</w:t>
       </w:r>
     </w:p>
@@ -149,6 +173,9 @@
       <w:r>
         <w:t xml:space="preserve"> knop?</w:t>
       </w:r>
+      <w:r>
+        <w:t xml:space="preserve"> Die weghalen.</w:t>
+      </w:r>
     </w:p>
     <w:p>
       <w:pPr>
@@ -234,7 +261,15 @@
         </w:numPr>
       </w:pPr>
       <w:r>
-        <w:t>Analyses weergeven op modal en activeren door knopje?</w:t>
+        <w:t xml:space="preserve">Analyses weergeven op </w:t>
+      </w:r>
+      <w:proofErr w:type="spellStart"/>
+      <w:r>
+        <w:t>modal</w:t>
+      </w:r>
+      <w:proofErr w:type="spellEnd"/>
+      <w:r>
+        <w:t xml:space="preserve"> en activeren door knopje?</w:t>
       </w:r>
       <w:r>
         <w:t xml:space="preserve"> </w:t>
@@ -406,7 +441,15 @@
         <w:t xml:space="preserve">Flow achter </w:t>
       </w:r>
       <w:r>
-        <w:t>gebruiker uitnodigen (e-mails versturen etc).</w:t>
+        <w:t xml:space="preserve">gebruiker uitnodigen (e-mails versturen </w:t>
+      </w:r>
+      <w:proofErr w:type="spellStart"/>
+      <w:r>
+        <w:t>etc</w:t>
+      </w:r>
+      <w:proofErr w:type="spellEnd"/>
+      <w:r>
+        <w:t>).</w:t>
       </w:r>
     </w:p>
     <w:p>
@@ -487,7 +530,15 @@
         <w:t>Interne spelerslijst pagina</w:t>
       </w:r>
       <w:r>
-        <w:t xml:space="preserve"> + subkoppen maken voor intern en extern.</w:t>
+        <w:t xml:space="preserve"> + </w:t>
+      </w:r>
+      <w:proofErr w:type="spellStart"/>
+      <w:r>
+        <w:t>subkoppen</w:t>
+      </w:r>
+      <w:proofErr w:type="spellEnd"/>
+      <w:r>
+        <w:t xml:space="preserve"> maken voor intern en extern.</w:t>
       </w:r>
     </w:p>
     <w:p>
@@ -505,8 +556,21 @@
     <w:p/>
     <w:p/>
     <w:p>
-      <w:r>
-        <w:t>Skeleton screens maken</w:t>
+      <w:proofErr w:type="spellStart"/>
+      <w:r>
+        <w:t>Skeleton</w:t>
+      </w:r>
+      <w:proofErr w:type="spellEnd"/>
+      <w:r>
+        <w:t xml:space="preserve"> </w:t>
+      </w:r>
+      <w:proofErr w:type="spellStart"/>
+      <w:r>
+        <w:t>screens</w:t>
+      </w:r>
+      <w:proofErr w:type="spellEnd"/>
+      <w:r>
+        <w:t xml:space="preserve"> maken</w:t>
       </w:r>
     </w:p>
     <w:p/>
@@ -566,7 +630,15 @@
         </w:numPr>
       </w:pPr>
       <w:r>
-        <w:t>Radar chart ook zichtbaar maken bij pop-up als je op naam speler gaat staan</w:t>
+        <w:t xml:space="preserve">Radar </w:t>
+      </w:r>
+      <w:proofErr w:type="spellStart"/>
+      <w:r>
+        <w:t>chart</w:t>
+      </w:r>
+      <w:proofErr w:type="spellEnd"/>
+      <w:r>
+        <w:t xml:space="preserve"> ook zichtbaar maken bij pop-up als je op naam speler gaat staan</w:t>
       </w:r>
     </w:p>
     <w:p>
@@ -578,7 +650,15 @@
         </w:numPr>
       </w:pPr>
       <w:r>
-        <w:t>Kleuren voor processtappen etc?</w:t>
+        <w:t xml:space="preserve">Kleuren voor processtappen </w:t>
+      </w:r>
+      <w:proofErr w:type="spellStart"/>
+      <w:r>
+        <w:t>etc</w:t>
+      </w:r>
+      <w:proofErr w:type="spellEnd"/>
+      <w:r>
+        <w:t>?</w:t>
       </w:r>
     </w:p>
     <w:p/>
@@ -598,9 +678,19 @@
           <w:numId w:val="12"/>
         </w:numPr>
       </w:pPr>
-      <w:r>
-        <w:t>Two-Factor authentication</w:t>
-      </w:r>
+      <w:proofErr w:type="spellStart"/>
+      <w:r>
+        <w:t>Two</w:t>
+      </w:r>
+      <w:proofErr w:type="spellEnd"/>
+      <w:r>
+        <w:t xml:space="preserve">-Factor </w:t>
+      </w:r>
+      <w:proofErr w:type="spellStart"/>
+      <w:r>
+        <w:t>authentication</w:t>
+      </w:r>
+      <w:proofErr w:type="spellEnd"/>
     </w:p>
     <w:p>
       <w:pPr>
@@ -611,7 +701,15 @@
         </w:numPr>
       </w:pPr>
       <w:r>
-        <w:t>Demo omgeving van football-scouting-platform zelf</w:t>
+        <w:t xml:space="preserve">Demo omgeving van </w:t>
+      </w:r>
+      <w:proofErr w:type="spellStart"/>
+      <w:r>
+        <w:t>football</w:t>
+      </w:r>
+      <w:proofErr w:type="spellEnd"/>
+      <w:r>
+        <w:t>-scouting-platform zelf</w:t>
       </w:r>
       <w:r>
         <w:t xml:space="preserve"> om potentiële gebruikers inzicht te geven in</w:t>
@@ -625,8 +723,13 @@
           <w:numId w:val="12"/>
         </w:numPr>
       </w:pPr>
-      <w:r>
-        <w:t xml:space="preserve">SuperAdmin user aanmaken die in alle afzonderlijke omgevingen </w:t>
+      <w:proofErr w:type="spellStart"/>
+      <w:r>
+        <w:t>SuperAdmin</w:t>
+      </w:r>
+      <w:proofErr w:type="spellEnd"/>
+      <w:r>
+        <w:t xml:space="preserve"> user aanmaken die in alle afzonderlijke omgevingen </w:t>
       </w:r>
       <w:r>
         <w:t xml:space="preserve">van de clubs </w:t>
@@ -648,8 +751,29 @@
         <w:t>Pi</w:t>
       </w:r>
       <w:r>
-        <w:t>pelines van dev naar acc naar prod</w:t>
-      </w:r>
+        <w:t xml:space="preserve">pelines van </w:t>
+      </w:r>
+      <w:proofErr w:type="spellStart"/>
+      <w:r>
+        <w:t>dev</w:t>
+      </w:r>
+      <w:proofErr w:type="spellEnd"/>
+      <w:r>
+        <w:t xml:space="preserve"> naar </w:t>
+      </w:r>
+      <w:proofErr w:type="spellStart"/>
+      <w:r>
+        <w:t>acc</w:t>
+      </w:r>
+      <w:proofErr w:type="spellEnd"/>
+      <w:r>
+        <w:t xml:space="preserve"> naar </w:t>
+      </w:r>
+      <w:proofErr w:type="spellStart"/>
+      <w:r>
+        <w:t>prod</w:t>
+      </w:r>
+      <w:proofErr w:type="spellEnd"/>
     </w:p>
     <w:p>
       <w:pPr>
@@ -671,8 +795,13 @@
           <w:numId w:val="14"/>
         </w:numPr>
       </w:pPr>
-      <w:r>
-        <w:t>Ghost component voor elke pagina</w:t>
+      <w:proofErr w:type="spellStart"/>
+      <w:r>
+        <w:t>Ghost</w:t>
+      </w:r>
+      <w:proofErr w:type="spellEnd"/>
+      <w:r>
+        <w:t xml:space="preserve"> component voor elke pagina</w:t>
       </w:r>
     </w:p>
     <w:p/>
@@ -702,7 +831,15 @@
         <w:t>nemen</w:t>
       </w:r>
       <w:r>
-        <w:t xml:space="preserve"> ivm vakantie Daní</w:t>
+        <w:t xml:space="preserve"> </w:t>
+      </w:r>
+      <w:proofErr w:type="spellStart"/>
+      <w:r>
+        <w:t>ivm</w:t>
+      </w:r>
+      <w:proofErr w:type="spellEnd"/>
+      <w:r>
+        <w:t xml:space="preserve"> vakantie Daní</w:t>
       </w:r>
       <w:r>
         <w:t xml:space="preserve"> --&gt; 30 maart wel?</w:t>
@@ -747,7 +884,15 @@
         <w:t xml:space="preserve"> </w:t>
       </w:r>
       <w:r>
-        <w:t>--&gt; even checken bij Daní ivm vakantie Cain (moest vast goedkomen)</w:t>
+        <w:t xml:space="preserve">--&gt; even checken bij Daní </w:t>
+      </w:r>
+      <w:proofErr w:type="spellStart"/>
+      <w:r>
+        <w:t>ivm</w:t>
+      </w:r>
+      <w:proofErr w:type="spellEnd"/>
+      <w:r>
+        <w:t xml:space="preserve"> vakantie Cain (moest vast goedkomen)</w:t>
       </w:r>
     </w:p>
     <w:p>
@@ -759,7 +904,15 @@
         </w:numPr>
       </w:pPr>
       <w:r>
-        <w:t>1 mei kids bij je ouders slapen</w:t>
+        <w:t xml:space="preserve">1 mei </w:t>
+      </w:r>
+      <w:proofErr w:type="spellStart"/>
+      <w:r>
+        <w:t>kids</w:t>
+      </w:r>
+      <w:proofErr w:type="spellEnd"/>
+      <w:r>
+        <w:t xml:space="preserve"> bij je ouders slapen</w:t>
       </w:r>
       <w:r>
         <w:t xml:space="preserve"> --&gt; top</w:t>
@@ -777,14 +930,36 @@
         <w:rPr>
           <w:lang w:val="de-DE"/>
         </w:rPr>
-        <w:t xml:space="preserve">7 t/m 9 mei weg --&gt; </w:t>
-      </w:r>
+        <w:t xml:space="preserve">7 t/m 9 </w:t>
+      </w:r>
+      <w:proofErr w:type="spellStart"/>
       <w:r>
         <w:rPr>
           <w:lang w:val="de-DE"/>
         </w:rPr>
-        <w:t>8 t/m 9 doen</w:t>
-      </w:r>
+        <w:t>mei</w:t>
+      </w:r>
+      <w:proofErr w:type="spellEnd"/>
+      <w:r>
+        <w:rPr>
+          <w:lang w:val="de-DE"/>
+        </w:rPr>
+        <w:t xml:space="preserve"> weg --&gt; </w:t>
+      </w:r>
+      <w:r>
+        <w:rPr>
+          <w:lang w:val="de-DE"/>
+        </w:rPr>
+        <w:t xml:space="preserve">8 t/m 9 </w:t>
+      </w:r>
+      <w:proofErr w:type="spellStart"/>
+      <w:r>
+        <w:rPr>
+          <w:lang w:val="de-DE"/>
+        </w:rPr>
+        <w:t>doen</w:t>
+      </w:r>
+      <w:proofErr w:type="spellEnd"/>
       <w:r>
         <w:rPr>
           <w:lang w:val="de-DE"/>
@@ -801,7 +976,15 @@
         <w:t>Z</w:t>
       </w:r>
       <w:r>
-        <w:t>al wel druk/duur zijn ivm vakantie</w:t>
+        <w:t xml:space="preserve">al wel druk/duur zijn </w:t>
+      </w:r>
+      <w:proofErr w:type="spellStart"/>
+      <w:r>
+        <w:t>ivm</w:t>
+      </w:r>
+      <w:proofErr w:type="spellEnd"/>
+      <w:r>
+        <w:t xml:space="preserve"> vakantie</w:t>
       </w:r>
       <w:r>
         <w:t xml:space="preserve"> en kan ik nog trainen</w:t>

--- a/To-do's.docx
+++ b/To-do's.docx
@@ -23,14 +23,12 @@
           <w:lang w:val="en-US"/>
         </w:rPr>
       </w:pPr>
-      <w:proofErr w:type="spellStart"/>
       <w:r>
         <w:rPr>
           <w:lang w:val="en-US"/>
         </w:rPr>
         <w:t>Topbar</w:t>
       </w:r>
-      <w:proofErr w:type="spellEnd"/>
     </w:p>
     <w:p>
       <w:pPr>
@@ -88,14 +86,12 @@
           <w:lang w:val="en-US"/>
         </w:rPr>
       </w:pPr>
-      <w:proofErr w:type="spellStart"/>
       <w:r>
         <w:rPr>
           <w:lang w:val="en-US"/>
         </w:rPr>
         <w:t>Spelers</w:t>
       </w:r>
-      <w:proofErr w:type="spellEnd"/>
     </w:p>
     <w:p>
       <w:pPr>
@@ -108,19 +104,11 @@
           <w:strike/>
         </w:rPr>
       </w:pPr>
-      <w:proofErr w:type="spellStart"/>
       <w:r>
         <w:rPr>
           <w:strike/>
         </w:rPr>
-        <w:t>Toggle</w:t>
-      </w:r>
-      <w:proofErr w:type="spellEnd"/>
-      <w:r>
-        <w:rPr>
-          <w:strike/>
-        </w:rPr>
-        <w:t xml:space="preserve"> extern/intern in het midden weergeven</w:t>
+        <w:t>Toggle extern/intern in het midden weergeven</w:t>
       </w:r>
       <w:r>
         <w:rPr>
@@ -154,8 +142,14 @@
           <w:ilvl w:val="0"/>
           <w:numId w:val="16"/>
         </w:numPr>
-      </w:pPr>
-      <w:r>
+        <w:rPr>
+          <w:strike/>
+        </w:rPr>
+      </w:pPr>
+      <w:r>
+        <w:rPr>
+          <w:strike/>
+        </w:rPr>
         <w:t>Selecteren seizoen bij interne selectie weg?</w:t>
       </w:r>
     </w:p>
@@ -166,14 +160,26 @@
           <w:ilvl w:val="0"/>
           <w:numId w:val="16"/>
         </w:numPr>
-      </w:pPr>
-      <w:r>
+        <w:rPr>
+          <w:strike/>
+        </w:rPr>
+      </w:pPr>
+      <w:r>
+        <w:rPr>
+          <w:strike/>
+        </w:rPr>
         <w:t>Wat doet zonder team</w:t>
       </w:r>
       <w:r>
+        <w:rPr>
+          <w:strike/>
+        </w:rPr>
         <w:t xml:space="preserve"> knop?</w:t>
       </w:r>
       <w:r>
+        <w:rPr>
+          <w:strike/>
+        </w:rPr>
         <w:t xml:space="preserve"> Die weghalen.</w:t>
       </w:r>
     </w:p>
@@ -189,6 +195,108 @@
         <w:t>Opmaak tabel intern gelijkt trekken met opmaak extern</w:t>
       </w:r>
     </w:p>
+    <w:p>
+      <w:pPr>
+        <w:pStyle w:val="Lijstalinea"/>
+        <w:numPr>
+          <w:ilvl w:val="0"/>
+          <w:numId w:val="16"/>
+        </w:numPr>
+      </w:pPr>
+      <w:r>
+        <w:t>Top speler sterretje mag goud worden weergegeven.</w:t>
+      </w:r>
+      <w:r>
+        <w:t xml:space="preserve"> Kan dit niet ivm de naam, dan laten we het zo.</w:t>
+      </w:r>
+    </w:p>
+    <w:p>
+      <w:pPr>
+        <w:pStyle w:val="Lijstalinea"/>
+        <w:numPr>
+          <w:ilvl w:val="0"/>
+          <w:numId w:val="16"/>
+        </w:numPr>
+      </w:pPr>
+      <w:r>
+        <w:t>Vastleggen</w:t>
+      </w:r>
+      <w:r>
+        <w:t xml:space="preserve"> gegevens</w:t>
+      </w:r>
+      <w:r>
+        <w:t>:</w:t>
+      </w:r>
+    </w:p>
+    <w:p>
+      <w:pPr>
+        <w:pStyle w:val="Lijstalinea"/>
+        <w:numPr>
+          <w:ilvl w:val="1"/>
+          <w:numId w:val="16"/>
+        </w:numPr>
+      </w:pPr>
+      <w:r>
+        <w:t>Woonplaats:</w:t>
+      </w:r>
+    </w:p>
+    <w:p>
+      <w:pPr>
+        <w:pStyle w:val="Lijstalinea"/>
+        <w:numPr>
+          <w:ilvl w:val="1"/>
+          <w:numId w:val="16"/>
+        </w:numPr>
+      </w:pPr>
+      <w:r>
+        <w:t>Reistijd van huis tot en met sv Hillegom:</w:t>
+      </w:r>
+    </w:p>
+    <w:p>
+      <w:pPr>
+        <w:pStyle w:val="Lijstalinea"/>
+        <w:numPr>
+          <w:ilvl w:val="1"/>
+          <w:numId w:val="16"/>
+        </w:numPr>
+      </w:pPr>
+      <w:r>
+        <w:t>Favoriete positie:</w:t>
+      </w:r>
+    </w:p>
+    <w:p>
+      <w:pPr>
+        <w:pStyle w:val="Lijstalinea"/>
+        <w:numPr>
+          <w:ilvl w:val="1"/>
+          <w:numId w:val="16"/>
+        </w:numPr>
+      </w:pPr>
+      <w:r>
+        <w:t>Beste positie:</w:t>
+      </w:r>
+    </w:p>
+    <w:p>
+      <w:pPr>
+        <w:pStyle w:val="Lijstalinea"/>
+        <w:numPr>
+          <w:ilvl w:val="1"/>
+          <w:numId w:val="16"/>
+        </w:numPr>
+      </w:pPr>
+      <w:r>
+        <w:t>Spelend lid bij sv Hillegom sinds het seizoen:</w:t>
+      </w:r>
+    </w:p>
+    <w:p>
+      <w:pPr>
+        <w:pStyle w:val="Lijstalinea"/>
+        <w:numPr>
+          <w:ilvl w:val="0"/>
+          <w:numId w:val="16"/>
+        </w:numPr>
+      </w:pPr>
+    </w:p>
     <w:p/>
     <w:p>
       <w:pPr>
@@ -206,6 +314,49 @@
           <w:numId w:val="17"/>
         </w:numPr>
       </w:pPr>
+      <w:r>
+        <w:t>Terug knop moet navigeren naar interne spelers als het een interne speler betreft.</w:t>
+      </w:r>
+    </w:p>
+    <w:p>
+      <w:pPr>
+        <w:pStyle w:val="Lijstalinea"/>
+        <w:numPr>
+          <w:ilvl w:val="0"/>
+          <w:numId w:val="17"/>
+        </w:numPr>
+      </w:pPr>
+      <w:r>
+        <w:t xml:space="preserve">Interne speler mag standaard de clubnaam als huidige club hebben. </w:t>
+      </w:r>
+    </w:p>
+    <w:p>
+      <w:pPr>
+        <w:pStyle w:val="Lijstalinea"/>
+        <w:numPr>
+          <w:ilvl w:val="0"/>
+          <w:numId w:val="17"/>
+        </w:numPr>
+      </w:pPr>
+      <w:r>
+        <w:t xml:space="preserve">Interne situatie </w:t>
+      </w:r>
+      <w:r>
+        <w:t xml:space="preserve">kaart mag in twee kolommen weergegeven worden, dan is de kaart ook wat minder lang. </w:t>
+      </w:r>
+    </w:p>
+    <w:p>
+      <w:pPr>
+        <w:pStyle w:val="Lijstalinea"/>
+        <w:numPr>
+          <w:ilvl w:val="0"/>
+          <w:numId w:val="17"/>
+        </w:numPr>
+      </w:pPr>
+      <w:r>
+        <w:lastRenderedPageBreak/>
+        <w:t>Top talent ster mag achter de naam worden weergegeven, net zoals bij de spelerstabel. Dan kan dit uit de kart gehaald worden.</w:t>
+      </w:r>
     </w:p>
     <w:p/>
     <w:p>
@@ -261,15 +412,7 @@
         </w:numPr>
       </w:pPr>
       <w:r>
-        <w:t xml:space="preserve">Analyses weergeven op </w:t>
-      </w:r>
-      <w:proofErr w:type="spellStart"/>
-      <w:r>
-        <w:t>modal</w:t>
-      </w:r>
-      <w:proofErr w:type="spellEnd"/>
-      <w:r>
-        <w:t xml:space="preserve"> en activeren door knopje?</w:t>
+        <w:t>Analyses weergeven op modal en activeren door knopje?</w:t>
       </w:r>
       <w:r>
         <w:t xml:space="preserve"> </w:t>
@@ -281,7 +424,6 @@
         <w:pStyle w:val="Kop2"/>
       </w:pPr>
       <w:r>
-        <w:lastRenderedPageBreak/>
         <w:t>Bewerk</w:t>
       </w:r>
       <w:r>
@@ -299,6 +441,57 @@
           <w:numId w:val="19"/>
         </w:numPr>
       </w:pPr>
+      <w:r>
+        <w:t xml:space="preserve">Toggle </w:t>
+      </w:r>
+      <w:r>
+        <w:t xml:space="preserve">wordt vreemd vormgegeven. Mag gecentreerd in het midden worden weergeven en niet over de hele breedte. </w:t>
+      </w:r>
+      <w:r>
+        <w:t>Kan ook aan linkerkant</w:t>
+      </w:r>
+      <w:r>
+        <w:t xml:space="preserve"> als dat beter uitkomt. </w:t>
+      </w:r>
+    </w:p>
+    <w:p>
+      <w:pPr>
+        <w:pStyle w:val="Lijstalinea"/>
+        <w:numPr>
+          <w:ilvl w:val="0"/>
+          <w:numId w:val="19"/>
+        </w:numPr>
+      </w:pPr>
+      <w:r>
+        <w:t>Top talent mag worden top speler.</w:t>
+      </w:r>
+      <w:r>
+        <w:t xml:space="preserve"> Geef dit weer naast de toggle intern/extern. </w:t>
+      </w:r>
+    </w:p>
+    <w:p>
+      <w:pPr>
+        <w:pStyle w:val="Lijstalinea"/>
+        <w:numPr>
+          <w:ilvl w:val="0"/>
+          <w:numId w:val="19"/>
+        </w:numPr>
+      </w:pPr>
+      <w:r>
+        <w:t xml:space="preserve">Option year mag er uit. </w:t>
+      </w:r>
+    </w:p>
+    <w:p>
+      <w:pPr>
+        <w:pStyle w:val="Lijstalinea"/>
+        <w:numPr>
+          <w:ilvl w:val="0"/>
+          <w:numId w:val="19"/>
+        </w:numPr>
+      </w:pPr>
+      <w:r>
+        <w:t>Er staat nu zoveel informatie dat er een scroll ontstaat in de modal, deze wil ik voorkomen.</w:t>
+      </w:r>
     </w:p>
     <w:p/>
     <w:p>
@@ -438,18 +631,11 @@
         </w:numPr>
       </w:pPr>
       <w:r>
+        <w:lastRenderedPageBreak/>
         <w:t xml:space="preserve">Flow achter </w:t>
       </w:r>
       <w:r>
-        <w:t xml:space="preserve">gebruiker uitnodigen (e-mails versturen </w:t>
-      </w:r>
-      <w:proofErr w:type="spellStart"/>
-      <w:r>
-        <w:t>etc</w:t>
-      </w:r>
-      <w:proofErr w:type="spellEnd"/>
-      <w:r>
-        <w:t>).</w:t>
+        <w:t>gebruiker uitnodigen (e-mails versturen etc).</w:t>
       </w:r>
     </w:p>
     <w:p>
@@ -530,15 +716,7 @@
         <w:t>Interne spelerslijst pagina</w:t>
       </w:r>
       <w:r>
-        <w:t xml:space="preserve"> + </w:t>
-      </w:r>
-      <w:proofErr w:type="spellStart"/>
-      <w:r>
-        <w:t>subkoppen</w:t>
-      </w:r>
-      <w:proofErr w:type="spellEnd"/>
-      <w:r>
-        <w:t xml:space="preserve"> maken voor intern en extern.</w:t>
+        <w:t xml:space="preserve"> + subkoppen maken voor intern en extern.</w:t>
       </w:r>
     </w:p>
     <w:p>
@@ -554,23 +732,34 @@
       </w:r>
     </w:p>
     <w:p/>
-    <w:p/>
-    <w:p>
-      <w:proofErr w:type="spellStart"/>
-      <w:r>
-        <w:t>Skeleton</w:t>
-      </w:r>
-      <w:proofErr w:type="spellEnd"/>
-      <w:r>
-        <w:t xml:space="preserve"> </w:t>
-      </w:r>
-      <w:proofErr w:type="spellStart"/>
-      <w:r>
-        <w:t>screens</w:t>
-      </w:r>
-      <w:proofErr w:type="spellEnd"/>
-      <w:r>
-        <w:t xml:space="preserve"> maken</w:t>
+    <w:p>
+      <w:r>
+        <w:t>Skeleton screens maken</w:t>
+      </w:r>
+    </w:p>
+    <w:p>
+      <w:r>
+        <w:t>Woonplaats:</w:t>
+      </w:r>
+    </w:p>
+    <w:p>
+      <w:r>
+        <w:t>Reistijd van huis tot en met sv Hillegom:</w:t>
+      </w:r>
+    </w:p>
+    <w:p>
+      <w:r>
+        <w:t>Favoriete positie:</w:t>
+      </w:r>
+    </w:p>
+    <w:p>
+      <w:r>
+        <w:t>Beste positie:</w:t>
+      </w:r>
+    </w:p>
+    <w:p>
+      <w:r>
+        <w:t>Spelend lid bij sv Hillegom sinds het seizoen:</w:t>
       </w:r>
     </w:p>
     <w:p/>
@@ -580,7 +769,6 @@
     <w:p/>
     <w:p/>
     <w:p/>
-    <w:p/>
     <w:p>
       <w:pPr>
         <w:pStyle w:val="Kop1"/>
@@ -630,15 +818,7 @@
         </w:numPr>
       </w:pPr>
       <w:r>
-        <w:t xml:space="preserve">Radar </w:t>
-      </w:r>
-      <w:proofErr w:type="spellStart"/>
-      <w:r>
-        <w:t>chart</w:t>
-      </w:r>
-      <w:proofErr w:type="spellEnd"/>
-      <w:r>
-        <w:t xml:space="preserve"> ook zichtbaar maken bij pop-up als je op naam speler gaat staan</w:t>
+        <w:t>Radar chart ook zichtbaar maken bij pop-up als je op naam speler gaat staan</w:t>
       </w:r>
     </w:p>
     <w:p>
@@ -650,15 +830,7 @@
         </w:numPr>
       </w:pPr>
       <w:r>
-        <w:t xml:space="preserve">Kleuren voor processtappen </w:t>
-      </w:r>
-      <w:proofErr w:type="spellStart"/>
-      <w:r>
-        <w:t>etc</w:t>
-      </w:r>
-      <w:proofErr w:type="spellEnd"/>
-      <w:r>
-        <w:t>?</w:t>
+        <w:t>Kleuren voor processtappen etc?</w:t>
       </w:r>
     </w:p>
     <w:p/>
@@ -667,6 +839,7 @@
         <w:pStyle w:val="Kop2"/>
       </w:pPr>
       <w:r>
+        <w:lastRenderedPageBreak/>
         <w:t>Instellingen</w:t>
       </w:r>
     </w:p>
@@ -678,19 +851,9 @@
           <w:numId w:val="12"/>
         </w:numPr>
       </w:pPr>
-      <w:proofErr w:type="spellStart"/>
-      <w:r>
-        <w:t>Two</w:t>
-      </w:r>
-      <w:proofErr w:type="spellEnd"/>
-      <w:r>
-        <w:t xml:space="preserve">-Factor </w:t>
-      </w:r>
-      <w:proofErr w:type="spellStart"/>
-      <w:r>
-        <w:t>authentication</w:t>
-      </w:r>
-      <w:proofErr w:type="spellEnd"/>
+      <w:r>
+        <w:t>Two-Factor authentication</w:t>
+      </w:r>
     </w:p>
     <w:p>
       <w:pPr>
@@ -701,15 +864,7 @@
         </w:numPr>
       </w:pPr>
       <w:r>
-        <w:t xml:space="preserve">Demo omgeving van </w:t>
-      </w:r>
-      <w:proofErr w:type="spellStart"/>
-      <w:r>
-        <w:t>football</w:t>
-      </w:r>
-      <w:proofErr w:type="spellEnd"/>
-      <w:r>
-        <w:t>-scouting-platform zelf</w:t>
+        <w:t>Demo omgeving van football-scouting-platform zelf</w:t>
       </w:r>
       <w:r>
         <w:t xml:space="preserve"> om potentiële gebruikers inzicht te geven in</w:t>
@@ -723,13 +878,8 @@
           <w:numId w:val="12"/>
         </w:numPr>
       </w:pPr>
-      <w:proofErr w:type="spellStart"/>
-      <w:r>
-        <w:t>SuperAdmin</w:t>
-      </w:r>
-      <w:proofErr w:type="spellEnd"/>
-      <w:r>
-        <w:t xml:space="preserve"> user aanmaken die in alle afzonderlijke omgevingen </w:t>
+      <w:r>
+        <w:t xml:space="preserve">SuperAdmin user aanmaken die in alle afzonderlijke omgevingen </w:t>
       </w:r>
       <w:r>
         <w:t xml:space="preserve">van de clubs </w:t>
@@ -751,29 +901,8 @@
         <w:t>Pi</w:t>
       </w:r>
       <w:r>
-        <w:t xml:space="preserve">pelines van </w:t>
-      </w:r>
-      <w:proofErr w:type="spellStart"/>
-      <w:r>
-        <w:t>dev</w:t>
-      </w:r>
-      <w:proofErr w:type="spellEnd"/>
-      <w:r>
-        <w:t xml:space="preserve"> naar </w:t>
-      </w:r>
-      <w:proofErr w:type="spellStart"/>
-      <w:r>
-        <w:t>acc</w:t>
-      </w:r>
-      <w:proofErr w:type="spellEnd"/>
-      <w:r>
-        <w:t xml:space="preserve"> naar </w:t>
-      </w:r>
-      <w:proofErr w:type="spellStart"/>
-      <w:r>
-        <w:t>prod</w:t>
-      </w:r>
-      <w:proofErr w:type="spellEnd"/>
+        <w:t>pelines van dev naar acc naar prod</w:t>
+      </w:r>
     </w:p>
     <w:p>
       <w:pPr>
@@ -795,13 +924,8 @@
           <w:numId w:val="14"/>
         </w:numPr>
       </w:pPr>
-      <w:proofErr w:type="spellStart"/>
-      <w:r>
-        <w:t>Ghost</w:t>
-      </w:r>
-      <w:proofErr w:type="spellEnd"/>
-      <w:r>
-        <w:t xml:space="preserve"> component voor elke pagina</w:t>
+      <w:r>
+        <w:t>Ghost component voor elke pagina</w:t>
       </w:r>
     </w:p>
     <w:p/>
@@ -831,15 +955,7 @@
         <w:t>nemen</w:t>
       </w:r>
       <w:r>
-        <w:t xml:space="preserve"> </w:t>
-      </w:r>
-      <w:proofErr w:type="spellStart"/>
-      <w:r>
-        <w:t>ivm</w:t>
-      </w:r>
-      <w:proofErr w:type="spellEnd"/>
-      <w:r>
-        <w:t xml:space="preserve"> vakantie Daní</w:t>
+        <w:t xml:space="preserve"> ivm vakantie Daní</w:t>
       </w:r>
       <w:r>
         <w:t xml:space="preserve"> --&gt; 30 maart wel?</w:t>
@@ -884,15 +1000,7 @@
         <w:t xml:space="preserve"> </w:t>
       </w:r>
       <w:r>
-        <w:t xml:space="preserve">--&gt; even checken bij Daní </w:t>
-      </w:r>
-      <w:proofErr w:type="spellStart"/>
-      <w:r>
-        <w:t>ivm</w:t>
-      </w:r>
-      <w:proofErr w:type="spellEnd"/>
-      <w:r>
-        <w:t xml:space="preserve"> vakantie Cain (moest vast goedkomen)</w:t>
+        <w:t>--&gt; even checken bij Daní ivm vakantie Cain (moest vast goedkomen)</w:t>
       </w:r>
     </w:p>
     <w:p>
@@ -904,15 +1012,7 @@
         </w:numPr>
       </w:pPr>
       <w:r>
-        <w:t xml:space="preserve">1 mei </w:t>
-      </w:r>
-      <w:proofErr w:type="spellStart"/>
-      <w:r>
-        <w:t>kids</w:t>
-      </w:r>
-      <w:proofErr w:type="spellEnd"/>
-      <w:r>
-        <w:t xml:space="preserve"> bij je ouders slapen</w:t>
+        <w:t>1 mei kids bij je ouders slapen</w:t>
       </w:r>
       <w:r>
         <w:t xml:space="preserve"> --&gt; top</w:t>
@@ -930,36 +1030,14 @@
         <w:rPr>
           <w:lang w:val="de-DE"/>
         </w:rPr>
-        <w:t xml:space="preserve">7 t/m 9 </w:t>
-      </w:r>
-      <w:proofErr w:type="spellStart"/>
+        <w:t xml:space="preserve">7 t/m 9 mei weg --&gt; </w:t>
+      </w:r>
       <w:r>
         <w:rPr>
           <w:lang w:val="de-DE"/>
         </w:rPr>
-        <w:t>mei</w:t>
-      </w:r>
-      <w:proofErr w:type="spellEnd"/>
-      <w:r>
-        <w:rPr>
-          <w:lang w:val="de-DE"/>
-        </w:rPr>
-        <w:t xml:space="preserve"> weg --&gt; </w:t>
-      </w:r>
-      <w:r>
-        <w:rPr>
-          <w:lang w:val="de-DE"/>
-        </w:rPr>
-        <w:t xml:space="preserve">8 t/m 9 </w:t>
-      </w:r>
-      <w:proofErr w:type="spellStart"/>
-      <w:r>
-        <w:rPr>
-          <w:lang w:val="de-DE"/>
-        </w:rPr>
-        <w:t>doen</w:t>
-      </w:r>
-      <w:proofErr w:type="spellEnd"/>
+        <w:t>8 t/m 9 doen</w:t>
+      </w:r>
       <w:r>
         <w:rPr>
           <w:lang w:val="de-DE"/>
@@ -976,15 +1054,7 @@
         <w:t>Z</w:t>
       </w:r>
       <w:r>
-        <w:t xml:space="preserve">al wel druk/duur zijn </w:t>
-      </w:r>
-      <w:proofErr w:type="spellStart"/>
-      <w:r>
-        <w:t>ivm</w:t>
-      </w:r>
-      <w:proofErr w:type="spellEnd"/>
-      <w:r>
-        <w:t xml:space="preserve"> vakantie</w:t>
+        <w:t>al wel druk/duur zijn ivm vakantie</w:t>
       </w:r>
       <w:r>
         <w:t xml:space="preserve"> en kan ik nog trainen</w:t>
@@ -2167,7 +2237,7 @@
         <w:ind w:left="720" w:hanging="360"/>
       </w:pPr>
     </w:lvl>
-    <w:lvl w:ilvl="1" w:tplc="04130019" w:tentative="1">
+    <w:lvl w:ilvl="1" w:tplc="04130019">
       <w:start w:val="1"/>
       <w:numFmt w:val="lowerLetter"/>
       <w:lvlText w:val="%2."/>
@@ -2176,7 +2246,7 @@
         <w:ind w:left="1440" w:hanging="360"/>
       </w:pPr>
     </w:lvl>
-    <w:lvl w:ilvl="2" w:tplc="0413001B" w:tentative="1">
+    <w:lvl w:ilvl="2" w:tplc="0413001B">
       <w:start w:val="1"/>
       <w:numFmt w:val="lowerRoman"/>
       <w:lvlText w:val="%3."/>

--- a/To-do's.docx
+++ b/To-do's.docx
@@ -23,12 +23,14 @@
           <w:lang w:val="en-US"/>
         </w:rPr>
       </w:pPr>
+      <w:proofErr w:type="spellStart"/>
       <w:r>
         <w:rPr>
           <w:lang w:val="en-US"/>
         </w:rPr>
         <w:t>Topbar</w:t>
       </w:r>
+      <w:proofErr w:type="spellEnd"/>
     </w:p>
     <w:p>
       <w:pPr>
@@ -86,12 +88,14 @@
           <w:lang w:val="en-US"/>
         </w:rPr>
       </w:pPr>
+      <w:proofErr w:type="spellStart"/>
       <w:r>
         <w:rPr>
           <w:lang w:val="en-US"/>
         </w:rPr>
         <w:t>Spelers</w:t>
       </w:r>
+      <w:proofErr w:type="spellEnd"/>
     </w:p>
     <w:p>
       <w:pPr>
@@ -104,11 +108,19 @@
           <w:strike/>
         </w:rPr>
       </w:pPr>
+      <w:proofErr w:type="spellStart"/>
       <w:r>
         <w:rPr>
           <w:strike/>
         </w:rPr>
-        <w:t>Toggle extern/intern in het midden weergeven</w:t>
+        <w:t>Toggle</w:t>
+      </w:r>
+      <w:proofErr w:type="spellEnd"/>
+      <w:r>
+        <w:rPr>
+          <w:strike/>
+        </w:rPr>
+        <w:t xml:space="preserve"> extern/intern in het midden weergeven</w:t>
       </w:r>
       <w:r>
         <w:rPr>
@@ -190,8 +202,14 @@
           <w:ilvl w:val="0"/>
           <w:numId w:val="16"/>
         </w:numPr>
-      </w:pPr>
-      <w:r>
+        <w:rPr>
+          <w:strike/>
+        </w:rPr>
+      </w:pPr>
+      <w:r>
+        <w:rPr>
+          <w:strike/>
+        </w:rPr>
         <w:t>Opmaak tabel intern gelijkt trekken met opmaak extern</w:t>
       </w:r>
     </w:p>
@@ -203,11 +221,24 @@
           <w:numId w:val="16"/>
         </w:numPr>
       </w:pPr>
-      <w:r>
-        <w:t>Top speler sterretje mag goud worden weergegeven.</w:t>
-      </w:r>
-      <w:r>
-        <w:t xml:space="preserve"> Kan dit niet ivm de naam, dan laten we het zo.</w:t>
+      <w:proofErr w:type="gramStart"/>
+      <w:r>
+        <w:t>Top speler</w:t>
+      </w:r>
+      <w:proofErr w:type="gramEnd"/>
+      <w:r>
+        <w:t xml:space="preserve"> sterretje mag goud worden weergegeven.</w:t>
+      </w:r>
+      <w:r>
+        <w:t xml:space="preserve"> Kan dit niet </w:t>
+      </w:r>
+      <w:proofErr w:type="spellStart"/>
+      <w:r>
+        <w:t>ivm</w:t>
+      </w:r>
+      <w:proofErr w:type="spellEnd"/>
+      <w:r>
+        <w:t xml:space="preserve"> de naam, dan laten we het zo.</w:t>
       </w:r>
     </w:p>
     <w:p>
@@ -249,7 +280,15 @@
         </w:numPr>
       </w:pPr>
       <w:r>
-        <w:t>Reistijd van huis tot en met sv Hillegom:</w:t>
+        <w:t xml:space="preserve">Reistijd van huis tot en met </w:t>
+      </w:r>
+      <w:proofErr w:type="spellStart"/>
+      <w:r>
+        <w:t>sv</w:t>
+      </w:r>
+      <w:proofErr w:type="spellEnd"/>
+      <w:r>
+        <w:t xml:space="preserve"> Hillegom:</w:t>
       </w:r>
     </w:p>
     <w:p>
@@ -285,7 +324,15 @@
         </w:numPr>
       </w:pPr>
       <w:r>
-        <w:t>Spelend lid bij sv Hillegom sinds het seizoen:</w:t>
+        <w:t xml:space="preserve">Spelend lid bij </w:t>
+      </w:r>
+      <w:proofErr w:type="spellStart"/>
+      <w:r>
+        <w:t>sv</w:t>
+      </w:r>
+      <w:proofErr w:type="spellEnd"/>
+      <w:r>
+        <w:t xml:space="preserve"> Hillegom sinds het seizoen:</w:t>
       </w:r>
     </w:p>
     <w:p>
@@ -353,9 +400,14 @@
           <w:numId w:val="17"/>
         </w:numPr>
       </w:pPr>
+      <w:proofErr w:type="gramStart"/>
       <w:r>
         <w:lastRenderedPageBreak/>
-        <w:t>Top talent ster mag achter de naam worden weergegeven, net zoals bij de spelerstabel. Dan kan dit uit de kart gehaald worden.</w:t>
+        <w:t>Top talent</w:t>
+      </w:r>
+      <w:proofErr w:type="gramEnd"/>
+      <w:r>
+        <w:t xml:space="preserve"> ster mag achter de naam worden weergegeven, net zoals bij de spelerstabel. Dan kan dit uit de kart gehaald worden.</w:t>
       </w:r>
     </w:p>
     <w:p/>
@@ -412,7 +464,15 @@
         </w:numPr>
       </w:pPr>
       <w:r>
-        <w:t>Analyses weergeven op modal en activeren door knopje?</w:t>
+        <w:t xml:space="preserve">Analyses weergeven op </w:t>
+      </w:r>
+      <w:proofErr w:type="spellStart"/>
+      <w:r>
+        <w:t>modal</w:t>
+      </w:r>
+      <w:proofErr w:type="spellEnd"/>
+      <w:r>
+        <w:t xml:space="preserve"> en activeren door knopje?</w:t>
       </w:r>
       <w:r>
         <w:t xml:space="preserve"> </w:t>
@@ -441,8 +501,13 @@
           <w:numId w:val="19"/>
         </w:numPr>
       </w:pPr>
-      <w:r>
-        <w:t xml:space="preserve">Toggle </w:t>
+      <w:proofErr w:type="spellStart"/>
+      <w:r>
+        <w:t>Toggle</w:t>
+      </w:r>
+      <w:proofErr w:type="spellEnd"/>
+      <w:r>
+        <w:t xml:space="preserve"> </w:t>
       </w:r>
       <w:r>
         <w:t xml:space="preserve">wordt vreemd vormgegeven. Mag gecentreerd in het midden worden weergeven en niet over de hele breedte. </w:t>
@@ -462,11 +527,32 @@
           <w:numId w:val="19"/>
         </w:numPr>
       </w:pPr>
-      <w:r>
-        <w:t>Top talent mag worden top speler.</w:t>
-      </w:r>
-      <w:r>
-        <w:t xml:space="preserve"> Geef dit weer naast de toggle intern/extern. </w:t>
+      <w:proofErr w:type="gramStart"/>
+      <w:r>
+        <w:t>Top talent</w:t>
+      </w:r>
+      <w:proofErr w:type="gramEnd"/>
+      <w:r>
+        <w:t xml:space="preserve"> mag worden </w:t>
+      </w:r>
+      <w:proofErr w:type="gramStart"/>
+      <w:r>
+        <w:t>top speler</w:t>
+      </w:r>
+      <w:proofErr w:type="gramEnd"/>
+      <w:r>
+        <w:t>.</w:t>
+      </w:r>
+      <w:r>
+        <w:t xml:space="preserve"> Geef dit weer naast de </w:t>
+      </w:r>
+      <w:proofErr w:type="spellStart"/>
+      <w:r>
+        <w:t>toggle</w:t>
+      </w:r>
+      <w:proofErr w:type="spellEnd"/>
+      <w:r>
+        <w:t xml:space="preserve"> intern/extern. </w:t>
       </w:r>
     </w:p>
     <w:p>
@@ -478,7 +564,23 @@
         </w:numPr>
       </w:pPr>
       <w:r>
-        <w:t xml:space="preserve">Option year mag er uit. </w:t>
+        <w:t xml:space="preserve">Option </w:t>
+      </w:r>
+      <w:proofErr w:type="spellStart"/>
+      <w:r>
+        <w:t>year</w:t>
+      </w:r>
+      <w:proofErr w:type="spellEnd"/>
+      <w:r>
+        <w:t xml:space="preserve"> mag </w:t>
+      </w:r>
+      <w:proofErr w:type="gramStart"/>
+      <w:r>
+        <w:t>er uit</w:t>
+      </w:r>
+      <w:proofErr w:type="gramEnd"/>
+      <w:r>
+        <w:t xml:space="preserve">. </w:t>
       </w:r>
     </w:p>
     <w:p>
@@ -490,7 +592,23 @@
         </w:numPr>
       </w:pPr>
       <w:r>
-        <w:t>Er staat nu zoveel informatie dat er een scroll ontstaat in de modal, deze wil ik voorkomen.</w:t>
+        <w:t xml:space="preserve">Er staat nu zoveel informatie dat er een </w:t>
+      </w:r>
+      <w:proofErr w:type="spellStart"/>
+      <w:r>
+        <w:t>scroll</w:t>
+      </w:r>
+      <w:proofErr w:type="spellEnd"/>
+      <w:r>
+        <w:t xml:space="preserve"> ontstaat in de </w:t>
+      </w:r>
+      <w:proofErr w:type="spellStart"/>
+      <w:r>
+        <w:t>modal</w:t>
+      </w:r>
+      <w:proofErr w:type="spellEnd"/>
+      <w:r>
+        <w:t>, deze wil ik voorkomen.</w:t>
       </w:r>
     </w:p>
     <w:p/>
@@ -635,7 +753,15 @@
         <w:t xml:space="preserve">Flow achter </w:t>
       </w:r>
       <w:r>
-        <w:t>gebruiker uitnodigen (e-mails versturen etc).</w:t>
+        <w:t xml:space="preserve">gebruiker uitnodigen (e-mails versturen </w:t>
+      </w:r>
+      <w:proofErr w:type="spellStart"/>
+      <w:r>
+        <w:t>etc</w:t>
+      </w:r>
+      <w:proofErr w:type="spellEnd"/>
+      <w:r>
+        <w:t>).</w:t>
       </w:r>
     </w:p>
     <w:p>
@@ -716,7 +842,15 @@
         <w:t>Interne spelerslijst pagina</w:t>
       </w:r>
       <w:r>
-        <w:t xml:space="preserve"> + subkoppen maken voor intern en extern.</w:t>
+        <w:t xml:space="preserve"> + </w:t>
+      </w:r>
+      <w:proofErr w:type="spellStart"/>
+      <w:r>
+        <w:t>subkoppen</w:t>
+      </w:r>
+      <w:proofErr w:type="spellEnd"/>
+      <w:r>
+        <w:t xml:space="preserve"> maken voor intern en extern.</w:t>
       </w:r>
     </w:p>
     <w:p>
@@ -733,8 +867,21 @@
     </w:p>
     <w:p/>
     <w:p>
-      <w:r>
-        <w:t>Skeleton screens maken</w:t>
+      <w:proofErr w:type="spellStart"/>
+      <w:r>
+        <w:t>Skeleton</w:t>
+      </w:r>
+      <w:proofErr w:type="spellEnd"/>
+      <w:r>
+        <w:t xml:space="preserve"> </w:t>
+      </w:r>
+      <w:proofErr w:type="spellStart"/>
+      <w:r>
+        <w:t>screens</w:t>
+      </w:r>
+      <w:proofErr w:type="spellEnd"/>
+      <w:r>
+        <w:t xml:space="preserve"> maken</w:t>
       </w:r>
     </w:p>
     <w:p>
@@ -744,7 +891,15 @@
     </w:p>
     <w:p>
       <w:r>
-        <w:t>Reistijd van huis tot en met sv Hillegom:</w:t>
+        <w:t xml:space="preserve">Reistijd van huis tot en met </w:t>
+      </w:r>
+      <w:proofErr w:type="spellStart"/>
+      <w:r>
+        <w:t>sv</w:t>
+      </w:r>
+      <w:proofErr w:type="spellEnd"/>
+      <w:r>
+        <w:t xml:space="preserve"> Hillegom:</w:t>
       </w:r>
     </w:p>
     <w:p>
@@ -759,7 +914,15 @@
     </w:p>
     <w:p>
       <w:r>
-        <w:t>Spelend lid bij sv Hillegom sinds het seizoen:</w:t>
+        <w:t xml:space="preserve">Spelend lid bij </w:t>
+      </w:r>
+      <w:proofErr w:type="spellStart"/>
+      <w:r>
+        <w:t>sv</w:t>
+      </w:r>
+      <w:proofErr w:type="spellEnd"/>
+      <w:r>
+        <w:t xml:space="preserve"> Hillegom sinds het seizoen:</w:t>
       </w:r>
     </w:p>
     <w:p/>
@@ -818,7 +981,15 @@
         </w:numPr>
       </w:pPr>
       <w:r>
-        <w:t>Radar chart ook zichtbaar maken bij pop-up als je op naam speler gaat staan</w:t>
+        <w:t xml:space="preserve">Radar </w:t>
+      </w:r>
+      <w:proofErr w:type="spellStart"/>
+      <w:r>
+        <w:t>chart</w:t>
+      </w:r>
+      <w:proofErr w:type="spellEnd"/>
+      <w:r>
+        <w:t xml:space="preserve"> ook zichtbaar maken bij pop-up als je op naam speler gaat staan</w:t>
       </w:r>
     </w:p>
     <w:p>
@@ -830,7 +1001,15 @@
         </w:numPr>
       </w:pPr>
       <w:r>
-        <w:t>Kleuren voor processtappen etc?</w:t>
+        <w:t xml:space="preserve">Kleuren voor processtappen </w:t>
+      </w:r>
+      <w:proofErr w:type="spellStart"/>
+      <w:r>
+        <w:t>etc</w:t>
+      </w:r>
+      <w:proofErr w:type="spellEnd"/>
+      <w:r>
+        <w:t>?</w:t>
       </w:r>
     </w:p>
     <w:p/>
@@ -851,9 +1030,19 @@
           <w:numId w:val="12"/>
         </w:numPr>
       </w:pPr>
-      <w:r>
-        <w:t>Two-Factor authentication</w:t>
-      </w:r>
+      <w:proofErr w:type="spellStart"/>
+      <w:r>
+        <w:t>Two</w:t>
+      </w:r>
+      <w:proofErr w:type="spellEnd"/>
+      <w:r>
+        <w:t xml:space="preserve">-Factor </w:t>
+      </w:r>
+      <w:proofErr w:type="spellStart"/>
+      <w:r>
+        <w:t>authentication</w:t>
+      </w:r>
+      <w:proofErr w:type="spellEnd"/>
     </w:p>
     <w:p>
       <w:pPr>
@@ -864,7 +1053,15 @@
         </w:numPr>
       </w:pPr>
       <w:r>
-        <w:t>Demo omgeving van football-scouting-platform zelf</w:t>
+        <w:t xml:space="preserve">Demo omgeving van </w:t>
+      </w:r>
+      <w:proofErr w:type="spellStart"/>
+      <w:r>
+        <w:t>football</w:t>
+      </w:r>
+      <w:proofErr w:type="spellEnd"/>
+      <w:r>
+        <w:t>-scouting-platform zelf</w:t>
       </w:r>
       <w:r>
         <w:t xml:space="preserve"> om potentiële gebruikers inzicht te geven in</w:t>
@@ -878,8 +1075,13 @@
           <w:numId w:val="12"/>
         </w:numPr>
       </w:pPr>
-      <w:r>
-        <w:t xml:space="preserve">SuperAdmin user aanmaken die in alle afzonderlijke omgevingen </w:t>
+      <w:proofErr w:type="spellStart"/>
+      <w:r>
+        <w:t>SuperAdmin</w:t>
+      </w:r>
+      <w:proofErr w:type="spellEnd"/>
+      <w:r>
+        <w:t xml:space="preserve"> user aanmaken die in alle afzonderlijke omgevingen </w:t>
       </w:r>
       <w:r>
         <w:t xml:space="preserve">van de clubs </w:t>
@@ -901,8 +1103,29 @@
         <w:t>Pi</w:t>
       </w:r>
       <w:r>
-        <w:t>pelines van dev naar acc naar prod</w:t>
-      </w:r>
+        <w:t xml:space="preserve">pelines van </w:t>
+      </w:r>
+      <w:proofErr w:type="spellStart"/>
+      <w:r>
+        <w:t>dev</w:t>
+      </w:r>
+      <w:proofErr w:type="spellEnd"/>
+      <w:r>
+        <w:t xml:space="preserve"> naar </w:t>
+      </w:r>
+      <w:proofErr w:type="spellStart"/>
+      <w:r>
+        <w:t>acc</w:t>
+      </w:r>
+      <w:proofErr w:type="spellEnd"/>
+      <w:r>
+        <w:t xml:space="preserve"> naar </w:t>
+      </w:r>
+      <w:proofErr w:type="spellStart"/>
+      <w:r>
+        <w:t>prod</w:t>
+      </w:r>
+      <w:proofErr w:type="spellEnd"/>
     </w:p>
     <w:p>
       <w:pPr>
@@ -924,8 +1147,13 @@
           <w:numId w:val="14"/>
         </w:numPr>
       </w:pPr>
-      <w:r>
-        <w:t>Ghost component voor elke pagina</w:t>
+      <w:proofErr w:type="spellStart"/>
+      <w:r>
+        <w:t>Ghost</w:t>
+      </w:r>
+      <w:proofErr w:type="spellEnd"/>
+      <w:r>
+        <w:t xml:space="preserve"> component voor elke pagina</w:t>
       </w:r>
     </w:p>
     <w:p/>
@@ -955,7 +1183,15 @@
         <w:t>nemen</w:t>
       </w:r>
       <w:r>
-        <w:t xml:space="preserve"> ivm vakantie Daní</w:t>
+        <w:t xml:space="preserve"> </w:t>
+      </w:r>
+      <w:proofErr w:type="spellStart"/>
+      <w:r>
+        <w:t>ivm</w:t>
+      </w:r>
+      <w:proofErr w:type="spellEnd"/>
+      <w:r>
+        <w:t xml:space="preserve"> vakantie Daní</w:t>
       </w:r>
       <w:r>
         <w:t xml:space="preserve"> --&gt; 30 maart wel?</w:t>
@@ -1000,7 +1236,15 @@
         <w:t xml:space="preserve"> </w:t>
       </w:r>
       <w:r>
-        <w:t>--&gt; even checken bij Daní ivm vakantie Cain (moest vast goedkomen)</w:t>
+        <w:t xml:space="preserve">--&gt; even checken bij Daní </w:t>
+      </w:r>
+      <w:proofErr w:type="spellStart"/>
+      <w:r>
+        <w:t>ivm</w:t>
+      </w:r>
+      <w:proofErr w:type="spellEnd"/>
+      <w:r>
+        <w:t xml:space="preserve"> vakantie Cain (moest vast goedkomen)</w:t>
       </w:r>
     </w:p>
     <w:p>
@@ -1012,7 +1256,15 @@
         </w:numPr>
       </w:pPr>
       <w:r>
-        <w:t>1 mei kids bij je ouders slapen</w:t>
+        <w:t xml:space="preserve">1 mei </w:t>
+      </w:r>
+      <w:proofErr w:type="spellStart"/>
+      <w:r>
+        <w:t>kids</w:t>
+      </w:r>
+      <w:proofErr w:type="spellEnd"/>
+      <w:r>
+        <w:t xml:space="preserve"> bij je ouders slapen</w:t>
       </w:r>
       <w:r>
         <w:t xml:space="preserve"> --&gt; top</w:t>
@@ -1030,14 +1282,36 @@
         <w:rPr>
           <w:lang w:val="de-DE"/>
         </w:rPr>
-        <w:t xml:space="preserve">7 t/m 9 mei weg --&gt; </w:t>
-      </w:r>
+        <w:t xml:space="preserve">7 t/m 9 </w:t>
+      </w:r>
+      <w:proofErr w:type="spellStart"/>
       <w:r>
         <w:rPr>
           <w:lang w:val="de-DE"/>
         </w:rPr>
-        <w:t>8 t/m 9 doen</w:t>
-      </w:r>
+        <w:t>mei</w:t>
+      </w:r>
+      <w:proofErr w:type="spellEnd"/>
+      <w:r>
+        <w:rPr>
+          <w:lang w:val="de-DE"/>
+        </w:rPr>
+        <w:t xml:space="preserve"> weg --&gt; </w:t>
+      </w:r>
+      <w:r>
+        <w:rPr>
+          <w:lang w:val="de-DE"/>
+        </w:rPr>
+        <w:t xml:space="preserve">8 t/m 9 </w:t>
+      </w:r>
+      <w:proofErr w:type="spellStart"/>
+      <w:r>
+        <w:rPr>
+          <w:lang w:val="de-DE"/>
+        </w:rPr>
+        <w:t>doen</w:t>
+      </w:r>
+      <w:proofErr w:type="spellEnd"/>
       <w:r>
         <w:rPr>
           <w:lang w:val="de-DE"/>
@@ -1054,7 +1328,15 @@
         <w:t>Z</w:t>
       </w:r>
       <w:r>
-        <w:t>al wel druk/duur zijn ivm vakantie</w:t>
+        <w:t xml:space="preserve">al wel druk/duur zijn </w:t>
+      </w:r>
+      <w:proofErr w:type="spellStart"/>
+      <w:r>
+        <w:t>ivm</w:t>
+      </w:r>
+      <w:proofErr w:type="spellEnd"/>
+      <w:r>
+        <w:t xml:space="preserve"> vakantie</w:t>
       </w:r>
       <w:r>
         <w:t xml:space="preserve"> en kan ik nog trainen</w:t>

--- a/To-do's.docx
+++ b/To-do's.docx
@@ -220,24 +220,42 @@
           <w:ilvl w:val="0"/>
           <w:numId w:val="16"/>
         </w:numPr>
+        <w:rPr>
+          <w:strike/>
+        </w:rPr>
       </w:pPr>
       <w:proofErr w:type="gramStart"/>
       <w:r>
+        <w:rPr>
+          <w:strike/>
+        </w:rPr>
         <w:t>Top speler</w:t>
       </w:r>
       <w:proofErr w:type="gramEnd"/>
       <w:r>
+        <w:rPr>
+          <w:strike/>
+        </w:rPr>
         <w:t xml:space="preserve"> sterretje mag goud worden weergegeven.</w:t>
       </w:r>
       <w:r>
+        <w:rPr>
+          <w:strike/>
+        </w:rPr>
         <w:t xml:space="preserve"> Kan dit niet </w:t>
       </w:r>
       <w:proofErr w:type="spellStart"/>
       <w:r>
+        <w:rPr>
+          <w:strike/>
+        </w:rPr>
         <w:t>ivm</w:t>
       </w:r>
       <w:proofErr w:type="spellEnd"/>
       <w:r>
+        <w:rPr>
+          <w:strike/>
+        </w:rPr>
         <w:t xml:space="preserve"> de naam, dan laten we het zo.</w:t>
       </w:r>
     </w:p>
@@ -360,8 +378,14 @@
           <w:ilvl w:val="0"/>
           <w:numId w:val="17"/>
         </w:numPr>
-      </w:pPr>
-      <w:r>
+        <w:rPr>
+          <w:strike/>
+        </w:rPr>
+      </w:pPr>
+      <w:r>
+        <w:rPr>
+          <w:strike/>
+        </w:rPr>
         <w:t>Terug knop moet navigeren naar interne spelers als het een interne speler betreft.</w:t>
       </w:r>
     </w:p>
@@ -384,11 +408,20 @@
           <w:ilvl w:val="0"/>
           <w:numId w:val="17"/>
         </w:numPr>
-      </w:pPr>
-      <w:r>
+        <w:rPr>
+          <w:strike/>
+        </w:rPr>
+      </w:pPr>
+      <w:r>
+        <w:rPr>
+          <w:strike/>
+        </w:rPr>
         <w:t xml:space="preserve">Interne situatie </w:t>
       </w:r>
       <w:r>
+        <w:rPr>
+          <w:strike/>
+        </w:rPr>
         <w:t xml:space="preserve">kaart mag in twee kolommen weergegeven worden, dan is de kaart ook wat minder lang. </w:t>
       </w:r>
     </w:p>
@@ -399,15 +432,84 @@
           <w:ilvl w:val="0"/>
           <w:numId w:val="17"/>
         </w:numPr>
+        <w:rPr>
+          <w:strike/>
+        </w:rPr>
       </w:pPr>
       <w:proofErr w:type="gramStart"/>
       <w:r>
+        <w:rPr>
+          <w:strike/>
+        </w:rPr>
         <w:lastRenderedPageBreak/>
         <w:t>Top talent</w:t>
       </w:r>
       <w:proofErr w:type="gramEnd"/>
       <w:r>
+        <w:rPr>
+          <w:strike/>
+        </w:rPr>
         <w:t xml:space="preserve"> ster mag achter de naam worden weergegeven, net zoals bij de spelerstabel. Dan kan dit uit de kart gehaald worden.</w:t>
+      </w:r>
+    </w:p>
+    <w:p>
+      <w:pPr>
+        <w:pStyle w:val="Lijstalinea"/>
+        <w:numPr>
+          <w:ilvl w:val="0"/>
+          <w:numId w:val="17"/>
+        </w:numPr>
+      </w:pPr>
+      <w:r>
+        <w:t xml:space="preserve">Interne situatie kaart aanpassingen: </w:t>
+      </w:r>
+    </w:p>
+    <w:p>
+      <w:pPr>
+        <w:pStyle w:val="Lijstalinea"/>
+        <w:numPr>
+          <w:ilvl w:val="1"/>
+          <w:numId w:val="17"/>
+        </w:numPr>
+      </w:pPr>
+      <w:r>
+        <w:t>Team mag eruit, staat al bij algemene info</w:t>
+      </w:r>
+    </w:p>
+    <w:p>
+      <w:pPr>
+        <w:pStyle w:val="Lijstalinea"/>
+        <w:numPr>
+          <w:ilvl w:val="1"/>
+          <w:numId w:val="17"/>
+        </w:numPr>
+      </w:pPr>
+      <w:r>
+        <w:t>Optie jaar mag eruit</w:t>
+      </w:r>
+    </w:p>
+    <w:p>
+      <w:pPr>
+        <w:pStyle w:val="Lijstalinea"/>
+        <w:numPr>
+          <w:ilvl w:val="1"/>
+          <w:numId w:val="17"/>
+        </w:numPr>
+      </w:pPr>
+      <w:r>
+        <w:t>Aantal KM van huis tot de club</w:t>
+      </w:r>
+    </w:p>
+    <w:p>
+      <w:pPr>
+        <w:pStyle w:val="Lijstalinea"/>
+        <w:numPr>
+          <w:ilvl w:val="1"/>
+          <w:numId w:val="17"/>
+        </w:numPr>
+      </w:pPr>
+      <w:r>
+        <w:t xml:space="preserve">Favoriete en beste positie wil ik weten, maar voor externe spelers heb ik positie en nevenpositie. Hoe kan ik dit eenduidig maken en wat is hierbij handig? </w:t>
       </w:r>
     </w:p>
     <w:p/>
@@ -749,7 +851,6 @@
         </w:numPr>
       </w:pPr>
       <w:r>
-        <w:lastRenderedPageBreak/>
         <w:t xml:space="preserve">Flow achter </w:t>
       </w:r>
       <w:r>
@@ -969,6 +1070,7 @@
         </w:numPr>
       </w:pPr>
       <w:r>
+        <w:lastRenderedPageBreak/>
         <w:t>Mogelijkheid om spelers uit te nodigen om intake formulier in te vullen</w:t>
       </w:r>
     </w:p>
@@ -1018,7 +1120,6 @@
         <w:pStyle w:val="Kop2"/>
       </w:pPr>
       <w:r>
-        <w:lastRenderedPageBreak/>
         <w:t>Instellingen</w:t>
       </w:r>
     </w:p>
@@ -2866,7 +2967,7 @@
         <w:ind w:left="720" w:hanging="360"/>
       </w:pPr>
     </w:lvl>
-    <w:lvl w:ilvl="1" w:tplc="04130019" w:tentative="1">
+    <w:lvl w:ilvl="1" w:tplc="04130019">
       <w:start w:val="1"/>
       <w:numFmt w:val="lowerLetter"/>
       <w:lvlText w:val="%2."/>

--- a/To-do's.docx
+++ b/To-do's.docx
@@ -316,8 +316,14 @@
           <w:ilvl w:val="1"/>
           <w:numId w:val="16"/>
         </w:numPr>
-      </w:pPr>
-      <w:r>
+        <w:rPr>
+          <w:strike/>
+        </w:rPr>
+      </w:pPr>
+      <w:r>
+        <w:rPr>
+          <w:strike/>
+        </w:rPr>
         <w:t>Favoriete positie:</w:t>
       </w:r>
     </w:p>
@@ -330,6 +336,9 @@
         </w:numPr>
       </w:pPr>
       <w:r>
+        <w:rPr>
+          <w:strike/>
+        </w:rPr>
         <w:t>Beste positie:</w:t>
       </w:r>
     </w:p>
@@ -340,16 +349,28 @@
           <w:ilvl w:val="1"/>
           <w:numId w:val="16"/>
         </w:numPr>
-      </w:pPr>
-      <w:r>
+        <w:rPr>
+          <w:strike/>
+        </w:rPr>
+      </w:pPr>
+      <w:r>
+        <w:rPr>
+          <w:strike/>
+        </w:rPr>
         <w:t xml:space="preserve">Spelend lid bij </w:t>
       </w:r>
       <w:proofErr w:type="spellStart"/>
       <w:r>
+        <w:rPr>
+          <w:strike/>
+        </w:rPr>
         <w:t>sv</w:t>
       </w:r>
       <w:proofErr w:type="spellEnd"/>
       <w:r>
+        <w:rPr>
+          <w:strike/>
+        </w:rPr>
         <w:t xml:space="preserve"> Hillegom sinds het seizoen:</w:t>
       </w:r>
     </w:p>
@@ -459,8 +480,14 @@
           <w:ilvl w:val="0"/>
           <w:numId w:val="17"/>
         </w:numPr>
-      </w:pPr>
-      <w:r>
+        <w:rPr>
+          <w:strike/>
+        </w:rPr>
+      </w:pPr>
+      <w:r>
+        <w:rPr>
+          <w:strike/>
+        </w:rPr>
         <w:t xml:space="preserve">Interne situatie kaart aanpassingen: </w:t>
       </w:r>
     </w:p>
@@ -471,8 +498,14 @@
           <w:ilvl w:val="1"/>
           <w:numId w:val="17"/>
         </w:numPr>
-      </w:pPr>
-      <w:r>
+        <w:rPr>
+          <w:strike/>
+        </w:rPr>
+      </w:pPr>
+      <w:r>
+        <w:rPr>
+          <w:strike/>
+        </w:rPr>
         <w:t>Team mag eruit, staat al bij algemene info</w:t>
       </w:r>
     </w:p>
@@ -483,8 +516,14 @@
           <w:ilvl w:val="1"/>
           <w:numId w:val="17"/>
         </w:numPr>
-      </w:pPr>
-      <w:r>
+        <w:rPr>
+          <w:strike/>
+        </w:rPr>
+      </w:pPr>
+      <w:r>
+        <w:rPr>
+          <w:strike/>
+        </w:rPr>
         <w:t>Optie jaar mag eruit</w:t>
       </w:r>
     </w:p>
@@ -495,8 +534,14 @@
           <w:ilvl w:val="1"/>
           <w:numId w:val="17"/>
         </w:numPr>
-      </w:pPr>
-      <w:r>
+        <w:rPr>
+          <w:strike/>
+        </w:rPr>
+      </w:pPr>
+      <w:r>
+        <w:rPr>
+          <w:strike/>
+        </w:rPr>
         <w:t>Aantal KM van huis tot de club</w:t>
       </w:r>
     </w:p>
@@ -507,8 +552,14 @@
           <w:ilvl w:val="1"/>
           <w:numId w:val="17"/>
         </w:numPr>
-      </w:pPr>
-      <w:r>
+        <w:rPr>
+          <w:strike/>
+        </w:rPr>
+      </w:pPr>
+      <w:r>
+        <w:rPr>
+          <w:strike/>
+        </w:rPr>
         <w:t xml:space="preserve">Favoriete en beste positie wil ik weten, maar voor externe spelers heb ik positie en nevenpositie. Hoe kan ik dit eenduidig maken en wat is hierbij handig? </w:t>
       </w:r>
     </w:p>

--- a/To-do's.docx
+++ b/To-do's.docx
@@ -23,14 +23,12 @@
           <w:lang w:val="en-US"/>
         </w:rPr>
       </w:pPr>
-      <w:proofErr w:type="spellStart"/>
       <w:r>
         <w:rPr>
           <w:lang w:val="en-US"/>
         </w:rPr>
         <w:t>Topbar</w:t>
       </w:r>
-      <w:proofErr w:type="spellEnd"/>
     </w:p>
     <w:p>
       <w:pPr>
@@ -88,14 +86,12 @@
           <w:lang w:val="en-US"/>
         </w:rPr>
       </w:pPr>
-      <w:proofErr w:type="spellStart"/>
       <w:r>
         <w:rPr>
           <w:lang w:val="en-US"/>
         </w:rPr>
         <w:t>Spelers</w:t>
       </w:r>
-      <w:proofErr w:type="spellEnd"/>
     </w:p>
     <w:p>
       <w:pPr>
@@ -108,19 +104,11 @@
           <w:strike/>
         </w:rPr>
       </w:pPr>
-      <w:proofErr w:type="spellStart"/>
       <w:r>
         <w:rPr>
           <w:strike/>
         </w:rPr>
-        <w:t>Toggle</w:t>
-      </w:r>
-      <w:proofErr w:type="spellEnd"/>
-      <w:r>
-        <w:rPr>
-          <w:strike/>
-        </w:rPr>
-        <w:t xml:space="preserve"> extern/intern in het midden weergeven</w:t>
+        <w:t>Toggle extern/intern in het midden weergeven</w:t>
       </w:r>
       <w:r>
         <w:rPr>
@@ -224,39 +212,17 @@
           <w:strike/>
         </w:rPr>
       </w:pPr>
-      <w:proofErr w:type="gramStart"/>
       <w:r>
         <w:rPr>
           <w:strike/>
         </w:rPr>
-        <w:t>Top speler</w:t>
-      </w:r>
-      <w:proofErr w:type="gramEnd"/>
+        <w:t>Top speler sterretje mag goud worden weergegeven.</w:t>
+      </w:r>
       <w:r>
         <w:rPr>
           <w:strike/>
         </w:rPr>
-        <w:t xml:space="preserve"> sterretje mag goud worden weergegeven.</w:t>
-      </w:r>
-      <w:r>
-        <w:rPr>
-          <w:strike/>
-        </w:rPr>
-        <w:t xml:space="preserve"> Kan dit niet </w:t>
-      </w:r>
-      <w:proofErr w:type="spellStart"/>
-      <w:r>
-        <w:rPr>
-          <w:strike/>
-        </w:rPr>
-        <w:t>ivm</w:t>
-      </w:r>
-      <w:proofErr w:type="spellEnd"/>
-      <w:r>
-        <w:rPr>
-          <w:strike/>
-        </w:rPr>
-        <w:t xml:space="preserve"> de naam, dan laten we het zo.</w:t>
+        <w:t xml:space="preserve"> Kan dit niet ivm de naam, dan laten we het zo.</w:t>
       </w:r>
     </w:p>
     <w:p>
@@ -298,15 +264,7 @@
         </w:numPr>
       </w:pPr>
       <w:r>
-        <w:t xml:space="preserve">Reistijd van huis tot en met </w:t>
-      </w:r>
-      <w:proofErr w:type="spellStart"/>
-      <w:r>
-        <w:t>sv</w:t>
-      </w:r>
-      <w:proofErr w:type="spellEnd"/>
-      <w:r>
-        <w:t xml:space="preserve"> Hillegom:</w:t>
+        <w:t>Reistijd van huis tot en met sv Hillegom:</w:t>
       </w:r>
     </w:p>
     <w:p>
@@ -357,21 +315,7 @@
         <w:rPr>
           <w:strike/>
         </w:rPr>
-        <w:t xml:space="preserve">Spelend lid bij </w:t>
-      </w:r>
-      <w:proofErr w:type="spellStart"/>
-      <w:r>
-        <w:rPr>
-          <w:strike/>
-        </w:rPr>
-        <w:t>sv</w:t>
-      </w:r>
-      <w:proofErr w:type="spellEnd"/>
-      <w:r>
-        <w:rPr>
-          <w:strike/>
-        </w:rPr>
-        <w:t xml:space="preserve"> Hillegom sinds het seizoen:</w:t>
+        <w:t>Spelend lid bij sv Hillegom sinds het seizoen:</w:t>
       </w:r>
     </w:p>
     <w:p>
@@ -457,20 +401,12 @@
           <w:strike/>
         </w:rPr>
       </w:pPr>
-      <w:proofErr w:type="gramStart"/>
       <w:r>
         <w:rPr>
           <w:strike/>
         </w:rPr>
         <w:lastRenderedPageBreak/>
-        <w:t>Top talent</w:t>
-      </w:r>
-      <w:proofErr w:type="gramEnd"/>
-      <w:r>
-        <w:rPr>
-          <w:strike/>
-        </w:rPr>
-        <w:t xml:space="preserve"> ster mag achter de naam worden weergegeven, net zoals bij de spelerstabel. Dan kan dit uit de kart gehaald worden.</w:t>
+        <w:t>Top talent ster mag achter de naam worden weergegeven, net zoals bij de spelerstabel. Dan kan dit uit de kart gehaald worden.</w:t>
       </w:r>
     </w:p>
     <w:p>
@@ -617,18 +553,40 @@
         </w:numPr>
       </w:pPr>
       <w:r>
-        <w:t xml:space="preserve">Analyses weergeven op </w:t>
-      </w:r>
-      <w:proofErr w:type="spellStart"/>
-      <w:r>
-        <w:t>modal</w:t>
-      </w:r>
-      <w:proofErr w:type="spellEnd"/>
-      <w:r>
-        <w:t xml:space="preserve"> en activeren door knopje?</w:t>
+        <w:t>Analyse</w:t>
       </w:r>
       <w:r>
         <w:t xml:space="preserve"> </w:t>
+      </w:r>
+      <w:r>
+        <w:t xml:space="preserve">modal </w:t>
+      </w:r>
+      <w:r>
+        <w:t xml:space="preserve">maken </w:t>
+      </w:r>
+      <w:r>
+        <w:t>en activeren door knop?</w:t>
+      </w:r>
+      <w:r>
+        <w:t xml:space="preserve"> </w:t>
+      </w:r>
+    </w:p>
+    <w:p>
+      <w:pPr>
+        <w:pStyle w:val="Lijstalinea"/>
+        <w:numPr>
+          <w:ilvl w:val="0"/>
+          <w:numId w:val="20"/>
+        </w:numPr>
+      </w:pPr>
+      <w:r>
+        <w:t>Instellingen modal maken</w:t>
+      </w:r>
+      <w:r>
+        <w:t xml:space="preserve"> waar je kunt vastleggen welke teams je wilt vastleggen, welke opstellingen je wilt, max leeftijd</w:t>
+      </w:r>
+      <w:r>
+        <w:t>.</w:t>
       </w:r>
     </w:p>
     <w:p/>
@@ -654,13 +612,8 @@
           <w:numId w:val="19"/>
         </w:numPr>
       </w:pPr>
-      <w:proofErr w:type="spellStart"/>
-      <w:r>
-        <w:t>Toggle</w:t>
-      </w:r>
-      <w:proofErr w:type="spellEnd"/>
-      <w:r>
-        <w:t xml:space="preserve"> </w:t>
+      <w:r>
+        <w:t xml:space="preserve">Toggle </w:t>
       </w:r>
       <w:r>
         <w:t xml:space="preserve">wordt vreemd vormgegeven. Mag gecentreerd in het midden worden weergeven en niet over de hele breedte. </w:t>
@@ -680,32 +633,11 @@
           <w:numId w:val="19"/>
         </w:numPr>
       </w:pPr>
-      <w:proofErr w:type="gramStart"/>
-      <w:r>
-        <w:t>Top talent</w:t>
-      </w:r>
-      <w:proofErr w:type="gramEnd"/>
-      <w:r>
-        <w:t xml:space="preserve"> mag worden </w:t>
-      </w:r>
-      <w:proofErr w:type="gramStart"/>
-      <w:r>
-        <w:t>top speler</w:t>
-      </w:r>
-      <w:proofErr w:type="gramEnd"/>
-      <w:r>
-        <w:t>.</w:t>
-      </w:r>
-      <w:r>
-        <w:t xml:space="preserve"> Geef dit weer naast de </w:t>
-      </w:r>
-      <w:proofErr w:type="spellStart"/>
-      <w:r>
-        <w:t>toggle</w:t>
-      </w:r>
-      <w:proofErr w:type="spellEnd"/>
-      <w:r>
-        <w:t xml:space="preserve"> intern/extern. </w:t>
+      <w:r>
+        <w:t>Top talent mag worden top speler.</w:t>
+      </w:r>
+      <w:r>
+        <w:t xml:space="preserve"> Geef dit weer naast de toggle intern/extern. </w:t>
       </w:r>
     </w:p>
     <w:p>
@@ -717,23 +649,7 @@
         </w:numPr>
       </w:pPr>
       <w:r>
-        <w:t xml:space="preserve">Option </w:t>
-      </w:r>
-      <w:proofErr w:type="spellStart"/>
-      <w:r>
-        <w:t>year</w:t>
-      </w:r>
-      <w:proofErr w:type="spellEnd"/>
-      <w:r>
-        <w:t xml:space="preserve"> mag </w:t>
-      </w:r>
-      <w:proofErr w:type="gramStart"/>
-      <w:r>
-        <w:t>er uit</w:t>
-      </w:r>
-      <w:proofErr w:type="gramEnd"/>
-      <w:r>
-        <w:t xml:space="preserve">. </w:t>
+        <w:t xml:space="preserve">Option year mag er uit. </w:t>
       </w:r>
     </w:p>
     <w:p>
@@ -745,23 +661,7 @@
         </w:numPr>
       </w:pPr>
       <w:r>
-        <w:t xml:space="preserve">Er staat nu zoveel informatie dat er een </w:t>
-      </w:r>
-      <w:proofErr w:type="spellStart"/>
-      <w:r>
-        <w:t>scroll</w:t>
-      </w:r>
-      <w:proofErr w:type="spellEnd"/>
-      <w:r>
-        <w:t xml:space="preserve"> ontstaat in de </w:t>
-      </w:r>
-      <w:proofErr w:type="spellStart"/>
-      <w:r>
-        <w:t>modal</w:t>
-      </w:r>
-      <w:proofErr w:type="spellEnd"/>
-      <w:r>
-        <w:t>, deze wil ik voorkomen.</w:t>
+        <w:t>Er staat nu zoveel informatie dat er een scroll ontstaat in de modal, deze wil ik voorkomen.</w:t>
       </w:r>
     </w:p>
     <w:p/>
@@ -851,6 +751,7 @@
         </w:numPr>
       </w:pPr>
       <w:r>
+        <w:lastRenderedPageBreak/>
         <w:t>Contact aanmaken vanuit contacten pagina</w:t>
       </w:r>
     </w:p>
@@ -897,6 +798,36 @@
       <w:pPr>
         <w:pStyle w:val="Lijstalinea"/>
         <w:numPr>
+          <w:ilvl w:val="1"/>
+          <w:numId w:val="11"/>
+        </w:numPr>
+        <w:rPr>
+          <w:strike/>
+        </w:rPr>
+      </w:pPr>
+      <w:r>
+        <w:rPr>
+          <w:strike/>
+        </w:rPr>
+        <w:t>Vormgeving</w:t>
+      </w:r>
+    </w:p>
+    <w:p>
+      <w:pPr>
+        <w:pStyle w:val="Lijstalinea"/>
+        <w:numPr>
+          <w:ilvl w:val="1"/>
+          <w:numId w:val="11"/>
+        </w:numPr>
+      </w:pPr>
+      <w:r>
+        <w:t>Functionaliteit</w:t>
+      </w:r>
+    </w:p>
+    <w:p>
+      <w:pPr>
+        <w:pStyle w:val="Lijstalinea"/>
+        <w:numPr>
           <w:ilvl w:val="0"/>
           <w:numId w:val="11"/>
         </w:numPr>
@@ -905,15 +836,7 @@
         <w:t xml:space="preserve">Flow achter </w:t>
       </w:r>
       <w:r>
-        <w:t xml:space="preserve">gebruiker uitnodigen (e-mails versturen </w:t>
-      </w:r>
-      <w:proofErr w:type="spellStart"/>
-      <w:r>
-        <w:t>etc</w:t>
-      </w:r>
-      <w:proofErr w:type="spellEnd"/>
-      <w:r>
-        <w:t>).</w:t>
+        <w:t>gebruiker uitnodigen (e-mails versturen etc).</w:t>
       </w:r>
     </w:p>
     <w:p>
@@ -961,18 +884,6 @@
         <w:t>Functionaliteit</w:t>
       </w:r>
     </w:p>
-    <w:p>
-      <w:pPr>
-        <w:pStyle w:val="Lijstalinea"/>
-        <w:numPr>
-          <w:ilvl w:val="0"/>
-          <w:numId w:val="11"/>
-        </w:numPr>
-      </w:pPr>
-      <w:r>
-        <w:t>Instellen van welke interne teams zichtbaar zijn</w:t>
-      </w:r>
-    </w:p>
     <w:p/>
     <w:p>
       <w:pPr>
@@ -990,92 +901,6 @@
           <w:numId w:val="13"/>
         </w:numPr>
       </w:pPr>
-      <w:r>
-        <w:t>Interne spelerslijst pagina</w:t>
-      </w:r>
-      <w:r>
-        <w:t xml:space="preserve"> + </w:t>
-      </w:r>
-      <w:proofErr w:type="spellStart"/>
-      <w:r>
-        <w:t>subkoppen</w:t>
-      </w:r>
-      <w:proofErr w:type="spellEnd"/>
-      <w:r>
-        <w:t xml:space="preserve"> maken voor intern en extern.</w:t>
-      </w:r>
-    </w:p>
-    <w:p>
-      <w:pPr>
-        <w:pStyle w:val="Lijstalinea"/>
-        <w:numPr>
-          <w:ilvl w:val="0"/>
-          <w:numId w:val="13"/>
-        </w:numPr>
-      </w:pPr>
-      <w:r>
-        <w:t>Invulling posities per team pagina</w:t>
-      </w:r>
-    </w:p>
-    <w:p/>
-    <w:p>
-      <w:proofErr w:type="spellStart"/>
-      <w:r>
-        <w:t>Skeleton</w:t>
-      </w:r>
-      <w:proofErr w:type="spellEnd"/>
-      <w:r>
-        <w:t xml:space="preserve"> </w:t>
-      </w:r>
-      <w:proofErr w:type="spellStart"/>
-      <w:r>
-        <w:t>screens</w:t>
-      </w:r>
-      <w:proofErr w:type="spellEnd"/>
-      <w:r>
-        <w:t xml:space="preserve"> maken</w:t>
-      </w:r>
-    </w:p>
-    <w:p>
-      <w:r>
-        <w:t>Woonplaats:</w:t>
-      </w:r>
-    </w:p>
-    <w:p>
-      <w:r>
-        <w:t xml:space="preserve">Reistijd van huis tot en met </w:t>
-      </w:r>
-      <w:proofErr w:type="spellStart"/>
-      <w:r>
-        <w:t>sv</w:t>
-      </w:r>
-      <w:proofErr w:type="spellEnd"/>
-      <w:r>
-        <w:t xml:space="preserve"> Hillegom:</w:t>
-      </w:r>
-    </w:p>
-    <w:p>
-      <w:r>
-        <w:t>Favoriete positie:</w:t>
-      </w:r>
-    </w:p>
-    <w:p>
-      <w:r>
-        <w:t>Beste positie:</w:t>
-      </w:r>
-    </w:p>
-    <w:p>
-      <w:r>
-        <w:t xml:space="preserve">Spelend lid bij </w:t>
-      </w:r>
-      <w:proofErr w:type="spellStart"/>
-      <w:r>
-        <w:t>sv</w:t>
-      </w:r>
-      <w:proofErr w:type="spellEnd"/>
-      <w:r>
-        <w:t xml:space="preserve"> Hillegom sinds het seizoen:</w:t>
-      </w:r>
     </w:p>
     <w:p/>
     <w:p/>
@@ -1084,11 +909,21 @@
     <w:p/>
     <w:p/>
     <w:p/>
+    <w:p/>
+    <w:p/>
+    <w:p/>
+    <w:p/>
+    <w:p/>
+    <w:p/>
+    <w:p/>
+    <w:p/>
+    <w:p/>
     <w:p>
       <w:pPr>
         <w:pStyle w:val="Kop1"/>
       </w:pPr>
       <w:r>
+        <w:lastRenderedPageBreak/>
         <w:t>Post MVP</w:t>
       </w:r>
     </w:p>
@@ -1121,7 +956,6 @@
         </w:numPr>
       </w:pPr>
       <w:r>
-        <w:lastRenderedPageBreak/>
         <w:t>Mogelijkheid om spelers uit te nodigen om intake formulier in te vullen</w:t>
       </w:r>
     </w:p>
@@ -1134,15 +968,7 @@
         </w:numPr>
       </w:pPr>
       <w:r>
-        <w:t xml:space="preserve">Radar </w:t>
-      </w:r>
-      <w:proofErr w:type="spellStart"/>
-      <w:r>
-        <w:t>chart</w:t>
-      </w:r>
-      <w:proofErr w:type="spellEnd"/>
-      <w:r>
-        <w:t xml:space="preserve"> ook zichtbaar maken bij pop-up als je op naam speler gaat staan</w:t>
+        <w:t>Radar chart ook zichtbaar maken bij pop-up als je op naam speler gaat staan</w:t>
       </w:r>
     </w:p>
     <w:p>
@@ -1154,15 +980,7 @@
         </w:numPr>
       </w:pPr>
       <w:r>
-        <w:t xml:space="preserve">Kleuren voor processtappen </w:t>
-      </w:r>
-      <w:proofErr w:type="spellStart"/>
-      <w:r>
-        <w:t>etc</w:t>
-      </w:r>
-      <w:proofErr w:type="spellEnd"/>
-      <w:r>
-        <w:t>?</w:t>
+        <w:t>Kleuren voor processtappen etc?</w:t>
       </w:r>
     </w:p>
     <w:p/>
@@ -1182,19 +1000,9 @@
           <w:numId w:val="12"/>
         </w:numPr>
       </w:pPr>
-      <w:proofErr w:type="spellStart"/>
-      <w:r>
-        <w:t>Two</w:t>
-      </w:r>
-      <w:proofErr w:type="spellEnd"/>
-      <w:r>
-        <w:t xml:space="preserve">-Factor </w:t>
-      </w:r>
-      <w:proofErr w:type="spellStart"/>
-      <w:r>
-        <w:t>authentication</w:t>
-      </w:r>
-      <w:proofErr w:type="spellEnd"/>
+      <w:r>
+        <w:t>Two-Factor authentication</w:t>
+      </w:r>
     </w:p>
     <w:p>
       <w:pPr>
@@ -1205,15 +1013,7 @@
         </w:numPr>
       </w:pPr>
       <w:r>
-        <w:t xml:space="preserve">Demo omgeving van </w:t>
-      </w:r>
-      <w:proofErr w:type="spellStart"/>
-      <w:r>
-        <w:t>football</w:t>
-      </w:r>
-      <w:proofErr w:type="spellEnd"/>
-      <w:r>
-        <w:t>-scouting-platform zelf</w:t>
+        <w:t>Demo omgeving van football-scouting-platform zelf</w:t>
       </w:r>
       <w:r>
         <w:t xml:space="preserve"> om potentiële gebruikers inzicht te geven in</w:t>
@@ -1227,13 +1027,8 @@
           <w:numId w:val="12"/>
         </w:numPr>
       </w:pPr>
-      <w:proofErr w:type="spellStart"/>
-      <w:r>
-        <w:t>SuperAdmin</w:t>
-      </w:r>
-      <w:proofErr w:type="spellEnd"/>
-      <w:r>
-        <w:t xml:space="preserve"> user aanmaken die in alle afzonderlijke omgevingen </w:t>
+      <w:r>
+        <w:t xml:space="preserve">SuperAdmin user aanmaken die in alle afzonderlijke omgevingen </w:t>
       </w:r>
       <w:r>
         <w:t xml:space="preserve">van de clubs </w:t>
@@ -1255,29 +1050,8 @@
         <w:t>Pi</w:t>
       </w:r>
       <w:r>
-        <w:t xml:space="preserve">pelines van </w:t>
-      </w:r>
-      <w:proofErr w:type="spellStart"/>
-      <w:r>
-        <w:t>dev</w:t>
-      </w:r>
-      <w:proofErr w:type="spellEnd"/>
-      <w:r>
-        <w:t xml:space="preserve"> naar </w:t>
-      </w:r>
-      <w:proofErr w:type="spellStart"/>
-      <w:r>
-        <w:t>acc</w:t>
-      </w:r>
-      <w:proofErr w:type="spellEnd"/>
-      <w:r>
-        <w:t xml:space="preserve"> naar </w:t>
-      </w:r>
-      <w:proofErr w:type="spellStart"/>
-      <w:r>
-        <w:t>prod</w:t>
-      </w:r>
-      <w:proofErr w:type="spellEnd"/>
+        <w:t>pelines van dev naar acc naar prod</w:t>
+      </w:r>
     </w:p>
     <w:p>
       <w:pPr>
@@ -1299,15 +1073,13 @@
           <w:numId w:val="14"/>
         </w:numPr>
       </w:pPr>
-      <w:proofErr w:type="spellStart"/>
-      <w:r>
-        <w:t>Ghost</w:t>
-      </w:r>
-      <w:proofErr w:type="spellEnd"/>
-      <w:r>
-        <w:t xml:space="preserve"> component voor elke pagina</w:t>
-      </w:r>
-    </w:p>
+      <w:r>
+        <w:t>Skeleton screens maken</w:t>
+      </w:r>
+    </w:p>
+    <w:p/>
+    <w:p/>
+    <w:p/>
     <w:p/>
     <w:p>
       <w:r>
@@ -1335,15 +1107,7 @@
         <w:t>nemen</w:t>
       </w:r>
       <w:r>
-        <w:t xml:space="preserve"> </w:t>
-      </w:r>
-      <w:proofErr w:type="spellStart"/>
-      <w:r>
-        <w:t>ivm</w:t>
-      </w:r>
-      <w:proofErr w:type="spellEnd"/>
-      <w:r>
-        <w:t xml:space="preserve"> vakantie Daní</w:t>
+        <w:t xml:space="preserve"> ivm vakantie Daní</w:t>
       </w:r>
       <w:r>
         <w:t xml:space="preserve"> --&gt; 30 maart wel?</w:t>
@@ -1388,15 +1152,7 @@
         <w:t xml:space="preserve"> </w:t>
       </w:r>
       <w:r>
-        <w:t xml:space="preserve">--&gt; even checken bij Daní </w:t>
-      </w:r>
-      <w:proofErr w:type="spellStart"/>
-      <w:r>
-        <w:t>ivm</w:t>
-      </w:r>
-      <w:proofErr w:type="spellEnd"/>
-      <w:r>
-        <w:t xml:space="preserve"> vakantie Cain (moest vast goedkomen)</w:t>
+        <w:t>--&gt; even checken bij Daní ivm vakantie Cain (moest vast goedkomen)</w:t>
       </w:r>
     </w:p>
     <w:p>
@@ -1408,15 +1164,7 @@
         </w:numPr>
       </w:pPr>
       <w:r>
-        <w:t xml:space="preserve">1 mei </w:t>
-      </w:r>
-      <w:proofErr w:type="spellStart"/>
-      <w:r>
-        <w:t>kids</w:t>
-      </w:r>
-      <w:proofErr w:type="spellEnd"/>
-      <w:r>
-        <w:t xml:space="preserve"> bij je ouders slapen</w:t>
+        <w:t>1 mei kids bij je ouders slapen</w:t>
       </w:r>
       <w:r>
         <w:t xml:space="preserve"> --&gt; top</w:t>
@@ -1434,61 +1182,31 @@
         <w:rPr>
           <w:lang w:val="de-DE"/>
         </w:rPr>
-        <w:t xml:space="preserve">7 t/m 9 </w:t>
-      </w:r>
-      <w:proofErr w:type="spellStart"/>
+        <w:t xml:space="preserve">7 t/m 9 mei weg --&gt; </w:t>
+      </w:r>
       <w:r>
         <w:rPr>
           <w:lang w:val="de-DE"/>
         </w:rPr>
-        <w:t>mei</w:t>
-      </w:r>
-      <w:proofErr w:type="spellEnd"/>
+        <w:t>8 t/m 9 doen</w:t>
+      </w:r>
       <w:r>
         <w:rPr>
           <w:lang w:val="de-DE"/>
         </w:rPr>
-        <w:t xml:space="preserve"> weg --&gt; </w:t>
+        <w:t>?</w:t>
       </w:r>
       <w:r>
         <w:rPr>
           <w:lang w:val="de-DE"/>
         </w:rPr>
-        <w:t xml:space="preserve">8 t/m 9 </w:t>
-      </w:r>
-      <w:proofErr w:type="spellStart"/>
-      <w:r>
-        <w:rPr>
-          <w:lang w:val="de-DE"/>
-        </w:rPr>
-        <w:t>doen</w:t>
-      </w:r>
-      <w:proofErr w:type="spellEnd"/>
-      <w:r>
-        <w:rPr>
-          <w:lang w:val="de-DE"/>
-        </w:rPr>
-        <w:t>?</w:t>
-      </w:r>
-      <w:r>
-        <w:rPr>
-          <w:lang w:val="de-DE"/>
-        </w:rPr>
         <w:t xml:space="preserve"> </w:t>
       </w:r>
       <w:r>
         <w:t>Z</w:t>
       </w:r>
       <w:r>
-        <w:t xml:space="preserve">al wel druk/duur zijn </w:t>
-      </w:r>
-      <w:proofErr w:type="spellStart"/>
-      <w:r>
-        <w:t>ivm</w:t>
-      </w:r>
-      <w:proofErr w:type="spellEnd"/>
-      <w:r>
-        <w:t xml:space="preserve"> vakantie</w:t>
+        <w:t>al wel druk/duur zijn ivm vakantie</w:t>
       </w:r>
       <w:r>
         <w:t xml:space="preserve"> en kan ik nog trainen</w:t>

--- a/To-do's.docx
+++ b/To-do's.docx
@@ -23,12 +23,14 @@
           <w:lang w:val="en-US"/>
         </w:rPr>
       </w:pPr>
+      <w:proofErr w:type="spellStart"/>
       <w:r>
         <w:rPr>
           <w:lang w:val="en-US"/>
         </w:rPr>
         <w:t>Topbar</w:t>
       </w:r>
+      <w:proofErr w:type="spellEnd"/>
     </w:p>
     <w:p>
       <w:pPr>
@@ -86,12 +88,14 @@
           <w:lang w:val="en-US"/>
         </w:rPr>
       </w:pPr>
+      <w:proofErr w:type="spellStart"/>
       <w:r>
         <w:rPr>
           <w:lang w:val="en-US"/>
         </w:rPr>
         <w:t>Spelers</w:t>
       </w:r>
+      <w:proofErr w:type="spellEnd"/>
     </w:p>
     <w:p>
       <w:pPr>
@@ -104,11 +108,19 @@
           <w:strike/>
         </w:rPr>
       </w:pPr>
-      <w:r>
-        <w:rPr>
-          <w:strike/>
-        </w:rPr>
-        <w:t>Toggle extern/intern in het midden weergeven</w:t>
+      <w:proofErr w:type="spellStart"/>
+      <w:r>
+        <w:rPr>
+          <w:strike/>
+        </w:rPr>
+        <w:t>Toggle</w:t>
+      </w:r>
+      <w:proofErr w:type="spellEnd"/>
+      <w:r>
+        <w:rPr>
+          <w:strike/>
+        </w:rPr>
+        <w:t xml:space="preserve"> extern/intern in het midden weergeven</w:t>
       </w:r>
       <w:r>
         <w:rPr>
@@ -212,17 +224,39 @@
           <w:strike/>
         </w:rPr>
       </w:pPr>
-      <w:r>
-        <w:rPr>
-          <w:strike/>
-        </w:rPr>
-        <w:t>Top speler sterretje mag goud worden weergegeven.</w:t>
-      </w:r>
-      <w:r>
-        <w:rPr>
-          <w:strike/>
-        </w:rPr>
-        <w:t xml:space="preserve"> Kan dit niet ivm de naam, dan laten we het zo.</w:t>
+      <w:proofErr w:type="gramStart"/>
+      <w:r>
+        <w:rPr>
+          <w:strike/>
+        </w:rPr>
+        <w:t>Top speler</w:t>
+      </w:r>
+      <w:proofErr w:type="gramEnd"/>
+      <w:r>
+        <w:rPr>
+          <w:strike/>
+        </w:rPr>
+        <w:t xml:space="preserve"> sterretje mag goud worden weergegeven.</w:t>
+      </w:r>
+      <w:r>
+        <w:rPr>
+          <w:strike/>
+        </w:rPr>
+        <w:t xml:space="preserve"> Kan dit niet </w:t>
+      </w:r>
+      <w:proofErr w:type="spellStart"/>
+      <w:r>
+        <w:rPr>
+          <w:strike/>
+        </w:rPr>
+        <w:t>ivm</w:t>
+      </w:r>
+      <w:proofErr w:type="spellEnd"/>
+      <w:r>
+        <w:rPr>
+          <w:strike/>
+        </w:rPr>
+        <w:t xml:space="preserve"> de naam, dan laten we het zo.</w:t>
       </w:r>
     </w:p>
     <w:p>
@@ -264,7 +298,15 @@
         </w:numPr>
       </w:pPr>
       <w:r>
-        <w:t>Reistijd van huis tot en met sv Hillegom:</w:t>
+        <w:t xml:space="preserve">Reistijd van huis tot en met </w:t>
+      </w:r>
+      <w:proofErr w:type="spellStart"/>
+      <w:r>
+        <w:t>sv</w:t>
+      </w:r>
+      <w:proofErr w:type="spellEnd"/>
+      <w:r>
+        <w:t xml:space="preserve"> Hillegom:</w:t>
       </w:r>
     </w:p>
     <w:p>
@@ -315,7 +357,21 @@
         <w:rPr>
           <w:strike/>
         </w:rPr>
-        <w:t>Spelend lid bij sv Hillegom sinds het seizoen:</w:t>
+        <w:t xml:space="preserve">Spelend lid bij </w:t>
+      </w:r>
+      <w:proofErr w:type="spellStart"/>
+      <w:r>
+        <w:rPr>
+          <w:strike/>
+        </w:rPr>
+        <w:t>sv</w:t>
+      </w:r>
+      <w:proofErr w:type="spellEnd"/>
+      <w:r>
+        <w:rPr>
+          <w:strike/>
+        </w:rPr>
+        <w:t xml:space="preserve"> Hillegom sinds het seizoen:</w:t>
       </w:r>
     </w:p>
     <w:p>
@@ -401,12 +457,20 @@
           <w:strike/>
         </w:rPr>
       </w:pPr>
+      <w:proofErr w:type="gramStart"/>
       <w:r>
         <w:rPr>
           <w:strike/>
         </w:rPr>
         <w:lastRenderedPageBreak/>
-        <w:t>Top talent ster mag achter de naam worden weergegeven, net zoals bij de spelerstabel. Dan kan dit uit de kart gehaald worden.</w:t>
+        <w:t>Top talent</w:t>
+      </w:r>
+      <w:proofErr w:type="gramEnd"/>
+      <w:r>
+        <w:rPr>
+          <w:strike/>
+        </w:rPr>
+        <w:t xml:space="preserve"> ster mag achter de naam worden weergegeven, net zoals bij de spelerstabel. Dan kan dit uit de kart gehaald worden.</w:t>
       </w:r>
     </w:p>
     <w:p>
@@ -558,8 +622,13 @@
       <w:r>
         <w:t xml:space="preserve"> </w:t>
       </w:r>
-      <w:r>
-        <w:t xml:space="preserve">modal </w:t>
+      <w:proofErr w:type="spellStart"/>
+      <w:r>
+        <w:t>modal</w:t>
+      </w:r>
+      <w:proofErr w:type="spellEnd"/>
+      <w:r>
+        <w:t xml:space="preserve"> </w:t>
       </w:r>
       <w:r>
         <w:t xml:space="preserve">maken </w:t>
@@ -580,7 +649,15 @@
         </w:numPr>
       </w:pPr>
       <w:r>
-        <w:t>Instellingen modal maken</w:t>
+        <w:t xml:space="preserve">Instellingen </w:t>
+      </w:r>
+      <w:proofErr w:type="spellStart"/>
+      <w:r>
+        <w:t>modal</w:t>
+      </w:r>
+      <w:proofErr w:type="spellEnd"/>
+      <w:r>
+        <w:t xml:space="preserve"> maken</w:t>
       </w:r>
       <w:r>
         <w:t xml:space="preserve"> waar je kunt vastleggen welke teams je wilt vastleggen, welke opstellingen je wilt, max leeftijd</w:t>
@@ -612,8 +689,13 @@
           <w:numId w:val="19"/>
         </w:numPr>
       </w:pPr>
-      <w:r>
-        <w:t xml:space="preserve">Toggle </w:t>
+      <w:proofErr w:type="spellStart"/>
+      <w:r>
+        <w:t>Toggle</w:t>
+      </w:r>
+      <w:proofErr w:type="spellEnd"/>
+      <w:r>
+        <w:t xml:space="preserve"> </w:t>
       </w:r>
       <w:r>
         <w:t xml:space="preserve">wordt vreemd vormgegeven. Mag gecentreerd in het midden worden weergeven en niet over de hele breedte. </w:t>
@@ -633,11 +715,32 @@
           <w:numId w:val="19"/>
         </w:numPr>
       </w:pPr>
-      <w:r>
-        <w:t>Top talent mag worden top speler.</w:t>
-      </w:r>
-      <w:r>
-        <w:t xml:space="preserve"> Geef dit weer naast de toggle intern/extern. </w:t>
+      <w:proofErr w:type="gramStart"/>
+      <w:r>
+        <w:t>Top talent</w:t>
+      </w:r>
+      <w:proofErr w:type="gramEnd"/>
+      <w:r>
+        <w:t xml:space="preserve"> mag worden </w:t>
+      </w:r>
+      <w:proofErr w:type="gramStart"/>
+      <w:r>
+        <w:t>top speler</w:t>
+      </w:r>
+      <w:proofErr w:type="gramEnd"/>
+      <w:r>
+        <w:t>.</w:t>
+      </w:r>
+      <w:r>
+        <w:t xml:space="preserve"> Geef dit weer naast de </w:t>
+      </w:r>
+      <w:proofErr w:type="spellStart"/>
+      <w:r>
+        <w:t>toggle</w:t>
+      </w:r>
+      <w:proofErr w:type="spellEnd"/>
+      <w:r>
+        <w:t xml:space="preserve"> intern/extern. </w:t>
       </w:r>
     </w:p>
     <w:p>
@@ -649,7 +752,23 @@
         </w:numPr>
       </w:pPr>
       <w:r>
-        <w:t xml:space="preserve">Option year mag er uit. </w:t>
+        <w:t xml:space="preserve">Option </w:t>
+      </w:r>
+      <w:proofErr w:type="spellStart"/>
+      <w:r>
+        <w:t>year</w:t>
+      </w:r>
+      <w:proofErr w:type="spellEnd"/>
+      <w:r>
+        <w:t xml:space="preserve"> mag </w:t>
+      </w:r>
+      <w:proofErr w:type="gramStart"/>
+      <w:r>
+        <w:t>er uit</w:t>
+      </w:r>
+      <w:proofErr w:type="gramEnd"/>
+      <w:r>
+        <w:t xml:space="preserve">. </w:t>
       </w:r>
     </w:p>
     <w:p>
@@ -661,7 +780,43 @@
         </w:numPr>
       </w:pPr>
       <w:r>
-        <w:t>Er staat nu zoveel informatie dat er een scroll ontstaat in de modal, deze wil ik voorkomen.</w:t>
+        <w:t xml:space="preserve">Er staat nu zoveel informatie dat er een </w:t>
+      </w:r>
+      <w:proofErr w:type="spellStart"/>
+      <w:r>
+        <w:t>scroll</w:t>
+      </w:r>
+      <w:proofErr w:type="spellEnd"/>
+      <w:r>
+        <w:t xml:space="preserve"> ontstaat in de </w:t>
+      </w:r>
+      <w:proofErr w:type="spellStart"/>
+      <w:r>
+        <w:t>modal</w:t>
+      </w:r>
+      <w:proofErr w:type="spellEnd"/>
+      <w:r>
+        <w:t>, deze wil ik voorkomen.</w:t>
+      </w:r>
+    </w:p>
+    <w:p>
+      <w:pPr>
+        <w:pStyle w:val="Lijstalinea"/>
+        <w:numPr>
+          <w:ilvl w:val="0"/>
+          <w:numId w:val="19"/>
+        </w:numPr>
+      </w:pPr>
+      <w:r>
+        <w:t xml:space="preserve">Inputvelden voor bij club en contract tot als seizoenen maken </w:t>
+      </w:r>
+      <w:proofErr w:type="spellStart"/>
+      <w:r>
+        <w:t>ipv</w:t>
+      </w:r>
+      <w:proofErr w:type="spellEnd"/>
+      <w:r>
+        <w:t xml:space="preserve"> datumveld</w:t>
       </w:r>
     </w:p>
     <w:p/>
@@ -739,6 +894,7 @@
         </w:numPr>
       </w:pPr>
       <w:r>
+        <w:lastRenderedPageBreak/>
         <w:t>Inputvelden onder elkaar weergeven</w:t>
       </w:r>
     </w:p>
@@ -751,7 +907,6 @@
         </w:numPr>
       </w:pPr>
       <w:r>
-        <w:lastRenderedPageBreak/>
         <w:t>Contact aanmaken vanuit contacten pagina</w:t>
       </w:r>
     </w:p>
@@ -836,7 +991,15 @@
         <w:t xml:space="preserve">Flow achter </w:t>
       </w:r>
       <w:r>
-        <w:t>gebruiker uitnodigen (e-mails versturen etc).</w:t>
+        <w:t xml:space="preserve">gebruiker uitnodigen (e-mails versturen </w:t>
+      </w:r>
+      <w:proofErr w:type="spellStart"/>
+      <w:r>
+        <w:t>etc</w:t>
+      </w:r>
+      <w:proofErr w:type="spellEnd"/>
+      <w:r>
+        <w:t>).</w:t>
       </w:r>
     </w:p>
     <w:p>
@@ -968,7 +1131,15 @@
         </w:numPr>
       </w:pPr>
       <w:r>
-        <w:t>Radar chart ook zichtbaar maken bij pop-up als je op naam speler gaat staan</w:t>
+        <w:t xml:space="preserve">Radar </w:t>
+      </w:r>
+      <w:proofErr w:type="spellStart"/>
+      <w:r>
+        <w:t>chart</w:t>
+      </w:r>
+      <w:proofErr w:type="spellEnd"/>
+      <w:r>
+        <w:t xml:space="preserve"> ook zichtbaar maken bij pop-up als je op naam speler gaat staan</w:t>
       </w:r>
     </w:p>
     <w:p>
@@ -980,7 +1151,15 @@
         </w:numPr>
       </w:pPr>
       <w:r>
-        <w:t>Kleuren voor processtappen etc?</w:t>
+        <w:t xml:space="preserve">Kleuren voor processtappen </w:t>
+      </w:r>
+      <w:proofErr w:type="spellStart"/>
+      <w:r>
+        <w:t>etc</w:t>
+      </w:r>
+      <w:proofErr w:type="spellEnd"/>
+      <w:r>
+        <w:t>?</w:t>
       </w:r>
     </w:p>
     <w:p/>
@@ -1000,9 +1179,19 @@
           <w:numId w:val="12"/>
         </w:numPr>
       </w:pPr>
-      <w:r>
-        <w:t>Two-Factor authentication</w:t>
-      </w:r>
+      <w:proofErr w:type="spellStart"/>
+      <w:r>
+        <w:t>Two</w:t>
+      </w:r>
+      <w:proofErr w:type="spellEnd"/>
+      <w:r>
+        <w:t xml:space="preserve">-Factor </w:t>
+      </w:r>
+      <w:proofErr w:type="spellStart"/>
+      <w:r>
+        <w:t>authentication</w:t>
+      </w:r>
+      <w:proofErr w:type="spellEnd"/>
     </w:p>
     <w:p>
       <w:pPr>
@@ -1013,7 +1202,15 @@
         </w:numPr>
       </w:pPr>
       <w:r>
-        <w:t>Demo omgeving van football-scouting-platform zelf</w:t>
+        <w:t xml:space="preserve">Demo omgeving van </w:t>
+      </w:r>
+      <w:proofErr w:type="spellStart"/>
+      <w:r>
+        <w:t>football</w:t>
+      </w:r>
+      <w:proofErr w:type="spellEnd"/>
+      <w:r>
+        <w:t>-scouting-platform zelf</w:t>
       </w:r>
       <w:r>
         <w:t xml:space="preserve"> om potentiële gebruikers inzicht te geven in</w:t>
@@ -1027,8 +1224,13 @@
           <w:numId w:val="12"/>
         </w:numPr>
       </w:pPr>
-      <w:r>
-        <w:t xml:space="preserve">SuperAdmin user aanmaken die in alle afzonderlijke omgevingen </w:t>
+      <w:proofErr w:type="spellStart"/>
+      <w:r>
+        <w:t>SuperAdmin</w:t>
+      </w:r>
+      <w:proofErr w:type="spellEnd"/>
+      <w:r>
+        <w:t xml:space="preserve"> user aanmaken die in alle afzonderlijke omgevingen </w:t>
       </w:r>
       <w:r>
         <w:t xml:space="preserve">van de clubs </w:t>
@@ -1050,8 +1252,29 @@
         <w:t>Pi</w:t>
       </w:r>
       <w:r>
-        <w:t>pelines van dev naar acc naar prod</w:t>
-      </w:r>
+        <w:t xml:space="preserve">pelines van </w:t>
+      </w:r>
+      <w:proofErr w:type="spellStart"/>
+      <w:r>
+        <w:t>dev</w:t>
+      </w:r>
+      <w:proofErr w:type="spellEnd"/>
+      <w:r>
+        <w:t xml:space="preserve"> naar </w:t>
+      </w:r>
+      <w:proofErr w:type="spellStart"/>
+      <w:r>
+        <w:t>acc</w:t>
+      </w:r>
+      <w:proofErr w:type="spellEnd"/>
+      <w:r>
+        <w:t xml:space="preserve"> naar </w:t>
+      </w:r>
+      <w:proofErr w:type="spellStart"/>
+      <w:r>
+        <w:t>prod</w:t>
+      </w:r>
+      <w:proofErr w:type="spellEnd"/>
     </w:p>
     <w:p>
       <w:pPr>
@@ -1073,8 +1296,49 @@
           <w:numId w:val="14"/>
         </w:numPr>
       </w:pPr>
-      <w:r>
-        <w:t>Skeleton screens maken</w:t>
+      <w:proofErr w:type="spellStart"/>
+      <w:r>
+        <w:t>Skeleton</w:t>
+      </w:r>
+      <w:proofErr w:type="spellEnd"/>
+      <w:r>
+        <w:t xml:space="preserve"> </w:t>
+      </w:r>
+      <w:proofErr w:type="spellStart"/>
+      <w:r>
+        <w:t>screens</w:t>
+      </w:r>
+      <w:proofErr w:type="spellEnd"/>
+      <w:r>
+        <w:t xml:space="preserve"> maken</w:t>
+      </w:r>
+    </w:p>
+    <w:p>
+      <w:pPr>
+        <w:pStyle w:val="Lijstalinea"/>
+        <w:numPr>
+          <w:ilvl w:val="0"/>
+          <w:numId w:val="14"/>
+        </w:numPr>
+      </w:pPr>
+      <w:r>
+        <w:t xml:space="preserve">Audit </w:t>
+      </w:r>
+      <w:proofErr w:type="spellStart"/>
+      <w:r>
+        <w:t>trails</w:t>
+      </w:r>
+      <w:proofErr w:type="spellEnd"/>
+      <w:r>
+        <w:t xml:space="preserve"> en </w:t>
+      </w:r>
+      <w:proofErr w:type="spellStart"/>
+      <w:r>
+        <w:t>logging</w:t>
+      </w:r>
+      <w:proofErr w:type="spellEnd"/>
+      <w:r>
+        <w:t xml:space="preserve"> zodat we dingen kunnen terugdraaien</w:t>
       </w:r>
     </w:p>
     <w:p/>
@@ -1107,7 +1371,15 @@
         <w:t>nemen</w:t>
       </w:r>
       <w:r>
-        <w:t xml:space="preserve"> ivm vakantie Daní</w:t>
+        <w:t xml:space="preserve"> </w:t>
+      </w:r>
+      <w:proofErr w:type="spellStart"/>
+      <w:r>
+        <w:t>ivm</w:t>
+      </w:r>
+      <w:proofErr w:type="spellEnd"/>
+      <w:r>
+        <w:t xml:space="preserve"> vakantie Daní</w:t>
       </w:r>
       <w:r>
         <w:t xml:space="preserve"> --&gt; 30 maart wel?</w:t>
@@ -1152,7 +1424,15 @@
         <w:t xml:space="preserve"> </w:t>
       </w:r>
       <w:r>
-        <w:t>--&gt; even checken bij Daní ivm vakantie Cain (moest vast goedkomen)</w:t>
+        <w:t xml:space="preserve">--&gt; even checken bij Daní </w:t>
+      </w:r>
+      <w:proofErr w:type="spellStart"/>
+      <w:r>
+        <w:t>ivm</w:t>
+      </w:r>
+      <w:proofErr w:type="spellEnd"/>
+      <w:r>
+        <w:t xml:space="preserve"> vakantie Cain (moest vast goedkomen)</w:t>
       </w:r>
     </w:p>
     <w:p>
@@ -1164,7 +1444,15 @@
         </w:numPr>
       </w:pPr>
       <w:r>
-        <w:t>1 mei kids bij je ouders slapen</w:t>
+        <w:t xml:space="preserve">1 mei </w:t>
+      </w:r>
+      <w:proofErr w:type="spellStart"/>
+      <w:r>
+        <w:t>kids</w:t>
+      </w:r>
+      <w:proofErr w:type="spellEnd"/>
+      <w:r>
+        <w:t xml:space="preserve"> bij je ouders slapen</w:t>
       </w:r>
       <w:r>
         <w:t xml:space="preserve"> --&gt; top</w:t>
@@ -1182,18 +1470,40 @@
         <w:rPr>
           <w:lang w:val="de-DE"/>
         </w:rPr>
-        <w:t xml:space="preserve">7 t/m 9 mei weg --&gt; </w:t>
-      </w:r>
+        <w:t xml:space="preserve">7 t/m 9 </w:t>
+      </w:r>
+      <w:proofErr w:type="spellStart"/>
       <w:r>
         <w:rPr>
           <w:lang w:val="de-DE"/>
         </w:rPr>
-        <w:t>8 t/m 9 doen</w:t>
-      </w:r>
+        <w:t>mei</w:t>
+      </w:r>
+      <w:proofErr w:type="spellEnd"/>
       <w:r>
         <w:rPr>
           <w:lang w:val="de-DE"/>
         </w:rPr>
+        <w:t xml:space="preserve"> weg --&gt; </w:t>
+      </w:r>
+      <w:r>
+        <w:rPr>
+          <w:lang w:val="de-DE"/>
+        </w:rPr>
+        <w:t xml:space="preserve">8 t/m 9 </w:t>
+      </w:r>
+      <w:proofErr w:type="spellStart"/>
+      <w:r>
+        <w:rPr>
+          <w:lang w:val="de-DE"/>
+        </w:rPr>
+        <w:t>doen</w:t>
+      </w:r>
+      <w:proofErr w:type="spellEnd"/>
+      <w:r>
+        <w:rPr>
+          <w:lang w:val="de-DE"/>
+        </w:rPr>
         <w:t>?</w:t>
       </w:r>
       <w:r>
@@ -1206,7 +1516,15 @@
         <w:t>Z</w:t>
       </w:r>
       <w:r>
-        <w:t>al wel druk/duur zijn ivm vakantie</w:t>
+        <w:t xml:space="preserve">al wel druk/duur zijn </w:t>
+      </w:r>
+      <w:proofErr w:type="spellStart"/>
+      <w:r>
+        <w:t>ivm</w:t>
+      </w:r>
+      <w:proofErr w:type="spellEnd"/>
+      <w:r>
+        <w:t xml:space="preserve"> vakantie</w:t>
       </w:r>
       <w:r>
         <w:t xml:space="preserve"> en kan ik nog trainen</w:t>

--- a/To-do's.docx
+++ b/To-do's.docx
@@ -104,283 +104,6 @@
           <w:ilvl w:val="0"/>
           <w:numId w:val="16"/>
         </w:numPr>
-        <w:rPr>
-          <w:strike/>
-        </w:rPr>
-      </w:pPr>
-      <w:proofErr w:type="spellStart"/>
-      <w:r>
-        <w:rPr>
-          <w:strike/>
-        </w:rPr>
-        <w:t>Toggle</w:t>
-      </w:r>
-      <w:proofErr w:type="spellEnd"/>
-      <w:r>
-        <w:rPr>
-          <w:strike/>
-        </w:rPr>
-        <w:t xml:space="preserve"> extern/intern in het midden weergeven</w:t>
-      </w:r>
-      <w:r>
-        <w:rPr>
-          <w:strike/>
-        </w:rPr>
-        <w:t xml:space="preserve"> en iets meer vierkant maken zoals button</w:t>
-      </w:r>
-    </w:p>
-    <w:p>
-      <w:pPr>
-        <w:pStyle w:val="Lijstalinea"/>
-        <w:numPr>
-          <w:ilvl w:val="0"/>
-          <w:numId w:val="16"/>
-        </w:numPr>
-        <w:rPr>
-          <w:strike/>
-        </w:rPr>
-      </w:pPr>
-      <w:r>
-        <w:rPr>
-          <w:strike/>
-        </w:rPr>
-        <w:t>Speler toevoegen button ook bij view intern</w:t>
-      </w:r>
-    </w:p>
-    <w:p>
-      <w:pPr>
-        <w:pStyle w:val="Lijstalinea"/>
-        <w:numPr>
-          <w:ilvl w:val="0"/>
-          <w:numId w:val="16"/>
-        </w:numPr>
-        <w:rPr>
-          <w:strike/>
-        </w:rPr>
-      </w:pPr>
-      <w:r>
-        <w:rPr>
-          <w:strike/>
-        </w:rPr>
-        <w:t>Selecteren seizoen bij interne selectie weg?</w:t>
-      </w:r>
-    </w:p>
-    <w:p>
-      <w:pPr>
-        <w:pStyle w:val="Lijstalinea"/>
-        <w:numPr>
-          <w:ilvl w:val="0"/>
-          <w:numId w:val="16"/>
-        </w:numPr>
-        <w:rPr>
-          <w:strike/>
-        </w:rPr>
-      </w:pPr>
-      <w:r>
-        <w:rPr>
-          <w:strike/>
-        </w:rPr>
-        <w:t>Wat doet zonder team</w:t>
-      </w:r>
-      <w:r>
-        <w:rPr>
-          <w:strike/>
-        </w:rPr>
-        <w:t xml:space="preserve"> knop?</w:t>
-      </w:r>
-      <w:r>
-        <w:rPr>
-          <w:strike/>
-        </w:rPr>
-        <w:t xml:space="preserve"> Die weghalen.</w:t>
-      </w:r>
-    </w:p>
-    <w:p>
-      <w:pPr>
-        <w:pStyle w:val="Lijstalinea"/>
-        <w:numPr>
-          <w:ilvl w:val="0"/>
-          <w:numId w:val="16"/>
-        </w:numPr>
-        <w:rPr>
-          <w:strike/>
-        </w:rPr>
-      </w:pPr>
-      <w:r>
-        <w:rPr>
-          <w:strike/>
-        </w:rPr>
-        <w:t>Opmaak tabel intern gelijkt trekken met opmaak extern</w:t>
-      </w:r>
-    </w:p>
-    <w:p>
-      <w:pPr>
-        <w:pStyle w:val="Lijstalinea"/>
-        <w:numPr>
-          <w:ilvl w:val="0"/>
-          <w:numId w:val="16"/>
-        </w:numPr>
-        <w:rPr>
-          <w:strike/>
-        </w:rPr>
-      </w:pPr>
-      <w:proofErr w:type="gramStart"/>
-      <w:r>
-        <w:rPr>
-          <w:strike/>
-        </w:rPr>
-        <w:t>Top speler</w:t>
-      </w:r>
-      <w:proofErr w:type="gramEnd"/>
-      <w:r>
-        <w:rPr>
-          <w:strike/>
-        </w:rPr>
-        <w:t xml:space="preserve"> sterretje mag goud worden weergegeven.</w:t>
-      </w:r>
-      <w:r>
-        <w:rPr>
-          <w:strike/>
-        </w:rPr>
-        <w:t xml:space="preserve"> Kan dit niet </w:t>
-      </w:r>
-      <w:proofErr w:type="spellStart"/>
-      <w:r>
-        <w:rPr>
-          <w:strike/>
-        </w:rPr>
-        <w:t>ivm</w:t>
-      </w:r>
-      <w:proofErr w:type="spellEnd"/>
-      <w:r>
-        <w:rPr>
-          <w:strike/>
-        </w:rPr>
-        <w:t xml:space="preserve"> de naam, dan laten we het zo.</w:t>
-      </w:r>
-    </w:p>
-    <w:p>
-      <w:pPr>
-        <w:pStyle w:val="Lijstalinea"/>
-        <w:numPr>
-          <w:ilvl w:val="0"/>
-          <w:numId w:val="16"/>
-        </w:numPr>
-      </w:pPr>
-      <w:r>
-        <w:t>Vastleggen</w:t>
-      </w:r>
-      <w:r>
-        <w:t xml:space="preserve"> gegevens</w:t>
-      </w:r>
-      <w:r>
-        <w:t>:</w:t>
-      </w:r>
-    </w:p>
-    <w:p>
-      <w:pPr>
-        <w:pStyle w:val="Lijstalinea"/>
-        <w:numPr>
-          <w:ilvl w:val="1"/>
-          <w:numId w:val="16"/>
-        </w:numPr>
-      </w:pPr>
-      <w:r>
-        <w:t>Woonplaats:</w:t>
-      </w:r>
-    </w:p>
-    <w:p>
-      <w:pPr>
-        <w:pStyle w:val="Lijstalinea"/>
-        <w:numPr>
-          <w:ilvl w:val="1"/>
-          <w:numId w:val="16"/>
-        </w:numPr>
-      </w:pPr>
-      <w:r>
-        <w:t xml:space="preserve">Reistijd van huis tot en met </w:t>
-      </w:r>
-      <w:proofErr w:type="spellStart"/>
-      <w:r>
-        <w:t>sv</w:t>
-      </w:r>
-      <w:proofErr w:type="spellEnd"/>
-      <w:r>
-        <w:t xml:space="preserve"> Hillegom:</w:t>
-      </w:r>
-    </w:p>
-    <w:p>
-      <w:pPr>
-        <w:pStyle w:val="Lijstalinea"/>
-        <w:numPr>
-          <w:ilvl w:val="1"/>
-          <w:numId w:val="16"/>
-        </w:numPr>
-        <w:rPr>
-          <w:strike/>
-        </w:rPr>
-      </w:pPr>
-      <w:r>
-        <w:rPr>
-          <w:strike/>
-        </w:rPr>
-        <w:t>Favoriete positie:</w:t>
-      </w:r>
-    </w:p>
-    <w:p>
-      <w:pPr>
-        <w:pStyle w:val="Lijstalinea"/>
-        <w:numPr>
-          <w:ilvl w:val="1"/>
-          <w:numId w:val="16"/>
-        </w:numPr>
-      </w:pPr>
-      <w:r>
-        <w:rPr>
-          <w:strike/>
-        </w:rPr>
-        <w:t>Beste positie:</w:t>
-      </w:r>
-    </w:p>
-    <w:p>
-      <w:pPr>
-        <w:pStyle w:val="Lijstalinea"/>
-        <w:numPr>
-          <w:ilvl w:val="1"/>
-          <w:numId w:val="16"/>
-        </w:numPr>
-        <w:rPr>
-          <w:strike/>
-        </w:rPr>
-      </w:pPr>
-      <w:r>
-        <w:rPr>
-          <w:strike/>
-        </w:rPr>
-        <w:t xml:space="preserve">Spelend lid bij </w:t>
-      </w:r>
-      <w:proofErr w:type="spellStart"/>
-      <w:r>
-        <w:rPr>
-          <w:strike/>
-        </w:rPr>
-        <w:t>sv</w:t>
-      </w:r>
-      <w:proofErr w:type="spellEnd"/>
-      <w:r>
-        <w:rPr>
-          <w:strike/>
-        </w:rPr>
-        <w:t xml:space="preserve"> Hillegom sinds het seizoen:</w:t>
-      </w:r>
-    </w:p>
-    <w:p>
-      <w:pPr>
-        <w:pStyle w:val="Lijstalinea"/>
-        <w:numPr>
-          <w:ilvl w:val="0"/>
-          <w:numId w:val="16"/>
-        </w:numPr>
       </w:pPr>
     </w:p>
     <w:p/>
@@ -399,168 +122,9 @@
           <w:ilvl w:val="0"/>
           <w:numId w:val="17"/>
         </w:numPr>
-        <w:rPr>
-          <w:strike/>
-        </w:rPr>
-      </w:pPr>
-      <w:r>
-        <w:rPr>
-          <w:strike/>
-        </w:rPr>
-        <w:t>Terug knop moet navigeren naar interne spelers als het een interne speler betreft.</w:t>
-      </w:r>
-    </w:p>
-    <w:p>
-      <w:pPr>
-        <w:pStyle w:val="Lijstalinea"/>
-        <w:numPr>
-          <w:ilvl w:val="0"/>
-          <w:numId w:val="17"/>
-        </w:numPr>
       </w:pPr>
       <w:r>
         <w:t xml:space="preserve">Interne speler mag standaard de clubnaam als huidige club hebben. </w:t>
-      </w:r>
-    </w:p>
-    <w:p>
-      <w:pPr>
-        <w:pStyle w:val="Lijstalinea"/>
-        <w:numPr>
-          <w:ilvl w:val="0"/>
-          <w:numId w:val="17"/>
-        </w:numPr>
-        <w:rPr>
-          <w:strike/>
-        </w:rPr>
-      </w:pPr>
-      <w:r>
-        <w:rPr>
-          <w:strike/>
-        </w:rPr>
-        <w:t xml:space="preserve">Interne situatie </w:t>
-      </w:r>
-      <w:r>
-        <w:rPr>
-          <w:strike/>
-        </w:rPr>
-        <w:t xml:space="preserve">kaart mag in twee kolommen weergegeven worden, dan is de kaart ook wat minder lang. </w:t>
-      </w:r>
-    </w:p>
-    <w:p>
-      <w:pPr>
-        <w:pStyle w:val="Lijstalinea"/>
-        <w:numPr>
-          <w:ilvl w:val="0"/>
-          <w:numId w:val="17"/>
-        </w:numPr>
-        <w:rPr>
-          <w:strike/>
-        </w:rPr>
-      </w:pPr>
-      <w:proofErr w:type="gramStart"/>
-      <w:r>
-        <w:rPr>
-          <w:strike/>
-        </w:rPr>
-        <w:lastRenderedPageBreak/>
-        <w:t>Top talent</w:t>
-      </w:r>
-      <w:proofErr w:type="gramEnd"/>
-      <w:r>
-        <w:rPr>
-          <w:strike/>
-        </w:rPr>
-        <w:t xml:space="preserve"> ster mag achter de naam worden weergegeven, net zoals bij de spelerstabel. Dan kan dit uit de kart gehaald worden.</w:t>
-      </w:r>
-    </w:p>
-    <w:p>
-      <w:pPr>
-        <w:pStyle w:val="Lijstalinea"/>
-        <w:numPr>
-          <w:ilvl w:val="0"/>
-          <w:numId w:val="17"/>
-        </w:numPr>
-        <w:rPr>
-          <w:strike/>
-        </w:rPr>
-      </w:pPr>
-      <w:r>
-        <w:rPr>
-          <w:strike/>
-        </w:rPr>
-        <w:t xml:space="preserve">Interne situatie kaart aanpassingen: </w:t>
-      </w:r>
-    </w:p>
-    <w:p>
-      <w:pPr>
-        <w:pStyle w:val="Lijstalinea"/>
-        <w:numPr>
-          <w:ilvl w:val="1"/>
-          <w:numId w:val="17"/>
-        </w:numPr>
-        <w:rPr>
-          <w:strike/>
-        </w:rPr>
-      </w:pPr>
-      <w:r>
-        <w:rPr>
-          <w:strike/>
-        </w:rPr>
-        <w:t>Team mag eruit, staat al bij algemene info</w:t>
-      </w:r>
-    </w:p>
-    <w:p>
-      <w:pPr>
-        <w:pStyle w:val="Lijstalinea"/>
-        <w:numPr>
-          <w:ilvl w:val="1"/>
-          <w:numId w:val="17"/>
-        </w:numPr>
-        <w:rPr>
-          <w:strike/>
-        </w:rPr>
-      </w:pPr>
-      <w:r>
-        <w:rPr>
-          <w:strike/>
-        </w:rPr>
-        <w:t>Optie jaar mag eruit</w:t>
-      </w:r>
-    </w:p>
-    <w:p>
-      <w:pPr>
-        <w:pStyle w:val="Lijstalinea"/>
-        <w:numPr>
-          <w:ilvl w:val="1"/>
-          <w:numId w:val="17"/>
-        </w:numPr>
-        <w:rPr>
-          <w:strike/>
-        </w:rPr>
-      </w:pPr>
-      <w:r>
-        <w:rPr>
-          <w:strike/>
-        </w:rPr>
-        <w:t>Aantal KM van huis tot de club</w:t>
-      </w:r>
-    </w:p>
-    <w:p>
-      <w:pPr>
-        <w:pStyle w:val="Lijstalinea"/>
-        <w:numPr>
-          <w:ilvl w:val="1"/>
-          <w:numId w:val="17"/>
-        </w:numPr>
-        <w:rPr>
-          <w:strike/>
-        </w:rPr>
-      </w:pPr>
-      <w:r>
-        <w:rPr>
-          <w:strike/>
-        </w:rPr>
-        <w:t xml:space="preserve">Favoriete en beste positie wil ik weten, maar voor externe spelers heb ik positie en nevenpositie. Hoe kan ik dit eenduidig maken en wat is hierbij handig? </w:t>
       </w:r>
     </w:p>
     <w:p/>
@@ -672,6 +236,7 @@
         <w:pStyle w:val="Kop2"/>
       </w:pPr>
       <w:r>
+        <w:lastRenderedPageBreak/>
         <w:t>Bewerk</w:t>
       </w:r>
       <w:r>
@@ -689,22 +254,24 @@
           <w:numId w:val="19"/>
         </w:numPr>
       </w:pPr>
-      <w:proofErr w:type="spellStart"/>
-      <w:r>
-        <w:t>Toggle</w:t>
-      </w:r>
-      <w:proofErr w:type="spellEnd"/>
-      <w:r>
-        <w:t xml:space="preserve"> </w:t>
-      </w:r>
-      <w:r>
-        <w:t xml:space="preserve">wordt vreemd vormgegeven. Mag gecentreerd in het midden worden weergeven en niet over de hele breedte. </w:t>
-      </w:r>
-      <w:r>
-        <w:t>Kan ook aan linkerkant</w:t>
-      </w:r>
-      <w:r>
-        <w:t xml:space="preserve"> als dat beter uitkomt. </w:t>
+      <w:r>
+        <w:t xml:space="preserve">Bij extern ook </w:t>
+      </w:r>
+      <w:proofErr w:type="gramStart"/>
+      <w:r>
+        <w:t>top speler</w:t>
+      </w:r>
+      <w:proofErr w:type="gramEnd"/>
+      <w:r>
+        <w:t xml:space="preserve"> (of </w:t>
+      </w:r>
+      <w:proofErr w:type="gramStart"/>
+      <w:r>
+        <w:t>top prioriteit</w:t>
+      </w:r>
+      <w:proofErr w:type="gramEnd"/>
+      <w:r>
+        <w:t>) toevoegen?</w:t>
       </w:r>
     </w:p>
     <w:p>
@@ -715,32 +282,24 @@
           <w:numId w:val="19"/>
         </w:numPr>
       </w:pPr>
-      <w:proofErr w:type="gramStart"/>
-      <w:r>
-        <w:t>Top talent</w:t>
-      </w:r>
-      <w:proofErr w:type="gramEnd"/>
-      <w:r>
-        <w:t xml:space="preserve"> mag worden </w:t>
-      </w:r>
-      <w:proofErr w:type="gramStart"/>
-      <w:r>
-        <w:t>top speler</w:t>
-      </w:r>
-      <w:proofErr w:type="gramEnd"/>
-      <w:r>
-        <w:t>.</w:t>
-      </w:r>
-      <w:r>
-        <w:t xml:space="preserve"> Geef dit weer naast de </w:t>
+      <w:r>
+        <w:t xml:space="preserve">Er staat nu zoveel informatie dat er een </w:t>
       </w:r>
       <w:proofErr w:type="spellStart"/>
       <w:r>
-        <w:t>toggle</w:t>
+        <w:t>scroll</w:t>
       </w:r>
       <w:proofErr w:type="spellEnd"/>
       <w:r>
-        <w:t xml:space="preserve"> intern/extern. </w:t>
+        <w:t xml:space="preserve"> ontstaat in de </w:t>
+      </w:r>
+      <w:proofErr w:type="spellStart"/>
+      <w:r>
+        <w:t>modal</w:t>
+      </w:r>
+      <w:proofErr w:type="spellEnd"/>
+      <w:r>
+        <w:t>, deze wil ik voorkomen.</w:t>
       </w:r>
     </w:p>
     <w:p>
@@ -752,70 +311,14 @@
         </w:numPr>
       </w:pPr>
       <w:r>
-        <w:t xml:space="preserve">Option </w:t>
+        <w:t xml:space="preserve">Inputvelden voor bij club en contract tot als seizoenen maken </w:t>
       </w:r>
       <w:proofErr w:type="spellStart"/>
       <w:r>
-        <w:t>year</w:t>
+        <w:t>ipv</w:t>
       </w:r>
       <w:proofErr w:type="spellEnd"/>
       <w:r>
-        <w:t xml:space="preserve"> mag </w:t>
-      </w:r>
-      <w:proofErr w:type="gramStart"/>
-      <w:r>
-        <w:t>er uit</w:t>
-      </w:r>
-      <w:proofErr w:type="gramEnd"/>
-      <w:r>
-        <w:t xml:space="preserve">. </w:t>
-      </w:r>
-    </w:p>
-    <w:p>
-      <w:pPr>
-        <w:pStyle w:val="Lijstalinea"/>
-        <w:numPr>
-          <w:ilvl w:val="0"/>
-          <w:numId w:val="19"/>
-        </w:numPr>
-      </w:pPr>
-      <w:r>
-        <w:t xml:space="preserve">Er staat nu zoveel informatie dat er een </w:t>
-      </w:r>
-      <w:proofErr w:type="spellStart"/>
-      <w:r>
-        <w:t>scroll</w:t>
-      </w:r>
-      <w:proofErr w:type="spellEnd"/>
-      <w:r>
-        <w:t xml:space="preserve"> ontstaat in de </w:t>
-      </w:r>
-      <w:proofErr w:type="spellStart"/>
-      <w:r>
-        <w:t>modal</w:t>
-      </w:r>
-      <w:proofErr w:type="spellEnd"/>
-      <w:r>
-        <w:t>, deze wil ik voorkomen.</w:t>
-      </w:r>
-    </w:p>
-    <w:p>
-      <w:pPr>
-        <w:pStyle w:val="Lijstalinea"/>
-        <w:numPr>
-          <w:ilvl w:val="0"/>
-          <w:numId w:val="19"/>
-        </w:numPr>
-      </w:pPr>
-      <w:r>
-        <w:t xml:space="preserve">Inputvelden voor bij club en contract tot als seizoenen maken </w:t>
-      </w:r>
-      <w:proofErr w:type="spellStart"/>
-      <w:r>
-        <w:t>ipv</w:t>
-      </w:r>
-      <w:proofErr w:type="spellEnd"/>
-      <w:r>
         <w:t xml:space="preserve"> datumveld</w:t>
       </w:r>
     </w:p>
@@ -829,85 +332,6 @@
       </w:r>
       <w:r>
         <w:t>/taak</w:t>
-      </w:r>
-    </w:p>
-    <w:p>
-      <w:pPr>
-        <w:pStyle w:val="Lijstalinea"/>
-        <w:numPr>
-          <w:ilvl w:val="0"/>
-          <w:numId w:val="7"/>
-        </w:numPr>
-        <w:rPr>
-          <w:strike/>
-        </w:rPr>
-      </w:pPr>
-      <w:r>
-        <w:rPr>
-          <w:strike/>
-        </w:rPr>
-        <w:t xml:space="preserve">Geselecteerde veld is oranje omlijnd. </w:t>
-      </w:r>
-    </w:p>
-    <w:p>
-      <w:pPr>
-        <w:pStyle w:val="Lijstalinea"/>
-        <w:numPr>
-          <w:ilvl w:val="0"/>
-          <w:numId w:val="7"/>
-        </w:numPr>
-        <w:rPr>
-          <w:strike/>
-        </w:rPr>
-      </w:pPr>
-      <w:r>
-        <w:rPr>
-          <w:strike/>
-        </w:rPr>
-        <w:t>Hoofdletters van titel velden?</w:t>
-      </w:r>
-    </w:p>
-    <w:p>
-      <w:pPr>
-        <w:pStyle w:val="Lijstalinea"/>
-        <w:numPr>
-          <w:ilvl w:val="0"/>
-          <w:numId w:val="7"/>
-        </w:numPr>
-        <w:rPr>
-          <w:strike/>
-        </w:rPr>
-      </w:pPr>
-      <w:r>
-        <w:rPr>
-          <w:strike/>
-        </w:rPr>
-        <w:t>Veld maken voor wie de speler heeft gesproken</w:t>
-      </w:r>
-    </w:p>
-    <w:p>
-      <w:pPr>
-        <w:pStyle w:val="Lijstalinea"/>
-        <w:numPr>
-          <w:ilvl w:val="0"/>
-          <w:numId w:val="7"/>
-        </w:numPr>
-      </w:pPr>
-      <w:r>
-        <w:lastRenderedPageBreak/>
-        <w:t>Inputvelden onder elkaar weergeven</w:t>
-      </w:r>
-    </w:p>
-    <w:p>
-      <w:pPr>
-        <w:pStyle w:val="Lijstalinea"/>
-        <w:numPr>
-          <w:ilvl w:val="0"/>
-          <w:numId w:val="7"/>
-        </w:numPr>
-      </w:pPr>
-      <w:r>
-        <w:t>Contact aanmaken vanuit contacten pagina</w:t>
       </w:r>
     </w:p>
     <w:p/>
@@ -1086,7 +510,6 @@
         <w:pStyle w:val="Kop1"/>
       </w:pPr>
       <w:r>
-        <w:lastRenderedPageBreak/>
         <w:t>Post MVP</w:t>
       </w:r>
     </w:p>
@@ -1470,6 +893,7 @@
         <w:rPr>
           <w:lang w:val="de-DE"/>
         </w:rPr>
+        <w:lastRenderedPageBreak/>
         <w:t xml:space="preserve">7 t/m 9 </w:t>
       </w:r>
       <w:proofErr w:type="spellStart"/>

--- a/To-do's.docx
+++ b/To-do's.docx
@@ -169,7 +169,13 @@
         <w:t>meer naar onderen) en smaller maken. Ook tegeltjes voor posities</w:t>
       </w:r>
       <w:r>
-        <w:t xml:space="preserve"> iets kleiner maken door standaard maar 2 spelers te kunnen toevoegen. Ook kunnen de aanvallers nog wat meer naar boven, zodat het in het midden en onderin wat minder krap wordt. </w:t>
+        <w:t xml:space="preserve"> iets kleiner maken door standaard maar 2 spelers te kunnen toevoegen. </w:t>
+      </w:r>
+      <w:r>
+        <w:t xml:space="preserve">Labels van de positie weghalen. </w:t>
+      </w:r>
+      <w:r>
+        <w:t xml:space="preserve">Ook kunnen de aanvallers nog wat meer naar boven, zodat het in het midden en onderin wat minder krap wordt. </w:t>
       </w:r>
     </w:p>
     <w:p>
@@ -272,34 +278,6 @@
       <w:proofErr w:type="gramEnd"/>
       <w:r>
         <w:t>) toevoegen?</w:t>
-      </w:r>
-    </w:p>
-    <w:p>
-      <w:pPr>
-        <w:pStyle w:val="Lijstalinea"/>
-        <w:numPr>
-          <w:ilvl w:val="0"/>
-          <w:numId w:val="19"/>
-        </w:numPr>
-      </w:pPr>
-      <w:r>
-        <w:t xml:space="preserve">Er staat nu zoveel informatie dat er een </w:t>
-      </w:r>
-      <w:proofErr w:type="spellStart"/>
-      <w:r>
-        <w:t>scroll</w:t>
-      </w:r>
-      <w:proofErr w:type="spellEnd"/>
-      <w:r>
-        <w:t xml:space="preserve"> ontstaat in de </w:t>
-      </w:r>
-      <w:proofErr w:type="spellStart"/>
-      <w:r>
-        <w:t>modal</w:t>
-      </w:r>
-      <w:proofErr w:type="spellEnd"/>
-      <w:r>
-        <w:t>, deze wil ik voorkomen.</w:t>
       </w:r>
     </w:p>
     <w:p>
@@ -893,7 +871,6 @@
         <w:rPr>
           <w:lang w:val="de-DE"/>
         </w:rPr>
-        <w:lastRenderedPageBreak/>
         <w:t xml:space="preserve">7 t/m 9 </w:t>
       </w:r>
       <w:proofErr w:type="spellStart"/>
@@ -963,6 +940,7 @@
         </w:numPr>
       </w:pPr>
       <w:r>
+        <w:lastRenderedPageBreak/>
         <w:t xml:space="preserve">30 mei samen nachtje weg --&gt; </w:t>
       </w:r>
       <w:r>

--- a/To-do's.docx
+++ b/To-do's.docx
@@ -76,8 +76,20 @@
     </w:p>
     <w:p>
       <w:pPr>
+        <w:pStyle w:val="Lijstalinea"/>
+        <w:numPr>
+          <w:ilvl w:val="0"/>
+          <w:numId w:val="23"/>
+        </w:numPr>
         <w:rPr>
-          <w:lang w:val="en-US" w:eastAsia="nl-NL"/>
+          <w:lang w:val="en-US"/>
+        </w:rPr>
+      </w:pPr>
+    </w:p>
+    <w:p>
+      <w:pPr>
+        <w:rPr>
+          <w:lang w:val="en-US"/>
         </w:rPr>
       </w:pPr>
     </w:p>
@@ -104,9 +116,18 @@
           <w:ilvl w:val="0"/>
           <w:numId w:val="16"/>
         </w:numPr>
-      </w:pPr>
-    </w:p>
-    <w:p/>
+        <w:rPr>
+          <w:lang w:val="en-US"/>
+        </w:rPr>
+      </w:pPr>
+    </w:p>
+    <w:p>
+      <w:pPr>
+        <w:rPr>
+          <w:lang w:val="en-US"/>
+        </w:rPr>
+      </w:pPr>
+    </w:p>
     <w:p>
       <w:pPr>
         <w:pStyle w:val="Kop2"/>
@@ -261,23 +282,7 @@
         </w:numPr>
       </w:pPr>
       <w:r>
-        <w:t xml:space="preserve">Bij extern ook </w:t>
-      </w:r>
-      <w:proofErr w:type="gramStart"/>
-      <w:r>
-        <w:t>top speler</w:t>
-      </w:r>
-      <w:proofErr w:type="gramEnd"/>
-      <w:r>
-        <w:t xml:space="preserve"> (of </w:t>
-      </w:r>
-      <w:proofErr w:type="gramStart"/>
-      <w:r>
-        <w:t>top prioriteit</w:t>
-      </w:r>
-      <w:proofErr w:type="gramEnd"/>
-      <w:r>
-        <w:t>) toevoegen?</w:t>
+        <w:t>Bij extern ook top speler (of top prioriteit) toevoegen?</w:t>
       </w:r>
     </w:p>
     <w:p>
@@ -447,6 +452,47 @@
       </w:pPr>
       <w:r>
         <w:t>Functionaliteit</w:t>
+      </w:r>
+    </w:p>
+    <w:p/>
+    <w:p>
+      <w:pPr>
+        <w:pStyle w:val="Kop2"/>
+      </w:pPr>
+      <w:proofErr w:type="spellStart"/>
+      <w:r>
+        <w:t>Superadmin</w:t>
+      </w:r>
+      <w:proofErr w:type="spellEnd"/>
+    </w:p>
+    <w:p>
+      <w:pPr>
+        <w:pStyle w:val="Lijstalinea"/>
+        <w:numPr>
+          <w:ilvl w:val="0"/>
+          <w:numId w:val="21"/>
+        </w:numPr>
+      </w:pPr>
+      <w:r>
+        <w:t xml:space="preserve">Betaalmethoden </w:t>
+      </w:r>
+      <w:r>
+        <w:t xml:space="preserve">kunnen </w:t>
+      </w:r>
+      <w:r>
+        <w:t>inzien</w:t>
+      </w:r>
+    </w:p>
+    <w:p>
+      <w:pPr>
+        <w:pStyle w:val="Lijstalinea"/>
+        <w:numPr>
+          <w:ilvl w:val="0"/>
+          <w:numId w:val="21"/>
+        </w:numPr>
+      </w:pPr>
+      <w:r>
+        <w:t>Inkomsten kunnen inzien</w:t>
       </w:r>
     </w:p>
     <w:p/>
@@ -760,6 +806,7 @@
         </w:numPr>
       </w:pPr>
       <w:r>
+        <w:lastRenderedPageBreak/>
         <w:t>1</w:t>
       </w:r>
       <w:r>
@@ -940,7 +987,6 @@
         </w:numPr>
       </w:pPr>
       <w:r>
-        <w:lastRenderedPageBreak/>
         <w:t xml:space="preserve">30 mei samen nachtje weg --&gt; </w:t>
       </w:r>
       <w:r>
@@ -1195,7 +1241,7 @@
         <v:path o:extrusionok="f" gradientshapeok="t" o:connecttype="rect"/>
         <o:lock v:ext="edit" aspectratio="t"/>
       </v:shapetype>
-      <v:shape id="_x0000_i1025" type="#_x0000_t75" style="width:138.75pt;height:85.5pt" o:bullet="t">
+      <v:shape id="_x0000_i1025" type="#_x0000_t75" style="width:138.5pt;height:85.5pt" o:bullet="t">
         <v:imagedata r:id="rId1" o:title="Bloei symbool horizontaal"/>
       </v:shape>
     </w:pict>
@@ -1604,6 +1650,92 @@
     </w:lvl>
   </w:abstractNum>
   <w:abstractNum w:abstractNumId="4" w15:restartNumberingAfterBreak="0">
+    <w:nsid w:val="15080A45"/>
+    <w:multiLevelType w:val="hybridMultilevel"/>
+    <w:tmpl w:val="3DE0443A"/>
+    <w:lvl w:ilvl="0" w:tplc="0413000F">
+      <w:start w:val="1"/>
+      <w:numFmt w:val="decimal"/>
+      <w:lvlText w:val="%1."/>
+      <w:lvlJc w:val="left"/>
+      <w:pPr>
+        <w:ind w:left="720" w:hanging="360"/>
+      </w:pPr>
+    </w:lvl>
+    <w:lvl w:ilvl="1" w:tplc="04130019" w:tentative="1">
+      <w:start w:val="1"/>
+      <w:numFmt w:val="lowerLetter"/>
+      <w:lvlText w:val="%2."/>
+      <w:lvlJc w:val="left"/>
+      <w:pPr>
+        <w:ind w:left="1440" w:hanging="360"/>
+      </w:pPr>
+    </w:lvl>
+    <w:lvl w:ilvl="2" w:tplc="0413001B" w:tentative="1">
+      <w:start w:val="1"/>
+      <w:numFmt w:val="lowerRoman"/>
+      <w:lvlText w:val="%3."/>
+      <w:lvlJc w:val="right"/>
+      <w:pPr>
+        <w:ind w:left="2160" w:hanging="180"/>
+      </w:pPr>
+    </w:lvl>
+    <w:lvl w:ilvl="3" w:tplc="0413000F" w:tentative="1">
+      <w:start w:val="1"/>
+      <w:numFmt w:val="decimal"/>
+      <w:lvlText w:val="%4."/>
+      <w:lvlJc w:val="left"/>
+      <w:pPr>
+        <w:ind w:left="2880" w:hanging="360"/>
+      </w:pPr>
+    </w:lvl>
+    <w:lvl w:ilvl="4" w:tplc="04130019" w:tentative="1">
+      <w:start w:val="1"/>
+      <w:numFmt w:val="lowerLetter"/>
+      <w:lvlText w:val="%5."/>
+      <w:lvlJc w:val="left"/>
+      <w:pPr>
+        <w:ind w:left="3600" w:hanging="360"/>
+      </w:pPr>
+    </w:lvl>
+    <w:lvl w:ilvl="5" w:tplc="0413001B" w:tentative="1">
+      <w:start w:val="1"/>
+      <w:numFmt w:val="lowerRoman"/>
+      <w:lvlText w:val="%6."/>
+      <w:lvlJc w:val="right"/>
+      <w:pPr>
+        <w:ind w:left="4320" w:hanging="180"/>
+      </w:pPr>
+    </w:lvl>
+    <w:lvl w:ilvl="6" w:tplc="0413000F" w:tentative="1">
+      <w:start w:val="1"/>
+      <w:numFmt w:val="decimal"/>
+      <w:lvlText w:val="%7."/>
+      <w:lvlJc w:val="left"/>
+      <w:pPr>
+        <w:ind w:left="5040" w:hanging="360"/>
+      </w:pPr>
+    </w:lvl>
+    <w:lvl w:ilvl="7" w:tplc="04130019" w:tentative="1">
+      <w:start w:val="1"/>
+      <w:numFmt w:val="lowerLetter"/>
+      <w:lvlText w:val="%8."/>
+      <w:lvlJc w:val="left"/>
+      <w:pPr>
+        <w:ind w:left="5760" w:hanging="360"/>
+      </w:pPr>
+    </w:lvl>
+    <w:lvl w:ilvl="8" w:tplc="0413001B" w:tentative="1">
+      <w:start w:val="1"/>
+      <w:numFmt w:val="lowerRoman"/>
+      <w:lvlText w:val="%9."/>
+      <w:lvlJc w:val="right"/>
+      <w:pPr>
+        <w:ind w:left="6480" w:hanging="180"/>
+      </w:pPr>
+    </w:lvl>
+  </w:abstractNum>
+  <w:abstractNum w:abstractNumId="5" w15:restartNumberingAfterBreak="0">
     <w:nsid w:val="18791660"/>
     <w:multiLevelType w:val="hybridMultilevel"/>
     <w:tmpl w:val="ACE8ACA2"/>
@@ -1719,7 +1851,7 @@
       </w:rPr>
     </w:lvl>
   </w:abstractNum>
-  <w:abstractNum w:abstractNumId="5" w15:restartNumberingAfterBreak="0">
+  <w:abstractNum w:abstractNumId="6" w15:restartNumberingAfterBreak="0">
     <w:nsid w:val="1DA213E9"/>
     <w:multiLevelType w:val="hybridMultilevel"/>
     <w:tmpl w:val="D21C2E02"/>
@@ -1808,7 +1940,7 @@
       </w:pPr>
     </w:lvl>
   </w:abstractNum>
-  <w:abstractNum w:abstractNumId="6" w15:restartNumberingAfterBreak="0">
+  <w:abstractNum w:abstractNumId="7" w15:restartNumberingAfterBreak="0">
     <w:nsid w:val="28EA6199"/>
     <w:multiLevelType w:val="hybridMultilevel"/>
     <w:tmpl w:val="D38AFB20"/>
@@ -1894,7 +2026,7 @@
       </w:pPr>
     </w:lvl>
   </w:abstractNum>
-  <w:abstractNum w:abstractNumId="7" w15:restartNumberingAfterBreak="0">
+  <w:abstractNum w:abstractNumId="8" w15:restartNumberingAfterBreak="0">
     <w:nsid w:val="2DAF5D2A"/>
     <w:multiLevelType w:val="hybridMultilevel"/>
     <w:tmpl w:val="78E0A14E"/>
@@ -1983,7 +2115,93 @@
       </w:pPr>
     </w:lvl>
   </w:abstractNum>
-  <w:abstractNum w:abstractNumId="8" w15:restartNumberingAfterBreak="0">
+  <w:abstractNum w:abstractNumId="9" w15:restartNumberingAfterBreak="0">
+    <w:nsid w:val="2EBB0782"/>
+    <w:multiLevelType w:val="hybridMultilevel"/>
+    <w:tmpl w:val="4984AABE"/>
+    <w:lvl w:ilvl="0" w:tplc="0413000F">
+      <w:start w:val="1"/>
+      <w:numFmt w:val="decimal"/>
+      <w:lvlText w:val="%1."/>
+      <w:lvlJc w:val="left"/>
+      <w:pPr>
+        <w:ind w:left="720" w:hanging="360"/>
+      </w:pPr>
+    </w:lvl>
+    <w:lvl w:ilvl="1" w:tplc="04130019" w:tentative="1">
+      <w:start w:val="1"/>
+      <w:numFmt w:val="lowerLetter"/>
+      <w:lvlText w:val="%2."/>
+      <w:lvlJc w:val="left"/>
+      <w:pPr>
+        <w:ind w:left="1440" w:hanging="360"/>
+      </w:pPr>
+    </w:lvl>
+    <w:lvl w:ilvl="2" w:tplc="0413001B" w:tentative="1">
+      <w:start w:val="1"/>
+      <w:numFmt w:val="lowerRoman"/>
+      <w:lvlText w:val="%3."/>
+      <w:lvlJc w:val="right"/>
+      <w:pPr>
+        <w:ind w:left="2160" w:hanging="180"/>
+      </w:pPr>
+    </w:lvl>
+    <w:lvl w:ilvl="3" w:tplc="0413000F" w:tentative="1">
+      <w:start w:val="1"/>
+      <w:numFmt w:val="decimal"/>
+      <w:lvlText w:val="%4."/>
+      <w:lvlJc w:val="left"/>
+      <w:pPr>
+        <w:ind w:left="2880" w:hanging="360"/>
+      </w:pPr>
+    </w:lvl>
+    <w:lvl w:ilvl="4" w:tplc="04130019" w:tentative="1">
+      <w:start w:val="1"/>
+      <w:numFmt w:val="lowerLetter"/>
+      <w:lvlText w:val="%5."/>
+      <w:lvlJc w:val="left"/>
+      <w:pPr>
+        <w:ind w:left="3600" w:hanging="360"/>
+      </w:pPr>
+    </w:lvl>
+    <w:lvl w:ilvl="5" w:tplc="0413001B" w:tentative="1">
+      <w:start w:val="1"/>
+      <w:numFmt w:val="lowerRoman"/>
+      <w:lvlText w:val="%6."/>
+      <w:lvlJc w:val="right"/>
+      <w:pPr>
+        <w:ind w:left="4320" w:hanging="180"/>
+      </w:pPr>
+    </w:lvl>
+    <w:lvl w:ilvl="6" w:tplc="0413000F" w:tentative="1">
+      <w:start w:val="1"/>
+      <w:numFmt w:val="decimal"/>
+      <w:lvlText w:val="%7."/>
+      <w:lvlJc w:val="left"/>
+      <w:pPr>
+        <w:ind w:left="5040" w:hanging="360"/>
+      </w:pPr>
+    </w:lvl>
+    <w:lvl w:ilvl="7" w:tplc="04130019" w:tentative="1">
+      <w:start w:val="1"/>
+      <w:numFmt w:val="lowerLetter"/>
+      <w:lvlText w:val="%8."/>
+      <w:lvlJc w:val="left"/>
+      <w:pPr>
+        <w:ind w:left="5760" w:hanging="360"/>
+      </w:pPr>
+    </w:lvl>
+    <w:lvl w:ilvl="8" w:tplc="0413001B" w:tentative="1">
+      <w:start w:val="1"/>
+      <w:numFmt w:val="lowerRoman"/>
+      <w:lvlText w:val="%9."/>
+      <w:lvlJc w:val="right"/>
+      <w:pPr>
+        <w:ind w:left="6480" w:hanging="180"/>
+      </w:pPr>
+    </w:lvl>
+  </w:abstractNum>
+  <w:abstractNum w:abstractNumId="10" w15:restartNumberingAfterBreak="0">
     <w:nsid w:val="32262894"/>
     <w:multiLevelType w:val="hybridMultilevel"/>
     <w:tmpl w:val="E1704A54"/>
@@ -2096,7 +2314,7 @@
       </w:rPr>
     </w:lvl>
   </w:abstractNum>
-  <w:abstractNum w:abstractNumId="9" w15:restartNumberingAfterBreak="0">
+  <w:abstractNum w:abstractNumId="11" w15:restartNumberingAfterBreak="0">
     <w:nsid w:val="33601CB7"/>
     <w:multiLevelType w:val="hybridMultilevel"/>
     <w:tmpl w:val="A9F21C24"/>
@@ -2182,7 +2400,93 @@
       </w:pPr>
     </w:lvl>
   </w:abstractNum>
-  <w:abstractNum w:abstractNumId="10" w15:restartNumberingAfterBreak="0">
+  <w:abstractNum w:abstractNumId="12" w15:restartNumberingAfterBreak="0">
+    <w:nsid w:val="35891323"/>
+    <w:multiLevelType w:val="hybridMultilevel"/>
+    <w:tmpl w:val="9BFEE4DE"/>
+    <w:lvl w:ilvl="0" w:tplc="0413000F">
+      <w:start w:val="1"/>
+      <w:numFmt w:val="decimal"/>
+      <w:lvlText w:val="%1."/>
+      <w:lvlJc w:val="left"/>
+      <w:pPr>
+        <w:ind w:left="720" w:hanging="360"/>
+      </w:pPr>
+    </w:lvl>
+    <w:lvl w:ilvl="1" w:tplc="04130019" w:tentative="1">
+      <w:start w:val="1"/>
+      <w:numFmt w:val="lowerLetter"/>
+      <w:lvlText w:val="%2."/>
+      <w:lvlJc w:val="left"/>
+      <w:pPr>
+        <w:ind w:left="1440" w:hanging="360"/>
+      </w:pPr>
+    </w:lvl>
+    <w:lvl w:ilvl="2" w:tplc="0413001B" w:tentative="1">
+      <w:start w:val="1"/>
+      <w:numFmt w:val="lowerRoman"/>
+      <w:lvlText w:val="%3."/>
+      <w:lvlJc w:val="right"/>
+      <w:pPr>
+        <w:ind w:left="2160" w:hanging="180"/>
+      </w:pPr>
+    </w:lvl>
+    <w:lvl w:ilvl="3" w:tplc="0413000F" w:tentative="1">
+      <w:start w:val="1"/>
+      <w:numFmt w:val="decimal"/>
+      <w:lvlText w:val="%4."/>
+      <w:lvlJc w:val="left"/>
+      <w:pPr>
+        <w:ind w:left="2880" w:hanging="360"/>
+      </w:pPr>
+    </w:lvl>
+    <w:lvl w:ilvl="4" w:tplc="04130019" w:tentative="1">
+      <w:start w:val="1"/>
+      <w:numFmt w:val="lowerLetter"/>
+      <w:lvlText w:val="%5."/>
+      <w:lvlJc w:val="left"/>
+      <w:pPr>
+        <w:ind w:left="3600" w:hanging="360"/>
+      </w:pPr>
+    </w:lvl>
+    <w:lvl w:ilvl="5" w:tplc="0413001B" w:tentative="1">
+      <w:start w:val="1"/>
+      <w:numFmt w:val="lowerRoman"/>
+      <w:lvlText w:val="%6."/>
+      <w:lvlJc w:val="right"/>
+      <w:pPr>
+        <w:ind w:left="4320" w:hanging="180"/>
+      </w:pPr>
+    </w:lvl>
+    <w:lvl w:ilvl="6" w:tplc="0413000F" w:tentative="1">
+      <w:start w:val="1"/>
+      <w:numFmt w:val="decimal"/>
+      <w:lvlText w:val="%7."/>
+      <w:lvlJc w:val="left"/>
+      <w:pPr>
+        <w:ind w:left="5040" w:hanging="360"/>
+      </w:pPr>
+    </w:lvl>
+    <w:lvl w:ilvl="7" w:tplc="04130019" w:tentative="1">
+      <w:start w:val="1"/>
+      <w:numFmt w:val="lowerLetter"/>
+      <w:lvlText w:val="%8."/>
+      <w:lvlJc w:val="left"/>
+      <w:pPr>
+        <w:ind w:left="5760" w:hanging="360"/>
+      </w:pPr>
+    </w:lvl>
+    <w:lvl w:ilvl="8" w:tplc="0413001B" w:tentative="1">
+      <w:start w:val="1"/>
+      <w:numFmt w:val="lowerRoman"/>
+      <w:lvlText w:val="%9."/>
+      <w:lvlJc w:val="right"/>
+      <w:pPr>
+        <w:ind w:left="6480" w:hanging="180"/>
+      </w:pPr>
+    </w:lvl>
+  </w:abstractNum>
+  <w:abstractNum w:abstractNumId="13" w15:restartNumberingAfterBreak="0">
     <w:nsid w:val="37642C8F"/>
     <w:multiLevelType w:val="hybridMultilevel"/>
     <w:tmpl w:val="6B82B0D4"/>
@@ -2268,7 +2572,7 @@
       </w:pPr>
     </w:lvl>
   </w:abstractNum>
-  <w:abstractNum w:abstractNumId="11" w15:restartNumberingAfterBreak="0">
+  <w:abstractNum w:abstractNumId="14" w15:restartNumberingAfterBreak="0">
     <w:nsid w:val="3FF556F9"/>
     <w:multiLevelType w:val="hybridMultilevel"/>
     <w:tmpl w:val="A008DA8C"/>
@@ -2354,7 +2658,7 @@
       </w:pPr>
     </w:lvl>
   </w:abstractNum>
-  <w:abstractNum w:abstractNumId="12" w15:restartNumberingAfterBreak="0">
+  <w:abstractNum w:abstractNumId="15" w15:restartNumberingAfterBreak="0">
     <w:nsid w:val="403275E7"/>
     <w:multiLevelType w:val="hybridMultilevel"/>
     <w:tmpl w:val="D5E8A2A0"/>
@@ -2443,7 +2747,7 @@
       </w:pPr>
     </w:lvl>
   </w:abstractNum>
-  <w:abstractNum w:abstractNumId="13" w15:restartNumberingAfterBreak="0">
+  <w:abstractNum w:abstractNumId="16" w15:restartNumberingAfterBreak="0">
     <w:nsid w:val="52804473"/>
     <w:multiLevelType w:val="hybridMultilevel"/>
     <w:tmpl w:val="FAECCAFE"/>
@@ -2529,7 +2833,7 @@
       </w:pPr>
     </w:lvl>
   </w:abstractNum>
-  <w:abstractNum w:abstractNumId="14" w15:restartNumberingAfterBreak="0">
+  <w:abstractNum w:abstractNumId="17" w15:restartNumberingAfterBreak="0">
     <w:nsid w:val="54DB2E25"/>
     <w:multiLevelType w:val="hybridMultilevel"/>
     <w:tmpl w:val="CC9C1A6A"/>
@@ -2618,7 +2922,7 @@
       </w:pPr>
     </w:lvl>
   </w:abstractNum>
-  <w:abstractNum w:abstractNumId="15" w15:restartNumberingAfterBreak="0">
+  <w:abstractNum w:abstractNumId="18" w15:restartNumberingAfterBreak="0">
     <w:nsid w:val="55F31195"/>
     <w:multiLevelType w:val="hybridMultilevel"/>
     <w:tmpl w:val="FAECCAFE"/>
@@ -2704,7 +3008,7 @@
       </w:pPr>
     </w:lvl>
   </w:abstractNum>
-  <w:abstractNum w:abstractNumId="16" w15:restartNumberingAfterBreak="0">
+  <w:abstractNum w:abstractNumId="19" w15:restartNumberingAfterBreak="0">
     <w:nsid w:val="5C6E4174"/>
     <w:multiLevelType w:val="hybridMultilevel"/>
     <w:tmpl w:val="CDDE5098"/>
@@ -2793,7 +3097,7 @@
       </w:pPr>
     </w:lvl>
   </w:abstractNum>
-  <w:abstractNum w:abstractNumId="17" w15:restartNumberingAfterBreak="0">
+  <w:abstractNum w:abstractNumId="20" w15:restartNumberingAfterBreak="0">
     <w:nsid w:val="67A445E7"/>
     <w:multiLevelType w:val="hybridMultilevel"/>
     <w:tmpl w:val="D5E8A2A0"/>
@@ -2882,7 +3186,7 @@
       </w:pPr>
     </w:lvl>
   </w:abstractNum>
-  <w:abstractNum w:abstractNumId="18" w15:restartNumberingAfterBreak="0">
+  <w:abstractNum w:abstractNumId="21" w15:restartNumberingAfterBreak="0">
     <w:nsid w:val="77EA28BC"/>
     <w:multiLevelType w:val="hybridMultilevel"/>
     <w:tmpl w:val="81786030"/>
@@ -2971,7 +3275,7 @@
       </w:pPr>
     </w:lvl>
   </w:abstractNum>
-  <w:abstractNum w:abstractNumId="19" w15:restartNumberingAfterBreak="0">
+  <w:abstractNum w:abstractNumId="22" w15:restartNumberingAfterBreak="0">
     <w:nsid w:val="7FC27E1C"/>
     <w:multiLevelType w:val="hybridMultilevel"/>
     <w:tmpl w:val="A4EC61AC"/>
@@ -3085,40 +3389,40 @@
     </w:lvl>
   </w:abstractNum>
   <w:num w:numId="1" w16cid:durableId="1595747460">
-    <w:abstractNumId w:val="8"/>
+    <w:abstractNumId w:val="10"/>
   </w:num>
   <w:num w:numId="2" w16cid:durableId="1902984639">
-    <w:abstractNumId w:val="4"/>
+    <w:abstractNumId w:val="5"/>
   </w:num>
   <w:num w:numId="3" w16cid:durableId="1477796336">
     <w:abstractNumId w:val="3"/>
   </w:num>
   <w:num w:numId="4" w16cid:durableId="1134831724">
-    <w:abstractNumId w:val="5"/>
+    <w:abstractNumId w:val="6"/>
   </w:num>
   <w:num w:numId="5" w16cid:durableId="934829291">
-    <w:abstractNumId w:val="12"/>
+    <w:abstractNumId w:val="15"/>
   </w:num>
   <w:num w:numId="6" w16cid:durableId="382411352">
-    <w:abstractNumId w:val="18"/>
+    <w:abstractNumId w:val="21"/>
   </w:num>
   <w:num w:numId="7" w16cid:durableId="1667125263">
-    <w:abstractNumId w:val="17"/>
+    <w:abstractNumId w:val="20"/>
   </w:num>
   <w:num w:numId="8" w16cid:durableId="1585648028">
-    <w:abstractNumId w:val="7"/>
+    <w:abstractNumId w:val="8"/>
   </w:num>
   <w:num w:numId="9" w16cid:durableId="33774363">
-    <w:abstractNumId w:val="14"/>
+    <w:abstractNumId w:val="17"/>
   </w:num>
   <w:num w:numId="10" w16cid:durableId="1018388865">
     <w:abstractNumId w:val="2"/>
   </w:num>
   <w:num w:numId="11" w16cid:durableId="1752121715">
-    <w:abstractNumId w:val="16"/>
+    <w:abstractNumId w:val="19"/>
   </w:num>
   <w:num w:numId="12" w16cid:durableId="1825123615">
-    <w:abstractNumId w:val="10"/>
+    <w:abstractNumId w:val="13"/>
   </w:num>
   <w:num w:numId="13" w16cid:durableId="1152143081">
     <w:abstractNumId w:val="1"/>
@@ -3127,22 +3431,31 @@
     <w:abstractNumId w:val="0"/>
   </w:num>
   <w:num w:numId="15" w16cid:durableId="825436499">
-    <w:abstractNumId w:val="19"/>
+    <w:abstractNumId w:val="22"/>
   </w:num>
   <w:num w:numId="16" w16cid:durableId="906039698">
+    <w:abstractNumId w:val="11"/>
+  </w:num>
+  <w:num w:numId="17" w16cid:durableId="1196235328">
+    <w:abstractNumId w:val="16"/>
+  </w:num>
+  <w:num w:numId="18" w16cid:durableId="732700911">
+    <w:abstractNumId w:val="18"/>
+  </w:num>
+  <w:num w:numId="19" w16cid:durableId="1526284346">
+    <w:abstractNumId w:val="14"/>
+  </w:num>
+  <w:num w:numId="20" w16cid:durableId="596789236">
+    <w:abstractNumId w:val="7"/>
+  </w:num>
+  <w:num w:numId="21" w16cid:durableId="1992053065">
+    <w:abstractNumId w:val="4"/>
+  </w:num>
+  <w:num w:numId="22" w16cid:durableId="467817688">
     <w:abstractNumId w:val="9"/>
   </w:num>
-  <w:num w:numId="17" w16cid:durableId="1196235328">
-    <w:abstractNumId w:val="13"/>
-  </w:num>
-  <w:num w:numId="18" w16cid:durableId="732700911">
-    <w:abstractNumId w:val="15"/>
-  </w:num>
-  <w:num w:numId="19" w16cid:durableId="1526284346">
-    <w:abstractNumId w:val="11"/>
-  </w:num>
-  <w:num w:numId="20" w16cid:durableId="596789236">
-    <w:abstractNumId w:val="6"/>
+  <w:num w:numId="23" w16cid:durableId="532959838">
+    <w:abstractNumId w:val="12"/>
   </w:num>
 </w:numbering>
 </file>
@@ -4563,14 +4876,7 @@
 </file>
 
 <file path=customXml/item1.xml><?xml version="1.0" encoding="utf-8"?>
-<p:properties xmlns:p="http://schemas.microsoft.com/office/2006/metadata/properties" xmlns:xsi="http://www.w3.org/2001/XMLSchema-instance" xmlns:pc="http://schemas.microsoft.com/office/infopath/2007/PartnerControls">
-  <documentManagement>
-    <lcf76f155ced4ddcb4097134ff3c332f xmlns="08383384-0503-4771-b2ba-6fc3d51bf656">
-      <Terms xmlns="http://schemas.microsoft.com/office/infopath/2007/PartnerControls"/>
-    </lcf76f155ced4ddcb4097134ff3c332f>
-    <TaxCatchAll xmlns="c0acec82-785e-4a01-8b49-a31886450b92" xsi:nil="true"/>
-  </documentManagement>
-</p:properties>
+<b:Sources xmlns:b="http://schemas.openxmlformats.org/officeDocument/2006/bibliography" xmlns="http://schemas.openxmlformats.org/officeDocument/2006/bibliography" SelectedStyle="\APASixthEditionOfficeOnline.xsl" StyleName="APA" Version="6"/>
 </file>
 
 <file path=customXml/item2.xml><?xml version="1.0" encoding="utf-8"?>
@@ -4583,7 +4889,14 @@
 </file>
 
 <file path=customXml/item3.xml><?xml version="1.0" encoding="utf-8"?>
-<b:Sources xmlns:b="http://schemas.openxmlformats.org/officeDocument/2006/bibliography" xmlns="http://schemas.openxmlformats.org/officeDocument/2006/bibliography" SelectedStyle="\APASixthEditionOfficeOnline.xsl" StyleName="APA" Version="6"/>
+<p:properties xmlns:p="http://schemas.microsoft.com/office/2006/metadata/properties" xmlns:xsi="http://www.w3.org/2001/XMLSchema-instance" xmlns:pc="http://schemas.microsoft.com/office/infopath/2007/PartnerControls">
+  <documentManagement>
+    <lcf76f155ced4ddcb4097134ff3c332f xmlns="08383384-0503-4771-b2ba-6fc3d51bf656">
+      <Terms xmlns="http://schemas.microsoft.com/office/infopath/2007/PartnerControls"/>
+    </lcf76f155ced4ddcb4097134ff3c332f>
+    <TaxCatchAll xmlns="c0acec82-785e-4a01-8b49-a31886450b92" xsi:nil="true"/>
+  </documentManagement>
+</p:properties>
 </file>
 
 <file path=customXml/item4.xml><?xml version="1.0" encoding="utf-8"?>
@@ -4794,12 +5107,9 @@
 </file>
 
 <file path=customXml/itemProps1.xml><?xml version="1.0" encoding="utf-8"?>
-<ds:datastoreItem xmlns:ds="http://schemas.openxmlformats.org/officeDocument/2006/customXml" ds:itemID="{B4284606-6258-4C09-90D8-5C84A71D11A6}">
+<ds:datastoreItem xmlns:ds="http://schemas.openxmlformats.org/officeDocument/2006/customXml" ds:itemID="{C077093E-3BC1-48A6-8480-2DA9C69EAEE0}">
   <ds:schemaRefs>
-    <ds:schemaRef ds:uri="http://schemas.microsoft.com/office/2006/metadata/properties"/>
-    <ds:schemaRef ds:uri="http://schemas.microsoft.com/office/infopath/2007/PartnerControls"/>
-    <ds:schemaRef ds:uri="08383384-0503-4771-b2ba-6fc3d51bf656"/>
-    <ds:schemaRef ds:uri="c0acec82-785e-4a01-8b49-a31886450b92"/>
+    <ds:schemaRef ds:uri="http://schemas.openxmlformats.org/officeDocument/2006/bibliography"/>
   </ds:schemaRefs>
 </ds:datastoreItem>
 </file>
@@ -4813,9 +5123,12 @@
 </file>
 
 <file path=customXml/itemProps3.xml><?xml version="1.0" encoding="utf-8"?>
-<ds:datastoreItem xmlns:ds="http://schemas.openxmlformats.org/officeDocument/2006/customXml" ds:itemID="{C077093E-3BC1-48A6-8480-2DA9C69EAEE0}">
+<ds:datastoreItem xmlns:ds="http://schemas.openxmlformats.org/officeDocument/2006/customXml" ds:itemID="{B4284606-6258-4C09-90D8-5C84A71D11A6}">
   <ds:schemaRefs>
-    <ds:schemaRef ds:uri="http://schemas.openxmlformats.org/officeDocument/2006/bibliography"/>
+    <ds:schemaRef ds:uri="http://schemas.microsoft.com/office/2006/metadata/properties"/>
+    <ds:schemaRef ds:uri="http://schemas.microsoft.com/office/infopath/2007/PartnerControls"/>
+    <ds:schemaRef ds:uri="08383384-0503-4771-b2ba-6fc3d51bf656"/>
+    <ds:schemaRef ds:uri="c0acec82-785e-4a01-8b49-a31886450b92"/>
   </ds:schemaRefs>
 </ds:datastoreItem>
 </file>

--- a/To-do's.docx
+++ b/To-do's.docx
@@ -85,6 +85,158 @@
           <w:lang w:val="en-US"/>
         </w:rPr>
       </w:pPr>
+      <w:r>
+        <w:rPr>
+          <w:lang w:val="en-US"/>
+        </w:rPr>
+        <w:t xml:space="preserve">Aantal </w:t>
+      </w:r>
+      <w:proofErr w:type="spellStart"/>
+      <w:r>
+        <w:rPr>
+          <w:lang w:val="en-US"/>
+        </w:rPr>
+        <w:t>spelers</w:t>
+      </w:r>
+      <w:proofErr w:type="spellEnd"/>
+      <w:r>
+        <w:rPr>
+          <w:lang w:val="en-US"/>
+        </w:rPr>
+        <w:t xml:space="preserve"> extern</w:t>
+      </w:r>
+    </w:p>
+    <w:p>
+      <w:pPr>
+        <w:pStyle w:val="Lijstalinea"/>
+        <w:numPr>
+          <w:ilvl w:val="0"/>
+          <w:numId w:val="23"/>
+        </w:numPr>
+        <w:rPr>
+          <w:lang w:val="en-US"/>
+        </w:rPr>
+      </w:pPr>
+      <w:r>
+        <w:rPr>
+          <w:lang w:val="en-US"/>
+        </w:rPr>
+        <w:t xml:space="preserve">Aantal </w:t>
+      </w:r>
+      <w:proofErr w:type="spellStart"/>
+      <w:r>
+        <w:rPr>
+          <w:lang w:val="en-US"/>
+        </w:rPr>
+        <w:t>spelers</w:t>
+      </w:r>
+      <w:proofErr w:type="spellEnd"/>
+      <w:r>
+        <w:rPr>
+          <w:lang w:val="en-US"/>
+        </w:rPr>
+        <w:t xml:space="preserve"> intern</w:t>
+      </w:r>
+    </w:p>
+    <w:p>
+      <w:pPr>
+        <w:pStyle w:val="Lijstalinea"/>
+        <w:numPr>
+          <w:ilvl w:val="0"/>
+          <w:numId w:val="23"/>
+        </w:numPr>
+        <w:rPr>
+          <w:lang w:val="en-US"/>
+        </w:rPr>
+      </w:pPr>
+      <w:proofErr w:type="spellStart"/>
+      <w:r>
+        <w:rPr>
+          <w:lang w:val="en-US"/>
+        </w:rPr>
+        <w:t>Openstaande</w:t>
+      </w:r>
+      <w:proofErr w:type="spellEnd"/>
+      <w:r>
+        <w:rPr>
+          <w:lang w:val="en-US"/>
+        </w:rPr>
+        <w:t xml:space="preserve"> taken</w:t>
+      </w:r>
+    </w:p>
+    <w:p>
+      <w:pPr>
+        <w:pStyle w:val="Lijstalinea"/>
+        <w:numPr>
+          <w:ilvl w:val="0"/>
+          <w:numId w:val="23"/>
+        </w:numPr>
+        <w:rPr>
+          <w:lang w:val="en-US"/>
+        </w:rPr>
+      </w:pPr>
+      <w:proofErr w:type="spellStart"/>
+      <w:r>
+        <w:rPr>
+          <w:lang w:val="en-US"/>
+        </w:rPr>
+        <w:t>Mijn</w:t>
+      </w:r>
+      <w:proofErr w:type="spellEnd"/>
+      <w:r>
+        <w:rPr>
+          <w:lang w:val="en-US"/>
+        </w:rPr>
+        <w:t xml:space="preserve"> </w:t>
+      </w:r>
+      <w:proofErr w:type="spellStart"/>
+      <w:r>
+        <w:rPr>
+          <w:lang w:val="en-US"/>
+        </w:rPr>
+        <w:t>openstaande</w:t>
+      </w:r>
+      <w:proofErr w:type="spellEnd"/>
+      <w:r>
+        <w:rPr>
+          <w:lang w:val="en-US"/>
+        </w:rPr>
+        <w:t xml:space="preserve"> taken</w:t>
+      </w:r>
+    </w:p>
+    <w:p>
+      <w:pPr>
+        <w:pStyle w:val="Lijstalinea"/>
+        <w:numPr>
+          <w:ilvl w:val="0"/>
+          <w:numId w:val="23"/>
+        </w:numPr>
+        <w:rPr>
+          <w:lang w:val="en-US"/>
+        </w:rPr>
+      </w:pPr>
+      <w:proofErr w:type="spellStart"/>
+      <w:r>
+        <w:rPr>
+          <w:lang w:val="en-US"/>
+        </w:rPr>
+        <w:t>Laatste</w:t>
+      </w:r>
+      <w:proofErr w:type="spellEnd"/>
+      <w:r>
+        <w:rPr>
+          <w:lang w:val="en-US"/>
+        </w:rPr>
+        <w:t xml:space="preserve"> 5 </w:t>
+      </w:r>
+      <w:proofErr w:type="spellStart"/>
+      <w:r>
+        <w:rPr>
+          <w:lang w:val="en-US"/>
+        </w:rPr>
+        <w:t>contacten</w:t>
+      </w:r>
+      <w:proofErr w:type="spellEnd"/>
     </w:p>
     <w:p>
       <w:pPr>
@@ -120,14 +272,100 @@
           <w:lang w:val="en-US"/>
         </w:rPr>
       </w:pPr>
-    </w:p>
-    <w:p>
-      <w:pPr>
+      <w:proofErr w:type="spellStart"/>
+      <w:r>
         <w:rPr>
           <w:lang w:val="en-US"/>
         </w:rPr>
-      </w:pPr>
-    </w:p>
+        <w:t>Niveau</w:t>
+      </w:r>
+      <w:proofErr w:type="spellEnd"/>
+      <w:r>
+        <w:rPr>
+          <w:lang w:val="en-US"/>
+        </w:rPr>
+        <w:t xml:space="preserve"> filter </w:t>
+      </w:r>
+      <w:proofErr w:type="spellStart"/>
+      <w:r>
+        <w:rPr>
+          <w:lang w:val="en-US"/>
+        </w:rPr>
+        <w:t>optie</w:t>
+      </w:r>
+      <w:proofErr w:type="spellEnd"/>
+    </w:p>
+    <w:p>
+      <w:pPr>
+        <w:pStyle w:val="Lijstalinea"/>
+        <w:numPr>
+          <w:ilvl w:val="0"/>
+          <w:numId w:val="16"/>
+        </w:numPr>
+        <w:rPr>
+          <w:lang w:val="en-US"/>
+        </w:rPr>
+      </w:pPr>
+      <w:proofErr w:type="spellStart"/>
+      <w:r>
+        <w:rPr>
+          <w:lang w:val="en-US"/>
+        </w:rPr>
+        <w:t>Toevoegen</w:t>
+      </w:r>
+      <w:proofErr w:type="spellEnd"/>
+      <w:r>
+        <w:rPr>
+          <w:lang w:val="en-US"/>
+        </w:rPr>
+        <w:t xml:space="preserve"> </w:t>
+      </w:r>
+      <w:r>
+        <w:rPr>
+          <w:lang w:val="en-US"/>
+        </w:rPr>
+        <w:t>speller</w:t>
+      </w:r>
+    </w:p>
+    <w:p>
+      <w:pPr>
+        <w:pStyle w:val="Lijstalinea"/>
+        <w:numPr>
+          <w:ilvl w:val="0"/>
+          <w:numId w:val="16"/>
+        </w:numPr>
+      </w:pPr>
+      <w:r>
+        <w:t>Mogelijkheid om speler te kunnen verwijderen</w:t>
+      </w:r>
+    </w:p>
+    <w:p>
+      <w:pPr>
+        <w:pStyle w:val="Lijstalinea"/>
+        <w:numPr>
+          <w:ilvl w:val="0"/>
+          <w:numId w:val="16"/>
+        </w:numPr>
+      </w:pPr>
+      <w:r>
+        <w:t xml:space="preserve">Club SV Hillegom staat standaard ingesteld bij extern, dit moet </w:t>
+      </w:r>
+      <w:r>
+        <w:t xml:space="preserve">alleen bij intern zo zijn. Bij intern </w:t>
+      </w:r>
+      <w:r>
+        <w:t xml:space="preserve">is het veld al </w:t>
+      </w:r>
+      <w:proofErr w:type="spellStart"/>
+      <w:r>
+        <w:t>gelocked</w:t>
+      </w:r>
+      <w:proofErr w:type="spellEnd"/>
+      <w:r>
+        <w:t xml:space="preserve">, maak het lettertype daar iets minder wit (zoals elders ook al gedaan is) zodat de gebruiker beter aanvoelt dat het daar niets mee hoeft te doen. Doe dit ook bij niveau. </w:t>
+      </w:r>
+    </w:p>
+    <w:p/>
     <w:p>
       <w:pPr>
         <w:pStyle w:val="Kop2"/>
@@ -148,12 +386,33 @@
         <w:t xml:space="preserve">Interne speler mag standaard de clubnaam als huidige club hebben. </w:t>
       </w:r>
     </w:p>
+    <w:p>
+      <w:pPr>
+        <w:pStyle w:val="Lijstalinea"/>
+        <w:numPr>
+          <w:ilvl w:val="0"/>
+          <w:numId w:val="17"/>
+        </w:numPr>
+      </w:pPr>
+      <w:r>
+        <w:t xml:space="preserve">Speler bewerken </w:t>
+      </w:r>
+      <w:proofErr w:type="spellStart"/>
+      <w:r>
+        <w:t>modal</w:t>
+      </w:r>
+      <w:proofErr w:type="spellEnd"/>
+      <w:r>
+        <w:t xml:space="preserve"> wordt gesloten na klikken op volgende. </w:t>
+      </w:r>
+    </w:p>
     <w:p/>
     <w:p>
       <w:pPr>
         <w:pStyle w:val="Kop2"/>
       </w:pPr>
       <w:r>
+        <w:lastRenderedPageBreak/>
         <w:t>Selectie</w:t>
       </w:r>
       <w:r>
@@ -184,19 +443,16 @@
         </w:numPr>
       </w:pPr>
       <w:r>
-        <w:t>Voetbalveld mooier weergeven. Iets langer maken (</w:t>
-      </w:r>
-      <w:r>
-        <w:t>meer naar onderen) en smaller maken. Ook tegeltjes voor posities</w:t>
-      </w:r>
-      <w:r>
-        <w:t xml:space="preserve"> iets kleiner maken door standaard maar 2 spelers te kunnen toevoegen. </w:t>
-      </w:r>
-      <w:r>
-        <w:t xml:space="preserve">Labels van de positie weghalen. </w:t>
-      </w:r>
-      <w:r>
-        <w:t xml:space="preserve">Ook kunnen de aanvallers nog wat meer naar boven, zodat het in het midden en onderin wat minder krap wordt. </w:t>
+        <w:t>Voetbalveld iets breder maken</w:t>
+      </w:r>
+      <w:r>
+        <w:t>, laten we de breedte pakken van de hele kaart die erachter zit. De blauwe lijn mag minder dik</w:t>
+      </w:r>
+      <w:r>
+        <w:t>. De 16 meter en 5 meter zijn geen doelgebied zoals het hoort. De ruimte voor de kaarten van de posities zijn prima zo, mogen zelfs een</w:t>
+      </w:r>
+      <w:r>
+        <w:t xml:space="preserve"> tikkeltje groter.</w:t>
       </w:r>
     </w:p>
     <w:p>
@@ -206,28 +462,52 @@
           <w:ilvl w:val="0"/>
           <w:numId w:val="20"/>
         </w:numPr>
-      </w:pPr>
-      <w:r>
+        <w:rPr>
+          <w:strike/>
+        </w:rPr>
+      </w:pPr>
+      <w:r>
+        <w:rPr>
+          <w:strike/>
+        </w:rPr>
         <w:t>Analyse</w:t>
       </w:r>
       <w:r>
+        <w:rPr>
+          <w:strike/>
+        </w:rPr>
         <w:t xml:space="preserve"> </w:t>
       </w:r>
       <w:proofErr w:type="spellStart"/>
       <w:r>
+        <w:rPr>
+          <w:strike/>
+        </w:rPr>
         <w:t>modal</w:t>
       </w:r>
       <w:proofErr w:type="spellEnd"/>
       <w:r>
+        <w:rPr>
+          <w:strike/>
+        </w:rPr>
         <w:t xml:space="preserve"> </w:t>
       </w:r>
       <w:r>
+        <w:rPr>
+          <w:strike/>
+        </w:rPr>
         <w:t xml:space="preserve">maken </w:t>
       </w:r>
       <w:r>
+        <w:rPr>
+          <w:strike/>
+        </w:rPr>
         <w:t>en activeren door knop?</w:t>
       </w:r>
       <w:r>
+        <w:rPr>
+          <w:strike/>
+        </w:rPr>
         <w:t xml:space="preserve"> </w:t>
       </w:r>
     </w:p>
@@ -257,13 +537,58 @@
         <w:t>.</w:t>
       </w:r>
     </w:p>
+    <w:p>
+      <w:pPr>
+        <w:pStyle w:val="Lijstalinea"/>
+        <w:numPr>
+          <w:ilvl w:val="0"/>
+          <w:numId w:val="20"/>
+        </w:numPr>
+      </w:pPr>
+      <w:r>
+        <w:t xml:space="preserve">Instellingen </w:t>
+      </w:r>
+      <w:proofErr w:type="spellStart"/>
+      <w:r>
+        <w:t>modal</w:t>
+      </w:r>
+      <w:proofErr w:type="spellEnd"/>
+      <w:r>
+        <w:t xml:space="preserve"> groter maken</w:t>
+      </w:r>
+      <w:r>
+        <w:t xml:space="preserve"> zodat alles netjes past</w:t>
+      </w:r>
+      <w:r>
+        <w:t xml:space="preserve"> en titel knop aanpassen naar instellingen.</w:t>
+      </w:r>
+    </w:p>
+    <w:p>
+      <w:pPr>
+        <w:pStyle w:val="Lijstalinea"/>
+        <w:numPr>
+          <w:ilvl w:val="0"/>
+          <w:numId w:val="20"/>
+        </w:numPr>
+      </w:pPr>
+      <w:proofErr w:type="spellStart"/>
+      <w:r>
+        <w:t>Toggle</w:t>
+      </w:r>
+      <w:proofErr w:type="spellEnd"/>
+      <w:r>
+        <w:t xml:space="preserve"> extern/intern hergebruiken van de component die we gemaakt hebben.</w:t>
+      </w:r>
+      <w:r>
+        <w:t xml:space="preserve"> Standaard intern aangeklikt. </w:t>
+      </w:r>
+    </w:p>
     <w:p/>
     <w:p>
       <w:pPr>
         <w:pStyle w:val="Kop2"/>
       </w:pPr>
       <w:r>
-        <w:lastRenderedPageBreak/>
         <w:t>Bewerk</w:t>
       </w:r>
       <w:r>
@@ -461,6 +786,7 @@
       </w:pPr>
       <w:proofErr w:type="spellStart"/>
       <w:r>
+        <w:lastRenderedPageBreak/>
         <w:t>Superadmin</w:t>
       </w:r>
       <w:proofErr w:type="spellEnd"/>
@@ -495,23 +821,289 @@
         <w:t>Inkomsten kunnen inzien</w:t>
       </w:r>
     </w:p>
-    <w:p/>
-    <w:p>
-      <w:pPr>
-        <w:pStyle w:val="Kop2"/>
-      </w:pPr>
-      <w:r>
-        <w:t>Nieuwe pagina’s</w:t>
-      </w:r>
-    </w:p>
     <w:p>
       <w:pPr>
         <w:pStyle w:val="Lijstalinea"/>
         <w:numPr>
           <w:ilvl w:val="0"/>
-          <w:numId w:val="13"/>
+          <w:numId w:val="21"/>
         </w:numPr>
       </w:pPr>
+      <w:r>
+        <w:t xml:space="preserve">Pagina super </w:t>
+      </w:r>
+      <w:proofErr w:type="spellStart"/>
+      <w:r>
+        <w:t>admin</w:t>
+      </w:r>
+      <w:proofErr w:type="spellEnd"/>
+      <w:r>
+        <w:t xml:space="preserve"> standaard in oranje kleu</w:t>
+      </w:r>
+      <w:r>
+        <w:t>r? En de club die geselecteerd is oranje?</w:t>
+      </w:r>
+    </w:p>
+    <w:p/>
+    <w:p/>
+    <w:p>
+      <w:pPr>
+        <w:pStyle w:val="Kop1"/>
+      </w:pPr>
+      <w:r>
+        <w:t>Post MVP</w:t>
+      </w:r>
+    </w:p>
+    <w:p>
+      <w:pPr>
+        <w:pStyle w:val="Kop2"/>
+      </w:pPr>
+      <w:r>
+        <w:t>Spelers</w:t>
+      </w:r>
+    </w:p>
+    <w:p>
+      <w:pPr>
+        <w:pStyle w:val="Lijstalinea"/>
+        <w:numPr>
+          <w:ilvl w:val="0"/>
+          <w:numId w:val="9"/>
+        </w:numPr>
+      </w:pPr>
+      <w:r>
+        <w:t>Functie om iemand door te zetten van extern naar intern</w:t>
+      </w:r>
+    </w:p>
+    <w:p>
+      <w:pPr>
+        <w:pStyle w:val="Lijstalinea"/>
+        <w:numPr>
+          <w:ilvl w:val="0"/>
+          <w:numId w:val="9"/>
+        </w:numPr>
+      </w:pPr>
+      <w:r>
+        <w:t>Mogelijkheid om spelers uit te nodigen om intake formulier in te vullen</w:t>
+      </w:r>
+    </w:p>
+    <w:p>
+      <w:pPr>
+        <w:pStyle w:val="Lijstalinea"/>
+        <w:numPr>
+          <w:ilvl w:val="0"/>
+          <w:numId w:val="9"/>
+        </w:numPr>
+      </w:pPr>
+      <w:r>
+        <w:t xml:space="preserve">Radar </w:t>
+      </w:r>
+      <w:proofErr w:type="spellStart"/>
+      <w:r>
+        <w:t>chart</w:t>
+      </w:r>
+      <w:proofErr w:type="spellEnd"/>
+      <w:r>
+        <w:t xml:space="preserve"> ook zichtbaar maken bij pop-up als je op naam speler gaat staan</w:t>
+      </w:r>
+    </w:p>
+    <w:p>
+      <w:pPr>
+        <w:pStyle w:val="Lijstalinea"/>
+        <w:numPr>
+          <w:ilvl w:val="0"/>
+          <w:numId w:val="9"/>
+        </w:numPr>
+      </w:pPr>
+      <w:r>
+        <w:t xml:space="preserve">Kleuren voor processtappen </w:t>
+      </w:r>
+      <w:proofErr w:type="spellStart"/>
+      <w:r>
+        <w:t>etc</w:t>
+      </w:r>
+      <w:proofErr w:type="spellEnd"/>
+      <w:r>
+        <w:t>?</w:t>
+      </w:r>
+    </w:p>
+    <w:p/>
+    <w:p>
+      <w:pPr>
+        <w:pStyle w:val="Kop2"/>
+      </w:pPr>
+      <w:r>
+        <w:t>Instellingen</w:t>
+      </w:r>
+    </w:p>
+    <w:p>
+      <w:pPr>
+        <w:pStyle w:val="Lijstalinea"/>
+        <w:numPr>
+          <w:ilvl w:val="0"/>
+          <w:numId w:val="12"/>
+        </w:numPr>
+      </w:pPr>
+      <w:proofErr w:type="spellStart"/>
+      <w:r>
+        <w:t>Two</w:t>
+      </w:r>
+      <w:proofErr w:type="spellEnd"/>
+      <w:r>
+        <w:t xml:space="preserve">-Factor </w:t>
+      </w:r>
+      <w:proofErr w:type="spellStart"/>
+      <w:r>
+        <w:t>authentication</w:t>
+      </w:r>
+      <w:proofErr w:type="spellEnd"/>
+    </w:p>
+    <w:p>
+      <w:pPr>
+        <w:pStyle w:val="Lijstalinea"/>
+        <w:numPr>
+          <w:ilvl w:val="0"/>
+          <w:numId w:val="12"/>
+        </w:numPr>
+      </w:pPr>
+      <w:r>
+        <w:t xml:space="preserve">Demo omgeving van </w:t>
+      </w:r>
+      <w:proofErr w:type="spellStart"/>
+      <w:r>
+        <w:t>football</w:t>
+      </w:r>
+      <w:proofErr w:type="spellEnd"/>
+      <w:r>
+        <w:t>-scouting-platform zelf</w:t>
+      </w:r>
+      <w:r>
+        <w:t xml:space="preserve"> om potentiële gebruikers inzicht te geven in</w:t>
+      </w:r>
+    </w:p>
+    <w:p>
+      <w:pPr>
+        <w:pStyle w:val="Lijstalinea"/>
+        <w:numPr>
+          <w:ilvl w:val="0"/>
+          <w:numId w:val="12"/>
+        </w:numPr>
+      </w:pPr>
+      <w:proofErr w:type="spellStart"/>
+      <w:r>
+        <w:t>SuperAdmin</w:t>
+      </w:r>
+      <w:proofErr w:type="spellEnd"/>
+      <w:r>
+        <w:t xml:space="preserve"> user aanmaken die in alle afzonderlijke omgevingen </w:t>
+      </w:r>
+      <w:r>
+        <w:t xml:space="preserve">van de clubs </w:t>
+      </w:r>
+      <w:r>
+        <w:t>kan</w:t>
+      </w:r>
+    </w:p>
+    <w:p/>
+    <w:p>
+      <w:pPr>
+        <w:pStyle w:val="Lijstalinea"/>
+        <w:numPr>
+          <w:ilvl w:val="0"/>
+          <w:numId w:val="14"/>
+        </w:numPr>
+      </w:pPr>
+      <w:r>
+        <w:t>Pi</w:t>
+      </w:r>
+      <w:r>
+        <w:t xml:space="preserve">pelines van </w:t>
+      </w:r>
+      <w:proofErr w:type="spellStart"/>
+      <w:r>
+        <w:t>dev</w:t>
+      </w:r>
+      <w:proofErr w:type="spellEnd"/>
+      <w:r>
+        <w:t xml:space="preserve"> naar </w:t>
+      </w:r>
+      <w:proofErr w:type="spellStart"/>
+      <w:r>
+        <w:t>acc</w:t>
+      </w:r>
+      <w:proofErr w:type="spellEnd"/>
+      <w:r>
+        <w:t xml:space="preserve"> naar </w:t>
+      </w:r>
+      <w:proofErr w:type="spellStart"/>
+      <w:r>
+        <w:t>prod</w:t>
+      </w:r>
+      <w:proofErr w:type="spellEnd"/>
+    </w:p>
+    <w:p>
+      <w:pPr>
+        <w:pStyle w:val="Lijstalinea"/>
+        <w:numPr>
+          <w:ilvl w:val="0"/>
+          <w:numId w:val="14"/>
+        </w:numPr>
+      </w:pPr>
+      <w:r>
+        <w:t>Zelfde voor de databases</w:t>
+      </w:r>
+    </w:p>
+    <w:p>
+      <w:pPr>
+        <w:pStyle w:val="Lijstalinea"/>
+        <w:numPr>
+          <w:ilvl w:val="0"/>
+          <w:numId w:val="14"/>
+        </w:numPr>
+      </w:pPr>
+      <w:proofErr w:type="spellStart"/>
+      <w:r>
+        <w:t>Skeleton</w:t>
+      </w:r>
+      <w:proofErr w:type="spellEnd"/>
+      <w:r>
+        <w:t xml:space="preserve"> </w:t>
+      </w:r>
+      <w:proofErr w:type="spellStart"/>
+      <w:r>
+        <w:t>screens</w:t>
+      </w:r>
+      <w:proofErr w:type="spellEnd"/>
+      <w:r>
+        <w:t xml:space="preserve"> maken</w:t>
+      </w:r>
+    </w:p>
+    <w:p>
+      <w:pPr>
+        <w:pStyle w:val="Lijstalinea"/>
+        <w:numPr>
+          <w:ilvl w:val="0"/>
+          <w:numId w:val="14"/>
+        </w:numPr>
+      </w:pPr>
+      <w:r>
+        <w:t xml:space="preserve">Audit </w:t>
+      </w:r>
+      <w:proofErr w:type="spellStart"/>
+      <w:r>
+        <w:t>trails</w:t>
+      </w:r>
+      <w:proofErr w:type="spellEnd"/>
+      <w:r>
+        <w:t xml:space="preserve"> en </w:t>
+      </w:r>
+      <w:proofErr w:type="spellStart"/>
+      <w:r>
+        <w:t>logging</w:t>
+      </w:r>
+      <w:proofErr w:type="spellEnd"/>
+      <w:r>
+        <w:t xml:space="preserve"> zodat we dingen kunnen terugdraaien</w:t>
+      </w:r>
     </w:p>
     <w:p/>
     <w:p/>
@@ -520,280 +1112,9 @@
     <w:p/>
     <w:p/>
     <w:p/>
-    <w:p/>
-    <w:p/>
-    <w:p/>
-    <w:p/>
-    <w:p/>
-    <w:p/>
-    <w:p/>
-    <w:p/>
-    <w:p/>
-    <w:p>
-      <w:pPr>
-        <w:pStyle w:val="Kop1"/>
-      </w:pPr>
-      <w:r>
-        <w:t>Post MVP</w:t>
-      </w:r>
-    </w:p>
-    <w:p>
-      <w:pPr>
-        <w:pStyle w:val="Kop2"/>
-      </w:pPr>
-      <w:r>
-        <w:t>Spelers</w:t>
-      </w:r>
-    </w:p>
-    <w:p>
-      <w:pPr>
-        <w:pStyle w:val="Lijstalinea"/>
-        <w:numPr>
-          <w:ilvl w:val="0"/>
-          <w:numId w:val="9"/>
-        </w:numPr>
-      </w:pPr>
-      <w:r>
-        <w:t>Functie om iemand door te zetten van extern naar intern</w:t>
-      </w:r>
-    </w:p>
-    <w:p>
-      <w:pPr>
-        <w:pStyle w:val="Lijstalinea"/>
-        <w:numPr>
-          <w:ilvl w:val="0"/>
-          <w:numId w:val="9"/>
-        </w:numPr>
-      </w:pPr>
-      <w:r>
-        <w:t>Mogelijkheid om spelers uit te nodigen om intake formulier in te vullen</w:t>
-      </w:r>
-    </w:p>
-    <w:p>
-      <w:pPr>
-        <w:pStyle w:val="Lijstalinea"/>
-        <w:numPr>
-          <w:ilvl w:val="0"/>
-          <w:numId w:val="9"/>
-        </w:numPr>
-      </w:pPr>
-      <w:r>
-        <w:t xml:space="preserve">Radar </w:t>
-      </w:r>
-      <w:proofErr w:type="spellStart"/>
-      <w:r>
-        <w:t>chart</w:t>
-      </w:r>
-      <w:proofErr w:type="spellEnd"/>
-      <w:r>
-        <w:t xml:space="preserve"> ook zichtbaar maken bij pop-up als je op naam speler gaat staan</w:t>
-      </w:r>
-    </w:p>
-    <w:p>
-      <w:pPr>
-        <w:pStyle w:val="Lijstalinea"/>
-        <w:numPr>
-          <w:ilvl w:val="0"/>
-          <w:numId w:val="9"/>
-        </w:numPr>
-      </w:pPr>
-      <w:r>
-        <w:t xml:space="preserve">Kleuren voor processtappen </w:t>
-      </w:r>
-      <w:proofErr w:type="spellStart"/>
-      <w:r>
-        <w:t>etc</w:t>
-      </w:r>
-      <w:proofErr w:type="spellEnd"/>
-      <w:r>
-        <w:t>?</w:t>
-      </w:r>
-    </w:p>
-    <w:p/>
-    <w:p>
-      <w:pPr>
-        <w:pStyle w:val="Kop2"/>
-      </w:pPr>
-      <w:r>
-        <w:t>Instellingen</w:t>
-      </w:r>
-    </w:p>
-    <w:p>
-      <w:pPr>
-        <w:pStyle w:val="Lijstalinea"/>
-        <w:numPr>
-          <w:ilvl w:val="0"/>
-          <w:numId w:val="12"/>
-        </w:numPr>
-      </w:pPr>
-      <w:proofErr w:type="spellStart"/>
-      <w:r>
-        <w:t>Two</w:t>
-      </w:r>
-      <w:proofErr w:type="spellEnd"/>
-      <w:r>
-        <w:t xml:space="preserve">-Factor </w:t>
-      </w:r>
-      <w:proofErr w:type="spellStart"/>
-      <w:r>
-        <w:t>authentication</w:t>
-      </w:r>
-      <w:proofErr w:type="spellEnd"/>
-    </w:p>
-    <w:p>
-      <w:pPr>
-        <w:pStyle w:val="Lijstalinea"/>
-        <w:numPr>
-          <w:ilvl w:val="0"/>
-          <w:numId w:val="12"/>
-        </w:numPr>
-      </w:pPr>
-      <w:r>
-        <w:t xml:space="preserve">Demo omgeving van </w:t>
-      </w:r>
-      <w:proofErr w:type="spellStart"/>
-      <w:r>
-        <w:t>football</w:t>
-      </w:r>
-      <w:proofErr w:type="spellEnd"/>
-      <w:r>
-        <w:t>-scouting-platform zelf</w:t>
-      </w:r>
-      <w:r>
-        <w:t xml:space="preserve"> om potentiële gebruikers inzicht te geven in</w:t>
-      </w:r>
-    </w:p>
-    <w:p>
-      <w:pPr>
-        <w:pStyle w:val="Lijstalinea"/>
-        <w:numPr>
-          <w:ilvl w:val="0"/>
-          <w:numId w:val="12"/>
-        </w:numPr>
-      </w:pPr>
-      <w:proofErr w:type="spellStart"/>
-      <w:r>
-        <w:t>SuperAdmin</w:t>
-      </w:r>
-      <w:proofErr w:type="spellEnd"/>
-      <w:r>
-        <w:t xml:space="preserve"> user aanmaken die in alle afzonderlijke omgevingen </w:t>
-      </w:r>
-      <w:r>
-        <w:t xml:space="preserve">van de clubs </w:t>
-      </w:r>
-      <w:r>
-        <w:t>kan</w:t>
-      </w:r>
-    </w:p>
-    <w:p/>
-    <w:p>
-      <w:pPr>
-        <w:pStyle w:val="Lijstalinea"/>
-        <w:numPr>
-          <w:ilvl w:val="0"/>
-          <w:numId w:val="14"/>
-        </w:numPr>
-      </w:pPr>
-      <w:r>
-        <w:t>Pi</w:t>
-      </w:r>
-      <w:r>
-        <w:t xml:space="preserve">pelines van </w:t>
-      </w:r>
-      <w:proofErr w:type="spellStart"/>
-      <w:r>
-        <w:t>dev</w:t>
-      </w:r>
-      <w:proofErr w:type="spellEnd"/>
-      <w:r>
-        <w:t xml:space="preserve"> naar </w:t>
-      </w:r>
-      <w:proofErr w:type="spellStart"/>
-      <w:r>
-        <w:t>acc</w:t>
-      </w:r>
-      <w:proofErr w:type="spellEnd"/>
-      <w:r>
-        <w:t xml:space="preserve"> naar </w:t>
-      </w:r>
-      <w:proofErr w:type="spellStart"/>
-      <w:r>
-        <w:t>prod</w:t>
-      </w:r>
-      <w:proofErr w:type="spellEnd"/>
-    </w:p>
-    <w:p>
-      <w:pPr>
-        <w:pStyle w:val="Lijstalinea"/>
-        <w:numPr>
-          <w:ilvl w:val="0"/>
-          <w:numId w:val="14"/>
-        </w:numPr>
-      </w:pPr>
-      <w:r>
-        <w:t>Zelfde voor de databases</w:t>
-      </w:r>
-    </w:p>
-    <w:p>
-      <w:pPr>
-        <w:pStyle w:val="Lijstalinea"/>
-        <w:numPr>
-          <w:ilvl w:val="0"/>
-          <w:numId w:val="14"/>
-        </w:numPr>
-      </w:pPr>
-      <w:proofErr w:type="spellStart"/>
-      <w:r>
-        <w:t>Skeleton</w:t>
-      </w:r>
-      <w:proofErr w:type="spellEnd"/>
-      <w:r>
-        <w:t xml:space="preserve"> </w:t>
-      </w:r>
-      <w:proofErr w:type="spellStart"/>
-      <w:r>
-        <w:t>screens</w:t>
-      </w:r>
-      <w:proofErr w:type="spellEnd"/>
-      <w:r>
-        <w:t xml:space="preserve"> maken</w:t>
-      </w:r>
-    </w:p>
-    <w:p>
-      <w:pPr>
-        <w:pStyle w:val="Lijstalinea"/>
-        <w:numPr>
-          <w:ilvl w:val="0"/>
-          <w:numId w:val="14"/>
-        </w:numPr>
-      </w:pPr>
-      <w:r>
-        <w:t xml:space="preserve">Audit </w:t>
-      </w:r>
-      <w:proofErr w:type="spellStart"/>
-      <w:r>
-        <w:t>trails</w:t>
-      </w:r>
-      <w:proofErr w:type="spellEnd"/>
-      <w:r>
-        <w:t xml:space="preserve"> en </w:t>
-      </w:r>
-      <w:proofErr w:type="spellStart"/>
-      <w:r>
-        <w:t>logging</w:t>
-      </w:r>
-      <w:proofErr w:type="spellEnd"/>
-      <w:r>
-        <w:t xml:space="preserve"> zodat we dingen kunnen terugdraaien</w:t>
-      </w:r>
-    </w:p>
-    <w:p/>
-    <w:p/>
-    <w:p/>
-    <w:p/>
-    <w:p>
-      <w:r>
+    <w:p>
+      <w:r>
+        <w:lastRenderedPageBreak/>
         <w:t>In chronologische volgorde:</w:t>
       </w:r>
     </w:p>
@@ -806,7 +1127,6 @@
         </w:numPr>
       </w:pPr>
       <w:r>
-        <w:lastRenderedPageBreak/>
         <w:t>1</w:t>
       </w:r>
       <w:r>
@@ -4876,7 +5196,14 @@
 </file>
 
 <file path=customXml/item1.xml><?xml version="1.0" encoding="utf-8"?>
-<b:Sources xmlns:b="http://schemas.openxmlformats.org/officeDocument/2006/bibliography" xmlns="http://schemas.openxmlformats.org/officeDocument/2006/bibliography" SelectedStyle="\APASixthEditionOfficeOnline.xsl" StyleName="APA" Version="6"/>
+<p:properties xmlns:p="http://schemas.microsoft.com/office/2006/metadata/properties" xmlns:xsi="http://www.w3.org/2001/XMLSchema-instance" xmlns:pc="http://schemas.microsoft.com/office/infopath/2007/PartnerControls">
+  <documentManagement>
+    <lcf76f155ced4ddcb4097134ff3c332f xmlns="08383384-0503-4771-b2ba-6fc3d51bf656">
+      <Terms xmlns="http://schemas.microsoft.com/office/infopath/2007/PartnerControls"/>
+    </lcf76f155ced4ddcb4097134ff3c332f>
+    <TaxCatchAll xmlns="c0acec82-785e-4a01-8b49-a31886450b92" xsi:nil="true"/>
+  </documentManagement>
+</p:properties>
 </file>
 
 <file path=customXml/item2.xml><?xml version="1.0" encoding="utf-8"?>
@@ -4889,14 +5216,7 @@
 </file>
 
 <file path=customXml/item3.xml><?xml version="1.0" encoding="utf-8"?>
-<p:properties xmlns:p="http://schemas.microsoft.com/office/2006/metadata/properties" xmlns:xsi="http://www.w3.org/2001/XMLSchema-instance" xmlns:pc="http://schemas.microsoft.com/office/infopath/2007/PartnerControls">
-  <documentManagement>
-    <lcf76f155ced4ddcb4097134ff3c332f xmlns="08383384-0503-4771-b2ba-6fc3d51bf656">
-      <Terms xmlns="http://schemas.microsoft.com/office/infopath/2007/PartnerControls"/>
-    </lcf76f155ced4ddcb4097134ff3c332f>
-    <TaxCatchAll xmlns="c0acec82-785e-4a01-8b49-a31886450b92" xsi:nil="true"/>
-  </documentManagement>
-</p:properties>
+<b:Sources xmlns:b="http://schemas.openxmlformats.org/officeDocument/2006/bibliography" xmlns="http://schemas.openxmlformats.org/officeDocument/2006/bibliography" SelectedStyle="\APASixthEditionOfficeOnline.xsl" StyleName="APA" Version="6"/>
 </file>
 
 <file path=customXml/item4.xml><?xml version="1.0" encoding="utf-8"?>
@@ -5107,9 +5427,12 @@
 </file>
 
 <file path=customXml/itemProps1.xml><?xml version="1.0" encoding="utf-8"?>
-<ds:datastoreItem xmlns:ds="http://schemas.openxmlformats.org/officeDocument/2006/customXml" ds:itemID="{C077093E-3BC1-48A6-8480-2DA9C69EAEE0}">
+<ds:datastoreItem xmlns:ds="http://schemas.openxmlformats.org/officeDocument/2006/customXml" ds:itemID="{B4284606-6258-4C09-90D8-5C84A71D11A6}">
   <ds:schemaRefs>
-    <ds:schemaRef ds:uri="http://schemas.openxmlformats.org/officeDocument/2006/bibliography"/>
+    <ds:schemaRef ds:uri="http://schemas.microsoft.com/office/2006/metadata/properties"/>
+    <ds:schemaRef ds:uri="http://schemas.microsoft.com/office/infopath/2007/PartnerControls"/>
+    <ds:schemaRef ds:uri="08383384-0503-4771-b2ba-6fc3d51bf656"/>
+    <ds:schemaRef ds:uri="c0acec82-785e-4a01-8b49-a31886450b92"/>
   </ds:schemaRefs>
 </ds:datastoreItem>
 </file>
@@ -5123,12 +5446,9 @@
 </file>
 
 <file path=customXml/itemProps3.xml><?xml version="1.0" encoding="utf-8"?>
-<ds:datastoreItem xmlns:ds="http://schemas.openxmlformats.org/officeDocument/2006/customXml" ds:itemID="{B4284606-6258-4C09-90D8-5C84A71D11A6}">
+<ds:datastoreItem xmlns:ds="http://schemas.openxmlformats.org/officeDocument/2006/customXml" ds:itemID="{C077093E-3BC1-48A6-8480-2DA9C69EAEE0}">
   <ds:schemaRefs>
-    <ds:schemaRef ds:uri="http://schemas.microsoft.com/office/2006/metadata/properties"/>
-    <ds:schemaRef ds:uri="http://schemas.microsoft.com/office/infopath/2007/PartnerControls"/>
-    <ds:schemaRef ds:uri="08383384-0503-4771-b2ba-6fc3d51bf656"/>
-    <ds:schemaRef ds:uri="c0acec82-785e-4a01-8b49-a31886450b92"/>
+    <ds:schemaRef ds:uri="http://schemas.openxmlformats.org/officeDocument/2006/bibliography"/>
   </ds:schemaRefs>
 </ds:datastoreItem>
 </file>

--- a/To-do's.docx
+++ b/To-do's.docx
@@ -23,14 +23,12 @@
           <w:lang w:val="en-US"/>
         </w:rPr>
       </w:pPr>
-      <w:proofErr w:type="spellStart"/>
       <w:r>
         <w:rPr>
           <w:lang w:val="en-US"/>
         </w:rPr>
         <w:t>Topbar</w:t>
       </w:r>
-      <w:proofErr w:type="spellEnd"/>
     </w:p>
     <w:p>
       <w:pPr>
@@ -82,28 +80,14 @@
           <w:numId w:val="23"/>
         </w:numPr>
         <w:rPr>
-          <w:lang w:val="en-US"/>
+          <w:strike/>
         </w:rPr>
       </w:pPr>
       <w:r>
         <w:rPr>
-          <w:lang w:val="en-US"/>
+          <w:strike/>
         </w:rPr>
-        <w:t xml:space="preserve">Aantal </w:t>
-      </w:r>
-      <w:proofErr w:type="spellStart"/>
-      <w:r>
-        <w:rPr>
-          <w:lang w:val="en-US"/>
-        </w:rPr>
-        <w:t>spelers</w:t>
-      </w:r>
-      <w:proofErr w:type="spellEnd"/>
-      <w:r>
-        <w:rPr>
-          <w:lang w:val="en-US"/>
-        </w:rPr>
-        <w:t xml:space="preserve"> extern</w:t>
+        <w:t>Aantal spelers</w:t>
       </w:r>
     </w:p>
     <w:p>
@@ -114,28 +98,14 @@
           <w:numId w:val="23"/>
         </w:numPr>
         <w:rPr>
-          <w:lang w:val="en-US"/>
+          <w:strike/>
         </w:rPr>
       </w:pPr>
       <w:r>
         <w:rPr>
-          <w:lang w:val="en-US"/>
+          <w:strike/>
         </w:rPr>
-        <w:t xml:space="preserve">Aantal </w:t>
-      </w:r>
-      <w:proofErr w:type="spellStart"/>
-      <w:r>
-        <w:rPr>
-          <w:lang w:val="en-US"/>
-        </w:rPr>
-        <w:t>spelers</w:t>
-      </w:r>
-      <w:proofErr w:type="spellEnd"/>
-      <w:r>
-        <w:rPr>
-          <w:lang w:val="en-US"/>
-        </w:rPr>
-        <w:t xml:space="preserve"> intern</w:t>
+        <w:t>Aantal spelers extern</w:t>
       </w:r>
     </w:p>
     <w:p>
@@ -146,22 +116,26 @@
           <w:numId w:val="23"/>
         </w:numPr>
         <w:rPr>
-          <w:lang w:val="en-US"/>
+          <w:strike/>
         </w:rPr>
       </w:pPr>
-      <w:proofErr w:type="spellStart"/>
       <w:r>
         <w:rPr>
-          <w:lang w:val="en-US"/>
+          <w:strike/>
         </w:rPr>
-        <w:t>Openstaande</w:t>
-      </w:r>
-      <w:proofErr w:type="spellEnd"/>
-      <w:r>
-        <w:rPr>
-          <w:lang w:val="en-US"/>
-        </w:rPr>
-        <w:t xml:space="preserve"> taken</w:t>
+        <w:t>Aantal spelers intern</w:t>
+      </w:r>
+    </w:p>
+    <w:p>
+      <w:pPr>
+        <w:pStyle w:val="Lijstalinea"/>
+        <w:numPr>
+          <w:ilvl w:val="0"/>
+          <w:numId w:val="23"/>
+        </w:numPr>
+      </w:pPr>
+      <w:r>
+        <w:t>Openstaande taken</w:t>
       </w:r>
     </w:p>
     <w:p>
@@ -172,36 +146,14 @@
           <w:numId w:val="23"/>
         </w:numPr>
         <w:rPr>
-          <w:lang w:val="en-US"/>
+          <w:strike/>
         </w:rPr>
       </w:pPr>
-      <w:proofErr w:type="spellStart"/>
       <w:r>
         <w:rPr>
-          <w:lang w:val="en-US"/>
+          <w:strike/>
         </w:rPr>
-        <w:t>Mijn</w:t>
-      </w:r>
-      <w:proofErr w:type="spellEnd"/>
-      <w:r>
-        <w:rPr>
-          <w:lang w:val="en-US"/>
-        </w:rPr>
-        <w:t xml:space="preserve"> </w:t>
-      </w:r>
-      <w:proofErr w:type="spellStart"/>
-      <w:r>
-        <w:rPr>
-          <w:lang w:val="en-US"/>
-        </w:rPr>
-        <w:t>openstaande</w:t>
-      </w:r>
-      <w:proofErr w:type="spellEnd"/>
-      <w:r>
-        <w:rPr>
-          <w:lang w:val="en-US"/>
-        </w:rPr>
-        <w:t xml:space="preserve"> taken</w:t>
+        <w:t>Mijn openstaande taken</w:t>
       </w:r>
     </w:p>
     <w:p>
@@ -212,39 +164,47 @@
           <w:numId w:val="23"/>
         </w:numPr>
         <w:rPr>
-          <w:lang w:val="en-US"/>
+          <w:strike/>
         </w:rPr>
       </w:pPr>
-      <w:proofErr w:type="spellStart"/>
       <w:r>
         <w:rPr>
-          <w:lang w:val="en-US"/>
+          <w:strike/>
         </w:rPr>
-        <w:t>Laatste</w:t>
-      </w:r>
-      <w:proofErr w:type="spellEnd"/>
-      <w:r>
-        <w:rPr>
-          <w:lang w:val="en-US"/>
-        </w:rPr>
-        <w:t xml:space="preserve"> 5 </w:t>
-      </w:r>
-      <w:proofErr w:type="spellStart"/>
-      <w:r>
-        <w:rPr>
-          <w:lang w:val="en-US"/>
-        </w:rPr>
-        <w:t>contacten</w:t>
-      </w:r>
-      <w:proofErr w:type="spellEnd"/>
-    </w:p>
-    <w:p>
-      <w:pPr>
-        <w:rPr>
-          <w:lang w:val="en-US"/>
-        </w:rPr>
-      </w:pPr>
-    </w:p>
+        <w:t>Laatste 5 contacten</w:t>
+      </w:r>
+    </w:p>
+    <w:p>
+      <w:pPr>
+        <w:pStyle w:val="Lijstalinea"/>
+        <w:numPr>
+          <w:ilvl w:val="0"/>
+          <w:numId w:val="23"/>
+        </w:numPr>
+      </w:pPr>
+      <w:r>
+        <w:t>Aflopende contracten</w:t>
+      </w:r>
+      <w:r>
+        <w:t xml:space="preserve"> --&gt; later</w:t>
+      </w:r>
+    </w:p>
+    <w:p>
+      <w:pPr>
+        <w:pStyle w:val="Lijstalinea"/>
+        <w:numPr>
+          <w:ilvl w:val="0"/>
+          <w:numId w:val="23"/>
+        </w:numPr>
+      </w:pPr>
+      <w:r>
+        <w:t>Dashboard zo mogelijk maken dat kaarten all</w:t>
+      </w:r>
+      <w:r>
+        <w:t>een getoond worden als dit onderdeel actief is.</w:t>
+      </w:r>
+    </w:p>
+    <w:p/>
     <w:p>
       <w:pPr>
         <w:pStyle w:val="Kop2"/>
@@ -252,14 +212,12 @@
           <w:lang w:val="en-US"/>
         </w:rPr>
       </w:pPr>
-      <w:proofErr w:type="spellStart"/>
       <w:r>
         <w:rPr>
           <w:lang w:val="en-US"/>
         </w:rPr>
         <w:t>Spelers</w:t>
       </w:r>
-      <w:proofErr w:type="spellEnd"/>
     </w:p>
     <w:p>
       <w:pPr>
@@ -268,102 +226,7 @@
           <w:ilvl w:val="0"/>
           <w:numId w:val="16"/>
         </w:numPr>
-        <w:rPr>
-          <w:lang w:val="en-US"/>
-        </w:rPr>
-      </w:pPr>
-      <w:proofErr w:type="spellStart"/>
-      <w:r>
-        <w:rPr>
-          <w:lang w:val="en-US"/>
-        </w:rPr>
-        <w:t>Niveau</w:t>
-      </w:r>
-      <w:proofErr w:type="spellEnd"/>
-      <w:r>
-        <w:rPr>
-          <w:lang w:val="en-US"/>
-        </w:rPr>
-        <w:t xml:space="preserve"> filter </w:t>
-      </w:r>
-      <w:proofErr w:type="spellStart"/>
-      <w:r>
-        <w:rPr>
-          <w:lang w:val="en-US"/>
-        </w:rPr>
-        <w:t>optie</w:t>
-      </w:r>
-      <w:proofErr w:type="spellEnd"/>
-    </w:p>
-    <w:p>
-      <w:pPr>
-        <w:pStyle w:val="Lijstalinea"/>
-        <w:numPr>
-          <w:ilvl w:val="0"/>
-          <w:numId w:val="16"/>
-        </w:numPr>
-        <w:rPr>
-          <w:lang w:val="en-US"/>
-        </w:rPr>
-      </w:pPr>
-      <w:proofErr w:type="spellStart"/>
-      <w:r>
-        <w:rPr>
-          <w:lang w:val="en-US"/>
-        </w:rPr>
-        <w:t>Toevoegen</w:t>
-      </w:r>
-      <w:proofErr w:type="spellEnd"/>
-      <w:r>
-        <w:rPr>
-          <w:lang w:val="en-US"/>
-        </w:rPr>
-        <w:t xml:space="preserve"> </w:t>
-      </w:r>
-      <w:r>
-        <w:rPr>
-          <w:lang w:val="en-US"/>
-        </w:rPr>
-        <w:t>speller</w:t>
-      </w:r>
-    </w:p>
-    <w:p>
-      <w:pPr>
-        <w:pStyle w:val="Lijstalinea"/>
-        <w:numPr>
-          <w:ilvl w:val="0"/>
-          <w:numId w:val="16"/>
-        </w:numPr>
-      </w:pPr>
-      <w:r>
-        <w:t>Mogelijkheid om speler te kunnen verwijderen</w:t>
-      </w:r>
-    </w:p>
-    <w:p>
-      <w:pPr>
-        <w:pStyle w:val="Lijstalinea"/>
-        <w:numPr>
-          <w:ilvl w:val="0"/>
-          <w:numId w:val="16"/>
-        </w:numPr>
-      </w:pPr>
-      <w:r>
-        <w:t xml:space="preserve">Club SV Hillegom staat standaard ingesteld bij extern, dit moet </w:t>
-      </w:r>
-      <w:r>
-        <w:t xml:space="preserve">alleen bij intern zo zijn. Bij intern </w:t>
-      </w:r>
-      <w:r>
-        <w:t xml:space="preserve">is het veld al </w:t>
-      </w:r>
-      <w:proofErr w:type="spellStart"/>
-      <w:r>
-        <w:t>gelocked</w:t>
-      </w:r>
-      <w:proofErr w:type="spellEnd"/>
-      <w:r>
-        <w:t xml:space="preserve">, maak het lettertype daar iets minder wit (zoals elders ook al gedaan is) zodat de gebruiker beter aanvoelt dat het daar niets mee hoeft te doen. Doe dit ook bij niveau. </w:t>
-      </w:r>
+      </w:pPr>
     </w:p>
     <w:p/>
     <w:p>
@@ -382,29 +245,6 @@
           <w:numId w:val="17"/>
         </w:numPr>
       </w:pPr>
-      <w:r>
-        <w:t xml:space="preserve">Interne speler mag standaard de clubnaam als huidige club hebben. </w:t>
-      </w:r>
-    </w:p>
-    <w:p>
-      <w:pPr>
-        <w:pStyle w:val="Lijstalinea"/>
-        <w:numPr>
-          <w:ilvl w:val="0"/>
-          <w:numId w:val="17"/>
-        </w:numPr>
-      </w:pPr>
-      <w:r>
-        <w:t xml:space="preserve">Speler bewerken </w:t>
-      </w:r>
-      <w:proofErr w:type="spellStart"/>
-      <w:r>
-        <w:t>modal</w:t>
-      </w:r>
-      <w:proofErr w:type="spellEnd"/>
-      <w:r>
-        <w:t xml:space="preserve"> wordt gesloten na klikken op volgende. </w:t>
-      </w:r>
     </w:p>
     <w:p/>
     <w:p>
@@ -412,7 +252,6 @@
         <w:pStyle w:val="Kop2"/>
       </w:pPr>
       <w:r>
-        <w:lastRenderedPageBreak/>
         <w:t>Selectie</w:t>
       </w:r>
       <w:r>
@@ -443,6 +282,7 @@
         </w:numPr>
       </w:pPr>
       <w:r>
+        <w:lastRenderedPageBreak/>
         <w:t>Voetbalveld iets breder maken</w:t>
       </w:r>
       <w:r>
@@ -462,53 +302,18 @@
           <w:ilvl w:val="0"/>
           <w:numId w:val="20"/>
         </w:numPr>
-        <w:rPr>
-          <w:strike/>
-        </w:rPr>
-      </w:pPr>
-      <w:r>
-        <w:rPr>
-          <w:strike/>
-        </w:rPr>
-        <w:t>Analyse</w:t>
-      </w:r>
-      <w:r>
-        <w:rPr>
-          <w:strike/>
-        </w:rPr>
-        <w:t xml:space="preserve"> </w:t>
-      </w:r>
-      <w:proofErr w:type="spellStart"/>
-      <w:r>
-        <w:rPr>
-          <w:strike/>
-        </w:rPr>
-        <w:t>modal</w:t>
-      </w:r>
-      <w:proofErr w:type="spellEnd"/>
-      <w:r>
-        <w:rPr>
-          <w:strike/>
-        </w:rPr>
-        <w:t xml:space="preserve"> </w:t>
-      </w:r>
-      <w:r>
-        <w:rPr>
-          <w:strike/>
-        </w:rPr>
-        <w:t xml:space="preserve">maken </w:t>
-      </w:r>
-      <w:r>
-        <w:rPr>
-          <w:strike/>
-        </w:rPr>
-        <w:t>en activeren door knop?</w:t>
-      </w:r>
-      <w:r>
-        <w:rPr>
-          <w:strike/>
-        </w:rPr>
-        <w:t xml:space="preserve"> </w:t>
+      </w:pPr>
+      <w:r>
+        <w:t xml:space="preserve">Instellingen </w:t>
+      </w:r>
+      <w:r>
+        <w:t xml:space="preserve">en anaylyse </w:t>
+      </w:r>
+      <w:r>
+        <w:t>modal groter maken</w:t>
+      </w:r>
+      <w:r>
+        <w:t xml:space="preserve"> voor meer ruimte.</w:t>
       </w:r>
     </w:p>
     <w:p>
@@ -520,21 +325,20 @@
         </w:numPr>
       </w:pPr>
       <w:r>
-        <w:t xml:space="preserve">Instellingen </w:t>
-      </w:r>
-      <w:proofErr w:type="spellStart"/>
-      <w:r>
-        <w:t>modal</w:t>
-      </w:r>
-      <w:proofErr w:type="spellEnd"/>
-      <w:r>
-        <w:t xml:space="preserve"> maken</w:t>
-      </w:r>
-      <w:r>
-        <w:t xml:space="preserve"> waar je kunt vastleggen welke teams je wilt vastleggen, welke opstellingen je wilt, max leeftijd</w:t>
-      </w:r>
-      <w:r>
-        <w:t>.</w:t>
+        <w:t>Opslaan van opstellingen in database per elftal en per seizoen, zodat dit niet telkens door de gebruiker gedaan hoeft te worden. Is het dan handig om dit per gebruiker te doen of standaard voor de hele club? Dat laatste is misschien onhandig voor als gebruikers opstellingen anders zien.</w:t>
+      </w:r>
+    </w:p>
+    <w:p/>
+    <w:p/>
+    <w:p>
+      <w:pPr>
+        <w:pStyle w:val="Kop2"/>
+      </w:pPr>
+      <w:r>
+        <w:t>Nieuw contactmoment</w:t>
+      </w:r>
+      <w:r>
+        <w:t>/taak</w:t>
       </w:r>
     </w:p>
     <w:p>
@@ -542,105 +346,9 @@
         <w:pStyle w:val="Lijstalinea"/>
         <w:numPr>
           <w:ilvl w:val="0"/>
-          <w:numId w:val="20"/>
+          <w:numId w:val="25"/>
         </w:numPr>
       </w:pPr>
-      <w:r>
-        <w:t xml:space="preserve">Instellingen </w:t>
-      </w:r>
-      <w:proofErr w:type="spellStart"/>
-      <w:r>
-        <w:t>modal</w:t>
-      </w:r>
-      <w:proofErr w:type="spellEnd"/>
-      <w:r>
-        <w:t xml:space="preserve"> groter maken</w:t>
-      </w:r>
-      <w:r>
-        <w:t xml:space="preserve"> zodat alles netjes past</w:t>
-      </w:r>
-      <w:r>
-        <w:t xml:space="preserve"> en titel knop aanpassen naar instellingen.</w:t>
-      </w:r>
-    </w:p>
-    <w:p>
-      <w:pPr>
-        <w:pStyle w:val="Lijstalinea"/>
-        <w:numPr>
-          <w:ilvl w:val="0"/>
-          <w:numId w:val="20"/>
-        </w:numPr>
-      </w:pPr>
-      <w:proofErr w:type="spellStart"/>
-      <w:r>
-        <w:t>Toggle</w:t>
-      </w:r>
-      <w:proofErr w:type="spellEnd"/>
-      <w:r>
-        <w:t xml:space="preserve"> extern/intern hergebruiken van de component die we gemaakt hebben.</w:t>
-      </w:r>
-      <w:r>
-        <w:t xml:space="preserve"> Standaard intern aangeklikt. </w:t>
-      </w:r>
-    </w:p>
-    <w:p/>
-    <w:p>
-      <w:pPr>
-        <w:pStyle w:val="Kop2"/>
-      </w:pPr>
-      <w:r>
-        <w:t>Bewerk</w:t>
-      </w:r>
-      <w:r>
-        <w:t>/nieuwe</w:t>
-      </w:r>
-      <w:r>
-        <w:t xml:space="preserve"> speler</w:t>
-      </w:r>
-    </w:p>
-    <w:p>
-      <w:pPr>
-        <w:pStyle w:val="Lijstalinea"/>
-        <w:numPr>
-          <w:ilvl w:val="0"/>
-          <w:numId w:val="19"/>
-        </w:numPr>
-      </w:pPr>
-      <w:r>
-        <w:t>Bij extern ook top speler (of top prioriteit) toevoegen?</w:t>
-      </w:r>
-    </w:p>
-    <w:p>
-      <w:pPr>
-        <w:pStyle w:val="Lijstalinea"/>
-        <w:numPr>
-          <w:ilvl w:val="0"/>
-          <w:numId w:val="19"/>
-        </w:numPr>
-      </w:pPr>
-      <w:r>
-        <w:t xml:space="preserve">Inputvelden voor bij club en contract tot als seizoenen maken </w:t>
-      </w:r>
-      <w:proofErr w:type="spellStart"/>
-      <w:r>
-        <w:t>ipv</w:t>
-      </w:r>
-      <w:proofErr w:type="spellEnd"/>
-      <w:r>
-        <w:t xml:space="preserve"> datumveld</w:t>
-      </w:r>
-    </w:p>
-    <w:p/>
-    <w:p>
-      <w:pPr>
-        <w:pStyle w:val="Kop2"/>
-      </w:pPr>
-      <w:r>
-        <w:t>Nieuw contactmoment</w:t>
-      </w:r>
-      <w:r>
-        <w:t>/taak</w:t>
-      </w:r>
     </w:p>
     <w:p/>
     <w:p>
@@ -723,15 +431,7 @@
         <w:t xml:space="preserve">Flow achter </w:t>
       </w:r>
       <w:r>
-        <w:t xml:space="preserve">gebruiker uitnodigen (e-mails versturen </w:t>
-      </w:r>
-      <w:proofErr w:type="spellStart"/>
-      <w:r>
-        <w:t>etc</w:t>
-      </w:r>
-      <w:proofErr w:type="spellEnd"/>
-      <w:r>
-        <w:t>).</w:t>
+        <w:t>gebruiker uitnodigen (e-mails versturen etc).</w:t>
       </w:r>
     </w:p>
     <w:p>
@@ -784,29 +484,26 @@
       <w:pPr>
         <w:pStyle w:val="Kop2"/>
       </w:pPr>
-      <w:proofErr w:type="spellStart"/>
-      <w:r>
-        <w:lastRenderedPageBreak/>
+      <w:r>
         <w:t>Superadmin</w:t>
       </w:r>
-      <w:proofErr w:type="spellEnd"/>
     </w:p>
     <w:p>
       <w:pPr>
         <w:pStyle w:val="Lijstalinea"/>
         <w:numPr>
           <w:ilvl w:val="0"/>
-          <w:numId w:val="21"/>
+          <w:numId w:val="27"/>
         </w:numPr>
       </w:pPr>
-      <w:r>
-        <w:t xml:space="preserve">Betaalmethoden </w:t>
-      </w:r>
-      <w:r>
-        <w:t xml:space="preserve">kunnen </w:t>
-      </w:r>
-      <w:r>
-        <w:t>inzien</w:t>
+    </w:p>
+    <w:p/>
+    <w:p>
+      <w:pPr>
+        <w:pStyle w:val="Kop2"/>
+      </w:pPr>
+      <w:r>
+        <w:t>Clubprofiel</w:t>
       </w:r>
     </w:p>
     <w:p>
@@ -814,43 +511,22 @@
         <w:pStyle w:val="Lijstalinea"/>
         <w:numPr>
           <w:ilvl w:val="0"/>
-          <w:numId w:val="21"/>
+          <w:numId w:val="26"/>
         </w:numPr>
       </w:pPr>
       <w:r>
-        <w:t>Inkomsten kunnen inzien</w:t>
-      </w:r>
-    </w:p>
-    <w:p>
-      <w:pPr>
-        <w:pStyle w:val="Lijstalinea"/>
-        <w:numPr>
-          <w:ilvl w:val="0"/>
-          <w:numId w:val="21"/>
-        </w:numPr>
-      </w:pPr>
-      <w:r>
-        <w:t xml:space="preserve">Pagina super </w:t>
-      </w:r>
-      <w:proofErr w:type="spellStart"/>
-      <w:r>
-        <w:t>admin</w:t>
-      </w:r>
-      <w:proofErr w:type="spellEnd"/>
-      <w:r>
-        <w:t xml:space="preserve"> standaard in oranje kleu</w:t>
-      </w:r>
-      <w:r>
-        <w:t>r? En de club die geselecteerd is oranje?</w:t>
-      </w:r>
-    </w:p>
-    <w:p/>
-    <w:p/>
+        <w:t>Tabjes definitief doorlopen op inhoud, opmaak</w:t>
+      </w:r>
+      <w:r>
+        <w:t xml:space="preserve"> en functies.</w:t>
+      </w:r>
+    </w:p>
     <w:p>
       <w:pPr>
         <w:pStyle w:val="Kop1"/>
       </w:pPr>
       <w:r>
+        <w:lastRenderedPageBreak/>
         <w:t>Post MVP</w:t>
       </w:r>
     </w:p>
@@ -895,15 +571,7 @@
         </w:numPr>
       </w:pPr>
       <w:r>
-        <w:t xml:space="preserve">Radar </w:t>
-      </w:r>
-      <w:proofErr w:type="spellStart"/>
-      <w:r>
-        <w:t>chart</w:t>
-      </w:r>
-      <w:proofErr w:type="spellEnd"/>
-      <w:r>
-        <w:t xml:space="preserve"> ook zichtbaar maken bij pop-up als je op naam speler gaat staan</w:t>
+        <w:t>Radar chart ook zichtbaar maken bij pop-up als je op naam speler gaat staan</w:t>
       </w:r>
     </w:p>
     <w:p>
@@ -915,15 +583,7 @@
         </w:numPr>
       </w:pPr>
       <w:r>
-        <w:t xml:space="preserve">Kleuren voor processtappen </w:t>
-      </w:r>
-      <w:proofErr w:type="spellStart"/>
-      <w:r>
-        <w:t>etc</w:t>
-      </w:r>
-      <w:proofErr w:type="spellEnd"/>
-      <w:r>
-        <w:t>?</w:t>
+        <w:t>Kleuren voor processtappen etc?</w:t>
       </w:r>
     </w:p>
     <w:p/>
@@ -943,19 +603,9 @@
           <w:numId w:val="12"/>
         </w:numPr>
       </w:pPr>
-      <w:proofErr w:type="spellStart"/>
-      <w:r>
-        <w:t>Two</w:t>
-      </w:r>
-      <w:proofErr w:type="spellEnd"/>
-      <w:r>
-        <w:t xml:space="preserve">-Factor </w:t>
-      </w:r>
-      <w:proofErr w:type="spellStart"/>
-      <w:r>
-        <w:t>authentication</w:t>
-      </w:r>
-      <w:proofErr w:type="spellEnd"/>
+      <w:r>
+        <w:t>Two-Factor authentication</w:t>
+      </w:r>
     </w:p>
     <w:p>
       <w:pPr>
@@ -966,15 +616,7 @@
         </w:numPr>
       </w:pPr>
       <w:r>
-        <w:t xml:space="preserve">Demo omgeving van </w:t>
-      </w:r>
-      <w:proofErr w:type="spellStart"/>
-      <w:r>
-        <w:t>football</w:t>
-      </w:r>
-      <w:proofErr w:type="spellEnd"/>
-      <w:r>
-        <w:t>-scouting-platform zelf</w:t>
+        <w:t>Demo omgeving van football-scouting-platform zelf</w:t>
       </w:r>
       <w:r>
         <w:t xml:space="preserve"> om potentiële gebruikers inzicht te geven in</w:t>
@@ -988,13 +630,8 @@
           <w:numId w:val="12"/>
         </w:numPr>
       </w:pPr>
-      <w:proofErr w:type="spellStart"/>
-      <w:r>
-        <w:t>SuperAdmin</w:t>
-      </w:r>
-      <w:proofErr w:type="spellEnd"/>
-      <w:r>
-        <w:t xml:space="preserve"> user aanmaken die in alle afzonderlijke omgevingen </w:t>
+      <w:r>
+        <w:t xml:space="preserve">SuperAdmin user aanmaken die in alle afzonderlijke omgevingen </w:t>
       </w:r>
       <w:r>
         <w:t xml:space="preserve">van de clubs </w:t>
@@ -1016,29 +653,8 @@
         <w:t>Pi</w:t>
       </w:r>
       <w:r>
-        <w:t xml:space="preserve">pelines van </w:t>
-      </w:r>
-      <w:proofErr w:type="spellStart"/>
-      <w:r>
-        <w:t>dev</w:t>
-      </w:r>
-      <w:proofErr w:type="spellEnd"/>
-      <w:r>
-        <w:t xml:space="preserve"> naar </w:t>
-      </w:r>
-      <w:proofErr w:type="spellStart"/>
-      <w:r>
-        <w:t>acc</w:t>
-      </w:r>
-      <w:proofErr w:type="spellEnd"/>
-      <w:r>
-        <w:t xml:space="preserve"> naar </w:t>
-      </w:r>
-      <w:proofErr w:type="spellStart"/>
-      <w:r>
-        <w:t>prod</w:t>
-      </w:r>
-      <w:proofErr w:type="spellEnd"/>
+        <w:t>pelines van dev naar acc naar prod</w:t>
+      </w:r>
     </w:p>
     <w:p>
       <w:pPr>
@@ -1060,21 +676,8 @@
           <w:numId w:val="14"/>
         </w:numPr>
       </w:pPr>
-      <w:proofErr w:type="spellStart"/>
-      <w:r>
-        <w:t>Skeleton</w:t>
-      </w:r>
-      <w:proofErr w:type="spellEnd"/>
-      <w:r>
-        <w:t xml:space="preserve"> </w:t>
-      </w:r>
-      <w:proofErr w:type="spellStart"/>
-      <w:r>
-        <w:t>screens</w:t>
-      </w:r>
-      <w:proofErr w:type="spellEnd"/>
-      <w:r>
-        <w:t xml:space="preserve"> maken</w:t>
+      <w:r>
+        <w:t>Skeleton screens maken</w:t>
       </w:r>
     </w:p>
     <w:p>
@@ -1086,254 +689,10 @@
         </w:numPr>
       </w:pPr>
       <w:r>
-        <w:t xml:space="preserve">Audit </w:t>
-      </w:r>
-      <w:proofErr w:type="spellStart"/>
-      <w:r>
-        <w:t>trails</w:t>
-      </w:r>
-      <w:proofErr w:type="spellEnd"/>
-      <w:r>
-        <w:t xml:space="preserve"> en </w:t>
-      </w:r>
-      <w:proofErr w:type="spellStart"/>
-      <w:r>
-        <w:t>logging</w:t>
-      </w:r>
-      <w:proofErr w:type="spellEnd"/>
-      <w:r>
-        <w:t xml:space="preserve"> zodat we dingen kunnen terugdraaien</w:t>
+        <w:t>Audit trails en logging zodat we dingen kunnen terugdraaien</w:t>
       </w:r>
     </w:p>
     <w:p/>
-    <w:p/>
-    <w:p/>
-    <w:p/>
-    <w:p/>
-    <w:p/>
-    <w:p/>
-    <w:p>
-      <w:r>
-        <w:lastRenderedPageBreak/>
-        <w:t>In chronologische volgorde:</w:t>
-      </w:r>
-    </w:p>
-    <w:p>
-      <w:pPr>
-        <w:pStyle w:val="Lijstalinea"/>
-        <w:numPr>
-          <w:ilvl w:val="0"/>
-          <w:numId w:val="15"/>
-        </w:numPr>
-      </w:pPr>
-      <w:r>
-        <w:t>1</w:t>
-      </w:r>
-      <w:r>
-        <w:t>6 maart kan ik helaas niet vrij</w:t>
-      </w:r>
-      <w:r>
-        <w:t xml:space="preserve"> </w:t>
-      </w:r>
-      <w:r>
-        <w:t>nemen</w:t>
-      </w:r>
-      <w:r>
-        <w:t xml:space="preserve"> </w:t>
-      </w:r>
-      <w:proofErr w:type="spellStart"/>
-      <w:r>
-        <w:t>ivm</w:t>
-      </w:r>
-      <w:proofErr w:type="spellEnd"/>
-      <w:r>
-        <w:t xml:space="preserve"> vakantie Daní</w:t>
-      </w:r>
-      <w:r>
-        <w:t xml:space="preserve"> --&gt; 30 maart wel?</w:t>
-      </w:r>
-    </w:p>
-    <w:p>
-      <w:pPr>
-        <w:pStyle w:val="Lijstalinea"/>
-        <w:numPr>
-          <w:ilvl w:val="0"/>
-          <w:numId w:val="15"/>
-        </w:numPr>
-      </w:pPr>
-      <w:r>
-        <w:t xml:space="preserve">3 april </w:t>
-      </w:r>
-      <w:r>
-        <w:t xml:space="preserve">dagje </w:t>
-      </w:r>
-      <w:r>
-        <w:t>weg met gezin</w:t>
-      </w:r>
-      <w:r>
-        <w:t xml:space="preserve"> </w:t>
-      </w:r>
-      <w:r>
-        <w:t>--&gt; is een vrije dag dus kan</w:t>
-      </w:r>
-    </w:p>
-    <w:p>
-      <w:pPr>
-        <w:pStyle w:val="Lijstalinea"/>
-        <w:numPr>
-          <w:ilvl w:val="0"/>
-          <w:numId w:val="15"/>
-        </w:numPr>
-      </w:pPr>
-      <w:r>
-        <w:t>22 april twee nachtjes weg</w:t>
-      </w:r>
-      <w:r>
-        <w:t xml:space="preserve"> </w:t>
-      </w:r>
-      <w:r>
-        <w:t xml:space="preserve">--&gt; even checken bij Daní </w:t>
-      </w:r>
-      <w:proofErr w:type="spellStart"/>
-      <w:r>
-        <w:t>ivm</w:t>
-      </w:r>
-      <w:proofErr w:type="spellEnd"/>
-      <w:r>
-        <w:t xml:space="preserve"> vakantie Cain (moest vast goedkomen)</w:t>
-      </w:r>
-    </w:p>
-    <w:p>
-      <w:pPr>
-        <w:pStyle w:val="Lijstalinea"/>
-        <w:numPr>
-          <w:ilvl w:val="0"/>
-          <w:numId w:val="15"/>
-        </w:numPr>
-      </w:pPr>
-      <w:r>
-        <w:t xml:space="preserve">1 mei </w:t>
-      </w:r>
-      <w:proofErr w:type="spellStart"/>
-      <w:r>
-        <w:t>kids</w:t>
-      </w:r>
-      <w:proofErr w:type="spellEnd"/>
-      <w:r>
-        <w:t xml:space="preserve"> bij je ouders slapen</w:t>
-      </w:r>
-      <w:r>
-        <w:t xml:space="preserve"> --&gt; top</w:t>
-      </w:r>
-    </w:p>
-    <w:p>
-      <w:pPr>
-        <w:pStyle w:val="Lijstalinea"/>
-        <w:numPr>
-          <w:ilvl w:val="0"/>
-          <w:numId w:val="15"/>
-        </w:numPr>
-      </w:pPr>
-      <w:r>
-        <w:rPr>
-          <w:lang w:val="de-DE"/>
-        </w:rPr>
-        <w:t xml:space="preserve">7 t/m 9 </w:t>
-      </w:r>
-      <w:proofErr w:type="spellStart"/>
-      <w:r>
-        <w:rPr>
-          <w:lang w:val="de-DE"/>
-        </w:rPr>
-        <w:t>mei</w:t>
-      </w:r>
-      <w:proofErr w:type="spellEnd"/>
-      <w:r>
-        <w:rPr>
-          <w:lang w:val="de-DE"/>
-        </w:rPr>
-        <w:t xml:space="preserve"> weg --&gt; </w:t>
-      </w:r>
-      <w:r>
-        <w:rPr>
-          <w:lang w:val="de-DE"/>
-        </w:rPr>
-        <w:t xml:space="preserve">8 t/m 9 </w:t>
-      </w:r>
-      <w:proofErr w:type="spellStart"/>
-      <w:r>
-        <w:rPr>
-          <w:lang w:val="de-DE"/>
-        </w:rPr>
-        <w:t>doen</w:t>
-      </w:r>
-      <w:proofErr w:type="spellEnd"/>
-      <w:r>
-        <w:rPr>
-          <w:lang w:val="de-DE"/>
-        </w:rPr>
-        <w:t>?</w:t>
-      </w:r>
-      <w:r>
-        <w:rPr>
-          <w:lang w:val="de-DE"/>
-        </w:rPr>
-        <w:t xml:space="preserve"> </w:t>
-      </w:r>
-      <w:r>
-        <w:t>Z</w:t>
-      </w:r>
-      <w:r>
-        <w:t xml:space="preserve">al wel druk/duur zijn </w:t>
-      </w:r>
-      <w:proofErr w:type="spellStart"/>
-      <w:r>
-        <w:t>ivm</w:t>
-      </w:r>
-      <w:proofErr w:type="spellEnd"/>
-      <w:r>
-        <w:t xml:space="preserve"> vakantie</w:t>
-      </w:r>
-      <w:r>
-        <w:t xml:space="preserve"> en kan ik nog trainen</w:t>
-      </w:r>
-    </w:p>
-    <w:p>
-      <w:pPr>
-        <w:pStyle w:val="Lijstalinea"/>
-        <w:numPr>
-          <w:ilvl w:val="0"/>
-          <w:numId w:val="15"/>
-        </w:numPr>
-      </w:pPr>
-      <w:r>
-        <w:t xml:space="preserve">30 mei samen nachtje weg --&gt; </w:t>
-      </w:r>
-      <w:r>
-        <w:t xml:space="preserve">mogelijk spelen we dan nog nacompetitie </w:t>
-      </w:r>
-      <w:r>
-        <w:t>en ben dan net terug van Ierland, vrijdag 10 april doen?</w:t>
-      </w:r>
-    </w:p>
-    <w:p>
-      <w:pPr>
-        <w:pStyle w:val="Lijstalinea"/>
-        <w:numPr>
-          <w:ilvl w:val="0"/>
-          <w:numId w:val="15"/>
-        </w:numPr>
-      </w:pPr>
-      <w:r>
-        <w:t>Augustus weekend weg</w:t>
-      </w:r>
-      <w:r>
-        <w:t xml:space="preserve"> --&gt; leuk idee</w:t>
-      </w:r>
-      <w:r>
-        <w:t>!</w:t>
-      </w:r>
-    </w:p>
     <w:sectPr>
       <w:headerReference w:type="default" r:id="rId11"/>
       <w:footerReference w:type="default" r:id="rId12"/>
@@ -1561,7 +920,7 @@
         <v:path o:extrusionok="f" gradientshapeok="t" o:connecttype="rect"/>
         <o:lock v:ext="edit" aspectratio="t"/>
       </v:shapetype>
-      <v:shape id="_x0000_i1025" type="#_x0000_t75" style="width:138.5pt;height:85.5pt" o:bullet="t">
+      <v:shape id="_x0000_i1025" type="#_x0000_t75" style="width:138.75pt;height:85.5pt" o:bullet="t">
         <v:imagedata r:id="rId1" o:title="Bloei symbool horizontaal"/>
       </v:shape>
     </w:pict>
@@ -1970,6 +1329,92 @@
     </w:lvl>
   </w:abstractNum>
   <w:abstractNum w:abstractNumId="4" w15:restartNumberingAfterBreak="0">
+    <w:nsid w:val="14292818"/>
+    <w:multiLevelType w:val="hybridMultilevel"/>
+    <w:tmpl w:val="C56EC94E"/>
+    <w:lvl w:ilvl="0" w:tplc="0413000F">
+      <w:start w:val="1"/>
+      <w:numFmt w:val="decimal"/>
+      <w:lvlText w:val="%1."/>
+      <w:lvlJc w:val="left"/>
+      <w:pPr>
+        <w:ind w:left="720" w:hanging="360"/>
+      </w:pPr>
+    </w:lvl>
+    <w:lvl w:ilvl="1" w:tplc="04130019" w:tentative="1">
+      <w:start w:val="1"/>
+      <w:numFmt w:val="lowerLetter"/>
+      <w:lvlText w:val="%2."/>
+      <w:lvlJc w:val="left"/>
+      <w:pPr>
+        <w:ind w:left="1440" w:hanging="360"/>
+      </w:pPr>
+    </w:lvl>
+    <w:lvl w:ilvl="2" w:tplc="0413001B" w:tentative="1">
+      <w:start w:val="1"/>
+      <w:numFmt w:val="lowerRoman"/>
+      <w:lvlText w:val="%3."/>
+      <w:lvlJc w:val="right"/>
+      <w:pPr>
+        <w:ind w:left="2160" w:hanging="180"/>
+      </w:pPr>
+    </w:lvl>
+    <w:lvl w:ilvl="3" w:tplc="0413000F" w:tentative="1">
+      <w:start w:val="1"/>
+      <w:numFmt w:val="decimal"/>
+      <w:lvlText w:val="%4."/>
+      <w:lvlJc w:val="left"/>
+      <w:pPr>
+        <w:ind w:left="2880" w:hanging="360"/>
+      </w:pPr>
+    </w:lvl>
+    <w:lvl w:ilvl="4" w:tplc="04130019" w:tentative="1">
+      <w:start w:val="1"/>
+      <w:numFmt w:val="lowerLetter"/>
+      <w:lvlText w:val="%5."/>
+      <w:lvlJc w:val="left"/>
+      <w:pPr>
+        <w:ind w:left="3600" w:hanging="360"/>
+      </w:pPr>
+    </w:lvl>
+    <w:lvl w:ilvl="5" w:tplc="0413001B" w:tentative="1">
+      <w:start w:val="1"/>
+      <w:numFmt w:val="lowerRoman"/>
+      <w:lvlText w:val="%6."/>
+      <w:lvlJc w:val="right"/>
+      <w:pPr>
+        <w:ind w:left="4320" w:hanging="180"/>
+      </w:pPr>
+    </w:lvl>
+    <w:lvl w:ilvl="6" w:tplc="0413000F" w:tentative="1">
+      <w:start w:val="1"/>
+      <w:numFmt w:val="decimal"/>
+      <w:lvlText w:val="%7."/>
+      <w:lvlJc w:val="left"/>
+      <w:pPr>
+        <w:ind w:left="5040" w:hanging="360"/>
+      </w:pPr>
+    </w:lvl>
+    <w:lvl w:ilvl="7" w:tplc="04130019" w:tentative="1">
+      <w:start w:val="1"/>
+      <w:numFmt w:val="lowerLetter"/>
+      <w:lvlText w:val="%8."/>
+      <w:lvlJc w:val="left"/>
+      <w:pPr>
+        <w:ind w:left="5760" w:hanging="360"/>
+      </w:pPr>
+    </w:lvl>
+    <w:lvl w:ilvl="8" w:tplc="0413001B" w:tentative="1">
+      <w:start w:val="1"/>
+      <w:numFmt w:val="lowerRoman"/>
+      <w:lvlText w:val="%9."/>
+      <w:lvlJc w:val="right"/>
+      <w:pPr>
+        <w:ind w:left="6480" w:hanging="180"/>
+      </w:pPr>
+    </w:lvl>
+  </w:abstractNum>
+  <w:abstractNum w:abstractNumId="5" w15:restartNumberingAfterBreak="0">
     <w:nsid w:val="15080A45"/>
     <w:multiLevelType w:val="hybridMultilevel"/>
     <w:tmpl w:val="3DE0443A"/>
@@ -2055,7 +1500,7 @@
       </w:pPr>
     </w:lvl>
   </w:abstractNum>
-  <w:abstractNum w:abstractNumId="5" w15:restartNumberingAfterBreak="0">
+  <w:abstractNum w:abstractNumId="6" w15:restartNumberingAfterBreak="0">
     <w:nsid w:val="18791660"/>
     <w:multiLevelType w:val="hybridMultilevel"/>
     <w:tmpl w:val="ACE8ACA2"/>
@@ -2171,7 +1616,7 @@
       </w:rPr>
     </w:lvl>
   </w:abstractNum>
-  <w:abstractNum w:abstractNumId="6" w15:restartNumberingAfterBreak="0">
+  <w:abstractNum w:abstractNumId="7" w15:restartNumberingAfterBreak="0">
     <w:nsid w:val="1DA213E9"/>
     <w:multiLevelType w:val="hybridMultilevel"/>
     <w:tmpl w:val="D21C2E02"/>
@@ -2260,7 +1705,7 @@
       </w:pPr>
     </w:lvl>
   </w:abstractNum>
-  <w:abstractNum w:abstractNumId="7" w15:restartNumberingAfterBreak="0">
+  <w:abstractNum w:abstractNumId="8" w15:restartNumberingAfterBreak="0">
     <w:nsid w:val="28EA6199"/>
     <w:multiLevelType w:val="hybridMultilevel"/>
     <w:tmpl w:val="D38AFB20"/>
@@ -2346,7 +1791,7 @@
       </w:pPr>
     </w:lvl>
   </w:abstractNum>
-  <w:abstractNum w:abstractNumId="8" w15:restartNumberingAfterBreak="0">
+  <w:abstractNum w:abstractNumId="9" w15:restartNumberingAfterBreak="0">
     <w:nsid w:val="2DAF5D2A"/>
     <w:multiLevelType w:val="hybridMultilevel"/>
     <w:tmpl w:val="78E0A14E"/>
@@ -2435,7 +1880,7 @@
       </w:pPr>
     </w:lvl>
   </w:abstractNum>
-  <w:abstractNum w:abstractNumId="9" w15:restartNumberingAfterBreak="0">
+  <w:abstractNum w:abstractNumId="10" w15:restartNumberingAfterBreak="0">
     <w:nsid w:val="2EBB0782"/>
     <w:multiLevelType w:val="hybridMultilevel"/>
     <w:tmpl w:val="4984AABE"/>
@@ -2521,7 +1966,7 @@
       </w:pPr>
     </w:lvl>
   </w:abstractNum>
-  <w:abstractNum w:abstractNumId="10" w15:restartNumberingAfterBreak="0">
+  <w:abstractNum w:abstractNumId="11" w15:restartNumberingAfterBreak="0">
     <w:nsid w:val="32262894"/>
     <w:multiLevelType w:val="hybridMultilevel"/>
     <w:tmpl w:val="E1704A54"/>
@@ -2634,7 +2079,7 @@
       </w:rPr>
     </w:lvl>
   </w:abstractNum>
-  <w:abstractNum w:abstractNumId="11" w15:restartNumberingAfterBreak="0">
+  <w:abstractNum w:abstractNumId="12" w15:restartNumberingAfterBreak="0">
     <w:nsid w:val="33601CB7"/>
     <w:multiLevelType w:val="hybridMultilevel"/>
     <w:tmpl w:val="A9F21C24"/>
@@ -2720,7 +2165,7 @@
       </w:pPr>
     </w:lvl>
   </w:abstractNum>
-  <w:abstractNum w:abstractNumId="12" w15:restartNumberingAfterBreak="0">
+  <w:abstractNum w:abstractNumId="13" w15:restartNumberingAfterBreak="0">
     <w:nsid w:val="35891323"/>
     <w:multiLevelType w:val="hybridMultilevel"/>
     <w:tmpl w:val="9BFEE4DE"/>
@@ -2806,7 +2251,7 @@
       </w:pPr>
     </w:lvl>
   </w:abstractNum>
-  <w:abstractNum w:abstractNumId="13" w15:restartNumberingAfterBreak="0">
+  <w:abstractNum w:abstractNumId="14" w15:restartNumberingAfterBreak="0">
     <w:nsid w:val="37642C8F"/>
     <w:multiLevelType w:val="hybridMultilevel"/>
     <w:tmpl w:val="6B82B0D4"/>
@@ -2892,7 +2337,7 @@
       </w:pPr>
     </w:lvl>
   </w:abstractNum>
-  <w:abstractNum w:abstractNumId="14" w15:restartNumberingAfterBreak="0">
+  <w:abstractNum w:abstractNumId="15" w15:restartNumberingAfterBreak="0">
     <w:nsid w:val="3FF556F9"/>
     <w:multiLevelType w:val="hybridMultilevel"/>
     <w:tmpl w:val="A008DA8C"/>
@@ -2978,7 +2423,7 @@
       </w:pPr>
     </w:lvl>
   </w:abstractNum>
-  <w:abstractNum w:abstractNumId="15" w15:restartNumberingAfterBreak="0">
+  <w:abstractNum w:abstractNumId="16" w15:restartNumberingAfterBreak="0">
     <w:nsid w:val="403275E7"/>
     <w:multiLevelType w:val="hybridMultilevel"/>
     <w:tmpl w:val="D5E8A2A0"/>
@@ -3067,7 +2512,7 @@
       </w:pPr>
     </w:lvl>
   </w:abstractNum>
-  <w:abstractNum w:abstractNumId="16" w15:restartNumberingAfterBreak="0">
+  <w:abstractNum w:abstractNumId="17" w15:restartNumberingAfterBreak="0">
     <w:nsid w:val="52804473"/>
     <w:multiLevelType w:val="hybridMultilevel"/>
     <w:tmpl w:val="FAECCAFE"/>
@@ -3153,7 +2598,7 @@
       </w:pPr>
     </w:lvl>
   </w:abstractNum>
-  <w:abstractNum w:abstractNumId="17" w15:restartNumberingAfterBreak="0">
+  <w:abstractNum w:abstractNumId="18" w15:restartNumberingAfterBreak="0">
     <w:nsid w:val="54DB2E25"/>
     <w:multiLevelType w:val="hybridMultilevel"/>
     <w:tmpl w:val="CC9C1A6A"/>
@@ -3242,7 +2687,7 @@
       </w:pPr>
     </w:lvl>
   </w:abstractNum>
-  <w:abstractNum w:abstractNumId="18" w15:restartNumberingAfterBreak="0">
+  <w:abstractNum w:abstractNumId="19" w15:restartNumberingAfterBreak="0">
     <w:nsid w:val="55F31195"/>
     <w:multiLevelType w:val="hybridMultilevel"/>
     <w:tmpl w:val="FAECCAFE"/>
@@ -3328,7 +2773,7 @@
       </w:pPr>
     </w:lvl>
   </w:abstractNum>
-  <w:abstractNum w:abstractNumId="19" w15:restartNumberingAfterBreak="0">
+  <w:abstractNum w:abstractNumId="20" w15:restartNumberingAfterBreak="0">
     <w:nsid w:val="5C6E4174"/>
     <w:multiLevelType w:val="hybridMultilevel"/>
     <w:tmpl w:val="CDDE5098"/>
@@ -3417,7 +2862,7 @@
       </w:pPr>
     </w:lvl>
   </w:abstractNum>
-  <w:abstractNum w:abstractNumId="20" w15:restartNumberingAfterBreak="0">
+  <w:abstractNum w:abstractNumId="21" w15:restartNumberingAfterBreak="0">
     <w:nsid w:val="67A445E7"/>
     <w:multiLevelType w:val="hybridMultilevel"/>
     <w:tmpl w:val="D5E8A2A0"/>
@@ -3506,7 +2951,7 @@
       </w:pPr>
     </w:lvl>
   </w:abstractNum>
-  <w:abstractNum w:abstractNumId="21" w15:restartNumberingAfterBreak="0">
+  <w:abstractNum w:abstractNumId="22" w15:restartNumberingAfterBreak="0">
     <w:nsid w:val="77EA28BC"/>
     <w:multiLevelType w:val="hybridMultilevel"/>
     <w:tmpl w:val="81786030"/>
@@ -3595,7 +3040,265 @@
       </w:pPr>
     </w:lvl>
   </w:abstractNum>
-  <w:abstractNum w:abstractNumId="22" w15:restartNumberingAfterBreak="0">
+  <w:abstractNum w:abstractNumId="23" w15:restartNumberingAfterBreak="0">
+    <w:nsid w:val="7AAD09D2"/>
+    <w:multiLevelType w:val="hybridMultilevel"/>
+    <w:tmpl w:val="F3F6DDFA"/>
+    <w:lvl w:ilvl="0" w:tplc="0413000F">
+      <w:start w:val="1"/>
+      <w:numFmt w:val="decimal"/>
+      <w:lvlText w:val="%1."/>
+      <w:lvlJc w:val="left"/>
+      <w:pPr>
+        <w:ind w:left="720" w:hanging="360"/>
+      </w:pPr>
+    </w:lvl>
+    <w:lvl w:ilvl="1" w:tplc="04130019" w:tentative="1">
+      <w:start w:val="1"/>
+      <w:numFmt w:val="lowerLetter"/>
+      <w:lvlText w:val="%2."/>
+      <w:lvlJc w:val="left"/>
+      <w:pPr>
+        <w:ind w:left="1440" w:hanging="360"/>
+      </w:pPr>
+    </w:lvl>
+    <w:lvl w:ilvl="2" w:tplc="0413001B" w:tentative="1">
+      <w:start w:val="1"/>
+      <w:numFmt w:val="lowerRoman"/>
+      <w:lvlText w:val="%3."/>
+      <w:lvlJc w:val="right"/>
+      <w:pPr>
+        <w:ind w:left="2160" w:hanging="180"/>
+      </w:pPr>
+    </w:lvl>
+    <w:lvl w:ilvl="3" w:tplc="0413000F" w:tentative="1">
+      <w:start w:val="1"/>
+      <w:numFmt w:val="decimal"/>
+      <w:lvlText w:val="%4."/>
+      <w:lvlJc w:val="left"/>
+      <w:pPr>
+        <w:ind w:left="2880" w:hanging="360"/>
+      </w:pPr>
+    </w:lvl>
+    <w:lvl w:ilvl="4" w:tplc="04130019" w:tentative="1">
+      <w:start w:val="1"/>
+      <w:numFmt w:val="lowerLetter"/>
+      <w:lvlText w:val="%5."/>
+      <w:lvlJc w:val="left"/>
+      <w:pPr>
+        <w:ind w:left="3600" w:hanging="360"/>
+      </w:pPr>
+    </w:lvl>
+    <w:lvl w:ilvl="5" w:tplc="0413001B" w:tentative="1">
+      <w:start w:val="1"/>
+      <w:numFmt w:val="lowerRoman"/>
+      <w:lvlText w:val="%6."/>
+      <w:lvlJc w:val="right"/>
+      <w:pPr>
+        <w:ind w:left="4320" w:hanging="180"/>
+      </w:pPr>
+    </w:lvl>
+    <w:lvl w:ilvl="6" w:tplc="0413000F" w:tentative="1">
+      <w:start w:val="1"/>
+      <w:numFmt w:val="decimal"/>
+      <w:lvlText w:val="%7."/>
+      <w:lvlJc w:val="left"/>
+      <w:pPr>
+        <w:ind w:left="5040" w:hanging="360"/>
+      </w:pPr>
+    </w:lvl>
+    <w:lvl w:ilvl="7" w:tplc="04130019" w:tentative="1">
+      <w:start w:val="1"/>
+      <w:numFmt w:val="lowerLetter"/>
+      <w:lvlText w:val="%8."/>
+      <w:lvlJc w:val="left"/>
+      <w:pPr>
+        <w:ind w:left="5760" w:hanging="360"/>
+      </w:pPr>
+    </w:lvl>
+    <w:lvl w:ilvl="8" w:tplc="0413001B" w:tentative="1">
+      <w:start w:val="1"/>
+      <w:numFmt w:val="lowerRoman"/>
+      <w:lvlText w:val="%9."/>
+      <w:lvlJc w:val="right"/>
+      <w:pPr>
+        <w:ind w:left="6480" w:hanging="180"/>
+      </w:pPr>
+    </w:lvl>
+  </w:abstractNum>
+  <w:abstractNum w:abstractNumId="24" w15:restartNumberingAfterBreak="0">
+    <w:nsid w:val="7D7E25A3"/>
+    <w:multiLevelType w:val="hybridMultilevel"/>
+    <w:tmpl w:val="1A046732"/>
+    <w:lvl w:ilvl="0" w:tplc="0413000F">
+      <w:start w:val="1"/>
+      <w:numFmt w:val="decimal"/>
+      <w:lvlText w:val="%1."/>
+      <w:lvlJc w:val="left"/>
+      <w:pPr>
+        <w:ind w:left="720" w:hanging="360"/>
+      </w:pPr>
+    </w:lvl>
+    <w:lvl w:ilvl="1" w:tplc="04130019" w:tentative="1">
+      <w:start w:val="1"/>
+      <w:numFmt w:val="lowerLetter"/>
+      <w:lvlText w:val="%2."/>
+      <w:lvlJc w:val="left"/>
+      <w:pPr>
+        <w:ind w:left="1440" w:hanging="360"/>
+      </w:pPr>
+    </w:lvl>
+    <w:lvl w:ilvl="2" w:tplc="0413001B" w:tentative="1">
+      <w:start w:val="1"/>
+      <w:numFmt w:val="lowerRoman"/>
+      <w:lvlText w:val="%3."/>
+      <w:lvlJc w:val="right"/>
+      <w:pPr>
+        <w:ind w:left="2160" w:hanging="180"/>
+      </w:pPr>
+    </w:lvl>
+    <w:lvl w:ilvl="3" w:tplc="0413000F" w:tentative="1">
+      <w:start w:val="1"/>
+      <w:numFmt w:val="decimal"/>
+      <w:lvlText w:val="%4."/>
+      <w:lvlJc w:val="left"/>
+      <w:pPr>
+        <w:ind w:left="2880" w:hanging="360"/>
+      </w:pPr>
+    </w:lvl>
+    <w:lvl w:ilvl="4" w:tplc="04130019" w:tentative="1">
+      <w:start w:val="1"/>
+      <w:numFmt w:val="lowerLetter"/>
+      <w:lvlText w:val="%5."/>
+      <w:lvlJc w:val="left"/>
+      <w:pPr>
+        <w:ind w:left="3600" w:hanging="360"/>
+      </w:pPr>
+    </w:lvl>
+    <w:lvl w:ilvl="5" w:tplc="0413001B" w:tentative="1">
+      <w:start w:val="1"/>
+      <w:numFmt w:val="lowerRoman"/>
+      <w:lvlText w:val="%6."/>
+      <w:lvlJc w:val="right"/>
+      <w:pPr>
+        <w:ind w:left="4320" w:hanging="180"/>
+      </w:pPr>
+    </w:lvl>
+    <w:lvl w:ilvl="6" w:tplc="0413000F" w:tentative="1">
+      <w:start w:val="1"/>
+      <w:numFmt w:val="decimal"/>
+      <w:lvlText w:val="%7."/>
+      <w:lvlJc w:val="left"/>
+      <w:pPr>
+        <w:ind w:left="5040" w:hanging="360"/>
+      </w:pPr>
+    </w:lvl>
+    <w:lvl w:ilvl="7" w:tplc="04130019" w:tentative="1">
+      <w:start w:val="1"/>
+      <w:numFmt w:val="lowerLetter"/>
+      <w:lvlText w:val="%8."/>
+      <w:lvlJc w:val="left"/>
+      <w:pPr>
+        <w:ind w:left="5760" w:hanging="360"/>
+      </w:pPr>
+    </w:lvl>
+    <w:lvl w:ilvl="8" w:tplc="0413001B" w:tentative="1">
+      <w:start w:val="1"/>
+      <w:numFmt w:val="lowerRoman"/>
+      <w:lvlText w:val="%9."/>
+      <w:lvlJc w:val="right"/>
+      <w:pPr>
+        <w:ind w:left="6480" w:hanging="180"/>
+      </w:pPr>
+    </w:lvl>
+  </w:abstractNum>
+  <w:abstractNum w:abstractNumId="25" w15:restartNumberingAfterBreak="0">
+    <w:nsid w:val="7E177BC0"/>
+    <w:multiLevelType w:val="hybridMultilevel"/>
+    <w:tmpl w:val="A3382D5A"/>
+    <w:lvl w:ilvl="0" w:tplc="0413000F">
+      <w:start w:val="1"/>
+      <w:numFmt w:val="decimal"/>
+      <w:lvlText w:val="%1."/>
+      <w:lvlJc w:val="left"/>
+      <w:pPr>
+        <w:ind w:left="720" w:hanging="360"/>
+      </w:pPr>
+    </w:lvl>
+    <w:lvl w:ilvl="1" w:tplc="04130019" w:tentative="1">
+      <w:start w:val="1"/>
+      <w:numFmt w:val="lowerLetter"/>
+      <w:lvlText w:val="%2."/>
+      <w:lvlJc w:val="left"/>
+      <w:pPr>
+        <w:ind w:left="1440" w:hanging="360"/>
+      </w:pPr>
+    </w:lvl>
+    <w:lvl w:ilvl="2" w:tplc="0413001B" w:tentative="1">
+      <w:start w:val="1"/>
+      <w:numFmt w:val="lowerRoman"/>
+      <w:lvlText w:val="%3."/>
+      <w:lvlJc w:val="right"/>
+      <w:pPr>
+        <w:ind w:left="2160" w:hanging="180"/>
+      </w:pPr>
+    </w:lvl>
+    <w:lvl w:ilvl="3" w:tplc="0413000F" w:tentative="1">
+      <w:start w:val="1"/>
+      <w:numFmt w:val="decimal"/>
+      <w:lvlText w:val="%4."/>
+      <w:lvlJc w:val="left"/>
+      <w:pPr>
+        <w:ind w:left="2880" w:hanging="360"/>
+      </w:pPr>
+    </w:lvl>
+    <w:lvl w:ilvl="4" w:tplc="04130019" w:tentative="1">
+      <w:start w:val="1"/>
+      <w:numFmt w:val="lowerLetter"/>
+      <w:lvlText w:val="%5."/>
+      <w:lvlJc w:val="left"/>
+      <w:pPr>
+        <w:ind w:left="3600" w:hanging="360"/>
+      </w:pPr>
+    </w:lvl>
+    <w:lvl w:ilvl="5" w:tplc="0413001B" w:tentative="1">
+      <w:start w:val="1"/>
+      <w:numFmt w:val="lowerRoman"/>
+      <w:lvlText w:val="%6."/>
+      <w:lvlJc w:val="right"/>
+      <w:pPr>
+        <w:ind w:left="4320" w:hanging="180"/>
+      </w:pPr>
+    </w:lvl>
+    <w:lvl w:ilvl="6" w:tplc="0413000F" w:tentative="1">
+      <w:start w:val="1"/>
+      <w:numFmt w:val="decimal"/>
+      <w:lvlText w:val="%7."/>
+      <w:lvlJc w:val="left"/>
+      <w:pPr>
+        <w:ind w:left="5040" w:hanging="360"/>
+      </w:pPr>
+    </w:lvl>
+    <w:lvl w:ilvl="7" w:tplc="04130019" w:tentative="1">
+      <w:start w:val="1"/>
+      <w:numFmt w:val="lowerLetter"/>
+      <w:lvlText w:val="%8."/>
+      <w:lvlJc w:val="left"/>
+      <w:pPr>
+        <w:ind w:left="5760" w:hanging="360"/>
+      </w:pPr>
+    </w:lvl>
+    <w:lvl w:ilvl="8" w:tplc="0413001B" w:tentative="1">
+      <w:start w:val="1"/>
+      <w:numFmt w:val="lowerRoman"/>
+      <w:lvlText w:val="%9."/>
+      <w:lvlJc w:val="right"/>
+      <w:pPr>
+        <w:ind w:left="6480" w:hanging="180"/>
+      </w:pPr>
+    </w:lvl>
+  </w:abstractNum>
+  <w:abstractNum w:abstractNumId="26" w15:restartNumberingAfterBreak="0">
     <w:nsid w:val="7FC27E1C"/>
     <w:multiLevelType w:val="hybridMultilevel"/>
     <w:tmpl w:val="A4EC61AC"/>
@@ -3709,40 +3412,40 @@
     </w:lvl>
   </w:abstractNum>
   <w:num w:numId="1" w16cid:durableId="1595747460">
-    <w:abstractNumId w:val="10"/>
+    <w:abstractNumId w:val="11"/>
   </w:num>
   <w:num w:numId="2" w16cid:durableId="1902984639">
-    <w:abstractNumId w:val="5"/>
+    <w:abstractNumId w:val="6"/>
   </w:num>
   <w:num w:numId="3" w16cid:durableId="1477796336">
     <w:abstractNumId w:val="3"/>
   </w:num>
   <w:num w:numId="4" w16cid:durableId="1134831724">
-    <w:abstractNumId w:val="6"/>
+    <w:abstractNumId w:val="7"/>
   </w:num>
   <w:num w:numId="5" w16cid:durableId="934829291">
-    <w:abstractNumId w:val="15"/>
+    <w:abstractNumId w:val="16"/>
   </w:num>
   <w:num w:numId="6" w16cid:durableId="382411352">
+    <w:abstractNumId w:val="22"/>
+  </w:num>
+  <w:num w:numId="7" w16cid:durableId="1667125263">
     <w:abstractNumId w:val="21"/>
   </w:num>
-  <w:num w:numId="7" w16cid:durableId="1667125263">
-    <w:abstractNumId w:val="20"/>
-  </w:num>
   <w:num w:numId="8" w16cid:durableId="1585648028">
-    <w:abstractNumId w:val="8"/>
+    <w:abstractNumId w:val="9"/>
   </w:num>
   <w:num w:numId="9" w16cid:durableId="33774363">
-    <w:abstractNumId w:val="17"/>
+    <w:abstractNumId w:val="18"/>
   </w:num>
   <w:num w:numId="10" w16cid:durableId="1018388865">
     <w:abstractNumId w:val="2"/>
   </w:num>
   <w:num w:numId="11" w16cid:durableId="1752121715">
-    <w:abstractNumId w:val="19"/>
+    <w:abstractNumId w:val="20"/>
   </w:num>
   <w:num w:numId="12" w16cid:durableId="1825123615">
-    <w:abstractNumId w:val="13"/>
+    <w:abstractNumId w:val="14"/>
   </w:num>
   <w:num w:numId="13" w16cid:durableId="1152143081">
     <w:abstractNumId w:val="1"/>
@@ -3751,31 +3454,43 @@
     <w:abstractNumId w:val="0"/>
   </w:num>
   <w:num w:numId="15" w16cid:durableId="825436499">
-    <w:abstractNumId w:val="22"/>
+    <w:abstractNumId w:val="26"/>
   </w:num>
   <w:num w:numId="16" w16cid:durableId="906039698">
-    <w:abstractNumId w:val="11"/>
+    <w:abstractNumId w:val="12"/>
   </w:num>
   <w:num w:numId="17" w16cid:durableId="1196235328">
-    <w:abstractNumId w:val="16"/>
+    <w:abstractNumId w:val="17"/>
   </w:num>
   <w:num w:numId="18" w16cid:durableId="732700911">
-    <w:abstractNumId w:val="18"/>
+    <w:abstractNumId w:val="19"/>
   </w:num>
   <w:num w:numId="19" w16cid:durableId="1526284346">
-    <w:abstractNumId w:val="14"/>
+    <w:abstractNumId w:val="15"/>
   </w:num>
   <w:num w:numId="20" w16cid:durableId="596789236">
-    <w:abstractNumId w:val="7"/>
+    <w:abstractNumId w:val="8"/>
   </w:num>
   <w:num w:numId="21" w16cid:durableId="1992053065">
+    <w:abstractNumId w:val="5"/>
+  </w:num>
+  <w:num w:numId="22" w16cid:durableId="467817688">
+    <w:abstractNumId w:val="10"/>
+  </w:num>
+  <w:num w:numId="23" w16cid:durableId="532959838">
+    <w:abstractNumId w:val="13"/>
+  </w:num>
+  <w:num w:numId="24" w16cid:durableId="859853816">
     <w:abstractNumId w:val="4"/>
   </w:num>
-  <w:num w:numId="22" w16cid:durableId="467817688">
-    <w:abstractNumId w:val="9"/>
+  <w:num w:numId="25" w16cid:durableId="2021736958">
+    <w:abstractNumId w:val="23"/>
   </w:num>
-  <w:num w:numId="23" w16cid:durableId="532959838">
-    <w:abstractNumId w:val="12"/>
+  <w:num w:numId="26" w16cid:durableId="2137987920">
+    <w:abstractNumId w:val="24"/>
+  </w:num>
+  <w:num w:numId="27" w16cid:durableId="17320364">
+    <w:abstractNumId w:val="25"/>
   </w:num>
 </w:numbering>
 </file>

--- a/To-do's.docx
+++ b/To-do's.docx
@@ -496,6 +496,9 @@
           <w:numId w:val="27"/>
         </w:numPr>
       </w:pPr>
+      <w:r>
+        <w:t>Uit sidebar instellingen pagina weghalen</w:t>
+      </w:r>
     </w:p>
     <w:p/>
     <w:p>

--- a/To-do's.docx
+++ b/To-do's.docx
@@ -23,12 +23,14 @@
           <w:lang w:val="en-US"/>
         </w:rPr>
       </w:pPr>
+      <w:proofErr w:type="spellStart"/>
       <w:r>
         <w:rPr>
           <w:lang w:val="en-US"/>
         </w:rPr>
         <w:t>Topbar</w:t>
       </w:r>
+      <w:proofErr w:type="spellEnd"/>
     </w:p>
     <w:p>
       <w:pPr>
@@ -212,12 +214,14 @@
           <w:lang w:val="en-US"/>
         </w:rPr>
       </w:pPr>
+      <w:proofErr w:type="spellStart"/>
       <w:r>
         <w:rPr>
           <w:lang w:val="en-US"/>
         </w:rPr>
         <w:t>Spelers</w:t>
       </w:r>
+      <w:proofErr w:type="spellEnd"/>
     </w:p>
     <w:p>
       <w:pPr>
@@ -307,10 +311,23 @@
         <w:t xml:space="preserve">Instellingen </w:t>
       </w:r>
       <w:r>
-        <w:t xml:space="preserve">en anaylyse </w:t>
-      </w:r>
-      <w:r>
-        <w:t>modal groter maken</w:t>
+        <w:t xml:space="preserve">en </w:t>
+      </w:r>
+      <w:proofErr w:type="spellStart"/>
+      <w:r>
+        <w:t>anaylyse</w:t>
+      </w:r>
+      <w:proofErr w:type="spellEnd"/>
+      <w:r>
+        <w:t xml:space="preserve"> </w:t>
+      </w:r>
+      <w:proofErr w:type="spellStart"/>
+      <w:r>
+        <w:t>modal</w:t>
+      </w:r>
+      <w:proofErr w:type="spellEnd"/>
+      <w:r>
+        <w:t xml:space="preserve"> groter maken</w:t>
       </w:r>
       <w:r>
         <w:t xml:space="preserve"> voor meer ruimte.</w:t>
@@ -431,52 +448,15 @@
         <w:t xml:space="preserve">Flow achter </w:t>
       </w:r>
       <w:r>
-        <w:t>gebruiker uitnodigen (e-mails versturen etc).</w:t>
-      </w:r>
-    </w:p>
-    <w:p>
-      <w:pPr>
-        <w:pStyle w:val="Lijstalinea"/>
-        <w:numPr>
-          <w:ilvl w:val="0"/>
-          <w:numId w:val="11"/>
-        </w:numPr>
-      </w:pPr>
-      <w:r>
-        <w:t>Import</w:t>
-      </w:r>
-      <w:r>
-        <w:t xml:space="preserve"> van spelers mogelijk maken</w:t>
-      </w:r>
-    </w:p>
-    <w:p>
-      <w:pPr>
-        <w:pStyle w:val="Lijstalinea"/>
-        <w:numPr>
-          <w:ilvl w:val="1"/>
-          <w:numId w:val="11"/>
-        </w:numPr>
-        <w:rPr>
-          <w:strike/>
-        </w:rPr>
-      </w:pPr>
-      <w:r>
-        <w:rPr>
-          <w:strike/>
-        </w:rPr>
-        <w:t>Vormgeving</w:t>
-      </w:r>
-    </w:p>
-    <w:p>
-      <w:pPr>
-        <w:pStyle w:val="Lijstalinea"/>
-        <w:numPr>
-          <w:ilvl w:val="1"/>
-          <w:numId w:val="11"/>
-        </w:numPr>
-      </w:pPr>
-      <w:r>
-        <w:t>Functionaliteit</w:t>
+        <w:t xml:space="preserve">gebruiker uitnodigen (e-mails versturen </w:t>
+      </w:r>
+      <w:proofErr w:type="spellStart"/>
+      <w:r>
+        <w:t>etc</w:t>
+      </w:r>
+      <w:proofErr w:type="spellEnd"/>
+      <w:r>
+        <w:t>).</w:t>
       </w:r>
     </w:p>
     <w:p/>
@@ -484,22 +464,13 @@
       <w:pPr>
         <w:pStyle w:val="Kop2"/>
       </w:pPr>
+      <w:proofErr w:type="spellStart"/>
       <w:r>
         <w:t>Superadmin</w:t>
       </w:r>
+      <w:proofErr w:type="spellEnd"/>
     </w:p>
-    <w:p>
-      <w:pPr>
-        <w:pStyle w:val="Lijstalinea"/>
-        <w:numPr>
-          <w:ilvl w:val="0"/>
-          <w:numId w:val="27"/>
-        </w:numPr>
-      </w:pPr>
-      <w:r>
-        <w:t>Uit sidebar instellingen pagina weghalen</w:t>
-      </w:r>
-    </w:p>
+    <w:p/>
     <w:p/>
     <w:p>
       <w:pPr>
@@ -524,6 +495,8 @@
         <w:t xml:space="preserve"> en functies.</w:t>
       </w:r>
     </w:p>
+    <w:p/>
+    <w:p/>
     <w:p>
       <w:pPr>
         <w:pStyle w:val="Kop1"/>
@@ -550,7 +523,7 @@
         </w:numPr>
       </w:pPr>
       <w:r>
-        <w:t>Functie om iemand door te zetten van extern naar intern</w:t>
+        <w:t>Mogelijkheid om spelers uit te nodigen om intake formulier in te vullen</w:t>
       </w:r>
     </w:p>
     <w:p>
@@ -562,7 +535,15 @@
         </w:numPr>
       </w:pPr>
       <w:r>
-        <w:t>Mogelijkheid om spelers uit te nodigen om intake formulier in te vullen</w:t>
+        <w:t xml:space="preserve">Radar </w:t>
+      </w:r>
+      <w:proofErr w:type="spellStart"/>
+      <w:r>
+        <w:t>chart</w:t>
+      </w:r>
+      <w:proofErr w:type="spellEnd"/>
+      <w:r>
+        <w:t xml:space="preserve"> ook zichtbaar maken bij pop-up als je op naam speler gaat staan</w:t>
       </w:r>
     </w:p>
     <w:p>
@@ -574,19 +555,15 @@
         </w:numPr>
       </w:pPr>
       <w:r>
-        <w:t>Radar chart ook zichtbaar maken bij pop-up als je op naam speler gaat staan</w:t>
-      </w:r>
-    </w:p>
-    <w:p>
-      <w:pPr>
-        <w:pStyle w:val="Lijstalinea"/>
-        <w:numPr>
-          <w:ilvl w:val="0"/>
-          <w:numId w:val="9"/>
-        </w:numPr>
-      </w:pPr>
-      <w:r>
-        <w:t>Kleuren voor processtappen etc?</w:t>
+        <w:t xml:space="preserve">Kleuren voor processtappen </w:t>
+      </w:r>
+      <w:proofErr w:type="spellStart"/>
+      <w:r>
+        <w:t>etc</w:t>
+      </w:r>
+      <w:proofErr w:type="spellEnd"/>
+      <w:r>
+        <w:t>?</w:t>
       </w:r>
     </w:p>
     <w:p/>
@@ -606,9 +583,19 @@
           <w:numId w:val="12"/>
         </w:numPr>
       </w:pPr>
-      <w:r>
-        <w:t>Two-Factor authentication</w:t>
-      </w:r>
+      <w:proofErr w:type="spellStart"/>
+      <w:r>
+        <w:t>Two</w:t>
+      </w:r>
+      <w:proofErr w:type="spellEnd"/>
+      <w:r>
+        <w:t xml:space="preserve">-Factor </w:t>
+      </w:r>
+      <w:proofErr w:type="spellStart"/>
+      <w:r>
+        <w:t>authentication</w:t>
+      </w:r>
+      <w:proofErr w:type="spellEnd"/>
     </w:p>
     <w:p>
       <w:pPr>
@@ -619,28 +606,18 @@
         </w:numPr>
       </w:pPr>
       <w:r>
-        <w:t>Demo omgeving van football-scouting-platform zelf</w:t>
+        <w:t xml:space="preserve">Demo omgeving van </w:t>
+      </w:r>
+      <w:proofErr w:type="spellStart"/>
+      <w:r>
+        <w:t>football</w:t>
+      </w:r>
+      <w:proofErr w:type="spellEnd"/>
+      <w:r>
+        <w:t>-scouting-platform zelf</w:t>
       </w:r>
       <w:r>
         <w:t xml:space="preserve"> om potentiële gebruikers inzicht te geven in</w:t>
-      </w:r>
-    </w:p>
-    <w:p>
-      <w:pPr>
-        <w:pStyle w:val="Lijstalinea"/>
-        <w:numPr>
-          <w:ilvl w:val="0"/>
-          <w:numId w:val="12"/>
-        </w:numPr>
-      </w:pPr>
-      <w:r>
-        <w:t xml:space="preserve">SuperAdmin user aanmaken die in alle afzonderlijke omgevingen </w:t>
-      </w:r>
-      <w:r>
-        <w:t xml:space="preserve">van de clubs </w:t>
-      </w:r>
-      <w:r>
-        <w:t>kan</w:t>
       </w:r>
     </w:p>
     <w:p/>
@@ -656,8 +633,29 @@
         <w:t>Pi</w:t>
       </w:r>
       <w:r>
-        <w:t>pelines van dev naar acc naar prod</w:t>
-      </w:r>
+        <w:t xml:space="preserve">pelines van </w:t>
+      </w:r>
+      <w:proofErr w:type="spellStart"/>
+      <w:r>
+        <w:t>dev</w:t>
+      </w:r>
+      <w:proofErr w:type="spellEnd"/>
+      <w:r>
+        <w:t xml:space="preserve"> naar </w:t>
+      </w:r>
+      <w:proofErr w:type="spellStart"/>
+      <w:r>
+        <w:t>acc</w:t>
+      </w:r>
+      <w:proofErr w:type="spellEnd"/>
+      <w:r>
+        <w:t xml:space="preserve"> naar </w:t>
+      </w:r>
+      <w:proofErr w:type="spellStart"/>
+      <w:r>
+        <w:t>prod</w:t>
+      </w:r>
+      <w:proofErr w:type="spellEnd"/>
     </w:p>
     <w:p>
       <w:pPr>
@@ -679,8 +677,21 @@
           <w:numId w:val="14"/>
         </w:numPr>
       </w:pPr>
-      <w:r>
-        <w:t>Skeleton screens maken</w:t>
+      <w:proofErr w:type="spellStart"/>
+      <w:r>
+        <w:t>Skeleton</w:t>
+      </w:r>
+      <w:proofErr w:type="spellEnd"/>
+      <w:r>
+        <w:t xml:space="preserve"> </w:t>
+      </w:r>
+      <w:proofErr w:type="spellStart"/>
+      <w:r>
+        <w:t>screens</w:t>
+      </w:r>
+      <w:proofErr w:type="spellEnd"/>
+      <w:r>
+        <w:t xml:space="preserve"> maken</w:t>
       </w:r>
     </w:p>
     <w:p>
@@ -692,7 +703,23 @@
         </w:numPr>
       </w:pPr>
       <w:r>
-        <w:t>Audit trails en logging zodat we dingen kunnen terugdraaien</w:t>
+        <w:t xml:space="preserve">Audit </w:t>
+      </w:r>
+      <w:proofErr w:type="spellStart"/>
+      <w:r>
+        <w:t>trails</w:t>
+      </w:r>
+      <w:proofErr w:type="spellEnd"/>
+      <w:r>
+        <w:t xml:space="preserve"> en </w:t>
+      </w:r>
+      <w:proofErr w:type="spellStart"/>
+      <w:r>
+        <w:t>logging</w:t>
+      </w:r>
+      <w:proofErr w:type="spellEnd"/>
+      <w:r>
+        <w:t xml:space="preserve"> zodat we dingen kunnen terugdraaien</w:t>
       </w:r>
     </w:p>
     <w:p/>
@@ -923,7 +950,7 @@
         <v:path o:extrusionok="f" gradientshapeok="t" o:connecttype="rect"/>
         <o:lock v:ext="edit" aspectratio="t"/>
       </v:shapetype>
-      <v:shape id="_x0000_i1025" type="#_x0000_t75" style="width:138.75pt;height:85.5pt" o:bullet="t">
+      <v:shape id="_x0000_i1025" type="#_x0000_t75" style="width:138.5pt;height:85.5pt" o:bullet="t">
         <v:imagedata r:id="rId1" o:title="Bloei symbool horizontaal"/>
       </v:shape>
     </w:pict>
@@ -4914,14 +4941,7 @@
 </file>
 
 <file path=customXml/item1.xml><?xml version="1.0" encoding="utf-8"?>
-<p:properties xmlns:p="http://schemas.microsoft.com/office/2006/metadata/properties" xmlns:xsi="http://www.w3.org/2001/XMLSchema-instance" xmlns:pc="http://schemas.microsoft.com/office/infopath/2007/PartnerControls">
-  <documentManagement>
-    <lcf76f155ced4ddcb4097134ff3c332f xmlns="08383384-0503-4771-b2ba-6fc3d51bf656">
-      <Terms xmlns="http://schemas.microsoft.com/office/infopath/2007/PartnerControls"/>
-    </lcf76f155ced4ddcb4097134ff3c332f>
-    <TaxCatchAll xmlns="c0acec82-785e-4a01-8b49-a31886450b92" xsi:nil="true"/>
-  </documentManagement>
-</p:properties>
+<b:Sources xmlns:b="http://schemas.openxmlformats.org/officeDocument/2006/bibliography" xmlns="http://schemas.openxmlformats.org/officeDocument/2006/bibliography" SelectedStyle="\APASixthEditionOfficeOnline.xsl" StyleName="APA" Version="6"/>
 </file>
 
 <file path=customXml/item2.xml><?xml version="1.0" encoding="utf-8"?>
@@ -4934,7 +4954,14 @@
 </file>
 
 <file path=customXml/item3.xml><?xml version="1.0" encoding="utf-8"?>
-<b:Sources xmlns:b="http://schemas.openxmlformats.org/officeDocument/2006/bibliography" xmlns="http://schemas.openxmlformats.org/officeDocument/2006/bibliography" SelectedStyle="\APASixthEditionOfficeOnline.xsl" StyleName="APA" Version="6"/>
+<p:properties xmlns:p="http://schemas.microsoft.com/office/2006/metadata/properties" xmlns:xsi="http://www.w3.org/2001/XMLSchema-instance" xmlns:pc="http://schemas.microsoft.com/office/infopath/2007/PartnerControls">
+  <documentManagement>
+    <lcf76f155ced4ddcb4097134ff3c332f xmlns="08383384-0503-4771-b2ba-6fc3d51bf656">
+      <Terms xmlns="http://schemas.microsoft.com/office/infopath/2007/PartnerControls"/>
+    </lcf76f155ced4ddcb4097134ff3c332f>
+    <TaxCatchAll xmlns="c0acec82-785e-4a01-8b49-a31886450b92" xsi:nil="true"/>
+  </documentManagement>
+</p:properties>
 </file>
 
 <file path=customXml/item4.xml><?xml version="1.0" encoding="utf-8"?>
@@ -5145,12 +5172,9 @@
 </file>
 
 <file path=customXml/itemProps1.xml><?xml version="1.0" encoding="utf-8"?>
-<ds:datastoreItem xmlns:ds="http://schemas.openxmlformats.org/officeDocument/2006/customXml" ds:itemID="{B4284606-6258-4C09-90D8-5C84A71D11A6}">
+<ds:datastoreItem xmlns:ds="http://schemas.openxmlformats.org/officeDocument/2006/customXml" ds:itemID="{C077093E-3BC1-48A6-8480-2DA9C69EAEE0}">
   <ds:schemaRefs>
-    <ds:schemaRef ds:uri="http://schemas.microsoft.com/office/2006/metadata/properties"/>
-    <ds:schemaRef ds:uri="http://schemas.microsoft.com/office/infopath/2007/PartnerControls"/>
-    <ds:schemaRef ds:uri="08383384-0503-4771-b2ba-6fc3d51bf656"/>
-    <ds:schemaRef ds:uri="c0acec82-785e-4a01-8b49-a31886450b92"/>
+    <ds:schemaRef ds:uri="http://schemas.openxmlformats.org/officeDocument/2006/bibliography"/>
   </ds:schemaRefs>
 </ds:datastoreItem>
 </file>
@@ -5164,9 +5188,12 @@
 </file>
 
 <file path=customXml/itemProps3.xml><?xml version="1.0" encoding="utf-8"?>
-<ds:datastoreItem xmlns:ds="http://schemas.openxmlformats.org/officeDocument/2006/customXml" ds:itemID="{C077093E-3BC1-48A6-8480-2DA9C69EAEE0}">
+<ds:datastoreItem xmlns:ds="http://schemas.openxmlformats.org/officeDocument/2006/customXml" ds:itemID="{B4284606-6258-4C09-90D8-5C84A71D11A6}">
   <ds:schemaRefs>
-    <ds:schemaRef ds:uri="http://schemas.openxmlformats.org/officeDocument/2006/bibliography"/>
+    <ds:schemaRef ds:uri="http://schemas.microsoft.com/office/2006/metadata/properties"/>
+    <ds:schemaRef ds:uri="http://schemas.microsoft.com/office/infopath/2007/PartnerControls"/>
+    <ds:schemaRef ds:uri="08383384-0503-4771-b2ba-6fc3d51bf656"/>
+    <ds:schemaRef ds:uri="c0acec82-785e-4a01-8b49-a31886450b92"/>
   </ds:schemaRefs>
 </ds:datastoreItem>
 </file>

--- a/To-do's.docx
+++ b/To-do's.docx
@@ -23,14 +23,12 @@
           <w:lang w:val="en-US"/>
         </w:rPr>
       </w:pPr>
-      <w:proofErr w:type="spellStart"/>
       <w:r>
         <w:rPr>
           <w:lang w:val="en-US"/>
         </w:rPr>
         <w:t>Topbar</w:t>
       </w:r>
-      <w:proofErr w:type="spellEnd"/>
     </w:p>
     <w:p>
       <w:pPr>
@@ -214,14 +212,12 @@
           <w:lang w:val="en-US"/>
         </w:rPr>
       </w:pPr>
-      <w:proofErr w:type="spellStart"/>
       <w:r>
         <w:rPr>
           <w:lang w:val="en-US"/>
         </w:rPr>
         <w:t>Spelers</w:t>
       </w:r>
-      <w:proofErr w:type="spellEnd"/>
     </w:p>
     <w:p>
       <w:pPr>
@@ -311,23 +307,10 @@
         <w:t xml:space="preserve">Instellingen </w:t>
       </w:r>
       <w:r>
-        <w:t xml:space="preserve">en </w:t>
-      </w:r>
-      <w:proofErr w:type="spellStart"/>
-      <w:r>
-        <w:t>anaylyse</w:t>
-      </w:r>
-      <w:proofErr w:type="spellEnd"/>
-      <w:r>
-        <w:t xml:space="preserve"> </w:t>
-      </w:r>
-      <w:proofErr w:type="spellStart"/>
-      <w:r>
-        <w:t>modal</w:t>
-      </w:r>
-      <w:proofErr w:type="spellEnd"/>
-      <w:r>
-        <w:t xml:space="preserve"> groter maken</w:t>
+        <w:t xml:space="preserve">en anaylyse </w:t>
+      </w:r>
+      <w:r>
+        <w:t>modal groter maken</w:t>
       </w:r>
       <w:r>
         <w:t xml:space="preserve"> voor meer ruimte.</w:t>
@@ -352,10 +335,7 @@
         <w:pStyle w:val="Kop2"/>
       </w:pPr>
       <w:r>
-        <w:t>Nieuw contactmoment</w:t>
-      </w:r>
-      <w:r>
-        <w:t>/taak</w:t>
+        <w:t>Taken</w:t>
       </w:r>
     </w:p>
     <w:p>
@@ -366,6 +346,33 @@
           <w:numId w:val="25"/>
         </w:numPr>
       </w:pPr>
+      <w:r>
+        <w:t xml:space="preserve">Wanneer je een taak bekijkt is de omlijning van de modal niet blauw. Daarnaast opmaak wat mooier maken en wellicht mogelijk maken om het te wijzigen? </w:t>
+      </w:r>
+    </w:p>
+    <w:p/>
+    <w:p>
+      <w:pPr>
+        <w:pStyle w:val="Kop2"/>
+      </w:pPr>
+      <w:r>
+        <w:t>Contactmomenten</w:t>
+      </w:r>
+    </w:p>
+    <w:p>
+      <w:pPr>
+        <w:pStyle w:val="Lijstalinea"/>
+        <w:numPr>
+          <w:ilvl w:val="0"/>
+          <w:numId w:val="28"/>
+        </w:numPr>
+      </w:pPr>
+      <w:r>
+        <w:t xml:space="preserve">Contactmoment klikbaar maken zodat ook de notities zichtbaar zijn. En mogelijk maken om de </w:t>
+      </w:r>
+      <w:r>
+        <w:t>contacten te wijzigen?</w:t>
+      </w:r>
     </w:p>
     <w:p/>
     <w:p>
@@ -448,15 +455,7 @@
         <w:t xml:space="preserve">Flow achter </w:t>
       </w:r>
       <w:r>
-        <w:t xml:space="preserve">gebruiker uitnodigen (e-mails versturen </w:t>
-      </w:r>
-      <w:proofErr w:type="spellStart"/>
-      <w:r>
-        <w:t>etc</w:t>
-      </w:r>
-      <w:proofErr w:type="spellEnd"/>
-      <w:r>
-        <w:t>).</w:t>
+        <w:t>gebruiker uitnodigen (e-mails versturen etc).</w:t>
       </w:r>
     </w:p>
     <w:p/>
@@ -464,11 +463,9 @@
       <w:pPr>
         <w:pStyle w:val="Kop2"/>
       </w:pPr>
-      <w:proofErr w:type="spellStart"/>
       <w:r>
         <w:t>Superadmin</w:t>
       </w:r>
-      <w:proofErr w:type="spellEnd"/>
     </w:p>
     <w:p/>
     <w:p/>
@@ -477,6 +474,7 @@
         <w:pStyle w:val="Kop2"/>
       </w:pPr>
       <w:r>
+        <w:lastRenderedPageBreak/>
         <w:t>Clubprofiel</w:t>
       </w:r>
     </w:p>
@@ -502,7 +500,6 @@
         <w:pStyle w:val="Kop1"/>
       </w:pPr>
       <w:r>
-        <w:lastRenderedPageBreak/>
         <w:t>Post MVP</w:t>
       </w:r>
     </w:p>
@@ -535,15 +532,7 @@
         </w:numPr>
       </w:pPr>
       <w:r>
-        <w:t xml:space="preserve">Radar </w:t>
-      </w:r>
-      <w:proofErr w:type="spellStart"/>
-      <w:r>
-        <w:t>chart</w:t>
-      </w:r>
-      <w:proofErr w:type="spellEnd"/>
-      <w:r>
-        <w:t xml:space="preserve"> ook zichtbaar maken bij pop-up als je op naam speler gaat staan</w:t>
+        <w:t>Radar chart ook zichtbaar maken bij pop-up als je op naam speler gaat staan</w:t>
       </w:r>
     </w:p>
     <w:p>
@@ -555,15 +544,7 @@
         </w:numPr>
       </w:pPr>
       <w:r>
-        <w:t xml:space="preserve">Kleuren voor processtappen </w:t>
-      </w:r>
-      <w:proofErr w:type="spellStart"/>
-      <w:r>
-        <w:t>etc</w:t>
-      </w:r>
-      <w:proofErr w:type="spellEnd"/>
-      <w:r>
-        <w:t>?</w:t>
+        <w:t>Kleuren voor processtappen etc?</w:t>
       </w:r>
     </w:p>
     <w:p/>
@@ -583,19 +564,9 @@
           <w:numId w:val="12"/>
         </w:numPr>
       </w:pPr>
-      <w:proofErr w:type="spellStart"/>
-      <w:r>
-        <w:t>Two</w:t>
-      </w:r>
-      <w:proofErr w:type="spellEnd"/>
-      <w:r>
-        <w:t xml:space="preserve">-Factor </w:t>
-      </w:r>
-      <w:proofErr w:type="spellStart"/>
-      <w:r>
-        <w:t>authentication</w:t>
-      </w:r>
-      <w:proofErr w:type="spellEnd"/>
+      <w:r>
+        <w:t>Two-Factor authentication</w:t>
+      </w:r>
     </w:p>
     <w:p>
       <w:pPr>
@@ -606,15 +577,7 @@
         </w:numPr>
       </w:pPr>
       <w:r>
-        <w:t xml:space="preserve">Demo omgeving van </w:t>
-      </w:r>
-      <w:proofErr w:type="spellStart"/>
-      <w:r>
-        <w:t>football</w:t>
-      </w:r>
-      <w:proofErr w:type="spellEnd"/>
-      <w:r>
-        <w:t>-scouting-platform zelf</w:t>
+        <w:t>Demo omgeving van football-scouting-platform zelf</w:t>
       </w:r>
       <w:r>
         <w:t xml:space="preserve"> om potentiële gebruikers inzicht te geven in</w:t>
@@ -633,29 +596,8 @@
         <w:t>Pi</w:t>
       </w:r>
       <w:r>
-        <w:t xml:space="preserve">pelines van </w:t>
-      </w:r>
-      <w:proofErr w:type="spellStart"/>
-      <w:r>
-        <w:t>dev</w:t>
-      </w:r>
-      <w:proofErr w:type="spellEnd"/>
-      <w:r>
-        <w:t xml:space="preserve"> naar </w:t>
-      </w:r>
-      <w:proofErr w:type="spellStart"/>
-      <w:r>
-        <w:t>acc</w:t>
-      </w:r>
-      <w:proofErr w:type="spellEnd"/>
-      <w:r>
-        <w:t xml:space="preserve"> naar </w:t>
-      </w:r>
-      <w:proofErr w:type="spellStart"/>
-      <w:r>
-        <w:t>prod</w:t>
-      </w:r>
-      <w:proofErr w:type="spellEnd"/>
+        <w:t>pelines van dev naar acc naar prod</w:t>
+      </w:r>
     </w:p>
     <w:p>
       <w:pPr>
@@ -677,21 +619,8 @@
           <w:numId w:val="14"/>
         </w:numPr>
       </w:pPr>
-      <w:proofErr w:type="spellStart"/>
-      <w:r>
-        <w:t>Skeleton</w:t>
-      </w:r>
-      <w:proofErr w:type="spellEnd"/>
-      <w:r>
-        <w:t xml:space="preserve"> </w:t>
-      </w:r>
-      <w:proofErr w:type="spellStart"/>
-      <w:r>
-        <w:t>screens</w:t>
-      </w:r>
-      <w:proofErr w:type="spellEnd"/>
-      <w:r>
-        <w:t xml:space="preserve"> maken</w:t>
+      <w:r>
+        <w:t>Skeleton screens maken</w:t>
       </w:r>
     </w:p>
     <w:p>
@@ -703,23 +632,7 @@
         </w:numPr>
       </w:pPr>
       <w:r>
-        <w:t xml:space="preserve">Audit </w:t>
-      </w:r>
-      <w:proofErr w:type="spellStart"/>
-      <w:r>
-        <w:t>trails</w:t>
-      </w:r>
-      <w:proofErr w:type="spellEnd"/>
-      <w:r>
-        <w:t xml:space="preserve"> en </w:t>
-      </w:r>
-      <w:proofErr w:type="spellStart"/>
-      <w:r>
-        <w:t>logging</w:t>
-      </w:r>
-      <w:proofErr w:type="spellEnd"/>
-      <w:r>
-        <w:t xml:space="preserve"> zodat we dingen kunnen terugdraaien</w:t>
+        <w:t>Audit trails en logging zodat we dingen kunnen terugdraaien</w:t>
       </w:r>
     </w:p>
     <w:p/>
@@ -950,7 +863,7 @@
         <v:path o:extrusionok="f" gradientshapeok="t" o:connecttype="rect"/>
         <o:lock v:ext="edit" aspectratio="t"/>
       </v:shapetype>
-      <v:shape id="_x0000_i1025" type="#_x0000_t75" style="width:138.5pt;height:85.5pt" o:bullet="t">
+      <v:shape id="_x0000_i1025" type="#_x0000_t75" style="width:138.75pt;height:85.5pt" o:bullet="t">
         <v:imagedata r:id="rId1" o:title="Bloei symbool horizontaal"/>
       </v:shape>
     </w:pict>
@@ -2804,6 +2717,92 @@
     </w:lvl>
   </w:abstractNum>
   <w:abstractNum w:abstractNumId="20" w15:restartNumberingAfterBreak="0">
+    <w:nsid w:val="5AEE315C"/>
+    <w:multiLevelType w:val="hybridMultilevel"/>
+    <w:tmpl w:val="778A7C70"/>
+    <w:lvl w:ilvl="0" w:tplc="FFFFFFFF">
+      <w:start w:val="1"/>
+      <w:numFmt w:val="decimal"/>
+      <w:lvlText w:val="%1."/>
+      <w:lvlJc w:val="left"/>
+      <w:pPr>
+        <w:ind w:left="720" w:hanging="360"/>
+      </w:pPr>
+    </w:lvl>
+    <w:lvl w:ilvl="1" w:tplc="FFFFFFFF" w:tentative="1">
+      <w:start w:val="1"/>
+      <w:numFmt w:val="lowerLetter"/>
+      <w:lvlText w:val="%2."/>
+      <w:lvlJc w:val="left"/>
+      <w:pPr>
+        <w:ind w:left="1440" w:hanging="360"/>
+      </w:pPr>
+    </w:lvl>
+    <w:lvl w:ilvl="2" w:tplc="FFFFFFFF" w:tentative="1">
+      <w:start w:val="1"/>
+      <w:numFmt w:val="lowerRoman"/>
+      <w:lvlText w:val="%3."/>
+      <w:lvlJc w:val="right"/>
+      <w:pPr>
+        <w:ind w:left="2160" w:hanging="180"/>
+      </w:pPr>
+    </w:lvl>
+    <w:lvl w:ilvl="3" w:tplc="FFFFFFFF" w:tentative="1">
+      <w:start w:val="1"/>
+      <w:numFmt w:val="decimal"/>
+      <w:lvlText w:val="%4."/>
+      <w:lvlJc w:val="left"/>
+      <w:pPr>
+        <w:ind w:left="2880" w:hanging="360"/>
+      </w:pPr>
+    </w:lvl>
+    <w:lvl w:ilvl="4" w:tplc="FFFFFFFF" w:tentative="1">
+      <w:start w:val="1"/>
+      <w:numFmt w:val="lowerLetter"/>
+      <w:lvlText w:val="%5."/>
+      <w:lvlJc w:val="left"/>
+      <w:pPr>
+        <w:ind w:left="3600" w:hanging="360"/>
+      </w:pPr>
+    </w:lvl>
+    <w:lvl w:ilvl="5" w:tplc="FFFFFFFF" w:tentative="1">
+      <w:start w:val="1"/>
+      <w:numFmt w:val="lowerRoman"/>
+      <w:lvlText w:val="%6."/>
+      <w:lvlJc w:val="right"/>
+      <w:pPr>
+        <w:ind w:left="4320" w:hanging="180"/>
+      </w:pPr>
+    </w:lvl>
+    <w:lvl w:ilvl="6" w:tplc="FFFFFFFF" w:tentative="1">
+      <w:start w:val="1"/>
+      <w:numFmt w:val="decimal"/>
+      <w:lvlText w:val="%7."/>
+      <w:lvlJc w:val="left"/>
+      <w:pPr>
+        <w:ind w:left="5040" w:hanging="360"/>
+      </w:pPr>
+    </w:lvl>
+    <w:lvl w:ilvl="7" w:tplc="FFFFFFFF" w:tentative="1">
+      <w:start w:val="1"/>
+      <w:numFmt w:val="lowerLetter"/>
+      <w:lvlText w:val="%8."/>
+      <w:lvlJc w:val="left"/>
+      <w:pPr>
+        <w:ind w:left="5760" w:hanging="360"/>
+      </w:pPr>
+    </w:lvl>
+    <w:lvl w:ilvl="8" w:tplc="FFFFFFFF" w:tentative="1">
+      <w:start w:val="1"/>
+      <w:numFmt w:val="lowerRoman"/>
+      <w:lvlText w:val="%9."/>
+      <w:lvlJc w:val="right"/>
+      <w:pPr>
+        <w:ind w:left="6480" w:hanging="180"/>
+      </w:pPr>
+    </w:lvl>
+  </w:abstractNum>
+  <w:abstractNum w:abstractNumId="21" w15:restartNumberingAfterBreak="0">
     <w:nsid w:val="5C6E4174"/>
     <w:multiLevelType w:val="hybridMultilevel"/>
     <w:tmpl w:val="CDDE5098"/>
@@ -2892,7 +2891,7 @@
       </w:pPr>
     </w:lvl>
   </w:abstractNum>
-  <w:abstractNum w:abstractNumId="21" w15:restartNumberingAfterBreak="0">
+  <w:abstractNum w:abstractNumId="22" w15:restartNumberingAfterBreak="0">
     <w:nsid w:val="67A445E7"/>
     <w:multiLevelType w:val="hybridMultilevel"/>
     <w:tmpl w:val="D5E8A2A0"/>
@@ -2981,7 +2980,7 @@
       </w:pPr>
     </w:lvl>
   </w:abstractNum>
-  <w:abstractNum w:abstractNumId="22" w15:restartNumberingAfterBreak="0">
+  <w:abstractNum w:abstractNumId="23" w15:restartNumberingAfterBreak="0">
     <w:nsid w:val="77EA28BC"/>
     <w:multiLevelType w:val="hybridMultilevel"/>
     <w:tmpl w:val="81786030"/>
@@ -3070,10 +3069,10 @@
       </w:pPr>
     </w:lvl>
   </w:abstractNum>
-  <w:abstractNum w:abstractNumId="23" w15:restartNumberingAfterBreak="0">
+  <w:abstractNum w:abstractNumId="24" w15:restartNumberingAfterBreak="0">
     <w:nsid w:val="7AAD09D2"/>
     <w:multiLevelType w:val="hybridMultilevel"/>
-    <w:tmpl w:val="F3F6DDFA"/>
+    <w:tmpl w:val="778A7C70"/>
     <w:lvl w:ilvl="0" w:tplc="0413000F">
       <w:start w:val="1"/>
       <w:numFmt w:val="decimal"/>
@@ -3156,7 +3155,7 @@
       </w:pPr>
     </w:lvl>
   </w:abstractNum>
-  <w:abstractNum w:abstractNumId="24" w15:restartNumberingAfterBreak="0">
+  <w:abstractNum w:abstractNumId="25" w15:restartNumberingAfterBreak="0">
     <w:nsid w:val="7D7E25A3"/>
     <w:multiLevelType w:val="hybridMultilevel"/>
     <w:tmpl w:val="1A046732"/>
@@ -3242,7 +3241,7 @@
       </w:pPr>
     </w:lvl>
   </w:abstractNum>
-  <w:abstractNum w:abstractNumId="25" w15:restartNumberingAfterBreak="0">
+  <w:abstractNum w:abstractNumId="26" w15:restartNumberingAfterBreak="0">
     <w:nsid w:val="7E177BC0"/>
     <w:multiLevelType w:val="hybridMultilevel"/>
     <w:tmpl w:val="A3382D5A"/>
@@ -3328,7 +3327,7 @@
       </w:pPr>
     </w:lvl>
   </w:abstractNum>
-  <w:abstractNum w:abstractNumId="26" w15:restartNumberingAfterBreak="0">
+  <w:abstractNum w:abstractNumId="27" w15:restartNumberingAfterBreak="0">
     <w:nsid w:val="7FC27E1C"/>
     <w:multiLevelType w:val="hybridMultilevel"/>
     <w:tmpl w:val="A4EC61AC"/>
@@ -3457,10 +3456,10 @@
     <w:abstractNumId w:val="16"/>
   </w:num>
   <w:num w:numId="6" w16cid:durableId="382411352">
-    <w:abstractNumId w:val="22"/>
+    <w:abstractNumId w:val="23"/>
   </w:num>
   <w:num w:numId="7" w16cid:durableId="1667125263">
-    <w:abstractNumId w:val="21"/>
+    <w:abstractNumId w:val="22"/>
   </w:num>
   <w:num w:numId="8" w16cid:durableId="1585648028">
     <w:abstractNumId w:val="9"/>
@@ -3472,7 +3471,7 @@
     <w:abstractNumId w:val="2"/>
   </w:num>
   <w:num w:numId="11" w16cid:durableId="1752121715">
-    <w:abstractNumId w:val="20"/>
+    <w:abstractNumId w:val="21"/>
   </w:num>
   <w:num w:numId="12" w16cid:durableId="1825123615">
     <w:abstractNumId w:val="14"/>
@@ -3484,7 +3483,7 @@
     <w:abstractNumId w:val="0"/>
   </w:num>
   <w:num w:numId="15" w16cid:durableId="825436499">
-    <w:abstractNumId w:val="26"/>
+    <w:abstractNumId w:val="27"/>
   </w:num>
   <w:num w:numId="16" w16cid:durableId="906039698">
     <w:abstractNumId w:val="12"/>
@@ -3514,13 +3513,16 @@
     <w:abstractNumId w:val="4"/>
   </w:num>
   <w:num w:numId="25" w16cid:durableId="2021736958">
-    <w:abstractNumId w:val="23"/>
+    <w:abstractNumId w:val="24"/>
   </w:num>
   <w:num w:numId="26" w16cid:durableId="2137987920">
-    <w:abstractNumId w:val="24"/>
+    <w:abstractNumId w:val="25"/>
   </w:num>
   <w:num w:numId="27" w16cid:durableId="17320364">
-    <w:abstractNumId w:val="25"/>
+    <w:abstractNumId w:val="26"/>
+  </w:num>
+  <w:num w:numId="28" w16cid:durableId="1531142940">
+    <w:abstractNumId w:val="20"/>
   </w:num>
 </w:numbering>
 </file>
@@ -4941,7 +4943,14 @@
 </file>
 
 <file path=customXml/item1.xml><?xml version="1.0" encoding="utf-8"?>
-<b:Sources xmlns:b="http://schemas.openxmlformats.org/officeDocument/2006/bibliography" xmlns="http://schemas.openxmlformats.org/officeDocument/2006/bibliography" SelectedStyle="\APASixthEditionOfficeOnline.xsl" StyleName="APA" Version="6"/>
+<p:properties xmlns:p="http://schemas.microsoft.com/office/2006/metadata/properties" xmlns:xsi="http://www.w3.org/2001/XMLSchema-instance" xmlns:pc="http://schemas.microsoft.com/office/infopath/2007/PartnerControls">
+  <documentManagement>
+    <lcf76f155ced4ddcb4097134ff3c332f xmlns="08383384-0503-4771-b2ba-6fc3d51bf656">
+      <Terms xmlns="http://schemas.microsoft.com/office/infopath/2007/PartnerControls"/>
+    </lcf76f155ced4ddcb4097134ff3c332f>
+    <TaxCatchAll xmlns="c0acec82-785e-4a01-8b49-a31886450b92" xsi:nil="true"/>
+  </documentManagement>
+</p:properties>
 </file>
 
 <file path=customXml/item2.xml><?xml version="1.0" encoding="utf-8"?>
@@ -4954,14 +4963,7 @@
 </file>
 
 <file path=customXml/item3.xml><?xml version="1.0" encoding="utf-8"?>
-<p:properties xmlns:p="http://schemas.microsoft.com/office/2006/metadata/properties" xmlns:xsi="http://www.w3.org/2001/XMLSchema-instance" xmlns:pc="http://schemas.microsoft.com/office/infopath/2007/PartnerControls">
-  <documentManagement>
-    <lcf76f155ced4ddcb4097134ff3c332f xmlns="08383384-0503-4771-b2ba-6fc3d51bf656">
-      <Terms xmlns="http://schemas.microsoft.com/office/infopath/2007/PartnerControls"/>
-    </lcf76f155ced4ddcb4097134ff3c332f>
-    <TaxCatchAll xmlns="c0acec82-785e-4a01-8b49-a31886450b92" xsi:nil="true"/>
-  </documentManagement>
-</p:properties>
+<b:Sources xmlns:b="http://schemas.openxmlformats.org/officeDocument/2006/bibliography" xmlns="http://schemas.openxmlformats.org/officeDocument/2006/bibliography" SelectedStyle="\APASixthEditionOfficeOnline.xsl" StyleName="APA" Version="6"/>
 </file>
 
 <file path=customXml/item4.xml><?xml version="1.0" encoding="utf-8"?>
@@ -5172,9 +5174,12 @@
 </file>
 
 <file path=customXml/itemProps1.xml><?xml version="1.0" encoding="utf-8"?>
-<ds:datastoreItem xmlns:ds="http://schemas.openxmlformats.org/officeDocument/2006/customXml" ds:itemID="{C077093E-3BC1-48A6-8480-2DA9C69EAEE0}">
+<ds:datastoreItem xmlns:ds="http://schemas.openxmlformats.org/officeDocument/2006/customXml" ds:itemID="{B4284606-6258-4C09-90D8-5C84A71D11A6}">
   <ds:schemaRefs>
-    <ds:schemaRef ds:uri="http://schemas.openxmlformats.org/officeDocument/2006/bibliography"/>
+    <ds:schemaRef ds:uri="http://schemas.microsoft.com/office/2006/metadata/properties"/>
+    <ds:schemaRef ds:uri="http://schemas.microsoft.com/office/infopath/2007/PartnerControls"/>
+    <ds:schemaRef ds:uri="08383384-0503-4771-b2ba-6fc3d51bf656"/>
+    <ds:schemaRef ds:uri="c0acec82-785e-4a01-8b49-a31886450b92"/>
   </ds:schemaRefs>
 </ds:datastoreItem>
 </file>
@@ -5188,12 +5193,9 @@
 </file>
 
 <file path=customXml/itemProps3.xml><?xml version="1.0" encoding="utf-8"?>
-<ds:datastoreItem xmlns:ds="http://schemas.openxmlformats.org/officeDocument/2006/customXml" ds:itemID="{B4284606-6258-4C09-90D8-5C84A71D11A6}">
+<ds:datastoreItem xmlns:ds="http://schemas.openxmlformats.org/officeDocument/2006/customXml" ds:itemID="{C077093E-3BC1-48A6-8480-2DA9C69EAEE0}">
   <ds:schemaRefs>
-    <ds:schemaRef ds:uri="http://schemas.microsoft.com/office/2006/metadata/properties"/>
-    <ds:schemaRef ds:uri="http://schemas.microsoft.com/office/infopath/2007/PartnerControls"/>
-    <ds:schemaRef ds:uri="08383384-0503-4771-b2ba-6fc3d51bf656"/>
-    <ds:schemaRef ds:uri="c0acec82-785e-4a01-8b49-a31886450b92"/>
+    <ds:schemaRef ds:uri="http://schemas.openxmlformats.org/officeDocument/2006/bibliography"/>
   </ds:schemaRefs>
 </ds:datastoreItem>
 </file>

--- a/To-do's.docx
+++ b/To-do's.docx
@@ -23,12 +23,14 @@
           <w:lang w:val="en-US"/>
         </w:rPr>
       </w:pPr>
+      <w:proofErr w:type="spellStart"/>
       <w:r>
         <w:rPr>
           <w:lang w:val="en-US"/>
         </w:rPr>
         <w:t>Topbar</w:t>
       </w:r>
+      <w:proofErr w:type="spellEnd"/>
     </w:p>
     <w:p>
       <w:pPr>
@@ -212,12 +214,14 @@
           <w:lang w:val="en-US"/>
         </w:rPr>
       </w:pPr>
+      <w:proofErr w:type="spellStart"/>
       <w:r>
         <w:rPr>
           <w:lang w:val="en-US"/>
         </w:rPr>
         <w:t>Spelers</w:t>
       </w:r>
+      <w:proofErr w:type="spellEnd"/>
     </w:p>
     <w:p>
       <w:pPr>
@@ -227,6 +231,28 @@
           <w:numId w:val="16"/>
         </w:numPr>
       </w:pPr>
+      <w:r>
+        <w:t xml:space="preserve">Select </w:t>
+      </w:r>
+      <w:proofErr w:type="spellStart"/>
+      <w:r>
+        <w:t>all</w:t>
+      </w:r>
+      <w:proofErr w:type="spellEnd"/>
+      <w:r>
+        <w:t xml:space="preserve"> </w:t>
+      </w:r>
+      <w:proofErr w:type="spellStart"/>
+      <w:r>
+        <w:t>checkbox</w:t>
+      </w:r>
+      <w:proofErr w:type="spellEnd"/>
+      <w:r>
+        <w:t xml:space="preserve"> beter uitlijnen </w:t>
+      </w:r>
+      <w:r>
+        <w:t>met zoekveld bij naam</w:t>
+      </w:r>
     </w:p>
     <w:p/>
     <w:p>
@@ -307,10 +333,23 @@
         <w:t xml:space="preserve">Instellingen </w:t>
       </w:r>
       <w:r>
-        <w:t xml:space="preserve">en anaylyse </w:t>
-      </w:r>
-      <w:r>
-        <w:t>modal groter maken</w:t>
+        <w:t xml:space="preserve">en </w:t>
+      </w:r>
+      <w:proofErr w:type="spellStart"/>
+      <w:r>
+        <w:t>anaylyse</w:t>
+      </w:r>
+      <w:proofErr w:type="spellEnd"/>
+      <w:r>
+        <w:t xml:space="preserve"> </w:t>
+      </w:r>
+      <w:proofErr w:type="spellStart"/>
+      <w:r>
+        <w:t>modal</w:t>
+      </w:r>
+      <w:proofErr w:type="spellEnd"/>
+      <w:r>
+        <w:t xml:space="preserve"> groter maken</w:t>
       </w:r>
       <w:r>
         <w:t xml:space="preserve"> voor meer ruimte.</w:t>
@@ -347,7 +386,15 @@
         </w:numPr>
       </w:pPr>
       <w:r>
-        <w:t xml:space="preserve">Wanneer je een taak bekijkt is de omlijning van de modal niet blauw. Daarnaast opmaak wat mooier maken en wellicht mogelijk maken om het te wijzigen? </w:t>
+        <w:t xml:space="preserve">Wanneer je een taak bekijkt is de omlijning van de </w:t>
+      </w:r>
+      <w:proofErr w:type="spellStart"/>
+      <w:r>
+        <w:t>modal</w:t>
+      </w:r>
+      <w:proofErr w:type="spellEnd"/>
+      <w:r>
+        <w:t xml:space="preserve"> niet blauw. Daarnaast opmaak wat mooier maken en wellicht mogelijk maken om het te wijzigen? </w:t>
       </w:r>
     </w:p>
     <w:p/>
@@ -368,7 +415,15 @@
         </w:numPr>
       </w:pPr>
       <w:r>
-        <w:t xml:space="preserve">Contactmoment klikbaar maken zodat ook de notities zichtbaar zijn. En mogelijk maken om de </w:t>
+        <w:t xml:space="preserve">Contactmoment </w:t>
+      </w:r>
+      <w:proofErr w:type="spellStart"/>
+      <w:r>
+        <w:t>klikbaar</w:t>
+      </w:r>
+      <w:proofErr w:type="spellEnd"/>
+      <w:r>
+        <w:t xml:space="preserve"> maken zodat ook de notities zichtbaar zijn. En mogelijk maken om de </w:t>
       </w:r>
       <w:r>
         <w:t>contacten te wijzigen?</w:t>
@@ -455,7 +510,15 @@
         <w:t xml:space="preserve">Flow achter </w:t>
       </w:r>
       <w:r>
-        <w:t>gebruiker uitnodigen (e-mails versturen etc).</w:t>
+        <w:t xml:space="preserve">gebruiker uitnodigen (e-mails versturen </w:t>
+      </w:r>
+      <w:proofErr w:type="spellStart"/>
+      <w:r>
+        <w:t>etc</w:t>
+      </w:r>
+      <w:proofErr w:type="spellEnd"/>
+      <w:r>
+        <w:t>).</w:t>
       </w:r>
     </w:p>
     <w:p/>
@@ -463,9 +526,11 @@
       <w:pPr>
         <w:pStyle w:val="Kop2"/>
       </w:pPr>
+      <w:proofErr w:type="spellStart"/>
       <w:r>
         <w:t>Superadmin</w:t>
       </w:r>
+      <w:proofErr w:type="spellEnd"/>
     </w:p>
     <w:p/>
     <w:p/>
@@ -532,7 +597,15 @@
         </w:numPr>
       </w:pPr>
       <w:r>
-        <w:t>Radar chart ook zichtbaar maken bij pop-up als je op naam speler gaat staan</w:t>
+        <w:t xml:space="preserve">Radar </w:t>
+      </w:r>
+      <w:proofErr w:type="spellStart"/>
+      <w:r>
+        <w:t>chart</w:t>
+      </w:r>
+      <w:proofErr w:type="spellEnd"/>
+      <w:r>
+        <w:t xml:space="preserve"> ook zichtbaar maken bij pop-up als je op naam speler gaat staan</w:t>
       </w:r>
     </w:p>
     <w:p>
@@ -544,7 +617,15 @@
         </w:numPr>
       </w:pPr>
       <w:r>
-        <w:t>Kleuren voor processtappen etc?</w:t>
+        <w:t xml:space="preserve">Kleuren voor processtappen </w:t>
+      </w:r>
+      <w:proofErr w:type="spellStart"/>
+      <w:r>
+        <w:t>etc</w:t>
+      </w:r>
+      <w:proofErr w:type="spellEnd"/>
+      <w:r>
+        <w:t>?</w:t>
       </w:r>
     </w:p>
     <w:p/>
@@ -564,9 +645,19 @@
           <w:numId w:val="12"/>
         </w:numPr>
       </w:pPr>
-      <w:r>
-        <w:t>Two-Factor authentication</w:t>
-      </w:r>
+      <w:proofErr w:type="spellStart"/>
+      <w:r>
+        <w:t>Two</w:t>
+      </w:r>
+      <w:proofErr w:type="spellEnd"/>
+      <w:r>
+        <w:t xml:space="preserve">-Factor </w:t>
+      </w:r>
+      <w:proofErr w:type="spellStart"/>
+      <w:r>
+        <w:t>authentication</w:t>
+      </w:r>
+      <w:proofErr w:type="spellEnd"/>
     </w:p>
     <w:p>
       <w:pPr>
@@ -577,7 +668,15 @@
         </w:numPr>
       </w:pPr>
       <w:r>
-        <w:t>Demo omgeving van football-scouting-platform zelf</w:t>
+        <w:t xml:space="preserve">Demo omgeving van </w:t>
+      </w:r>
+      <w:proofErr w:type="spellStart"/>
+      <w:r>
+        <w:t>football</w:t>
+      </w:r>
+      <w:proofErr w:type="spellEnd"/>
+      <w:r>
+        <w:t>-scouting-platform zelf</w:t>
       </w:r>
       <w:r>
         <w:t xml:space="preserve"> om potentiële gebruikers inzicht te geven in</w:t>
@@ -596,8 +695,29 @@
         <w:t>Pi</w:t>
       </w:r>
       <w:r>
-        <w:t>pelines van dev naar acc naar prod</w:t>
-      </w:r>
+        <w:t xml:space="preserve">pelines van </w:t>
+      </w:r>
+      <w:proofErr w:type="spellStart"/>
+      <w:r>
+        <w:t>dev</w:t>
+      </w:r>
+      <w:proofErr w:type="spellEnd"/>
+      <w:r>
+        <w:t xml:space="preserve"> naar </w:t>
+      </w:r>
+      <w:proofErr w:type="spellStart"/>
+      <w:r>
+        <w:t>acc</w:t>
+      </w:r>
+      <w:proofErr w:type="spellEnd"/>
+      <w:r>
+        <w:t xml:space="preserve"> naar </w:t>
+      </w:r>
+      <w:proofErr w:type="spellStart"/>
+      <w:r>
+        <w:t>prod</w:t>
+      </w:r>
+      <w:proofErr w:type="spellEnd"/>
     </w:p>
     <w:p>
       <w:pPr>
@@ -619,8 +739,21 @@
           <w:numId w:val="14"/>
         </w:numPr>
       </w:pPr>
-      <w:r>
-        <w:t>Skeleton screens maken</w:t>
+      <w:proofErr w:type="spellStart"/>
+      <w:r>
+        <w:t>Skeleton</w:t>
+      </w:r>
+      <w:proofErr w:type="spellEnd"/>
+      <w:r>
+        <w:t xml:space="preserve"> </w:t>
+      </w:r>
+      <w:proofErr w:type="spellStart"/>
+      <w:r>
+        <w:t>screens</w:t>
+      </w:r>
+      <w:proofErr w:type="spellEnd"/>
+      <w:r>
+        <w:t xml:space="preserve"> maken</w:t>
       </w:r>
     </w:p>
     <w:p>
@@ -632,7 +765,23 @@
         </w:numPr>
       </w:pPr>
       <w:r>
-        <w:t>Audit trails en logging zodat we dingen kunnen terugdraaien</w:t>
+        <w:t xml:space="preserve">Audit </w:t>
+      </w:r>
+      <w:proofErr w:type="spellStart"/>
+      <w:r>
+        <w:t>trails</w:t>
+      </w:r>
+      <w:proofErr w:type="spellEnd"/>
+      <w:r>
+        <w:t xml:space="preserve"> en </w:t>
+      </w:r>
+      <w:proofErr w:type="spellStart"/>
+      <w:r>
+        <w:t>logging</w:t>
+      </w:r>
+      <w:proofErr w:type="spellEnd"/>
+      <w:r>
+        <w:t xml:space="preserve"> zodat we dingen kunnen terugdraaien</w:t>
       </w:r>
     </w:p>
     <w:p/>
@@ -863,7 +1012,7 @@
         <v:path o:extrusionok="f" gradientshapeok="t" o:connecttype="rect"/>
         <o:lock v:ext="edit" aspectratio="t"/>
       </v:shapetype>
-      <v:shape id="_x0000_i1025" type="#_x0000_t75" style="width:138.75pt;height:85.5pt" o:bullet="t">
+      <v:shape id="_x0000_i1025" type="#_x0000_t75" style="width:139pt;height:85.4pt" o:bullet="t">
         <v:imagedata r:id="rId1" o:title="Bloei symbool horizontaal"/>
       </v:shape>
     </w:pict>
@@ -4943,14 +5092,7 @@
 </file>
 
 <file path=customXml/item1.xml><?xml version="1.0" encoding="utf-8"?>
-<p:properties xmlns:p="http://schemas.microsoft.com/office/2006/metadata/properties" xmlns:xsi="http://www.w3.org/2001/XMLSchema-instance" xmlns:pc="http://schemas.microsoft.com/office/infopath/2007/PartnerControls">
-  <documentManagement>
-    <lcf76f155ced4ddcb4097134ff3c332f xmlns="08383384-0503-4771-b2ba-6fc3d51bf656">
-      <Terms xmlns="http://schemas.microsoft.com/office/infopath/2007/PartnerControls"/>
-    </lcf76f155ced4ddcb4097134ff3c332f>
-    <TaxCatchAll xmlns="c0acec82-785e-4a01-8b49-a31886450b92" xsi:nil="true"/>
-  </documentManagement>
-</p:properties>
+<b:Sources xmlns:b="http://schemas.openxmlformats.org/officeDocument/2006/bibliography" xmlns="http://schemas.openxmlformats.org/officeDocument/2006/bibliography" SelectedStyle="\APASixthEditionOfficeOnline.xsl" StyleName="APA" Version="6"/>
 </file>
 
 <file path=customXml/item2.xml><?xml version="1.0" encoding="utf-8"?>
@@ -4963,7 +5105,14 @@
 </file>
 
 <file path=customXml/item3.xml><?xml version="1.0" encoding="utf-8"?>
-<b:Sources xmlns:b="http://schemas.openxmlformats.org/officeDocument/2006/bibliography" xmlns="http://schemas.openxmlformats.org/officeDocument/2006/bibliography" SelectedStyle="\APASixthEditionOfficeOnline.xsl" StyleName="APA" Version="6"/>
+<p:properties xmlns:p="http://schemas.microsoft.com/office/2006/metadata/properties" xmlns:xsi="http://www.w3.org/2001/XMLSchema-instance" xmlns:pc="http://schemas.microsoft.com/office/infopath/2007/PartnerControls">
+  <documentManagement>
+    <lcf76f155ced4ddcb4097134ff3c332f xmlns="08383384-0503-4771-b2ba-6fc3d51bf656">
+      <Terms xmlns="http://schemas.microsoft.com/office/infopath/2007/PartnerControls"/>
+    </lcf76f155ced4ddcb4097134ff3c332f>
+    <TaxCatchAll xmlns="c0acec82-785e-4a01-8b49-a31886450b92" xsi:nil="true"/>
+  </documentManagement>
+</p:properties>
 </file>
 
 <file path=customXml/item4.xml><?xml version="1.0" encoding="utf-8"?>
@@ -5174,12 +5323,9 @@
 </file>
 
 <file path=customXml/itemProps1.xml><?xml version="1.0" encoding="utf-8"?>
-<ds:datastoreItem xmlns:ds="http://schemas.openxmlformats.org/officeDocument/2006/customXml" ds:itemID="{B4284606-6258-4C09-90D8-5C84A71D11A6}">
+<ds:datastoreItem xmlns:ds="http://schemas.openxmlformats.org/officeDocument/2006/customXml" ds:itemID="{C077093E-3BC1-48A6-8480-2DA9C69EAEE0}">
   <ds:schemaRefs>
-    <ds:schemaRef ds:uri="http://schemas.microsoft.com/office/2006/metadata/properties"/>
-    <ds:schemaRef ds:uri="http://schemas.microsoft.com/office/infopath/2007/PartnerControls"/>
-    <ds:schemaRef ds:uri="08383384-0503-4771-b2ba-6fc3d51bf656"/>
-    <ds:schemaRef ds:uri="c0acec82-785e-4a01-8b49-a31886450b92"/>
+    <ds:schemaRef ds:uri="http://schemas.openxmlformats.org/officeDocument/2006/bibliography"/>
   </ds:schemaRefs>
 </ds:datastoreItem>
 </file>
@@ -5193,9 +5339,12 @@
 </file>
 
 <file path=customXml/itemProps3.xml><?xml version="1.0" encoding="utf-8"?>
-<ds:datastoreItem xmlns:ds="http://schemas.openxmlformats.org/officeDocument/2006/customXml" ds:itemID="{C077093E-3BC1-48A6-8480-2DA9C69EAEE0}">
+<ds:datastoreItem xmlns:ds="http://schemas.openxmlformats.org/officeDocument/2006/customXml" ds:itemID="{B4284606-6258-4C09-90D8-5C84A71D11A6}">
   <ds:schemaRefs>
-    <ds:schemaRef ds:uri="http://schemas.openxmlformats.org/officeDocument/2006/bibliography"/>
+    <ds:schemaRef ds:uri="http://schemas.microsoft.com/office/2006/metadata/properties"/>
+    <ds:schemaRef ds:uri="http://schemas.microsoft.com/office/infopath/2007/PartnerControls"/>
+    <ds:schemaRef ds:uri="08383384-0503-4771-b2ba-6fc3d51bf656"/>
+    <ds:schemaRef ds:uri="c0acec82-785e-4a01-8b49-a31886450b92"/>
   </ds:schemaRefs>
 </ds:datastoreItem>
 </file>

--- a/To-do's.docx
+++ b/To-do's.docx
@@ -254,6 +254,47 @@
         <w:t>met zoekveld bij naam</w:t>
       </w:r>
     </w:p>
+    <w:p>
+      <w:pPr>
+        <w:pStyle w:val="Lijstalinea"/>
+        <w:numPr>
+          <w:ilvl w:val="0"/>
+          <w:numId w:val="16"/>
+        </w:numPr>
+        <w:rPr>
+          <w:strike/>
+        </w:rPr>
+      </w:pPr>
+      <w:r>
+        <w:rPr>
+          <w:strike/>
+        </w:rPr>
+        <w:t>Onthouden van de ingestelde kolommen die wel/niet getoond worden.</w:t>
+      </w:r>
+    </w:p>
+    <w:p>
+      <w:pPr>
+        <w:pStyle w:val="Lijstalinea"/>
+        <w:numPr>
+          <w:ilvl w:val="0"/>
+          <w:numId w:val="16"/>
+        </w:numPr>
+      </w:pPr>
+      <w:proofErr w:type="spellStart"/>
+      <w:r>
+        <w:t>Skeleton</w:t>
+      </w:r>
+      <w:proofErr w:type="spellEnd"/>
+      <w:r>
+        <w:t xml:space="preserve"> </w:t>
+      </w:r>
+      <w:r>
+        <w:t>screen</w:t>
+      </w:r>
+      <w:r>
+        <w:t xml:space="preserve"> mooier maken</w:t>
+      </w:r>
+    </w:p>
     <w:p/>
     <w:p>
       <w:pPr>
@@ -273,11 +314,13 @@
       </w:pPr>
     </w:p>
     <w:p/>
+    <w:p/>
     <w:p>
       <w:pPr>
         <w:pStyle w:val="Kop2"/>
       </w:pPr>
       <w:r>
+        <w:lastRenderedPageBreak/>
         <w:t>Selectie</w:t>
       </w:r>
       <w:r>
@@ -296,7 +339,10 @@
         <w:t>Items boven het voetbalveld naar rechts (of instellingen plaatsen)</w:t>
       </w:r>
       <w:r>
-        <w:t xml:space="preserve"> en titel van de pagina toevoegen.</w:t>
+        <w:t xml:space="preserve"> en titel van de pagina toevoegen</w:t>
+      </w:r>
+      <w:r>
+        <w:t>?</w:t>
       </w:r>
     </w:p>
     <w:p>
@@ -306,19 +352,55 @@
           <w:ilvl w:val="0"/>
           <w:numId w:val="20"/>
         </w:numPr>
-      </w:pPr>
-      <w:r>
-        <w:lastRenderedPageBreak/>
-        <w:t>Voetbalveld iets breder maken</w:t>
-      </w:r>
-      <w:r>
-        <w:t>, laten we de breedte pakken van de hele kaart die erachter zit. De blauwe lijn mag minder dik</w:t>
-      </w:r>
-      <w:r>
-        <w:t>. De 16 meter en 5 meter zijn geen doelgebied zoals het hoort. De ruimte voor de kaarten van de posities zijn prima zo, mogen zelfs een</w:t>
-      </w:r>
-      <w:r>
-        <w:t xml:space="preserve"> tikkeltje groter.</w:t>
+        <w:rPr>
+          <w:strike/>
+        </w:rPr>
+      </w:pPr>
+      <w:r>
+        <w:rPr>
+          <w:strike/>
+        </w:rPr>
+        <w:t xml:space="preserve">Instellingen </w:t>
+      </w:r>
+      <w:r>
+        <w:rPr>
+          <w:strike/>
+        </w:rPr>
+        <w:t xml:space="preserve">en </w:t>
+      </w:r>
+      <w:proofErr w:type="spellStart"/>
+      <w:r>
+        <w:rPr>
+          <w:strike/>
+        </w:rPr>
+        <w:t>anaylyse</w:t>
+      </w:r>
+      <w:proofErr w:type="spellEnd"/>
+      <w:r>
+        <w:rPr>
+          <w:strike/>
+        </w:rPr>
+        <w:t xml:space="preserve"> </w:t>
+      </w:r>
+      <w:proofErr w:type="spellStart"/>
+      <w:r>
+        <w:rPr>
+          <w:strike/>
+        </w:rPr>
+        <w:t>modal</w:t>
+      </w:r>
+      <w:proofErr w:type="spellEnd"/>
+      <w:r>
+        <w:rPr>
+          <w:strike/>
+        </w:rPr>
+        <w:t xml:space="preserve"> groter maken</w:t>
+      </w:r>
+      <w:r>
+        <w:rPr>
+          <w:strike/>
+        </w:rPr>
+        <w:t xml:space="preserve"> voor meer ruimte.</w:t>
       </w:r>
     </w:p>
     <w:p>
@@ -330,44 +412,9 @@
         </w:numPr>
       </w:pPr>
       <w:r>
-        <w:t xml:space="preserve">Instellingen </w:t>
-      </w:r>
-      <w:r>
-        <w:t xml:space="preserve">en </w:t>
-      </w:r>
-      <w:proofErr w:type="spellStart"/>
-      <w:r>
-        <w:t>anaylyse</w:t>
-      </w:r>
-      <w:proofErr w:type="spellEnd"/>
-      <w:r>
-        <w:t xml:space="preserve"> </w:t>
-      </w:r>
-      <w:proofErr w:type="spellStart"/>
-      <w:r>
-        <w:t>modal</w:t>
-      </w:r>
-      <w:proofErr w:type="spellEnd"/>
-      <w:r>
-        <w:t xml:space="preserve"> groter maken</w:t>
-      </w:r>
-      <w:r>
-        <w:t xml:space="preserve"> voor meer ruimte.</w:t>
+        <w:t>Selectie per team onthouden, dus één voor elk ingestelde team.</w:t>
       </w:r>
     </w:p>
-    <w:p>
-      <w:pPr>
-        <w:pStyle w:val="Lijstalinea"/>
-        <w:numPr>
-          <w:ilvl w:val="0"/>
-          <w:numId w:val="20"/>
-        </w:numPr>
-      </w:pPr>
-      <w:r>
-        <w:t>Opslaan van opstellingen in database per elftal en per seizoen, zodat dit niet telkens door de gebruiker gedaan hoeft te worden. Is het dan handig om dit per gebruiker te doen of standaard voor de hele club? Dat laatste is misschien onhandig voor als gebruikers opstellingen anders zien.</w:t>
-      </w:r>
-    </w:p>
-    <w:p/>
     <w:p/>
     <w:p>
       <w:pPr>
@@ -445,15 +492,20 @@
           <w:ilvl w:val="0"/>
           <w:numId w:val="11"/>
         </w:numPr>
-        <w:rPr>
-          <w:strike/>
-        </w:rPr>
-      </w:pPr>
-      <w:r>
-        <w:rPr>
-          <w:strike/>
-        </w:rPr>
-        <w:t>Header balk van tabel bij gebruikersbeheer is wit, hele tabel moet zelfde stijl hebben als tabel van spelers.</w:t>
+      </w:pPr>
+      <w:r>
+        <w:t xml:space="preserve">Flow achter </w:t>
+      </w:r>
+      <w:r>
+        <w:t xml:space="preserve">gebruiker uitnodigen (e-mails versturen </w:t>
+      </w:r>
+      <w:proofErr w:type="spellStart"/>
+      <w:r>
+        <w:t>etc</w:t>
+      </w:r>
+      <w:proofErr w:type="spellEnd"/>
+      <w:r>
+        <w:t>).</w:t>
       </w:r>
     </w:p>
     <w:p>
@@ -465,37 +517,7 @@
         </w:numPr>
       </w:pPr>
       <w:r>
-        <w:t>Acties bij gebruikers, zodat het mogelijk is om rechten in te trekken of te wijzigen</w:t>
-      </w:r>
-    </w:p>
-    <w:p>
-      <w:pPr>
-        <w:pStyle w:val="Lijstalinea"/>
-        <w:numPr>
-          <w:ilvl w:val="1"/>
-          <w:numId w:val="11"/>
-        </w:numPr>
-        <w:rPr>
-          <w:strike/>
-        </w:rPr>
-      </w:pPr>
-      <w:r>
-        <w:rPr>
-          <w:strike/>
-        </w:rPr>
-        <w:t>Vormgeving</w:t>
-      </w:r>
-    </w:p>
-    <w:p>
-      <w:pPr>
-        <w:pStyle w:val="Lijstalinea"/>
-        <w:numPr>
-          <w:ilvl w:val="1"/>
-          <w:numId w:val="11"/>
-        </w:numPr>
-      </w:pPr>
-      <w:r>
-        <w:t>Functionaliteit</w:t>
+        <w:t xml:space="preserve">2-FA instellen </w:t>
       </w:r>
     </w:p>
     <w:p>
@@ -507,18 +529,10 @@
         </w:numPr>
       </w:pPr>
       <w:r>
-        <w:t xml:space="preserve">Flow achter </w:t>
-      </w:r>
-      <w:r>
-        <w:t xml:space="preserve">gebruiker uitnodigen (e-mails versturen </w:t>
-      </w:r>
-      <w:proofErr w:type="spellStart"/>
-      <w:r>
-        <w:t>etc</w:t>
-      </w:r>
-      <w:proofErr w:type="spellEnd"/>
-      <w:r>
-        <w:t>).</w:t>
+        <w:t>Laatste scherm van spelers importeren</w:t>
+      </w:r>
+      <w:r>
+        <w:t xml:space="preserve"> met voltooien knop en navigeren naar spelers?</w:t>
       </w:r>
     </w:p>
     <w:p/>
@@ -539,7 +553,6 @@
         <w:pStyle w:val="Kop2"/>
       </w:pPr>
       <w:r>
-        <w:lastRenderedPageBreak/>
         <w:t>Clubprofiel</w:t>
       </w:r>
     </w:p>
@@ -560,6 +573,11 @@
     </w:p>
     <w:p/>
     <w:p/>
+    <w:p/>
+    <w:p/>
+    <w:p/>
+    <w:p/>
+    <w:p/>
     <w:p>
       <w:pPr>
         <w:pStyle w:val="Kop1"/>
@@ -587,6 +605,9 @@
       <w:r>
         <w:t>Mogelijkheid om spelers uit te nodigen om intake formulier in te vullen</w:t>
       </w:r>
+      <w:r>
+        <w:t>?</w:t>
+      </w:r>
     </w:p>
     <w:p>
       <w:pPr>
@@ -605,7 +626,16 @@
       </w:r>
       <w:proofErr w:type="spellEnd"/>
       <w:r>
-        <w:t xml:space="preserve"> ook zichtbaar maken bij pop-up als je op naam speler gaat staan</w:t>
+        <w:t xml:space="preserve"> </w:t>
+      </w:r>
+      <w:r>
+        <w:t xml:space="preserve">weer toevoegen en </w:t>
+      </w:r>
+      <w:r>
+        <w:t>ook zichtbaar maken bij pop-up als je op naam speler gaat staan</w:t>
+      </w:r>
+      <w:r>
+        <w:t>?</w:t>
       </w:r>
     </w:p>
     <w:p>
@@ -628,6 +658,18 @@
         <w:t>?</w:t>
       </w:r>
     </w:p>
+    <w:p>
+      <w:pPr>
+        <w:pStyle w:val="Lijstalinea"/>
+        <w:numPr>
+          <w:ilvl w:val="0"/>
+          <w:numId w:val="9"/>
+        </w:numPr>
+      </w:pPr>
+      <w:r>
+        <w:t>Wedstrijdstatistieken?</w:t>
+      </w:r>
+    </w:p>
     <w:p/>
     <w:p>
       <w:pPr>
@@ -685,6 +727,14 @@
     <w:p/>
     <w:p>
       <w:pPr>
+        <w:pStyle w:val="Kop2"/>
+      </w:pPr>
+      <w:r>
+        <w:t>Algemeen</w:t>
+      </w:r>
+    </w:p>
+    <w:p>
+      <w:pPr>
         <w:pStyle w:val="Lijstalinea"/>
         <w:numPr>
           <w:ilvl w:val="0"/>
@@ -739,21 +789,24 @@
           <w:numId w:val="14"/>
         </w:numPr>
       </w:pPr>
+      <w:r>
+        <w:t xml:space="preserve">Audit </w:t>
+      </w:r>
       <w:proofErr w:type="spellStart"/>
       <w:r>
-        <w:t>Skeleton</w:t>
+        <w:t>trails</w:t>
       </w:r>
       <w:proofErr w:type="spellEnd"/>
       <w:r>
-        <w:t xml:space="preserve"> </w:t>
+        <w:t xml:space="preserve"> en </w:t>
       </w:r>
       <w:proofErr w:type="spellStart"/>
       <w:r>
-        <w:t>screens</w:t>
+        <w:t>logging</w:t>
       </w:r>
       <w:proofErr w:type="spellEnd"/>
       <w:r>
-        <w:t xml:space="preserve"> maken</w:t>
+        <w:t xml:space="preserve"> zodat we dingen kunnen terugdraaien</w:t>
       </w:r>
     </w:p>
     <w:p>
@@ -764,24 +817,21 @@
           <w:numId w:val="14"/>
         </w:numPr>
       </w:pPr>
-      <w:r>
-        <w:t xml:space="preserve">Audit </w:t>
-      </w:r>
       <w:proofErr w:type="spellStart"/>
       <w:r>
-        <w:t>trails</w:t>
+        <w:t>Skeleton</w:t>
       </w:r>
       <w:proofErr w:type="spellEnd"/>
       <w:r>
-        <w:t xml:space="preserve"> en </w:t>
+        <w:t xml:space="preserve"> </w:t>
       </w:r>
       <w:proofErr w:type="spellStart"/>
       <w:r>
-        <w:t>logging</w:t>
+        <w:t>screens</w:t>
       </w:r>
       <w:proofErr w:type="spellEnd"/>
       <w:r>
-        <w:t xml:space="preserve"> zodat we dingen kunnen terugdraaien</w:t>
+        <w:t xml:space="preserve"> verbeteren en mooier opmaken</w:t>
       </w:r>
     </w:p>
     <w:p/>
@@ -1012,7 +1062,7 @@
         <v:path o:extrusionok="f" gradientshapeok="t" o:connecttype="rect"/>
         <o:lock v:ext="edit" aspectratio="t"/>
       </v:shapetype>
-      <v:shape id="_x0000_i1025" type="#_x0000_t75" style="width:139pt;height:85.4pt" o:bullet="t">
+      <v:shape id="_x0000_i1025" type="#_x0000_t75" style="width:138.5pt;height:85.5pt" o:bullet="t">
         <v:imagedata r:id="rId1" o:title="Bloei symbool horizontaal"/>
       </v:shape>
     </w:pict>
@@ -5092,7 +5142,14 @@
 </file>
 
 <file path=customXml/item1.xml><?xml version="1.0" encoding="utf-8"?>
-<b:Sources xmlns:b="http://schemas.openxmlformats.org/officeDocument/2006/bibliography" xmlns="http://schemas.openxmlformats.org/officeDocument/2006/bibliography" SelectedStyle="\APASixthEditionOfficeOnline.xsl" StyleName="APA" Version="6"/>
+<p:properties xmlns:p="http://schemas.microsoft.com/office/2006/metadata/properties" xmlns:xsi="http://www.w3.org/2001/XMLSchema-instance" xmlns:pc="http://schemas.microsoft.com/office/infopath/2007/PartnerControls">
+  <documentManagement>
+    <lcf76f155ced4ddcb4097134ff3c332f xmlns="08383384-0503-4771-b2ba-6fc3d51bf656">
+      <Terms xmlns="http://schemas.microsoft.com/office/infopath/2007/PartnerControls"/>
+    </lcf76f155ced4ddcb4097134ff3c332f>
+    <TaxCatchAll xmlns="c0acec82-785e-4a01-8b49-a31886450b92" xsi:nil="true"/>
+  </documentManagement>
+</p:properties>
 </file>
 
 <file path=customXml/item2.xml><?xml version="1.0" encoding="utf-8"?>
@@ -5105,14 +5162,7 @@
 </file>
 
 <file path=customXml/item3.xml><?xml version="1.0" encoding="utf-8"?>
-<p:properties xmlns:p="http://schemas.microsoft.com/office/2006/metadata/properties" xmlns:xsi="http://www.w3.org/2001/XMLSchema-instance" xmlns:pc="http://schemas.microsoft.com/office/infopath/2007/PartnerControls">
-  <documentManagement>
-    <lcf76f155ced4ddcb4097134ff3c332f xmlns="08383384-0503-4771-b2ba-6fc3d51bf656">
-      <Terms xmlns="http://schemas.microsoft.com/office/infopath/2007/PartnerControls"/>
-    </lcf76f155ced4ddcb4097134ff3c332f>
-    <TaxCatchAll xmlns="c0acec82-785e-4a01-8b49-a31886450b92" xsi:nil="true"/>
-  </documentManagement>
-</p:properties>
+<b:Sources xmlns:b="http://schemas.openxmlformats.org/officeDocument/2006/bibliography" xmlns="http://schemas.openxmlformats.org/officeDocument/2006/bibliography" SelectedStyle="\APASixthEditionOfficeOnline.xsl" StyleName="APA" Version="6"/>
 </file>
 
 <file path=customXml/item4.xml><?xml version="1.0" encoding="utf-8"?>
@@ -5323,9 +5373,12 @@
 </file>
 
 <file path=customXml/itemProps1.xml><?xml version="1.0" encoding="utf-8"?>
-<ds:datastoreItem xmlns:ds="http://schemas.openxmlformats.org/officeDocument/2006/customXml" ds:itemID="{C077093E-3BC1-48A6-8480-2DA9C69EAEE0}">
+<ds:datastoreItem xmlns:ds="http://schemas.openxmlformats.org/officeDocument/2006/customXml" ds:itemID="{B4284606-6258-4C09-90D8-5C84A71D11A6}">
   <ds:schemaRefs>
-    <ds:schemaRef ds:uri="http://schemas.openxmlformats.org/officeDocument/2006/bibliography"/>
+    <ds:schemaRef ds:uri="http://schemas.microsoft.com/office/2006/metadata/properties"/>
+    <ds:schemaRef ds:uri="http://schemas.microsoft.com/office/infopath/2007/PartnerControls"/>
+    <ds:schemaRef ds:uri="08383384-0503-4771-b2ba-6fc3d51bf656"/>
+    <ds:schemaRef ds:uri="c0acec82-785e-4a01-8b49-a31886450b92"/>
   </ds:schemaRefs>
 </ds:datastoreItem>
 </file>
@@ -5339,12 +5392,9 @@
 </file>
 
 <file path=customXml/itemProps3.xml><?xml version="1.0" encoding="utf-8"?>
-<ds:datastoreItem xmlns:ds="http://schemas.openxmlformats.org/officeDocument/2006/customXml" ds:itemID="{B4284606-6258-4C09-90D8-5C84A71D11A6}">
+<ds:datastoreItem xmlns:ds="http://schemas.openxmlformats.org/officeDocument/2006/customXml" ds:itemID="{C077093E-3BC1-48A6-8480-2DA9C69EAEE0}">
   <ds:schemaRefs>
-    <ds:schemaRef ds:uri="http://schemas.microsoft.com/office/2006/metadata/properties"/>
-    <ds:schemaRef ds:uri="http://schemas.microsoft.com/office/infopath/2007/PartnerControls"/>
-    <ds:schemaRef ds:uri="08383384-0503-4771-b2ba-6fc3d51bf656"/>
-    <ds:schemaRef ds:uri="c0acec82-785e-4a01-8b49-a31886450b92"/>
+    <ds:schemaRef ds:uri="http://schemas.openxmlformats.org/officeDocument/2006/bibliography"/>
   </ds:schemaRefs>
 </ds:datastoreItem>
 </file>
